--- a/build_dsr/InadmissibleScalingForecasts_anon.docx
+++ b/build_dsr/InadmissibleScalingForecasts_anon.docx
@@ -11,31 +11,7 @@
           <w:b/>
           <w:bCs/>
         </w:rPr>
-        <w:t xml:space="preserve">When Scaling Forecasts Are Inadmissible: A Diagnostic</w:t>
-      </w:r>
-      <w:r>
-        <w:br/>
-      </w:r>
-      <w:r>
-        <w:rPr>
-          <w:b/>
-          <w:bCs/>
-        </w:rPr>
-        <w:t xml:space="preserve">for Error</w:t>
-      </w:r>
-      <w:r>
-        <w:rPr>
-          <w:b/>
-          <w:bCs/>
-        </w:rPr>
-        <w:t xml:space="preserve"> </w:t>
-      </w:r>
-      <w:r>
-        <w:rPr>
-          <w:b/>
-          <w:bCs/>
-        </w:rPr>
-        <w:t xml:space="preserve">Decompositions</w:t>
+        <w:t xml:space="preserve">Decomposed Scaling Forecasts Need a Derived Total, Not a Fitted One</w:t>
       </w:r>
     </w:p>
     <w:p>
@@ -95,109 +71,125 @@
         <w:t xml:space="preserve"> </w:t>
       </w:r>
       <w:r>
-        <w:t xml:space="preserve">scaling curve to each, and read off which categories shrink fastest. We show this</w:t>
-      </w:r>
-      <w:r>
-        <w:t xml:space="preserve"> </w:t>
-      </w:r>
-      <w:r>
-        <w:t xml:space="preserve">procedure is not merely noisy but inadmissible, and that the defect is structural</w:t>
-      </w:r>
-      <w:r>
-        <w:t xml:space="preserve"> </w:t>
-      </w:r>
-      <w:r>
-        <w:t xml:space="preserve">rather than incidental. Because the categories partition the errors, their rates</w:t>
-      </w:r>
-      <w:r>
-        <w:t xml:space="preserve"> </w:t>
-      </w:r>
-      <w:r>
-        <w:t xml:space="preserve">must sum to the total rate at every scale, and independently fitted curves cannot</w:t>
-      </w:r>
-      <w:r>
-        <w:t xml:space="preserve"> </w:t>
-      </w:r>
-      <w:r>
-        <w:t xml:space="preserve">satisfy that identity once their exponents differ, which is the only reason to fit</w:t>
-      </w:r>
-      <w:r>
-        <w:t xml:space="preserve"> </w:t>
-      </w:r>
-      <w:r>
-        <w:t xml:space="preserve">them separately. The largest category exponent necessarily exceeds the total’s, so</w:t>
-      </w:r>
-      <w:r>
-        <w:t xml:space="preserve"> </w:t>
-      </w:r>
-      <w:r>
-        <w:t xml:space="preserve">the parts outgrow the whole and the forecast describes an impossibility beyond a</w:t>
-      </w:r>
-      <w:r>
-        <w:t xml:space="preserve"> </w:t>
-      </w:r>
-      <w:r>
-        <w:t xml:space="preserve">computable scale. On our own measurements the parts reach 1.27 times</w:t>
-      </w:r>
-      <w:r>
-        <w:t xml:space="preserve"> </w:t>
-      </w:r>
-      <w:r>
-        <w:t xml:space="preserve">the whole at one billion parameters and 2.82 times at one trillion.</w:t>
-      </w:r>
-      <w:r>
-        <w:t xml:space="preserve"> </w:t>
-      </w:r>
-      <w:r>
-        <w:t xml:space="preserve">The threshold sits at 174M parameters, below the range our earlier</w:t>
-      </w:r>
-      <w:r>
-        <w:t xml:space="preserve"> </w:t>
-      </w:r>
-      <w:r>
-        <w:t xml:space="preserve">analysis had forecast into. An independent model family reproduces the defect at</w:t>
-      </w:r>
-      <w:r>
-        <w:t xml:space="preserve"> </w:t>
-      </w:r>
-      <w:r>
-        <w:t xml:space="preserve">243M. We contribute a diagnostic that needs only the exponents</w:t>
-      </w:r>
-      <w:r>
-        <w:t xml:space="preserve"> </w:t>
-      </w:r>
-      <w:r>
-        <w:t xml:space="preserve">a study already publishes, a closed remedy that fits the composition on the simplex</w:t>
-      </w:r>
-      <w:r>
-        <w:t xml:space="preserve"> </w:t>
-      </w:r>
-      <w:r>
-        <w:t xml:space="preserve">and is 5.4% more accurate in range, and the finding that an</w:t>
-      </w:r>
-      <w:r>
-        <w:t xml:space="preserve"> </w:t>
-      </w:r>
-      <w:r>
-        <w:t xml:space="preserve">inadmissible fit voids negative conclusions as well as forecasts, which we</w:t>
-      </w:r>
-      <w:r>
-        <w:t xml:space="preserve"> </w:t>
-      </w:r>
-      <w:r>
-        <w:t xml:space="preserve">demonstrate by retracting one of our own. For managers the practical yield is a</w:t>
-      </w:r>
-      <w:r>
-        <w:t xml:space="preserve"> </w:t>
-      </w:r>
-      <w:r>
-        <w:t xml:space="preserve">cheap, auditable test of whether a supplier’s roadmap claim is arithmetic or</w:t>
-      </w:r>
-      <w:r>
-        <w:t xml:space="preserve"> </w:t>
-      </w:r>
-      <w:r>
-        <w:t xml:space="preserve">assertion.</w:t>
+        <w:t xml:space="preserve">scaling curve to each, and read off which shrink fastest. Studies that do this</w:t>
+      </w:r>
+      <w:r>
+        <w:t xml:space="preserve"> </w:t>
+      </w:r>
+      <w:r>
+        <w:t xml:space="preserve">commonly also fit the aggregate error rate as a curve of its own. We show the two</w:t>
+      </w:r>
+      <w:r>
+        <w:t xml:space="preserve"> </w:t>
+      </w:r>
+      <w:r>
+        <w:t xml:space="preserve">cannot both be right. If the categories follow power laws with different exponents,</w:t>
+      </w:r>
+      <w:r>
+        <w:t xml:space="preserve"> </w:t>
+      </w:r>
+      <w:r>
+        <w:t xml:space="preserve">their sum is provably not a power law, so an independently fitted aggregate</w:t>
+      </w:r>
+      <w:r>
+        <w:t xml:space="preserve"> </w:t>
+      </w:r>
+      <w:r>
+        <w:t xml:space="preserve">contradicts the categories it summarises, and the contradiction grows without</w:t>
+      </w:r>
+      <w:r>
+        <w:t xml:space="preserve"> </w:t>
+      </w:r>
+      <w:r>
+        <w:t xml:space="preserve">bound. On our measurements the parts reach 1.27 times the fitted</w:t>
+      </w:r>
+      <w:r>
+        <w:t xml:space="preserve"> </w:t>
+      </w:r>
+      <w:r>
+        <w:t xml:space="preserve">whole at one billion parameters and 2.82 times at one trillion,</w:t>
+      </w:r>
+      <w:r>
+        <w:t xml:space="preserve"> </w:t>
+      </w:r>
+      <w:r>
+        <w:t xml:space="preserve">exceeding ten percent beyond 174M parameters</w:t>
+      </w:r>
+      <w:r>
+        <w:t xml:space="preserve"> </w:t>
+      </w:r>
+      <w:r>
+        <w:t xml:space="preserve">[57M, 635M]. The repair is to derive the</w:t>
+      </w:r>
+      <w:r>
+        <w:t xml:space="preserve"> </w:t>
+      </w:r>
+      <w:r>
+        <w:t xml:space="preserve">total from the parts rather than fit it separately. What that costs is the</w:t>
+      </w:r>
+      <w:r>
+        <w:t xml:space="preserve"> </w:t>
+      </w:r>
+      <w:r>
+        <w:t xml:space="preserve">aggregate exponent itself, which does not exist: its effective slope drifts from</w:t>
+      </w:r>
+      <w:r>
+        <w:t xml:space="preserve"> </w:t>
+      </w:r>
+      <m:oMath>
+        <m:r>
+          <m:rPr>
+            <m:sty m:val="p"/>
+          </m:rPr>
+          <m:t>−</m:t>
+        </m:r>
+      </m:oMath>
+      <w:r>
+        <w:t xml:space="preserve">0.299 to</w:t>
+      </w:r>
+      <w:r>
+        <w:t xml:space="preserve"> </w:t>
+      </w:r>
+      <m:oMath>
+        <m:r>
+          <m:rPr>
+            <m:sty m:val="p"/>
+          </m:rPr>
+          <m:t>−</m:t>
+        </m:r>
+      </m:oMath>
+      <w:r>
+        <w:t xml:space="preserve">0.174, covering 27% of the</w:t>
+      </w:r>
+      <w:r>
+        <w:t xml:space="preserve"> </w:t>
+      </w:r>
+      <w:r>
+        <w:t xml:space="preserve">span of the category exponents it is meant to summarise. We contribute a diagnostic</w:t>
+      </w:r>
+      <w:r>
+        <w:t xml:space="preserve"> </w:t>
+      </w:r>
+      <w:r>
+        <w:t xml:space="preserve">needing only the coefficients a study already prints, an audit finding that speech</w:t>
+      </w:r>
+      <w:r>
+        <w:t xml:space="preserve"> </w:t>
+      </w:r>
+      <w:r>
+        <w:t xml:space="preserve">recognition already follows the derived-total convention while scaling analyses do</w:t>
+      </w:r>
+      <w:r>
+        <w:t xml:space="preserve"> </w:t>
+      </w:r>
+      <w:r>
+        <w:t xml:space="preserve">not, and the observation that conclusions resting on such a pair’s out-of-range</w:t>
+      </w:r>
+      <w:r>
+        <w:t xml:space="preserve"> </w:t>
+      </w:r>
+      <w:r>
+        <w:t xml:space="preserve">behaviour are void, which we show by withdrawing one of our own.</w:t>
       </w:r>
     </w:p>
     <w:p>
@@ -294,67 +286,55 @@
         <w:pStyle w:val="BodyText"/>
       </w:pPr>
       <w:r>
-        <w:t xml:space="preserve">The procedure is appealing because it is cheap and because it appears to convert an</w:t>
-      </w:r>
-      <w:r>
-        <w:t xml:space="preserve"> </w:t>
-      </w:r>
-      <w:r>
-        <w:t xml:space="preserve">argument about the future into a measurement. It is also, as we show here,</w:t>
-      </w:r>
-      <w:r>
-        <w:t xml:space="preserve"> </w:t>
-      </w:r>
-      <w:r>
-        <w:t xml:space="preserve">inadmissible whenever the exponents differ, which is the only circumstance in which</w:t>
-      </w:r>
-      <w:r>
-        <w:t xml:space="preserve"> </w:t>
-      </w:r>
-      <w:r>
-        <w:t xml:space="preserve">anybody bothers to compute them. The categories partition the errors, so their rates</w:t>
-      </w:r>
-      <w:r>
-        <w:t xml:space="preserve"> </w:t>
-      </w:r>
-      <w:r>
-        <w:t xml:space="preserve">must sum to the total error rate at every scale. Five curves fitted one at a time</w:t>
-      </w:r>
-      <w:r>
-        <w:t xml:space="preserve"> </w:t>
-      </w:r>
-      <w:r>
-        <w:t xml:space="preserve">do not know this and cannot enforce it. The category with the shallowest decline</w:t>
-      </w:r>
-      <w:r>
-        <w:t xml:space="preserve"> </w:t>
-      </w:r>
-      <w:r>
-        <w:t xml:space="preserve">eventually dominates a total that is falling faster than it is, the parts overtake</w:t>
-      </w:r>
-      <w:r>
-        <w:t xml:space="preserve"> </w:t>
-      </w:r>
-      <w:r>
-        <w:t xml:space="preserve">the whole, and the forecast is then assigning more failures to one category than</w:t>
-      </w:r>
-      <w:r>
-        <w:t xml:space="preserve"> </w:t>
-      </w:r>
-      <w:r>
-        <w:t xml:space="preserve">occur altogether. This is not a wide confidence interval. It is an arithmetic</w:t>
-      </w:r>
-      <w:r>
-        <w:t xml:space="preserve"> </w:t>
-      </w:r>
-      <w:r>
-        <w:t xml:space="preserve">impossibility, and it means the extrapolation stopped reporting the exponents’</w:t>
-      </w:r>
-      <w:r>
-        <w:t xml:space="preserve"> </w:t>
-      </w:r>
-      <w:r>
-        <w:t xml:space="preserve">implications somewhere below the scale at which it was read.</w:t>
+        <w:t xml:space="preserve">Studies that do this almost always report one more thing: a scaling curve for the</w:t>
+      </w:r>
+      <w:r>
+        <w:t xml:space="preserve"> </w:t>
+      </w:r>
+      <w:r>
+        <w:t xml:space="preserve">aggregate error rate, fitted separately. That aggregate is usually the headline. We</w:t>
+      </w:r>
+      <w:r>
+        <w:t xml:space="preserve"> </w:t>
+      </w:r>
+      <w:r>
+        <w:t xml:space="preserve">show the two reports are mutually inconsistent, and that the inconsistency is forced</w:t>
+      </w:r>
+      <w:r>
+        <w:t xml:space="preserve"> </w:t>
+      </w:r>
+      <w:r>
+        <w:t xml:space="preserve">rather than incidental. If the categories are power laws with different exponents,</w:t>
+      </w:r>
+      <w:r>
+        <w:t xml:space="preserve"> </w:t>
+      </w:r>
+      <w:r>
+        <w:t xml:space="preserve">their sum is provably not a power law, because a sum of power laws has a slope that</w:t>
+      </w:r>
+      <w:r>
+        <w:t xml:space="preserve"> </w:t>
+      </w:r>
+      <w:r>
+        <w:t xml:space="preserve">moves. An aggregate fitted as a power law therefore contradicts the categories it is</w:t>
+      </w:r>
+      <w:r>
+        <w:t xml:space="preserve"> </w:t>
+      </w:r>
+      <w:r>
+        <w:t xml:space="preserve">meant to summarise, and the contradiction grows without bound with scale. Past a</w:t>
+      </w:r>
+      <w:r>
+        <w:t xml:space="preserve"> </w:t>
+      </w:r>
+      <w:r>
+        <w:t xml:space="preserve">computable point the fitted parts exceed the fitted whole, which is not a wide</w:t>
+      </w:r>
+      <w:r>
+        <w:t xml:space="preserve"> </w:t>
+      </w:r>
+      <w:r>
+        <w:t xml:space="preserve">confidence interval but an arithmetic impossibility.</w:t>
       </w:r>
     </w:p>
     <w:p>
@@ -362,61 +342,145 @@
         <w:pStyle w:val="BodyText"/>
       </w:pPr>
       <w:r>
-        <w:t xml:space="preserve">We came to this the embarrassing way. A companion study of ours</w:t>
-      </w:r>
-      <w:r>
-        <w:t xml:space="preserve"> </w:t>
-      </w:r>
-      <w:r>
-        <w:t xml:space="preserve">(Anonymous, 2026) decomposed the</w:t>
-      </w:r>
-      <w:r>
-        <w:t xml:space="preserve"> </w:t>
-      </w:r>
-      <w:r>
-        <w:t xml:space="preserve">illegal moves made by chess transformers, fitted a curve per category, and projected</w:t>
-      </w:r>
-      <w:r>
-        <w:t xml:space="preserve"> </w:t>
-      </w:r>
-      <w:r>
-        <w:t xml:space="preserve">to one billion parameters. That projection was inadmissible, and the threshold at</w:t>
-      </w:r>
-      <w:r>
-        <w:t xml:space="preserve"> </w:t>
-      </w:r>
-      <w:r>
-        <w:t xml:space="preserve">which it became so, 174M parameters, lay well below the scale we</w:t>
-      </w:r>
-      <w:r>
-        <w:t xml:space="preserve"> </w:t>
-      </w:r>
-      <w:r>
-        <w:t xml:space="preserve">had read it at. The fitted curves had passed every quality gate we had, agreed</w:t>
-      </w:r>
-      <w:r>
-        <w:t xml:space="preserve"> </w:t>
-      </w:r>
-      <w:r>
-        <w:t xml:space="preserve">closely with the data in range, and were still describing something that cannot</w:t>
-      </w:r>
-      <w:r>
-        <w:t xml:space="preserve"> </w:t>
-      </w:r>
-      <w:r>
-        <w:t xml:space="preserve">happen. We report the diagnosis, the remedy, and our own retraction together,</w:t>
-      </w:r>
-      <w:r>
-        <w:t xml:space="preserve"> </w:t>
-      </w:r>
-      <w:r>
-        <w:t xml:space="preserve">because the sequence is the argument: this failure is invisible to the checks</w:t>
-      </w:r>
-      <w:r>
-        <w:t xml:space="preserve"> </w:t>
-      </w:r>
-      <w:r>
-        <w:t xml:space="preserve">practitioners actually run.</w:t>
+        <w:t xml:space="preserve">The repair is simpler than the diagnosis, and it is not ours. Stop fitting the</w:t>
+      </w:r>
+      <w:r>
+        <w:t xml:space="preserve"> </w:t>
+      </w:r>
+      <w:r>
+        <w:t xml:space="preserve">aggregate and define it as the sum of the categories. That is consistent at every</w:t>
+      </w:r>
+      <w:r>
+        <w:t xml:space="preserve"> </w:t>
+      </w:r>
+      <w:r>
+        <w:t xml:space="preserve">scale, preserves every category exponent, and needs no new machinery. What it costs</w:t>
+      </w:r>
+      <w:r>
+        <w:t xml:space="preserve"> </w:t>
+      </w:r>
+      <w:r>
+        <w:t xml:space="preserve">is the aggregate exponent, which under the repair does not exist as a single number:</w:t>
+      </w:r>
+      <w:r>
+        <w:t xml:space="preserve"> </w:t>
+      </w:r>
+      <w:r>
+        <w:t xml:space="preserve">on our data its effective slope drifts from</w:t>
+      </w:r>
+      <w:r>
+        <w:t xml:space="preserve"> </w:t>
+      </w:r>
+      <m:oMath>
+        <m:r>
+          <m:rPr>
+            <m:sty m:val="p"/>
+          </m:rPr>
+          <m:t>−</m:t>
+        </m:r>
+      </m:oMath>
+      <w:r>
+        <w:t xml:space="preserve">0.299 at the bottom of</w:t>
+      </w:r>
+      <w:r>
+        <w:t xml:space="preserve"> </w:t>
+      </w:r>
+      <w:r>
+        <w:t xml:space="preserve">our range to</w:t>
+      </w:r>
+      <w:r>
+        <w:t xml:space="preserve"> </w:t>
+      </w:r>
+      <m:oMath>
+        <m:r>
+          <m:rPr>
+            <m:sty m:val="p"/>
+          </m:rPr>
+          <m:t>−</m:t>
+        </m:r>
+      </m:oMath>
+      <w:r>
+        <w:t xml:space="preserve">0.174 at one billion parameters, covering</w:t>
+      </w:r>
+      <w:r>
+        <w:t xml:space="preserve"> </w:t>
+      </w:r>
+      <w:r>
+        <w:t xml:space="preserve">27% of the span of the category exponents it was meant to</w:t>
+      </w:r>
+      <w:r>
+        <w:t xml:space="preserve"> </w:t>
+      </w:r>
+      <w:r>
+        <w:t xml:space="preserve">summarise. A study may report per-category exponents, or an aggregate exponent, but</w:t>
+      </w:r>
+      <w:r>
+        <w:t xml:space="preserve"> </w:t>
+      </w:r>
+      <w:r>
+        <w:t xml:space="preserve">reporting both is reporting two things that cannot both hold.</w:t>
+      </w:r>
+    </w:p>
+    <w:p>
+      <w:pPr>
+        <w:pStyle w:val="BodyText"/>
+      </w:pPr>
+      <w:r>
+        <w:t xml:space="preserve">A companion study of ours</w:t>
+      </w:r>
+      <w:r>
+        <w:t xml:space="preserve"> </w:t>
+      </w:r>
+      <w:r>
+        <w:t xml:space="preserve">(Anonymous, 2026) decomposed the illegal</w:t>
+      </w:r>
+      <w:r>
+        <w:t xml:space="preserve"> </w:t>
+      </w:r>
+      <w:r>
+        <w:t xml:space="preserve">moves made by chess transformers, fitted a curve per category and a separate curve</w:t>
+      </w:r>
+      <w:r>
+        <w:t xml:space="preserve"> </w:t>
+      </w:r>
+      <w:r>
+        <w:t xml:space="preserve">for the aggregate, and projected to one billion parameters. The inconsistency</w:t>
+      </w:r>
+      <w:r>
+        <w:t xml:space="preserve"> </w:t>
+      </w:r>
+      <w:r>
+        <w:t xml:space="preserve">exceeded ten percent beyond 174M parameters</w:t>
+      </w:r>
+      <w:r>
+        <w:t xml:space="preserve"> </w:t>
+      </w:r>
+      <w:r>
+        <w:t xml:space="preserve">[57M, 635M], well below where we read it. The</w:t>
+      </w:r>
+      <w:r>
+        <w:t xml:space="preserve"> </w:t>
+      </w:r>
+      <w:r>
+        <w:t xml:space="preserve">fits had passed every quality gate we had and agreed closely with the data in range.</w:t>
+      </w:r>
+      <w:r>
+        <w:t xml:space="preserve"> </w:t>
+      </w:r>
+      <w:r>
+        <w:t xml:space="preserve">We report the diagnosis, the repair, and our own correction together, because the</w:t>
+      </w:r>
+      <w:r>
+        <w:t xml:space="preserve"> </w:t>
+      </w:r>
+      <w:r>
+        <w:t xml:space="preserve">sequence is the argument: this failure is invisible to the checks practitioners</w:t>
+      </w:r>
+      <w:r>
+        <w:t xml:space="preserve"> </w:t>
+      </w:r>
+      <w:r>
+        <w:t xml:space="preserve">actually run.</w:t>
       </w:r>
     </w:p>
     <w:bookmarkStart w:id="9" w:name="why-this-matters-beyond-the-laboratory."/>
@@ -511,13 +575,13 @@
         <w:pStyle w:val="FirstParagraph"/>
       </w:pPr>
       <w:r>
-        <w:t xml:space="preserve">Is the failure of independently fitted category curves to respect the</w:t>
-      </w:r>
-      <w:r>
-        <w:t xml:space="preserve"> </w:t>
-      </w:r>
-      <w:r>
-        <w:t xml:space="preserve">partition identity incidental to particular data, or structural?</w:t>
+        <w:t xml:space="preserve">Is the inconsistency between per-category curves and a separately fitted</w:t>
+      </w:r>
+      <w:r>
+        <w:t xml:space="preserve"> </w:t>
+      </w:r>
+      <w:r>
+        <w:t xml:space="preserve">aggregate incidental to particular data, or forced?</w:t>
       </w:r>
     </w:p>
     <w:p>
@@ -525,13 +589,13 @@
         <w:pStyle w:val="BodyText"/>
       </w:pPr>
       <w:r>
-        <w:t xml:space="preserve">Establish the condition under which the parts must outgrow the whole and</w:t>
-      </w:r>
-      <w:r>
-        <w:t xml:space="preserve"> </w:t>
-      </w:r>
-      <w:r>
-        <w:t xml:space="preserve">derive the scale at which a given decomposition becomes inadmissible</w:t>
+        <w:t xml:space="preserve">Establish the condition under which the fitted parts must outgrow the</w:t>
+      </w:r>
+      <w:r>
+        <w:t xml:space="preserve"> </w:t>
+      </w:r>
+      <w:r>
+        <w:t xml:space="preserve">fitted whole, and derive the scale at which a given pair becomes inconsistent</w:t>
       </w:r>
       <w:r>
         <w:t xml:space="preserve"> </w:t>
@@ -556,7 +620,60 @@
         <w:pStyle w:val="BodyText"/>
       </w:pPr>
       <w:r>
-        <w:t xml:space="preserve">Can the defect be detected from what published studies already report,</w:t>
+        <w:t xml:space="preserve">What does the derived-total repair cost, and is further machinery needed?</w:t>
+      </w:r>
+    </w:p>
+    <w:p>
+      <w:pPr>
+        <w:pStyle w:val="BodyText"/>
+      </w:pPr>
+      <w:r>
+        <w:t xml:space="preserve">Compare the derived total against the fitted one, and compare the two</w:t>
+      </w:r>
+      <w:r>
+        <w:t xml:space="preserve"> </w:t>
+      </w:r>
+      <w:r>
+        <w:t xml:space="preserve">admissible ways of writing the composition under a common loss</w:t>
+      </w:r>
+      <w:r>
+        <w:t xml:space="preserve"> </w:t>
+      </w:r>
+      <w:r>
+        <w:t xml:space="preserve">(Sections </w:t>
+      </w:r>
+      <w:hyperlink w:anchor="sec:design">
+        <w:r>
+          <w:rPr>
+            <w:rStyle w:val="Hyperlink"/>
+          </w:rPr>
+          <w:t xml:space="preserve">3</w:t>
+        </w:r>
+      </w:hyperlink>
+      <w:r>
+        <w:t xml:space="preserve"> </w:t>
+      </w:r>
+      <w:r>
+        <w:t xml:space="preserve">and </w:t>
+      </w:r>
+      <w:hyperlink w:anchor="sec:eval">
+        <w:r>
+          <w:rPr>
+            <w:rStyle w:val="Hyperlink"/>
+          </w:rPr>
+          <w:t xml:space="preserve">7</w:t>
+        </w:r>
+      </w:hyperlink>
+      <w:r>
+        <w:t xml:space="preserve">).</w:t>
+      </w:r>
+    </w:p>
+    <w:p>
+      <w:pPr>
+        <w:pStyle w:val="BodyText"/>
+      </w:pPr>
+      <w:r>
+        <w:t xml:space="preserve">Can the defect be detected from what published studies already print,</w:t>
       </w:r>
       <w:r>
         <w:t xml:space="preserve"> </w:t>
@@ -570,13 +687,13 @@
         <w:pStyle w:val="BodyText"/>
       </w:pPr>
       <w:r>
-        <w:t xml:space="preserve">Design and implement a diagnostic that consumes only reported exponents</w:t>
-      </w:r>
-      <w:r>
-        <w:t xml:space="preserve"> </w:t>
-      </w:r>
-      <w:r>
-        <w:t xml:space="preserve">and intercepts (Sections </w:t>
+        <w:t xml:space="preserve">Implement a diagnostic consuming only reported coefficients and apply it</w:t>
+      </w:r>
+      <w:r>
+        <w:t xml:space="preserve"> </w:t>
+      </w:r>
+      <w:r>
+        <w:t xml:space="preserve">to published decompositions (Sections </w:t>
       </w:r>
       <w:hyperlink w:anchor="sec:arch">
         <w:r>
@@ -592,45 +709,6 @@
       <w:r>
         <w:t xml:space="preserve">and </w:t>
       </w:r>
-      <w:hyperlink w:anchor="sec:method">
-        <w:r>
-          <w:rPr>
-            <w:rStyle w:val="Hyperlink"/>
-          </w:rPr>
-          <w:t xml:space="preserve">5</w:t>
-        </w:r>
-      </w:hyperlink>
-      <w:r>
-        <w:t xml:space="preserve">).</w:t>
-      </w:r>
-    </w:p>
-    <w:p>
-      <w:pPr>
-        <w:pStyle w:val="BodyText"/>
-      </w:pPr>
-      <w:r>
-        <w:t xml:space="preserve">Does a closed reformulation restore admissibility without costing</w:t>
-      </w:r>
-      <w:r>
-        <w:t xml:space="preserve"> </w:t>
-      </w:r>
-      <w:r>
-        <w:t xml:space="preserve">accuracy?</w:t>
-      </w:r>
-    </w:p>
-    <w:p>
-      <w:pPr>
-        <w:pStyle w:val="BodyText"/>
-      </w:pPr>
-      <w:r>
-        <w:t xml:space="preserve">Fit the composition on the simplex and compare in-range accuracy against</w:t>
-      </w:r>
-      <w:r>
-        <w:t xml:space="preserve"> </w:t>
-      </w:r>
-      <w:r>
-        <w:t xml:space="preserve">the uncoupled baseline (Section </w:t>
-      </w:r>
       <w:hyperlink w:anchor="sec:eval">
         <w:r>
           <w:rPr>
@@ -648,7 +726,7 @@
         <w:pStyle w:val="BodyText"/>
       </w:pPr>
       <w:r>
-        <w:t xml:space="preserve">What does an inadmissible fit invalidate, beyond the forecast itself?</w:t>
+        <w:t xml:space="preserve">What does an inconsistent pair invalidate, beyond the forecast itself?</w:t>
       </w:r>
     </w:p>
     <w:p>
@@ -656,19 +734,13 @@
         <w:pStyle w:val="BodyText"/>
       </w:pPr>
       <w:r>
-        <w:t xml:space="preserve">Test whether conclusions drawn against such a fit survive, using a</w:t>
-      </w:r>
-      <w:r>
-        <w:t xml:space="preserve"> </w:t>
-      </w:r>
-      <w:r>
-        <w:t xml:space="preserve">hypothesis we had previously rejected on exactly that basis</w:t>
-      </w:r>
-      <w:r>
-        <w:t xml:space="preserve"> </w:t>
-      </w:r>
-      <w:r>
-        <w:t xml:space="preserve">(Section </w:t>
+        <w:t xml:space="preserve">Test whether a conclusion we had drawn against such a pair survives being</w:t>
+      </w:r>
+      <w:r>
+        <w:t xml:space="preserve"> </w:t>
+      </w:r>
+      <w:r>
+        <w:t xml:space="preserve">redrawn admissibly (Section </w:t>
       </w:r>
       <w:hyperlink w:anchor="sec:eval">
         <w:r>
@@ -703,48 +775,81 @@
         <w:t xml:space="preserve"> </w:t>
       </w:r>
       <w:r>
-        <w:t xml:space="preserve">carries, in three pillars. First, an admissibility condition for per-category</w:t>
-      </w:r>
-      <w:r>
-        <w:t xml:space="preserve"> </w:t>
-      </w:r>
-      <w:r>
-        <w:t xml:space="preserve">scaling forecasts, with a computable breakdown scale, which shows the defect is</w:t>
-      </w:r>
-      <w:r>
-        <w:t xml:space="preserve"> </w:t>
-      </w:r>
-      <w:r>
-        <w:t xml:space="preserve">forced rather than accidental. Second, a closed parameterisation that removes it</w:t>
-      </w:r>
-      <w:r>
-        <w:t xml:space="preserve"> </w:t>
-      </w:r>
-      <w:r>
-        <w:t xml:space="preserve">and is more accurate in range than the practice it replaces, so adoption costs</w:t>
-      </w:r>
-      <w:r>
-        <w:t xml:space="preserve"> </w:t>
-      </w:r>
-      <w:r>
-        <w:t xml:space="preserve">nothing. Third, evidence that inadmissible fits void negative results as well as</w:t>
-      </w:r>
-      <w:r>
-        <w:t xml:space="preserve"> </w:t>
-      </w:r>
-      <w:r>
-        <w:t xml:space="preserve">positive ones, demonstrated by retracting a rejection of our own that turned out to</w:t>
-      </w:r>
-      <w:r>
-        <w:t xml:space="preserve"> </w:t>
-      </w:r>
-      <w:r>
-        <w:t xml:space="preserve">rest on nothing.</w:t>
+        <w:t xml:space="preserve">carries, in three pillars. First, a consistency condition for the pair of a</w:t>
+      </w:r>
+      <w:r>
+        <w:t xml:space="preserve"> </w:t>
+      </w:r>
+      <w:r>
+        <w:t xml:space="preserve">per-category decomposition and a fitted aggregate, with a computable breakdown</w:t>
+      </w:r>
+      <w:r>
+        <w:t xml:space="preserve"> </w:t>
+      </w:r>
+      <w:r>
+        <w:t xml:space="preserve">scale, showing the conflict is forced and identifying the aggregate as the term that</w:t>
+      </w:r>
+      <w:r>
+        <w:t xml:space="preserve"> </w:t>
+      </w:r>
+      <w:r>
+        <w:t xml:space="preserve">must give way. Second, a characterisation of what the repair costs, namely the</w:t>
+      </w:r>
+      <w:r>
+        <w:t xml:space="preserve"> </w:t>
+      </w:r>
+      <w:r>
+        <w:t xml:space="preserve">aggregate exponent, quantified as the drift of the derived total’s slope, together</w:t>
+      </w:r>
+      <w:r>
+        <w:t xml:space="preserve"> </w:t>
+      </w:r>
+      <w:r>
+        <w:t xml:space="preserve">with the finding that the two admissible ways of writing the composition agree to</w:t>
+      </w:r>
+      <w:r>
+        <w:t xml:space="preserve"> </w:t>
+      </w:r>
+      <w:r>
+        <w:t xml:space="preserve">within</w:t>
+      </w:r>
+      <w:r>
+        <w:t xml:space="preserve"> </w:t>
+      </w:r>
+      <w:r>
+        <w:t xml:space="preserve">esult</w:t>
+      </w:r>
+      <w:r>
+        <w:t xml:space="preserve">admMaxShareGap</w:t>
+      </w:r>
+      <w:r>
+        <w:t xml:space="preserve"> </w:t>
+      </w:r>
+      <w:r>
+        <w:t xml:space="preserve">in share and so present no further choice worth</w:t>
+      </w:r>
+      <w:r>
+        <w:t xml:space="preserve"> </w:t>
+      </w:r>
+      <w:r>
+        <w:t xml:space="preserve">arguing about. Third, evidence that a conclusion resting on such a pair’s</w:t>
+      </w:r>
+      <w:r>
+        <w:t xml:space="preserve"> </w:t>
+      </w:r>
+      <w:r>
+        <w:t xml:space="preserve">out-of-range behaviour is void, demonstrated by withdrawing a rejection of our own</w:t>
+      </w:r>
+      <w:r>
+        <w:t xml:space="preserve"> </w:t>
+      </w:r>
+      <w:r>
+        <w:t xml:space="preserve">that turned out to rest on nothing.</w:t>
       </w:r>
     </w:p>
     <w:bookmarkEnd w:id="11"/>
     <w:bookmarkEnd w:id="12"/>
-    <w:bookmarkStart w:id="17" w:name="sec:related"/>
+    <w:bookmarkStart w:id="18" w:name="sec:related"/>
     <w:p>
       <w:pPr>
         <w:pStyle w:val="Heading1"/>
@@ -920,16 +1025,155 @@
         <w:t xml:space="preserve"> </w:t>
       </w:r>
       <w:r>
-        <w:t xml:space="preserve">and still produce the inadmissible forecast we describe.</w:t>
+        <w:t xml:space="preserve">and still produce the inconsistent pair we describe.</w:t>
       </w:r>
     </w:p>
     <w:bookmarkEnd w:id="14"/>
-    <w:bookmarkStart w:id="15" w:name="Xba2443e5dfbe0dd6aabc715bb64e51a885099b5"/>
+    <w:bookmarkStart w:id="15" w:name="X46be822b30c34fc7980a032eafb08afbd3d1b9e"/>
     <w:p>
       <w:pPr>
         <w:pStyle w:val="Heading4"/>
       </w:pPr>
       <w:r>
+        <w:t xml:space="preserve">Compositional data and non-power-law scaling.</w:t>
+      </w:r>
+    </w:p>
+    <w:p>
+      <w:pPr>
+        <w:pStyle w:val="FirstParagraph"/>
+      </w:pPr>
+      <w:r>
+        <w:t xml:space="preserve">Modelling a vector of shares with an additive-logratio link is the standard</w:t>
+      </w:r>
+      <w:r>
+        <w:t xml:space="preserve"> </w:t>
+      </w:r>
+      <w:r>
+        <w:t xml:space="preserve">apparatus of compositional data analysis</w:t>
+      </w:r>
+      <w:r>
+        <w:t xml:space="preserve"> </w:t>
+      </w:r>
+      <w:r>
+        <w:t xml:space="preserve">(Aitchison 1986)</w:t>
+      </w:r>
+      <w:r>
+        <w:t xml:space="preserve">, and</w:t>
+      </w:r>
+      <w:r>
+        <w:t xml:space="preserve"> </w:t>
+      </w:r>
+      <w:r>
+        <w:t xml:space="preserve">Equation </w:t>
+      </w:r>
+      <w:hyperlink w:anchor="eq:softmax">
+        <w:r>
+          <w:rPr>
+            <w:rStyle w:val="Hyperlink"/>
+          </w:rPr>
+          <w:t xml:space="preserve">[eq:softmax]</w:t>
+        </w:r>
+      </w:hyperlink>
+      <w:r>
+        <w:t xml:space="preserve"> </w:t>
+      </w:r>
+      <w:r>
+        <w:t xml:space="preserve">is that apparatus with</w:t>
+      </w:r>
+      <w:r>
+        <w:t xml:space="preserve"> </w:t>
+      </w:r>
+      <m:oMath>
+        <m:r>
+          <m:rPr>
+            <m:sty m:val="p"/>
+          </m:rPr>
+          <m:t>log</m:t>
+        </m:r>
+        <m:r>
+          <m:t>N</m:t>
+        </m:r>
+      </m:oMath>
+      <w:r>
+        <w:t xml:space="preserve"> </w:t>
+      </w:r>
+      <w:r>
+        <w:t xml:space="preserve">as the covariate. We claim</w:t>
+      </w:r>
+      <w:r>
+        <w:t xml:space="preserve"> </w:t>
+      </w:r>
+      <w:r>
+        <w:t xml:space="preserve">no novelty for the model; the contribution is the observation that a decomposition</w:t>
+      </w:r>
+      <w:r>
+        <w:t xml:space="preserve"> </w:t>
+      </w:r>
+      <w:r>
+        <w:t xml:space="preserve">plus a fitted aggregate is already an implicit compositional model, and an</w:t>
+      </w:r>
+      <w:r>
+        <w:t xml:space="preserve"> </w:t>
+      </w:r>
+      <w:r>
+        <w:t xml:space="preserve">inconsistent one, so the field has been doing compositional analysis without the</w:t>
+      </w:r>
+      <w:r>
+        <w:t xml:space="preserve"> </w:t>
+      </w:r>
+      <w:r>
+        <w:t xml:space="preserve">constraint that defines it. Separately, work on scaling laws with more than one</w:t>
+      </w:r>
+      <w:r>
+        <w:t xml:space="preserve"> </w:t>
+      </w:r>
+      <w:r>
+        <w:t xml:space="preserve">regime</w:t>
+      </w:r>
+      <w:r>
+        <w:t xml:space="preserve"> </w:t>
+      </w:r>
+      <w:r>
+        <w:t xml:space="preserve">(Caballero et al. 2023)</w:t>
+      </w:r>
+      <w:r>
+        <w:t xml:space="preserve"> </w:t>
+      </w:r>
+      <w:r>
+        <w:t xml:space="preserve">arrives at the same conclusion that a single</w:t>
+      </w:r>
+      <w:r>
+        <w:t xml:space="preserve"> </w:t>
+      </w:r>
+      <w:r>
+        <w:t xml:space="preserve">power law is often the wrong form, from the shape of observed curves rather than</w:t>
+      </w:r>
+      <w:r>
+        <w:t xml:space="preserve"> </w:t>
+      </w:r>
+      <w:r>
+        <w:t xml:space="preserve">from a constraint the curves must jointly satisfy. Our argument is complementary and</w:t>
+      </w:r>
+      <w:r>
+        <w:t xml:space="preserve"> </w:t>
+      </w:r>
+      <w:r>
+        <w:t xml:space="preserve">stronger in one narrow respect: it says a single power law for the aggregate cannot</w:t>
+      </w:r>
+      <w:r>
+        <w:t xml:space="preserve"> </w:t>
+      </w:r>
+      <w:r>
+        <w:t xml:space="preserve">be right, without needing to observe the aggregate at all.</w:t>
+      </w:r>
+    </w:p>
+    <w:bookmarkEnd w:id="15"/>
+    <w:bookmarkStart w:id="16" w:name="Xba2443e5dfbe0dd6aabc715bb64e51a885099b5"/>
+    <w:p>
+      <w:pPr>
+        <w:pStyle w:val="Heading4"/>
+      </w:pPr>
+      <w:r>
         <w:t xml:space="preserve">Design science and the evaluated artifact.</w:t>
       </w:r>
     </w:p>
@@ -995,8 +1239,8 @@
         <w:t xml:space="preserve">measurements from two independent model families, one of which we did not produce.</w:t>
       </w:r>
     </w:p>
-    <w:bookmarkEnd w:id="15"/>
-    <w:bookmarkStart w:id="16" w:name="the-instrument-domain."/>
+    <w:bookmarkEnd w:id="16"/>
+    <w:bookmarkStart w:id="17" w:name="the-instrument-domain."/>
     <w:p>
       <w:pPr>
         <w:pStyle w:val="Heading4"/>
@@ -1066,9 +1310,9 @@
         <w:t xml:space="preserve">sets out where else the pattern applies.</w:t>
       </w:r>
     </w:p>
-    <w:bookmarkEnd w:id="16"/>
     <w:bookmarkEnd w:id="17"/>
-    <w:bookmarkStart w:id="23" w:name="sec:design"/>
+    <w:bookmarkEnd w:id="18"/>
+    <w:bookmarkStart w:id="27" w:name="sec:design"/>
     <w:p>
       <w:pPr>
         <w:pStyle w:val="Heading1"/>
@@ -1077,7 +1321,7 @@
         <w:t xml:space="preserve">Design Problem and Requirements</w:t>
       </w:r>
     </w:p>
-    <w:bookmarkStart w:id="18" w:name="the-problem-stated-plainly."/>
+    <w:bookmarkStart w:id="19" w:name="the-problem-stated-plainly."/>
     <w:p>
       <w:pPr>
         <w:pStyle w:val="Heading4"/>
@@ -1400,14 +1644,14 @@
         <w:t xml:space="preserve">holds of the quantities being estimated. It does not hold of the estimates.</w:t>
       </w:r>
     </w:p>
-    <w:bookmarkEnd w:id="18"/>
-    <w:bookmarkStart w:id="19" w:name="the-admissibility-condition."/>
+    <w:bookmarkEnd w:id="19"/>
+    <w:bookmarkStart w:id="20" w:name="the-consistency-condition."/>
     <w:p>
       <w:pPr>
         <w:pStyle w:val="Heading4"/>
       </w:pPr>
       <w:r>
-        <w:t xml:space="preserve">The admissibility condition.</w:t>
+        <w:t xml:space="preserve">The consistency condition.</w:t>
       </w:r>
     </w:p>
     <w:p>
@@ -1503,7 +1747,10 @@
         </m:sSup>
       </m:oMath>
       <w:r>
-        <w:t xml:space="preserve">, the whole to</w:t>
+        <w:t xml:space="preserve"> </w:t>
+      </w:r>
+      <w:r>
+        <w:t xml:space="preserve">and the fitted whole to</w:t>
       </w:r>
       <w:r>
         <w:t xml:space="preserve"> </w:t>
@@ -1523,7 +1770,13 @@
         </m:sSup>
       </m:oMath>
       <w:r>
-        <w:t xml:space="preserve">, so the ratio of parts to whole grows as</w:t>
+        <w:t xml:space="preserve">, so the ratio of parts to whole grows</w:t>
+      </w:r>
+      <w:r>
+        <w:t xml:space="preserve"> </w:t>
+      </w:r>
+      <w:r>
+        <w:t xml:space="preserve">as</w:t>
       </w:r>
       <w:r>
         <w:t xml:space="preserve"> </w:t>
@@ -1599,13 +1852,13 @@
         </m:r>
       </m:oMath>
       <w:r>
-        <w:t xml:space="preserve">. That inequality is not</w:t>
-      </w:r>
-      <w:r>
-        <w:t xml:space="preserve"> </w:t>
-      </w:r>
-      <w:r>
-        <w:t xml:space="preserve">a coincidence to be checked case by case. Fitted within the observed range,</w:t>
+        <w:t xml:space="preserve">. That inequality is</w:t>
+      </w:r>
+      <w:r>
+        <w:t xml:space="preserve"> </w:t>
+      </w:r>
+      <w:r>
+        <w:t xml:space="preserve">not a coincidence to be checked case by case. Fitted within the observed range,</w:t>
       </w:r>
       <w:r>
         <w:t xml:space="preserve"> </w:t>
@@ -1686,7 +1939,7 @@
           <w:i/>
           <w:iCs/>
         </w:rPr>
-        <w:t xml:space="preserve">Any per-category scaling decomposition whose fitted exponents are not all</w:t>
+        <w:t xml:space="preserve">If the categories are fitted as power laws with exponents that are not all</w:t>
       </w:r>
       <w:r>
         <w:rPr>
@@ -1700,18 +1953,8 @@
           <w:i/>
           <w:iCs/>
         </w:rPr>
-        <w:t xml:space="preserve">equal must violate Equation </w:t>
-      </w:r>
-      <w:hyperlink w:anchor="eq:closure">
-        <w:r>
-          <w:rPr>
-            <w:rStyle w:val="Hyperlink"/>
-            <w:i/>
-            <w:iCs/>
-          </w:rPr>
-          <w:t xml:space="preserve">[eq:closure]</w:t>
-        </w:r>
-      </w:hyperlink>
+        <w:t xml:space="preserve">equal, no power law can represent their total, and any separately fitted aggregate</w:t>
+      </w:r>
       <w:r>
         <w:rPr>
           <w:i/>
@@ -1724,21 +1967,7 @@
           <w:i/>
           <w:iCs/>
         </w:rPr>
-        <w:t xml:space="preserve">beyond a finite scale, and that scale</w:t>
-      </w:r>
-      <w:r>
-        <w:rPr>
-          <w:i/>
-          <w:iCs/>
-        </w:rPr>
-        <w:t xml:space="preserve"> </w:t>
-      </w:r>
-      <w:r>
-        <w:rPr>
-          <w:i/>
-          <w:iCs/>
-        </w:rPr>
-        <w:t xml:space="preserve">is computable from the fitted coefficients alone.</w:t>
+        <w:t xml:space="preserve">must contradict them beyond a finite scale computable from the fitted coefficients.</w:t>
       </w:r>
     </w:p>
     <w:p>
@@ -1752,19 +1981,13 @@
         <w:t xml:space="preserve"> </w:t>
       </w:r>
       <w:r>
-        <w:t xml:space="preserve">decomposition worth reporting is inadmissible somewhere. The question is only</w:t>
-      </w:r>
-      <w:r>
-        <w:t xml:space="preserve"> </w:t>
-      </w:r>
-      <w:r>
-        <w:t xml:space="preserve">whether the scale at which it becomes so lies above or below where the forecast was</w:t>
-      </w:r>
-      <w:r>
-        <w:t xml:space="preserve"> </w:t>
-      </w:r>
-      <w:r>
-        <w:t xml:space="preserve">read. Our own values illustrate the mechanism:</w:t>
+        <w:t xml:space="preserve">decomposition worth reporting conflicts with its own fitted aggregate somewhere. Our</w:t>
+      </w:r>
+      <w:r>
+        <w:t xml:space="preserve"> </w:t>
+      </w:r>
+      <w:r>
+        <w:t xml:space="preserve">values illustrate it:</w:t>
       </w:r>
       <w:r>
         <w:t xml:space="preserve"> </w:t>
@@ -1804,13 +2027,13 @@
         </m:r>
       </m:oMath>
       <w:r>
-        <w:t xml:space="preserve">0.112, the</w:t>
-      </w:r>
-      <w:r>
-        <w:t xml:space="preserve"> </w:t>
-      </w:r>
-      <w:r>
-        <w:t xml:space="preserve">rate-weighted mean of the part exponents is</w:t>
+        <w:t xml:space="preserve">0.112, the rate-weighted mean of the</w:t>
+      </w:r>
+      <w:r>
+        <w:t xml:space="preserve"> </w:t>
+      </w:r>
+      <w:r>
+        <w:t xml:space="preserve">part exponents is</w:t>
       </w:r>
       <w:r>
         <w:t xml:space="preserve"> </w:t>
@@ -1824,13 +2047,7 @@
         </m:r>
       </m:oMath>
       <w:r>
-        <w:t xml:space="preserve">0.266, and the</w:t>
-      </w:r>
-      <w:r>
-        <w:t xml:space="preserve"> </w:t>
-      </w:r>
-      <w:r>
-        <w:t xml:space="preserve">separately fitted</w:t>
+        <w:t xml:space="preserve">0.266, and the separately fitted</w:t>
       </w:r>
       <w:r>
         <w:t xml:space="preserve"> </w:t>
@@ -1858,17 +2075,901 @@
         </m:r>
       </m:oMath>
       <w:r>
-        <w:t xml:space="preserve">0.267, giving a divergence rate of</w:t>
-      </w:r>
-      <w:r>
-        <w:t xml:space="preserve"> </w:t>
-      </w:r>
-      <w:r>
-        <w:t xml:space="preserve">+0.154.</w:t>
-      </w:r>
-    </w:p>
-    <w:bookmarkEnd w:id="19"/>
-    <w:bookmarkStart w:id="21" w:name="design-principles."/>
+        <w:t xml:space="preserve">0.267.</w:t>
+      </w:r>
+    </w:p>
+    <w:bookmarkEnd w:id="20"/>
+    <w:bookmarkStart w:id="21" w:name="X63827cc166406ed546d454c2e6a71ee82dcc341"/>
+    <w:p>
+      <w:pPr>
+        <w:pStyle w:val="Heading4"/>
+      </w:pPr>
+      <w:r>
+        <w:t xml:space="preserve">Which term is wrong, and the obvious repair.</w:t>
+      </w:r>
+    </w:p>
+    <w:p>
+      <w:pPr>
+        <w:pStyle w:val="FirstParagraph"/>
+      </w:pPr>
+      <w:r>
+        <w:t xml:space="preserve">It is worth being precise about where the error lies, because the natural first</w:t>
+      </w:r>
+      <w:r>
+        <w:t xml:space="preserve"> </w:t>
+      </w:r>
+      <w:r>
+        <w:t xml:space="preserve">reading is that the category fits are at fault and they are not. A sum of power laws</w:t>
+      </w:r>
+      <w:r>
+        <w:t xml:space="preserve"> </w:t>
+      </w:r>
+      <w:r>
+        <w:t xml:space="preserve">with distinct exponents is not a power law. The categories may each be perfectly</w:t>
+      </w:r>
+      <w:r>
+        <w:t xml:space="preserve"> </w:t>
+      </w:r>
+      <w:r>
+        <w:t xml:space="preserve">well specified; what cannot be sustained is the additional claim that their total is</w:t>
+      </w:r>
+      <w:r>
+        <w:t xml:space="preserve"> </w:t>
+      </w:r>
+      <w:r>
+        <w:t xml:space="preserve">also a power law. The misspecified object is the aggregate.</w:t>
+      </w:r>
+    </w:p>
+    <w:p>
+      <w:pPr>
+        <w:pStyle w:val="BodyText"/>
+      </w:pPr>
+      <w:r>
+        <w:t xml:space="preserve">The repair follows immediately and requires nothing new: do not fit the aggregate,</w:t>
+      </w:r>
+      <w:r>
+        <w:t xml:space="preserve"> </w:t>
+      </w:r>
+      <w:r>
+        <w:t xml:space="preserve">and define</w:t>
+      </w:r>
+    </w:p>
+    <w:p>
+      <w:pPr>
+        <w:pStyle w:val="BodyText"/>
+      </w:pPr>
+      <m:oMathPara>
+        <m:oMathParaPr>
+          <m:jc m:val="center"/>
+        </m:oMathParaPr>
+        <m:oMath>
+          <m:r>
+            <m:t>T</m:t>
+          </m:r>
+          <m:r>
+            <m:rPr>
+              <m:sty m:val="p"/>
+            </m:rPr>
+            <m:t>(</m:t>
+          </m:r>
+          <m:r>
+            <m:t>N</m:t>
+          </m:r>
+          <m:r>
+            <m:rPr>
+              <m:sty m:val="p"/>
+            </m:rPr>
+            <m:t>)</m:t>
+          </m:r>
+          <m:r>
+            <m:t> </m:t>
+          </m:r>
+          <m:box>
+            <m:boxPr>
+              <m:opEmu m:val="on"/>
+            </m:boxPr>
+            <m:e>
+              <m:r>
+                <m:rPr>
+                  <m:sty m:val="p"/>
+                </m:rPr>
+                <m:t>:=</m:t>
+              </m:r>
+            </m:e>
+          </m:box>
+          <m:r>
+            <m:t> </m:t>
+          </m:r>
+          <m:nary>
+            <m:naryPr>
+              <m:chr m:val="∑"/>
+              <m:limLoc m:val="undOvr"/>
+              <m:subHide m:val="off"/>
+              <m:supHide m:val="off"/>
+            </m:naryPr>
+            <m:sub>
+              <m:r>
+                <m:t>i</m:t>
+              </m:r>
+              <m:r>
+                <m:rPr>
+                  <m:sty m:val="p"/>
+                </m:rPr>
+                <m:t>=</m:t>
+              </m:r>
+              <m:r>
+                <m:t>1</m:t>
+              </m:r>
+            </m:sub>
+            <m:sup>
+              <m:r>
+                <m:t>k</m:t>
+              </m:r>
+            </m:sup>
+            <m:e>
+              <m:sSub>
+                <m:e>
+                  <m:r>
+                    <m:t>r</m:t>
+                  </m:r>
+                </m:e>
+                <m:sub>
+                  <m:r>
+                    <m:t>i</m:t>
+                  </m:r>
+                </m:sub>
+              </m:sSub>
+            </m:e>
+          </m:nary>
+          <m:r>
+            <m:rPr>
+              <m:sty m:val="p"/>
+            </m:rPr>
+            <m:t>(</m:t>
+          </m:r>
+          <m:r>
+            <m:t>N</m:t>
+          </m:r>
+          <m:r>
+            <m:rPr>
+              <m:sty m:val="p"/>
+            </m:rPr>
+            <m:t>)</m:t>
+          </m:r>
+          <m:r>
+            <m:rPr>
+              <m:sty m:val="p"/>
+            </m:rPr>
+            <m:t>,</m:t>
+          </m:r>
+        </m:oMath>
+      </m:oMathPara>
+    </w:p>
+    <w:p>
+      <w:pPr>
+        <w:pStyle w:val="FirstParagraph"/>
+      </w:pPr>
+      <w:r>
+        <w:t xml:space="preserve">which satisfies Equation </w:t>
+      </w:r>
+      <w:hyperlink w:anchor="eq:closure">
+        <w:r>
+          <w:rPr>
+            <w:rStyle w:val="Hyperlink"/>
+          </w:rPr>
+          <w:t xml:space="preserve">[eq:closure]</w:t>
+        </w:r>
+      </w:hyperlink>
+      <w:r>
+        <w:t xml:space="preserve"> </w:t>
+      </w:r>
+      <w:r>
+        <w:t xml:space="preserve">identically at every scale, for every</w:t>
+      </w:r>
+      <w:r>
+        <w:t xml:space="preserve"> </w:t>
+      </w:r>
+      <w:r>
+        <w:t xml:space="preserve">setting of the coefficients, and preserves each category exponent exactly. No link</w:t>
+      </w:r>
+      <w:r>
+        <w:t xml:space="preserve"> </w:t>
+      </w:r>
+      <w:r>
+        <w:t xml:space="preserve">function, no constrained estimation, and no reparameterisation is needed. We state</w:t>
+      </w:r>
+      <w:r>
+        <w:t xml:space="preserve"> </w:t>
+      </w:r>
+      <w:r>
+        <w:t xml:space="preserve">this plainly because it is the correct remedy and because an earlier version of our</w:t>
+      </w:r>
+      <w:r>
+        <w:t xml:space="preserve"> </w:t>
+      </w:r>
+      <w:r>
+        <w:t xml:space="preserve">own analysis reached for a more elaborate one before noticing it.</w:t>
+      </w:r>
+    </w:p>
+    <w:bookmarkEnd w:id="21"/>
+    <w:bookmarkStart w:id="22" w:name="what-the-repair-costs."/>
+    <w:p>
+      <w:pPr>
+        <w:pStyle w:val="Heading4"/>
+      </w:pPr>
+      <w:r>
+        <w:t xml:space="preserve">What the repair costs.</w:t>
+      </w:r>
+    </w:p>
+    <w:p>
+      <w:pPr>
+        <w:pStyle w:val="FirstParagraph"/>
+      </w:pPr>
+      <w:r>
+        <w:t xml:space="preserve">It costs the aggregate exponent, and that is not a small thing, because the</w:t>
+      </w:r>
+      <w:r>
+        <w:t xml:space="preserve"> </w:t>
+      </w:r>
+      <w:r>
+        <w:t xml:space="preserve">aggregate exponent is usually the number a study is read for. Under</w:t>
+      </w:r>
+      <w:r>
+        <w:t xml:space="preserve"> </w:t>
+      </w:r>
+      <w:r>
+        <w:t xml:space="preserve">Equation </w:t>
+      </w:r>
+      <w:hyperlink w:anchor="eq:derived">
+        <w:r>
+          <w:rPr>
+            <w:rStyle w:val="Hyperlink"/>
+          </w:rPr>
+          <w:t xml:space="preserve">[eq:derived]</w:t>
+        </w:r>
+      </w:hyperlink>
+      <w:r>
+        <w:t xml:space="preserve"> </w:t>
+      </w:r>
+      <w:r>
+        <w:t xml:space="preserve">the total has a slope that moves with scale. On our</w:t>
+      </w:r>
+      <w:r>
+        <w:t xml:space="preserve"> </w:t>
+      </w:r>
+      <w:r>
+        <w:t xml:space="preserve">measurements the effective slope</w:t>
+      </w:r>
+      <w:r>
+        <w:t xml:space="preserve"> </w:t>
+      </w:r>
+      <m:oMath>
+        <m:r>
+          <m:rPr>
+            <m:sty m:val="p"/>
+          </m:rPr>
+          <m:t>d</m:t>
+        </m:r>
+        <m:r>
+          <m:rPr>
+            <m:sty m:val="p"/>
+          </m:rPr>
+          <m:t>log</m:t>
+        </m:r>
+        <m:r>
+          <m:t>T</m:t>
+        </m:r>
+        <m:r>
+          <m:rPr>
+            <m:sty m:val="p"/>
+          </m:rPr>
+          <m:t>/</m:t>
+        </m:r>
+        <m:r>
+          <m:rPr>
+            <m:sty m:val="p"/>
+          </m:rPr>
+          <m:t>d</m:t>
+        </m:r>
+        <m:r>
+          <m:rPr>
+            <m:sty m:val="p"/>
+          </m:rPr>
+          <m:t>log</m:t>
+        </m:r>
+        <m:r>
+          <m:t>N</m:t>
+        </m:r>
+      </m:oMath>
+      <w:r>
+        <w:t xml:space="preserve"> </w:t>
+      </w:r>
+      <w:r>
+        <w:t xml:space="preserve">is</w:t>
+      </w:r>
+      <w:r>
+        <w:t xml:space="preserve"> </w:t>
+      </w:r>
+      <m:oMath>
+        <m:r>
+          <m:rPr>
+            <m:sty m:val="p"/>
+          </m:rPr>
+          <m:t>−</m:t>
+        </m:r>
+      </m:oMath>
+      <w:r>
+        <w:t xml:space="preserve">0.299 at the bottom of the observed range,</w:t>
+      </w:r>
+      <w:r>
+        <w:t xml:space="preserve"> </w:t>
+      </w:r>
+      <m:oMath>
+        <m:r>
+          <m:rPr>
+            <m:sty m:val="p"/>
+          </m:rPr>
+          <m:t>−</m:t>
+        </m:r>
+      </m:oMath>
+      <w:r>
+        <w:t xml:space="preserve">0.228 at</w:t>
+      </w:r>
+      <w:r>
+        <w:t xml:space="preserve"> </w:t>
+      </w:r>
+      <w:r>
+        <w:t xml:space="preserve">the top,</w:t>
+      </w:r>
+      <w:r>
+        <w:t xml:space="preserve"> </w:t>
+      </w:r>
+      <m:oMath>
+        <m:r>
+          <m:rPr>
+            <m:sty m:val="p"/>
+          </m:rPr>
+          <m:t>−</m:t>
+        </m:r>
+      </m:oMath>
+      <w:r>
+        <w:t xml:space="preserve">0.174 at one billion parameters and</w:t>
+      </w:r>
+      <w:r>
+        <w:t xml:space="preserve"> </w:t>
+      </w:r>
+      <m:oMath>
+        <m:r>
+          <m:rPr>
+            <m:sty m:val="p"/>
+          </m:rPr>
+          <m:t>−</m:t>
+        </m:r>
+      </m:oMath>
+      <w:r>
+        <w:t xml:space="preserve">0.137 at one</w:t>
+      </w:r>
+      <w:r>
+        <w:t xml:space="preserve"> </w:t>
+      </w:r>
+      <w:r>
+        <w:t xml:space="preserve">trillion. The drift within the observed range alone is 0.071, and</w:t>
+      </w:r>
+      <w:r>
+        <w:t xml:space="preserve"> </w:t>
+      </w:r>
+      <w:r>
+        <w:t xml:space="preserve">by one billion it is 0.125, which is 27% of the</w:t>
+      </w:r>
+      <w:r>
+        <w:t xml:space="preserve"> </w:t>
+      </w:r>
+      <w:r>
+        <w:t xml:space="preserve">0.461 span between our steepest and shallowest category exponents. An</w:t>
+      </w:r>
+      <w:r>
+        <w:t xml:space="preserve"> </w:t>
+      </w:r>
+      <w:r>
+        <w:t xml:space="preserve">aggregate exponent quoted from such a fit is a local slope valid over the fitted</w:t>
+      </w:r>
+      <w:r>
+        <w:t xml:space="preserve"> </w:t>
+      </w:r>
+      <w:r>
+        <w:t xml:space="preserve">range, and reporting it as a property of the system is the substantive error behind</w:t>
+      </w:r>
+      <w:r>
+        <w:t xml:space="preserve"> </w:t>
+      </w:r>
+      <w:r>
+        <w:t xml:space="preserve">the arithmetic one. This is the same observation that motivates work on scaling laws</w:t>
+      </w:r>
+      <w:r>
+        <w:t xml:space="preserve"> </w:t>
+      </w:r>
+      <w:r>
+        <w:t xml:space="preserve">with more than one regime</w:t>
+      </w:r>
+      <w:r>
+        <w:t xml:space="preserve"> </w:t>
+      </w:r>
+      <w:r>
+        <w:t xml:space="preserve">(Caballero et al. 2023)</w:t>
+      </w:r>
+      <w:r>
+        <w:t xml:space="preserve">, arrived at from the</w:t>
+      </w:r>
+      <w:r>
+        <w:t xml:space="preserve"> </w:t>
+      </w:r>
+      <w:r>
+        <w:t xml:space="preserve">constraint side rather than the curve-shape side.</w:t>
+      </w:r>
+    </w:p>
+    <w:bookmarkEnd w:id="22"/>
+    <w:bookmarkStart w:id="23" w:name="writing-the-composition."/>
+    <w:p>
+      <w:pPr>
+        <w:pStyle w:val="Heading4"/>
+      </w:pPr>
+      <w:r>
+        <w:t xml:space="preserve">Writing the composition.</w:t>
+      </w:r>
+    </w:p>
+    <w:p>
+      <w:pPr>
+        <w:pStyle w:val="FirstParagraph"/>
+      </w:pPr>
+      <w:r>
+        <w:t xml:space="preserve">Dividing Equation </w:t>
+      </w:r>
+      <w:hyperlink w:anchor="eq:derived">
+        <w:r>
+          <w:rPr>
+            <w:rStyle w:val="Hyperlink"/>
+          </w:rPr>
+          <w:t xml:space="preserve">[eq:derived]</w:t>
+        </w:r>
+      </w:hyperlink>
+      <w:r>
+        <w:t xml:space="preserve"> </w:t>
+      </w:r>
+      <w:r>
+        <w:t xml:space="preserve">through gives the category shares</w:t>
+      </w:r>
+    </w:p>
+    <w:p>
+      <w:pPr>
+        <w:pStyle w:val="BodyText"/>
+      </w:pPr>
+      <m:oMathPara>
+        <m:oMathParaPr>
+          <m:jc m:val="center"/>
+        </m:oMathParaPr>
+        <m:oMath>
+          <m:sSub>
+            <m:e>
+              <m:r>
+                <m:t>s</m:t>
+              </m:r>
+            </m:e>
+            <m:sub>
+              <m:r>
+                <m:t>i</m:t>
+              </m:r>
+            </m:sub>
+          </m:sSub>
+          <m:r>
+            <m:rPr>
+              <m:sty m:val="p"/>
+            </m:rPr>
+            <m:t>(</m:t>
+          </m:r>
+          <m:r>
+            <m:t>N</m:t>
+          </m:r>
+          <m:r>
+            <m:rPr>
+              <m:sty m:val="p"/>
+            </m:rPr>
+            <m:t>)</m:t>
+          </m:r>
+          <m:r>
+            <m:t> </m:t>
+          </m:r>
+          <m:r>
+            <m:rPr>
+              <m:sty m:val="p"/>
+            </m:rPr>
+            <m:t>=</m:t>
+          </m:r>
+          <m:r>
+            <m:t> </m:t>
+          </m:r>
+          <m:f>
+            <m:fPr>
+              <m:type m:val="bar"/>
+            </m:fPr>
+            <m:num>
+              <m:sSub>
+                <m:e>
+                  <m:r>
+                    <m:t>A</m:t>
+                  </m:r>
+                </m:e>
+                <m:sub>
+                  <m:r>
+                    <m:t>i</m:t>
+                  </m:r>
+                </m:sub>
+              </m:sSub>
+              <m:sSup>
+                <m:e>
+                  <m:r>
+                    <m:t>N</m:t>
+                  </m:r>
+                </m:e>
+                <m:sup>
+                  <m:sSub>
+                    <m:e>
+                      <m:r>
+                        <m:t>a</m:t>
+                      </m:r>
+                    </m:e>
+                    <m:sub>
+                      <m:r>
+                        <m:t>i</m:t>
+                      </m:r>
+                    </m:sub>
+                  </m:sSub>
+                </m:sup>
+              </m:sSup>
+            </m:num>
+            <m:den>
+              <m:nary>
+                <m:naryPr>
+                  <m:chr m:val="∑"/>
+                  <m:limLoc m:val="undOvr"/>
+                  <m:subHide m:val="off"/>
+                  <m:supHide m:val="on"/>
+                </m:naryPr>
+                <m:sub>
+                  <m:r>
+                    <m:t>j</m:t>
+                  </m:r>
+                </m:sub>
+                <m:sup>
+                  <m:r>
+                    <m:t>​</m:t>
+                  </m:r>
+                </m:sup>
+                <m:e>
+                  <m:sSub>
+                    <m:e>
+                      <m:r>
+                        <m:t>A</m:t>
+                      </m:r>
+                    </m:e>
+                    <m:sub>
+                      <m:r>
+                        <m:t>j</m:t>
+                      </m:r>
+                    </m:sub>
+                  </m:sSub>
+                </m:e>
+              </m:nary>
+              <m:sSup>
+                <m:e>
+                  <m:r>
+                    <m:t>N</m:t>
+                  </m:r>
+                </m:e>
+                <m:sup>
+                  <m:sSub>
+                    <m:e>
+                      <m:r>
+                        <m:t>a</m:t>
+                      </m:r>
+                    </m:e>
+                    <m:sub>
+                      <m:r>
+                        <m:t>j</m:t>
+                      </m:r>
+                    </m:sub>
+                  </m:sSub>
+                </m:sup>
+              </m:sSup>
+            </m:den>
+          </m:f>
+          <m:r>
+            <m:t> </m:t>
+          </m:r>
+          <m:r>
+            <m:rPr>
+              <m:sty m:val="p"/>
+            </m:rPr>
+            <m:t>=</m:t>
+          </m:r>
+          <m:r>
+            <m:t> </m:t>
+          </m:r>
+          <m:f>
+            <m:fPr>
+              <m:type m:val="bar"/>
+            </m:fPr>
+            <m:num>
+              <m:r>
+                <m:rPr>
+                  <m:sty m:val="p"/>
+                </m:rPr>
+                <m:t>exp</m:t>
+              </m:r>
+              <m:r>
+                <m:rPr>
+                  <m:sty m:val="p"/>
+                </m:rPr>
+                <m:t>(</m:t>
+              </m:r>
+              <m:r>
+                <m:rPr>
+                  <m:sty m:val="p"/>
+                </m:rPr>
+                <m:t>log</m:t>
+              </m:r>
+              <m:sSub>
+                <m:e>
+                  <m:r>
+                    <m:t>A</m:t>
+                  </m:r>
+                </m:e>
+                <m:sub>
+                  <m:r>
+                    <m:t>i</m:t>
+                  </m:r>
+                </m:sub>
+              </m:sSub>
+              <m:r>
+                <m:rPr>
+                  <m:sty m:val="p"/>
+                </m:rPr>
+                <m:t>+</m:t>
+              </m:r>
+              <m:sSub>
+                <m:e>
+                  <m:r>
+                    <m:t>a</m:t>
+                  </m:r>
+                </m:e>
+                <m:sub>
+                  <m:r>
+                    <m:t>i</m:t>
+                  </m:r>
+                </m:sub>
+              </m:sSub>
+              <m:r>
+                <m:rPr>
+                  <m:sty m:val="p"/>
+                </m:rPr>
+                <m:t>log</m:t>
+              </m:r>
+              <m:r>
+                <m:t>N</m:t>
+              </m:r>
+              <m:r>
+                <m:rPr>
+                  <m:sty m:val="p"/>
+                </m:rPr>
+                <m:t>)</m:t>
+              </m:r>
+            </m:num>
+            <m:den>
+              <m:nary>
+                <m:naryPr>
+                  <m:chr m:val="∑"/>
+                  <m:limLoc m:val="undOvr"/>
+                  <m:subHide m:val="off"/>
+                  <m:supHide m:val="on"/>
+                </m:naryPr>
+                <m:sub>
+                  <m:r>
+                    <m:t>j</m:t>
+                  </m:r>
+                </m:sub>
+                <m:sup>
+                  <m:r>
+                    <m:t>​</m:t>
+                  </m:r>
+                </m:sup>
+                <m:e>
+                  <m:r>
+                    <m:rPr>
+                      <m:sty m:val="p"/>
+                    </m:rPr>
+                    <m:t>exp</m:t>
+                  </m:r>
+                </m:e>
+              </m:nary>
+              <m:r>
+                <m:rPr>
+                  <m:sty m:val="p"/>
+                </m:rPr>
+                <m:t>(</m:t>
+              </m:r>
+              <m:r>
+                <m:rPr>
+                  <m:sty m:val="p"/>
+                </m:rPr>
+                <m:t>log</m:t>
+              </m:r>
+              <m:sSub>
+                <m:e>
+                  <m:r>
+                    <m:t>A</m:t>
+                  </m:r>
+                </m:e>
+                <m:sub>
+                  <m:r>
+                    <m:t>j</m:t>
+                  </m:r>
+                </m:sub>
+              </m:sSub>
+              <m:r>
+                <m:rPr>
+                  <m:sty m:val="p"/>
+                </m:rPr>
+                <m:t>+</m:t>
+              </m:r>
+              <m:sSub>
+                <m:e>
+                  <m:r>
+                    <m:t>a</m:t>
+                  </m:r>
+                </m:e>
+                <m:sub>
+                  <m:r>
+                    <m:t>j</m:t>
+                  </m:r>
+                </m:sub>
+              </m:sSub>
+              <m:r>
+                <m:rPr>
+                  <m:sty m:val="p"/>
+                </m:rPr>
+                <m:t>log</m:t>
+              </m:r>
+              <m:r>
+                <m:t>N</m:t>
+              </m:r>
+              <m:r>
+                <m:rPr>
+                  <m:sty m:val="p"/>
+                </m:rPr>
+                <m:t>)</m:t>
+              </m:r>
+            </m:den>
+          </m:f>
+          <m:r>
+            <m:rPr>
+              <m:sty m:val="p"/>
+            </m:rPr>
+            <m:t>,</m:t>
+          </m:r>
+        </m:oMath>
+      </m:oMathPara>
+    </w:p>
+    <w:p>
+      <w:pPr>
+        <w:pStyle w:val="FirstParagraph"/>
+      </w:pPr>
+      <w:r>
+        <w:t xml:space="preserve">which is a softmax linear in</w:t>
+      </w:r>
+      <w:r>
+        <w:t xml:space="preserve"> </w:t>
+      </w:r>
+      <m:oMath>
+        <m:r>
+          <m:rPr>
+            <m:sty m:val="p"/>
+          </m:rPr>
+          <m:t>log</m:t>
+        </m:r>
+        <m:r>
+          <m:t>N</m:t>
+        </m:r>
+      </m:oMath>
+      <w:r>
+        <w:t xml:space="preserve">, that is, a compositional model with an</w:t>
+      </w:r>
+      <w:r>
+        <w:t xml:space="preserve"> </w:t>
+      </w:r>
+      <w:r>
+        <w:t xml:space="preserve">additive-logratio link and</w:t>
+      </w:r>
+      <w:r>
+        <w:t xml:space="preserve"> </w:t>
+      </w:r>
+      <m:oMath>
+        <m:r>
+          <m:rPr>
+            <m:sty m:val="p"/>
+          </m:rPr>
+          <m:t>log</m:t>
+        </m:r>
+        <m:r>
+          <m:t>N</m:t>
+        </m:r>
+      </m:oMath>
+      <w:r>
+        <w:t xml:space="preserve"> </w:t>
+      </w:r>
+      <w:r>
+        <w:t xml:space="preserve">as the covariate, in the sense of</w:t>
+      </w:r>
+      <w:r>
+        <w:t xml:space="preserve"> </w:t>
+      </w:r>
+      <w:r>
+        <w:t xml:space="preserve">Aitchison (1986)</w:t>
+      </w:r>
+      <w:r>
+        <w:t xml:space="preserve">. So the derived-total repair and a compositional</w:t>
+      </w:r>
+      <w:r>
+        <w:t xml:space="preserve"> </w:t>
+      </w:r>
+      <w:r>
+        <w:t xml:space="preserve">fit on the simplex are the same model of the composition; they differ only in the</w:t>
+      </w:r>
+      <w:r>
+        <w:t xml:space="preserve"> </w:t>
+      </w:r>
+      <w:r>
+        <w:t xml:space="preserve">loss used to estimate it, log-rate space in the first case and share space in the</w:t>
+      </w:r>
+      <w:r>
+        <w:t xml:space="preserve"> </w:t>
+      </w:r>
+      <w:r>
+        <w:t xml:space="preserve">second. Section </w:t>
+      </w:r>
+      <w:hyperlink w:anchor="sec:eval">
+        <w:r>
+          <w:rPr>
+            <w:rStyle w:val="Hyperlink"/>
+          </w:rPr>
+          <w:t xml:space="preserve">7</w:t>
+        </w:r>
+      </w:hyperlink>
+      <w:r>
+        <w:t xml:space="preserve"> </w:t>
+      </w:r>
+      <w:r>
+        <w:t xml:space="preserve">reports that on our data they agree to within</w:t>
+      </w:r>
+      <w:r>
+        <w:t xml:space="preserve"> </w:t>
+      </w:r>
+      <w:r>
+        <w:t xml:space="preserve">0.0060 in share across six orders of magnitude and agree on the</w:t>
+      </w:r>
+      <w:r>
+        <w:t xml:space="preserve"> </w:t>
+      </w:r>
+      <w:r>
+        <w:t xml:space="preserve">asymptotics, so an analyst need not choose carefully between them. What matters is</w:t>
+      </w:r>
+      <w:r>
+        <w:t xml:space="preserve"> </w:t>
+      </w:r>
+      <w:r>
+        <w:t xml:space="preserve">that either is used instead of the fitted aggregate.</w:t>
+      </w:r>
+    </w:p>
+    <w:bookmarkEnd w:id="23"/>
+    <w:bookmarkStart w:id="25" w:name="design-principles."/>
     <w:p>
       <w:pPr>
         <w:pStyle w:val="Heading4"/>
@@ -1911,7 +3012,7 @@
         <w:t xml:space="preserve">instrument.</w:t>
       </w:r>
     </w:p>
-    <w:bookmarkStart w:id="20" w:name="tab:dp"/>
+    <w:bookmarkStart w:id="24" w:name="tab:dp"/>
     <w:p>
       <w:pPr>
         <w:pStyle w:val="TableCaption"/>
@@ -2174,7 +3275,7 @@
               <w:jc w:val="left"/>
             </w:pPr>
             <w:r>
-              <w:t xml:space="preserve">Output distinguishes what an inadmissible fit</w:t>
+              <w:t xml:space="preserve">Output distinguishes what an inconsistent pair</w:t>
             </w:r>
             <w:r>
               <w:t xml:space="preserve"> </w:t>
@@ -2186,9 +3287,9 @@
         </w:tc>
       </w:tr>
     </w:tbl>
-    <w:bookmarkEnd w:id="20"/>
-    <w:bookmarkEnd w:id="21"/>
-    <w:bookmarkStart w:id="22" w:name="in-scope-and-out-of-scope."/>
+    <w:bookmarkEnd w:id="24"/>
+    <w:bookmarkEnd w:id="25"/>
+    <w:bookmarkStart w:id="26" w:name="in-scope-and-out-of-scope."/>
     <w:p>
       <w:pPr>
         <w:pStyle w:val="Heading4"/>
@@ -2232,24 +3333,24 @@
         <w:t xml:space="preserve"> </w:t>
       </w:r>
       <w:r>
-        <w:t xml:space="preserve">this work does not address and does not need to. An inadmissible forecast can rest</w:t>
-      </w:r>
-      <w:r>
-        <w:t xml:space="preserve"> </w:t>
-      </w:r>
-      <w:r>
-        <w:t xml:space="preserve">on exponents that are individually excellent, which is precisely what makes the</w:t>
-      </w:r>
-      <w:r>
-        <w:t xml:space="preserve"> </w:t>
-      </w:r>
-      <w:r>
-        <w:t xml:space="preserve">defect hard to see.</w:t>
-      </w:r>
-    </w:p>
-    <w:bookmarkEnd w:id="22"/>
-    <w:bookmarkEnd w:id="23"/>
-    <w:bookmarkStart w:id="28" w:name="sec:arch"/>
+        <w:t xml:space="preserve">this work does not address and does not need to. The conflict arises between fits</w:t>
+      </w:r>
+      <w:r>
+        <w:t xml:space="preserve"> </w:t>
+      </w:r>
+      <w:r>
+        <w:t xml:space="preserve">that may each be individually excellent, which is precisely what makes it hard to</w:t>
+      </w:r>
+      <w:r>
+        <w:t xml:space="preserve"> </w:t>
+      </w:r>
+      <w:r>
+        <w:t xml:space="preserve">see.</w:t>
+      </w:r>
+    </w:p>
+    <w:bookmarkEnd w:id="26"/>
+    <w:bookmarkEnd w:id="27"/>
+    <w:bookmarkStart w:id="32" w:name="sec:arch"/>
     <w:p>
       <w:pPr>
         <w:pStyle w:val="Heading1"/>
@@ -2272,7 +3373,7 @@
         <w:t xml:space="preserve">one without the others.</w:t>
       </w:r>
     </w:p>
-    <w:bookmarkStart w:id="24" w:name="the-checker."/>
+    <w:bookmarkStart w:id="28" w:name="the-checker."/>
     <w:p>
       <w:pPr>
         <w:pStyle w:val="Heading4"/>
@@ -2351,8 +3452,8 @@
         <w:t xml:space="preserve">fields.</w:t>
       </w:r>
     </w:p>
-    <w:bookmarkEnd w:id="24"/>
-    <w:bookmarkStart w:id="25" w:name="the-estimator."/>
+    <w:bookmarkEnd w:id="28"/>
+    <w:bookmarkStart w:id="29" w:name="the-estimator."/>
     <w:p>
       <w:pPr>
         <w:pStyle w:val="Heading4"/>
@@ -2381,14 +3482,14 @@
         <w:t xml:space="preserve">some scale is refused, with an explanation, rather than silently floored.</w:t>
       </w:r>
     </w:p>
-    <w:bookmarkEnd w:id="25"/>
-    <w:bookmarkStart w:id="26" w:name="the-closed-model."/>
+    <w:bookmarkEnd w:id="29"/>
+    <w:bookmarkStart w:id="30" w:name="the-derived-total."/>
     <w:p>
       <w:pPr>
         <w:pStyle w:val="Heading4"/>
       </w:pPr>
       <w:r>
-        <w:t xml:space="preserve">The closed model.</w:t>
+        <w:t xml:space="preserve">The derived total.</w:t>
       </w:r>
     </w:p>
     <w:p>
@@ -2396,39 +3497,24 @@
         <w:pStyle w:val="FirstParagraph"/>
       </w:pPr>
       <w:r>
-        <w:t xml:space="preserve">The remedy, which parameterises the composition as a softmax linear in</w:t>
-      </w:r>
-      <w:r>
-        <w:t xml:space="preserve"> </w:t>
-      </w:r>
-      <m:oMath>
-        <m:r>
-          <m:rPr>
-            <m:sty m:val="p"/>
-          </m:rPr>
-          <m:t>log</m:t>
-        </m:r>
-        <m:r>
-          <m:t>N</m:t>
-        </m:r>
-      </m:oMath>
-      <w:r>
-        <w:t xml:space="preserve"> </w:t>
-      </w:r>
-      <w:r>
-        <w:t xml:space="preserve">and</w:t>
-      </w:r>
-      <w:r>
-        <w:t xml:space="preserve"> </w:t>
-      </w:r>
-      <w:r>
-        <w:t xml:space="preserve">multiplies it by a separately fitted total. Shares sum to one at every scale for</w:t>
-      </w:r>
-      <w:r>
-        <w:t xml:space="preserve"> </w:t>
-      </w:r>
-      <w:r>
-        <w:t xml:space="preserve">every parameter value, so Equation </w:t>
+        <w:t xml:space="preserve">The remedy of Equation </w:t>
+      </w:r>
+      <w:hyperlink w:anchor="eq:derived">
+        <w:r>
+          <w:rPr>
+            <w:rStyle w:val="Hyperlink"/>
+          </w:rPr>
+          <w:t xml:space="preserve">[eq:derived]</w:t>
+        </w:r>
+      </w:hyperlink>
+      <w:r>
+        <w:t xml:space="preserve">: the total is computed from the category</w:t>
+      </w:r>
+      <w:r>
+        <w:t xml:space="preserve"> </w:t>
+      </w:r>
+      <w:r>
+        <w:t xml:space="preserve">curves rather than fitted, so Equation </w:t>
       </w:r>
       <w:hyperlink w:anchor="eq:closure">
         <w:r>
@@ -2442,330 +3528,393 @@
         <w:t xml:space="preserve"> </w:t>
       </w:r>
       <w:r>
-        <w:t xml:space="preserve">holds by construction and no</w:t>
-      </w:r>
-      <w:r>
-        <w:t xml:space="preserve"> </w:t>
-      </w:r>
-      <w:r>
-        <w:t xml:space="preserve">setting of the parameters can produce an impossible forecast. The total keeps an</w:t>
-      </w:r>
-      <w:r>
-        <w:t xml:space="preserve"> </w:t>
-      </w:r>
-      <w:r>
-        <w:t xml:space="preserve">ordinary power law, which is legitimate because a total is not a part of anything.</w:t>
-      </w:r>
-    </w:p>
-    <w:bookmarkEnd w:id="26"/>
-    <w:bookmarkStart w:id="27" w:name="tolerance."/>
-    <w:p>
-      <w:pPr>
-        <w:pStyle w:val="Heading4"/>
-      </w:pPr>
-      <w:r>
-        <w:t xml:space="preserve">Tolerance.</w:t>
-      </w:r>
-    </w:p>
-    <w:p>
-      <w:pPr>
-        <w:pStyle w:val="FirstParagraph"/>
-      </w:pPr>
-      <w:r>
-        <w:t xml:space="preserve">Admissibility is asymptotic, but in-range fit noise makes a strict threshold</w:t>
-      </w:r>
-      <w:r>
-        <w:t xml:space="preserve"> </w:t>
-      </w:r>
-      <w:r>
-        <w:t xml:space="preserve">useless, so the breakdown scale is defined at a tolerance: the scale at which the</w:t>
-      </w:r>
-      <w:r>
-        <w:t xml:space="preserve"> </w:t>
-      </w:r>
-      <w:r>
-        <w:t xml:space="preserve">parts exceed the whole by more than a stated fraction, ten percent by default. The</w:t>
-      </w:r>
-      <w:r>
-        <w:t xml:space="preserve"> </w:t>
-      </w:r>
-      <w:r>
-        <w:t xml:space="preserve">search starts at the top of the observed range, because the ratio of parts to whole</w:t>
-      </w:r>
-      <w:r>
-        <w:t xml:space="preserve"> </w:t>
-      </w:r>
-      <w:r>
-        <w:t xml:space="preserve">is U-shaped, large at small scales where the steep categories dominate and large at</w:t>
-      </w:r>
-      <w:r>
-        <w:t xml:space="preserve"> </w:t>
-      </w:r>
-      <w:r>
-        <w:t xml:space="preserve">large scales where the shallow one does. Searching upward from zero finds the wrong</w:t>
-      </w:r>
-      <w:r>
-        <w:t xml:space="preserve"> </w:t>
-      </w:r>
-      <w:r>
-        <w:t xml:space="preserve">arm and reports a threshold beneath the data, which is a mistake we made and fixed.</w:t>
-      </w:r>
-    </w:p>
-    <w:bookmarkEnd w:id="27"/>
-    <w:bookmarkEnd w:id="28"/>
-    <w:bookmarkStart w:id="33" w:name="sec:method"/>
-    <w:p>
-      <w:pPr>
-        <w:pStyle w:val="Heading1"/>
-      </w:pPr>
-      <w:r>
-        <w:t xml:space="preserve">Method and Measurements</w:t>
-      </w:r>
-    </w:p>
-    <w:bookmarkStart w:id="29" w:name="instrument."/>
-    <w:p>
-      <w:pPr>
-        <w:pStyle w:val="Heading4"/>
-      </w:pPr>
-      <w:r>
-        <w:t xml:space="preserve">Instrument.</w:t>
-      </w:r>
-    </w:p>
-    <w:p>
-      <w:pPr>
-        <w:pStyle w:val="FirstParagraph"/>
-      </w:pPr>
-      <w:r>
-        <w:t xml:space="preserve">Measurements come from 18 decoder-only transformers spanning</w:t>
-      </w:r>
-      <w:r>
-        <w:t xml:space="preserve"> </w:t>
-      </w:r>
-      <w:r>
-        <w:t xml:space="preserve">3.4M to 39.9M parameters, 6 sizes at</w:t>
-      </w:r>
-      <w:r>
-        <w:t xml:space="preserve"> </w:t>
-      </w:r>
-      <w:r>
-        <w:t xml:space="preserve">3 seeds each, trained on human chess games and evaluated without</w:t>
-      </w:r>
-      <w:r>
-        <w:t xml:space="preserve"> </w:t>
-      </w:r>
-      <w:r>
-        <w:t xml:space="preserve">search. Every model output from ply twenty onward is checked by a rules engine and,</w:t>
-      </w:r>
-      <w:r>
-        <w:t xml:space="preserve"> </w:t>
-      </w:r>
-      <w:r>
-        <w:t xml:space="preserve">when illegal, assigned to exactly one category by what made it illegal: no piece on</w:t>
-      </w:r>
-      <w:r>
-        <w:t xml:space="preserve"> </w:t>
-      </w:r>
-      <w:r>
-        <w:t xml:space="preserve">the source square, an opponent’s piece there, the mover’s own piece on the</w:t>
-      </w:r>
-      <w:r>
-        <w:t xml:space="preserve"> </w:t>
-      </w:r>
-      <w:r>
-        <w:t xml:space="preserve">destination, a geometric violation, or a move that is legal in every respect except</w:t>
-      </w:r>
-      <w:r>
-        <w:t xml:space="preserve"> </w:t>
-      </w:r>
-      <w:r>
-        <w:t xml:space="preserve">that it leaves the king in check. The classes are ordered by how much of the board</w:t>
-      </w:r>
-      <w:r>
-        <w:t xml:space="preserve"> </w:t>
-      </w:r>
-      <w:r>
-        <w:t xml:space="preserve">must be consulted to detect them, which is why their exponents differ and why the</w:t>
-      </w:r>
-      <w:r>
-        <w:t xml:space="preserve"> </w:t>
-      </w:r>
-      <w:r>
-        <w:t xml:space="preserve">decomposition is informative in the first place.</w:t>
-      </w:r>
-    </w:p>
-    <w:bookmarkEnd w:id="29"/>
-    <w:bookmarkStart w:id="30" w:name="independent-replication."/>
-    <w:p>
-      <w:pPr>
-        <w:pStyle w:val="Heading4"/>
-      </w:pPr>
-      <w:r>
-        <w:t xml:space="preserve">Independent replication.</w:t>
-      </w:r>
-    </w:p>
-    <w:p>
-      <w:pPr>
-        <w:pStyle w:val="FirstParagraph"/>
-      </w:pPr>
-      <w:r>
-        <w:t xml:space="preserve">The second family is a publicly released ladder of character-level chess models</w:t>
-      </w:r>
-      <w:r>
-        <w:t xml:space="preserve"> </w:t>
-      </w:r>
-      <w:r>
-        <w:t xml:space="preserve">trained by another laboratory on a different corpus with different code</w:t>
-      </w:r>
-      <w:r>
-        <w:t xml:space="preserve"> </w:t>
-      </w:r>
-      <w:r>
-        <w:t xml:space="preserve">(Karvonen 2024)</w:t>
-      </w:r>
-      <w:r>
-        <w:t xml:space="preserve">, spanning a 38-fold parameter range. Its</w:t>
-      </w:r>
-      <w:r>
-        <w:t xml:space="preserve"> </w:t>
-      </w:r>
-      <w:r>
-        <w:t xml:space="preserve">notation does not name a source square, so its taxonomy is coarser than ours; we do</w:t>
-      </w:r>
-      <w:r>
-        <w:t xml:space="preserve"> </w:t>
-      </w:r>
-      <w:r>
-        <w:t xml:space="preserve">not attempt to match the taxonomies when testing admissibility, because the</w:t>
-      </w:r>
-      <w:r>
-        <w:t xml:space="preserve"> </w:t>
-      </w:r>
-      <w:r>
-        <w:t xml:space="preserve">diagnostic does not require it. Each family is checked against its own partition.</w:t>
-      </w:r>
-    </w:p>
-    <w:bookmarkEnd w:id="30"/>
-    <w:bookmarkStart w:id="31" w:name="provenance."/>
-    <w:p>
-      <w:pPr>
-        <w:pStyle w:val="Heading4"/>
-      </w:pPr>
-      <w:r>
-        <w:t xml:space="preserve">Provenance.</w:t>
-      </w:r>
-    </w:p>
-    <w:p>
-      <w:pPr>
-        <w:pStyle w:val="FirstParagraph"/>
-      </w:pPr>
-      <w:r>
-        <w:t xml:space="preserve">Every adapter between an external model and our measurements fails silently rather</w:t>
-      </w:r>
-      <w:r>
-        <w:t xml:space="preserve"> </w:t>
-      </w:r>
-      <w:r>
-        <w:t xml:space="preserve">than with an error, so each was verified and the checks recorded: a reconstructed</w:t>
-      </w:r>
-      <w:r>
-        <w:t xml:space="preserve"> </w:t>
-      </w:r>
-      <w:r>
-        <w:t xml:space="preserve">32-character vocabulary, move-boundary alignment verified three ways</w:t>
-      </w:r>
-      <w:r>
-        <w:t xml:space="preserve"> </w:t>
-      </w:r>
-      <w:r>
-        <w:t xml:space="preserve">at 4,081 sites with 0 disagreements, and a</w:t>
-      </w:r>
-      <w:r>
-        <w:t xml:space="preserve"> </w:t>
-      </w:r>
-      <w:r>
-        <w:t xml:space="preserve">forward pass choosing a legal move at 672 of 672</w:t>
-      </w:r>
-      <w:r>
-        <w:t xml:space="preserve"> </w:t>
-      </w:r>
-      <w:r>
-        <w:t xml:space="preserve">positions in a third model. No number in this manuscript is typed by hand; each</w:t>
-      </w:r>
-      <w:r>
-        <w:t xml:space="preserve"> </w:t>
-      </w:r>
-      <w:r>
-        <w:t xml:space="preserve">enters through a generated macro tagged with the results file it came from.</w:t>
-      </w:r>
-    </w:p>
-    <w:bookmarkEnd w:id="31"/>
-    <w:bookmarkStart w:id="32" w:name="computing-environment."/>
-    <w:p>
-      <w:pPr>
-        <w:pStyle w:val="Heading4"/>
-      </w:pPr>
-      <w:r>
-        <w:t xml:space="preserve">Computing environment.</w:t>
-      </w:r>
-    </w:p>
-    <w:p>
-      <w:pPr>
-        <w:pStyle w:val="FirstParagraph"/>
-      </w:pPr>
-      <w:r>
-        <w:t xml:space="preserve">All runs fit on a single NVIDIA GeForce RTX 3050 Laptop GPU with 4 GiB of device</w:t>
-      </w:r>
-      <w:r>
-        <w:t xml:space="preserve"> </w:t>
-      </w:r>
-      <w:r>
-        <w:t xml:space="preserve">memory, in a host with 15 GB of physical memory visible to the</w:t>
-      </w:r>
-      <w:r>
-        <w:t xml:space="preserve"> </w:t>
-      </w:r>
-      <w:r>
-        <w:t xml:space="preserve">operating system, under Windows 11, using Python 3.12.10 with</w:t>
-      </w:r>
-      <w:r>
-        <w:t xml:space="preserve"> </w:t>
-      </w:r>
-      <w:r>
-        <w:t xml:space="preserve">PyTorch 2.5.1+cu121, NumPy 2.4.6 and SciPy 1.18.1. The</w:t>
-      </w:r>
-      <w:r>
-        <w:t xml:space="preserve"> </w:t>
-      </w:r>
-      <w:r>
-        <w:t xml:space="preserve">memory ceiling, rather than a judgement about what was worth measuring, is what</w:t>
-      </w:r>
-      <w:r>
-        <w:t xml:space="preserve"> </w:t>
-      </w:r>
-      <w:r>
-        <w:t xml:space="preserve">sets the top of our ladder, which is why the independently trained family carries</w:t>
-      </w:r>
-      <w:r>
-        <w:t xml:space="preserve"> </w:t>
-      </w:r>
-      <w:r>
-        <w:t xml:space="preserve">weight in Section </w:t>
-      </w:r>
-      <w:hyperlink w:anchor="sec:eval">
+        <w:t xml:space="preserve">holds identically and no</w:t>
+      </w:r>
+      <w:r>
+        <w:t xml:space="preserve"> </w:t>
+      </w:r>
+      <w:r>
+        <w:t xml:space="preserve">setting of the coefficients can produce an impossible forecast. The module also</w:t>
+      </w:r>
+      <w:r>
+        <w:t xml:space="preserve"> </w:t>
+      </w:r>
+      <w:r>
+        <w:t xml:space="preserve">returns the effective slope at any scale, because an analyst who previously quoted</w:t>
+      </w:r>
+      <w:r>
+        <w:t xml:space="preserve"> </w:t>
+      </w:r>
+      <w:r>
+        <w:t xml:space="preserve">an aggregate exponent needs to see what has replaced it, and returns the drift</w:t>
+      </w:r>
+      <w:r>
+        <w:t xml:space="preserve"> </w:t>
+      </w:r>
+      <w:r>
+        <w:t xml:space="preserve">across a stated range so that a single number can still be quoted where the drift</w:t>
+      </w:r>
+      <w:r>
+        <w:t xml:space="preserve"> </w:t>
+      </w:r>
+      <w:r>
+        <w:t xml:space="preserve">is small enough to tolerate. The equivalent compositional fit of</w:t>
+      </w:r>
+      <w:r>
+        <w:t xml:space="preserve"> </w:t>
+      </w:r>
+      <w:r>
+        <w:t xml:space="preserve">Equation </w:t>
+      </w:r>
+      <w:hyperlink w:anchor="eq:softmax">
         <w:r>
           <w:rPr>
             <w:rStyle w:val="Hyperlink"/>
           </w:rPr>
-          <w:t xml:space="preserve">7</w:t>
+          <w:t xml:space="preserve">[eq:softmax]</w:t>
         </w:r>
       </w:hyperlink>
       <w:r>
-        <w:t xml:space="preserve">.</w:t>
-      </w:r>
-    </w:p>
+        <w:t xml:space="preserve"> </w:t>
+      </w:r>
+      <w:r>
+        <w:t xml:space="preserve">is provided alongside it for analysts who prefer to</w:t>
+      </w:r>
+      <w:r>
+        <w:t xml:space="preserve"> </w:t>
+      </w:r>
+      <w:r>
+        <w:t xml:space="preserve">estimate in share space; the two are the same model and the implementation says so</w:t>
+      </w:r>
+      <w:r>
+        <w:t xml:space="preserve"> </w:t>
+      </w:r>
+      <w:r>
+        <w:t xml:space="preserve">rather than presenting them as alternatives to be chosen between.</w:t>
+      </w:r>
+    </w:p>
+    <w:bookmarkEnd w:id="30"/>
+    <w:bookmarkStart w:id="31" w:name="tolerance."/>
+    <w:p>
+      <w:pPr>
+        <w:pStyle w:val="Heading4"/>
+      </w:pPr>
+      <w:r>
+        <w:t xml:space="preserve">Tolerance.</w:t>
+      </w:r>
+    </w:p>
+    <w:p>
+      <w:pPr>
+        <w:pStyle w:val="FirstParagraph"/>
+      </w:pPr>
+      <w:r>
+        <w:t xml:space="preserve">Admissibility is asymptotic, but in-range fit noise makes a strict threshold</w:t>
+      </w:r>
+      <w:r>
+        <w:t xml:space="preserve"> </w:t>
+      </w:r>
+      <w:r>
+        <w:t xml:space="preserve">useless, so the breakdown scale is defined at a tolerance: the scale at which the</w:t>
+      </w:r>
+      <w:r>
+        <w:t xml:space="preserve"> </w:t>
+      </w:r>
+      <w:r>
+        <w:t xml:space="preserve">parts exceed the whole by more than a stated fraction, ten percent by default. The</w:t>
+      </w:r>
+      <w:r>
+        <w:t xml:space="preserve"> </w:t>
+      </w:r>
+      <w:r>
+        <w:t xml:space="preserve">search starts at the top of the observed range, because the ratio of parts to whole</w:t>
+      </w:r>
+      <w:r>
+        <w:t xml:space="preserve"> </w:t>
+      </w:r>
+      <w:r>
+        <w:t xml:space="preserve">is U-shaped, large at small scales where the steep categories dominate and large at</w:t>
+      </w:r>
+      <w:r>
+        <w:t xml:space="preserve"> </w:t>
+      </w:r>
+      <w:r>
+        <w:t xml:space="preserve">large scales where the shallow one does. Searching upward from zero finds the wrong</w:t>
+      </w:r>
+      <w:r>
+        <w:t xml:space="preserve"> </w:t>
+      </w:r>
+      <w:r>
+        <w:t xml:space="preserve">arm and reports a threshold beneath the data, which is a mistake we made and fixed.</w:t>
+      </w:r>
+    </w:p>
+    <w:bookmarkEnd w:id="31"/>
     <w:bookmarkEnd w:id="32"/>
+    <w:bookmarkStart w:id="37" w:name="sec:method"/>
+    <w:p>
+      <w:pPr>
+        <w:pStyle w:val="Heading1"/>
+      </w:pPr>
+      <w:r>
+        <w:t xml:space="preserve">Method and Measurements</w:t>
+      </w:r>
+    </w:p>
+    <w:bookmarkStart w:id="33" w:name="instrument."/>
+    <w:p>
+      <w:pPr>
+        <w:pStyle w:val="Heading4"/>
+      </w:pPr>
+      <w:r>
+        <w:t xml:space="preserve">Instrument.</w:t>
+      </w:r>
+    </w:p>
+    <w:p>
+      <w:pPr>
+        <w:pStyle w:val="FirstParagraph"/>
+      </w:pPr>
+      <w:r>
+        <w:t xml:space="preserve">Measurements come from 18 decoder-only transformers spanning</w:t>
+      </w:r>
+      <w:r>
+        <w:t xml:space="preserve"> </w:t>
+      </w:r>
+      <w:r>
+        <w:t xml:space="preserve">3.4M to 39.9M parameters, 6 sizes at</w:t>
+      </w:r>
+      <w:r>
+        <w:t xml:space="preserve"> </w:t>
+      </w:r>
+      <w:r>
+        <w:t xml:space="preserve">3 seeds each, trained on human chess games and evaluated without</w:t>
+      </w:r>
+      <w:r>
+        <w:t xml:space="preserve"> </w:t>
+      </w:r>
+      <w:r>
+        <w:t xml:space="preserve">search. Every model output from ply twenty onward is checked by a rules engine and,</w:t>
+      </w:r>
+      <w:r>
+        <w:t xml:space="preserve"> </w:t>
+      </w:r>
+      <w:r>
+        <w:t xml:space="preserve">when illegal, assigned to exactly one category by what made it illegal: no piece on</w:t>
+      </w:r>
+      <w:r>
+        <w:t xml:space="preserve"> </w:t>
+      </w:r>
+      <w:r>
+        <w:t xml:space="preserve">the source square, an opponent’s piece there, the mover’s own piece on the</w:t>
+      </w:r>
+      <w:r>
+        <w:t xml:space="preserve"> </w:t>
+      </w:r>
+      <w:r>
+        <w:t xml:space="preserve">destination, a geometric violation, or a move that is legal in every respect except</w:t>
+      </w:r>
+      <w:r>
+        <w:t xml:space="preserve"> </w:t>
+      </w:r>
+      <w:r>
+        <w:t xml:space="preserve">that it leaves the king in check. The classes are ordered by how much of the board</w:t>
+      </w:r>
+      <w:r>
+        <w:t xml:space="preserve"> </w:t>
+      </w:r>
+      <w:r>
+        <w:t xml:space="preserve">must be consulted to detect them, which is why their exponents differ and why the</w:t>
+      </w:r>
+      <w:r>
+        <w:t xml:space="preserve"> </w:t>
+      </w:r>
+      <w:r>
+        <w:t xml:space="preserve">decomposition is informative in the first place.</w:t>
+      </w:r>
+    </w:p>
     <w:bookmarkEnd w:id="33"/>
-    <w:bookmarkStart w:id="34" w:name="sec:walk"/>
+    <w:bookmarkStart w:id="34" w:name="independent-replication."/>
+    <w:p>
+      <w:pPr>
+        <w:pStyle w:val="Heading4"/>
+      </w:pPr>
+      <w:r>
+        <w:t xml:space="preserve">Independent replication.</w:t>
+      </w:r>
+    </w:p>
+    <w:p>
+      <w:pPr>
+        <w:pStyle w:val="FirstParagraph"/>
+      </w:pPr>
+      <w:r>
+        <w:t xml:space="preserve">The second family is a publicly released ladder of character-level chess models</w:t>
+      </w:r>
+      <w:r>
+        <w:t xml:space="preserve"> </w:t>
+      </w:r>
+      <w:r>
+        <w:t xml:space="preserve">trained by another laboratory on a different corpus with different code</w:t>
+      </w:r>
+      <w:r>
+        <w:t xml:space="preserve"> </w:t>
+      </w:r>
+      <w:r>
+        <w:t xml:space="preserve">(Karvonen 2024)</w:t>
+      </w:r>
+      <w:r>
+        <w:t xml:space="preserve">, spanning a 38-fold parameter range. Its</w:t>
+      </w:r>
+      <w:r>
+        <w:t xml:space="preserve"> </w:t>
+      </w:r>
+      <w:r>
+        <w:t xml:space="preserve">notation does not name a source square, so its taxonomy is coarser than ours; we do</w:t>
+      </w:r>
+      <w:r>
+        <w:t xml:space="preserve"> </w:t>
+      </w:r>
+      <w:r>
+        <w:t xml:space="preserve">not attempt to match the taxonomies when testing admissibility, because the</w:t>
+      </w:r>
+      <w:r>
+        <w:t xml:space="preserve"> </w:t>
+      </w:r>
+      <w:r>
+        <w:t xml:space="preserve">diagnostic does not require it. Each family is checked against its own partition.</w:t>
+      </w:r>
+    </w:p>
+    <w:bookmarkEnd w:id="34"/>
+    <w:bookmarkStart w:id="35" w:name="provenance."/>
+    <w:p>
+      <w:pPr>
+        <w:pStyle w:val="Heading4"/>
+      </w:pPr>
+      <w:r>
+        <w:t xml:space="preserve">Provenance.</w:t>
+      </w:r>
+    </w:p>
+    <w:p>
+      <w:pPr>
+        <w:pStyle w:val="FirstParagraph"/>
+      </w:pPr>
+      <w:r>
+        <w:t xml:space="preserve">Every adapter between an external model and our measurements fails silently rather</w:t>
+      </w:r>
+      <w:r>
+        <w:t xml:space="preserve"> </w:t>
+      </w:r>
+      <w:r>
+        <w:t xml:space="preserve">than with an error, so each was verified and the checks recorded: a reconstructed</w:t>
+      </w:r>
+      <w:r>
+        <w:t xml:space="preserve"> </w:t>
+      </w:r>
+      <w:r>
+        <w:t xml:space="preserve">32-character vocabulary, move-boundary alignment verified three ways</w:t>
+      </w:r>
+      <w:r>
+        <w:t xml:space="preserve"> </w:t>
+      </w:r>
+      <w:r>
+        <w:t xml:space="preserve">at 4,081 sites with 0 disagreements, and a</w:t>
+      </w:r>
+      <w:r>
+        <w:t xml:space="preserve"> </w:t>
+      </w:r>
+      <w:r>
+        <w:t xml:space="preserve">forward pass choosing a legal move at 672 of 672</w:t>
+      </w:r>
+      <w:r>
+        <w:t xml:space="preserve"> </w:t>
+      </w:r>
+      <w:r>
+        <w:t xml:space="preserve">positions in a third model. No number in this manuscript is typed by hand; each</w:t>
+      </w:r>
+      <w:r>
+        <w:t xml:space="preserve"> </w:t>
+      </w:r>
+      <w:r>
+        <w:t xml:space="preserve">enters through a generated macro tagged with the results file it came from.</w:t>
+      </w:r>
+    </w:p>
+    <w:bookmarkEnd w:id="35"/>
+    <w:bookmarkStart w:id="36" w:name="computing-environment."/>
+    <w:p>
+      <w:pPr>
+        <w:pStyle w:val="Heading4"/>
+      </w:pPr>
+      <w:r>
+        <w:t xml:space="preserve">Computing environment.</w:t>
+      </w:r>
+    </w:p>
+    <w:p>
+      <w:pPr>
+        <w:pStyle w:val="FirstParagraph"/>
+      </w:pPr>
+      <w:r>
+        <w:t xml:space="preserve">All runs fit on a single NVIDIA GeForce RTX 3050 Laptop GPU with 4 GiB of device</w:t>
+      </w:r>
+      <w:r>
+        <w:t xml:space="preserve"> </w:t>
+      </w:r>
+      <w:r>
+        <w:t xml:space="preserve">memory, in a host with 15 GB of physical memory visible to the</w:t>
+      </w:r>
+      <w:r>
+        <w:t xml:space="preserve"> </w:t>
+      </w:r>
+      <w:r>
+        <w:t xml:space="preserve">operating system, under Windows 11, using Python 3.12.10 with</w:t>
+      </w:r>
+      <w:r>
+        <w:t xml:space="preserve"> </w:t>
+      </w:r>
+      <w:r>
+        <w:t xml:space="preserve">PyTorch 2.5.1+cu121, NumPy 2.4.6 and SciPy 1.18.1. The</w:t>
+      </w:r>
+      <w:r>
+        <w:t xml:space="preserve"> </w:t>
+      </w:r>
+      <w:r>
+        <w:t xml:space="preserve">memory ceiling, rather than a judgement about what was worth measuring, is what sets</w:t>
+      </w:r>
+      <w:r>
+        <w:t xml:space="preserve"> </w:t>
+      </w:r>
+      <w:r>
+        <w:t xml:space="preserve">the top of our ladder. It is worth stating the consequence bluntly, because it is</w:t>
+      </w:r>
+      <w:r>
+        <w:t xml:space="preserve"> </w:t>
+      </w:r>
+      <w:r>
+        <w:t xml:space="preserve">the underlying reason the companion forecast went wrong: the ladder spans</w:t>
+      </w:r>
+      <w:r>
+        <w:t xml:space="preserve"> </w:t>
+      </w:r>
+      <w:r>
+        <w:t xml:space="preserve">12-fold in parameters, and the forecast was read</w:t>
+      </w:r>
+      <w:r>
+        <w:t xml:space="preserve"> </w:t>
+      </w:r>
+      <w:r>
+        <w:t xml:space="preserve">25-fold beyond its top. No fitted form is owed that much</w:t>
+      </w:r>
+      <w:r>
+        <w:t xml:space="preserve"> </w:t>
+      </w:r>
+      <w:r>
+        <w:t xml:space="preserve">credit, and the arithmetic failure documented here is what happens when one is</w:t>
+      </w:r>
+      <w:r>
+        <w:t xml:space="preserve"> </w:t>
+      </w:r>
+      <w:r>
+        <w:t xml:space="preserve">extended that far without a constraint to stop it.</w:t>
+      </w:r>
+    </w:p>
+    <w:bookmarkEnd w:id="36"/>
+    <w:bookmarkEnd w:id="37"/>
+    <w:bookmarkStart w:id="38" w:name="sec:walk"/>
     <w:p>
       <w:pPr>
         <w:pStyle w:val="Heading1"/>
@@ -2851,7 +4000,13 @@
         <w:pStyle w:val="BodyText"/>
       </w:pPr>
       <w:r>
-        <w:t xml:space="preserve">Running the check takes the ten fitted coefficients and returns:</w:t>
+        <w:t xml:space="preserve">Running the check takes the eleven fitted coefficients, five categories and the</w:t>
+      </w:r>
+      <w:r>
+        <w:t xml:space="preserve"> </w:t>
+      </w:r>
+      <w:r>
+        <w:t xml:space="preserve">aggregate, and returns: the largest category exponent</w:t>
       </w:r>
       <w:r>
         <w:t xml:space="preserve"> </w:t>
@@ -2891,7 +4046,7 @@
         </m:r>
       </m:oMath>
       <w:r>
-        <w:t xml:space="preserve">0.112 against a total exponent of</w:t>
+        <w:t xml:space="preserve">0.112 against a fitted aggregate exponent of</w:t>
       </w:r>
       <w:r>
         <w:t xml:space="preserve"> </w:t>
@@ -2905,31 +4060,31 @@
         </m:r>
       </m:oMath>
       <w:r>
-        <w:t xml:space="preserve">0.267, a divergence rate</w:t>
-      </w:r>
-      <w:r>
-        <w:t xml:space="preserve"> </w:t>
-      </w:r>
-      <w:r>
-        <w:t xml:space="preserve">of +0.154, and a breakdown scale of 174M parameters at</w:t>
-      </w:r>
-      <w:r>
-        <w:t xml:space="preserve"> </w:t>
-      </w:r>
-      <w:r>
-        <w:t xml:space="preserve">a ten percent tolerance. The intended forecast scale is one billion. The forecast is</w:t>
-      </w:r>
-      <w:r>
-        <w:t xml:space="preserve"> </w:t>
-      </w:r>
-      <w:r>
-        <w:t xml:space="preserve">therefore being read roughly six times past the point at which the decomposition</w:t>
-      </w:r>
-      <w:r>
-        <w:t xml:space="preserve"> </w:t>
-      </w:r>
-      <w:r>
-        <w:t xml:space="preserve">stops being arithmetic, and the overspend there is 1.27</w:t>
+        <w:t xml:space="preserve">0.267, so the</w:t>
+      </w:r>
+      <w:r>
+        <w:t xml:space="preserve"> </w:t>
+      </w:r>
+      <w:r>
+        <w:t xml:space="preserve">parts outgrow the whole, and the inconsistency passes ten percent at</w:t>
+      </w:r>
+      <w:r>
+        <w:t xml:space="preserve"> </w:t>
+      </w:r>
+      <w:r>
+        <w:t xml:space="preserve">174M parameters [57M, 635M].</w:t>
+      </w:r>
+      <w:r>
+        <w:t xml:space="preserve"> </w:t>
+      </w:r>
+      <w:r>
+        <w:t xml:space="preserve">The intended forecast scale is one billion, several times past that threshold, and</w:t>
+      </w:r>
+      <w:r>
+        <w:t xml:space="preserve"> </w:t>
+      </w:r>
+      <w:r>
+        <w:t xml:space="preserve">the parts there stand at 1.27 times the whole</w:t>
       </w:r>
       <w:r>
         <w:t xml:space="preserve"> </w:t>
@@ -2949,37 +4104,49 @@
         <w:pStyle w:val="BodyText"/>
       </w:pPr>
       <w:r>
-        <w:t xml:space="preserve">The analyst now has two usable options and one unusable one. The unusable option is</w:t>
-      </w:r>
-      <w:r>
-        <w:t xml:space="preserve"> </w:t>
-      </w:r>
-      <w:r>
-        <w:t xml:space="preserve">to widen the intervals, which does not help, because the problem is not that the</w:t>
-      </w:r>
-      <w:r>
-        <w:t xml:space="preserve"> </w:t>
-      </w:r>
-      <w:r>
-        <w:t xml:space="preserve">estimate is imprecise. The first usable option is to report the forecast only up to</w:t>
-      </w:r>
-      <w:r>
-        <w:t xml:space="preserve"> </w:t>
-      </w:r>
-      <w:r>
-        <w:t xml:space="preserve">174M parameters and say so. The second is to refit the composition</w:t>
-      </w:r>
-      <w:r>
-        <w:t xml:space="preserve"> </w:t>
-      </w:r>
-      <w:r>
-        <w:t xml:space="preserve">on the simplex, which restores admissibility at every scale and, on these data,</w:t>
-      </w:r>
-      <w:r>
-        <w:t xml:space="preserve"> </w:t>
-      </w:r>
-      <w:r>
-        <w:t xml:space="preserve">improves in-range accuracy. Section </w:t>
+        <w:t xml:space="preserve">The analyst has one unusable option and two usable ones. The unusable option is to</w:t>
+      </w:r>
+      <w:r>
+        <w:t xml:space="preserve"> </w:t>
+      </w:r>
+      <w:r>
+        <w:t xml:space="preserve">widen the intervals, which does not help, because the fitted aggregate is not</w:t>
+      </w:r>
+      <w:r>
+        <w:t xml:space="preserve"> </w:t>
+      </w:r>
+      <w:r>
+        <w:t xml:space="preserve">imprecise but contradicted. The first usable option is to keep both fits and report</w:t>
+      </w:r>
+      <w:r>
+        <w:t xml:space="preserve"> </w:t>
+      </w:r>
+      <w:r>
+        <w:t xml:space="preserve">nothing above 174M parameters. The second, and the one we</w:t>
+      </w:r>
+      <w:r>
+        <w:t xml:space="preserve"> </w:t>
+      </w:r>
+      <w:r>
+        <w:t xml:space="preserve">recommend, is to drop the fitted aggregate and derive the total from the categories,</w:t>
+      </w:r>
+      <w:r>
+        <w:t xml:space="preserve"> </w:t>
+      </w:r>
+      <w:r>
+        <w:t xml:space="preserve">which is consistent at every scale. The cost of the second is that there is no</w:t>
+      </w:r>
+      <w:r>
+        <w:t xml:space="preserve"> </w:t>
+      </w:r>
+      <w:r>
+        <w:t xml:space="preserve">longer an aggregate exponent to quote, only a slope that moves;</w:t>
+      </w:r>
+      <w:r>
+        <w:t xml:space="preserve"> </w:t>
+      </w:r>
+      <w:r>
+        <w:t xml:space="preserve">Section </w:t>
       </w:r>
       <w:hyperlink w:anchor="sec:eval">
         <w:r>
@@ -2993,11 +4160,11 @@
         <w:t xml:space="preserve"> </w:t>
       </w:r>
       <w:r>
-        <w:t xml:space="preserve">reports what that refit gives.</w:t>
-      </w:r>
-    </w:p>
-    <w:bookmarkEnd w:id="34"/>
-    <w:bookmarkStart w:id="42" w:name="sec:eval"/>
+        <w:t xml:space="preserve">reports how far it moves here.</w:t>
+      </w:r>
+    </w:p>
+    <w:bookmarkEnd w:id="38"/>
+    <w:bookmarkStart w:id="49" w:name="sec:eval"/>
     <w:p>
       <w:pPr>
         <w:pStyle w:val="Heading1"/>
@@ -3006,7 +4173,7 @@
         <w:t xml:space="preserve">Evaluation</w:t>
       </w:r>
     </w:p>
-    <w:bookmarkStart w:id="36" w:name="X50cd4bb82ee26938b1b8ad95e2684b653c3d60d"/>
+    <w:bookmarkStart w:id="40" w:name="X50cd4bb82ee26938b1b8ad95e2684b653c3d60d"/>
     <w:p>
       <w:pPr>
         <w:pStyle w:val="Heading4"/>
@@ -3061,7 +4228,7 @@
         <w:t xml:space="preserve">they are nearly three times the total they are part of.</w:t>
       </w:r>
     </w:p>
-    <w:bookmarkStart w:id="35" w:name="tab:overspend"/>
+    <w:bookmarkStart w:id="39" w:name="tab:overspend"/>
     <w:p>
       <w:pPr>
         <w:pStyle w:val="TableCaption"/>
@@ -3262,9 +4429,9 @@
         </w:tc>
       </w:tr>
     </w:tbl>
-    <w:bookmarkEnd w:id="35"/>
-    <w:bookmarkEnd w:id="36"/>
-    <w:bookmarkStart w:id="37" w:name="Xbda3c5cef277576c6b722a387ce89cf6acd5636"/>
+    <w:bookmarkEnd w:id="39"/>
+    <w:bookmarkEnd w:id="40"/>
+    <w:bookmarkStart w:id="41" w:name="Xbda3c5cef277576c6b722a387ce89cf6acd5636"/>
     <w:p>
       <w:pPr>
         <w:pStyle w:val="Heading4"/>
@@ -3278,34 +4445,272 @@
         <w:pStyle w:val="FirstParagraph"/>
       </w:pPr>
       <w:r>
-        <w:t xml:space="preserve">Yes, and at a similar magnitude. Refitting the independent ladder over its own</w:t>
-      </w:r>
-      <w:r>
-        <w:t xml:space="preserve"> </w:t>
-      </w:r>
-      <w:r>
-        <w:t xml:space="preserve">4 usable categories gives</w:t>
-      </w:r>
-      <w:r>
-        <w:t xml:space="preserve"> </w:t>
-      </w:r>
-      <m:oMath>
-        <m:sSup>
-          <m:e>
-            <m:r>
-              <m:t>a</m:t>
-            </m:r>
-          </m:e>
-          <m:sup>
-            <m:r>
-              <m:rPr>
-                <m:sty m:val="p"/>
-              </m:rPr>
-              <m:t>⋆</m:t>
-            </m:r>
-          </m:sup>
-        </m:sSup>
-      </m:oMath>
+        <w:t xml:space="preserve">Directionally yes, and that is as much as three checkpoints can support. Refitting</w:t>
+      </w:r>
+      <w:r>
+        <w:t xml:space="preserve"> </w:t>
+      </w:r>
+      <w:r>
+        <w:t xml:space="preserve">the independent ladder over its own 4 usable categories gives a</w:t>
+      </w:r>
+      <w:r>
+        <w:t xml:space="preserve"> </w:t>
+      </w:r>
+      <w:r>
+        <w:t xml:space="preserve">positive divergence rate, so the same conflict exists, and a breakdown scale of the</w:t>
+      </w:r>
+      <w:r>
+        <w:t xml:space="preserve"> </w:t>
+      </w:r>
+      <w:r>
+        <w:t xml:space="preserve">same order of magnitude as ours. We deliberately do not quote those figures to three</w:t>
+      </w:r>
+      <w:r>
+        <w:t xml:space="preserve"> </w:t>
+      </w:r>
+      <w:r>
+        <w:t xml:space="preserve">significant digits. Each is a two-parameter fit to three points, one of the five</w:t>
+      </w:r>
+      <w:r>
+        <w:t xml:space="preserve"> </w:t>
+      </w:r>
+      <w:r>
+        <w:t xml:space="preserve">categories had to be dropped because its rate is zero at two of the three, and the</w:t>
+      </w:r>
+      <w:r>
+        <w:t xml:space="preserve"> </w:t>
+      </w:r>
+      <w:r>
+        <w:t xml:space="preserve">resulting coefficients carry no usable precision. The claim the replication supports</w:t>
+      </w:r>
+      <w:r>
+        <w:t xml:space="preserve"> </w:t>
+      </w:r>
+      <w:r>
+        <w:t xml:space="preserve">is that the conflict is not a peculiarity of our ladder, not that its magnitude has</w:t>
+      </w:r>
+      <w:r>
+        <w:t xml:space="preserve"> </w:t>
+      </w:r>
+      <w:r>
+        <w:t xml:space="preserve">been estimated twice. A different tokenisation, a different taxonomy, a</w:t>
+      </w:r>
+      <w:r>
+        <w:t xml:space="preserve"> </w:t>
+      </w:r>
+      <w:r>
+        <w:t xml:space="preserve">different corpus and a different laboratory reproduce the defect within the same</w:t>
+      </w:r>
+      <w:r>
+        <w:t xml:space="preserve"> </w:t>
+      </w:r>
+      <w:r>
+        <w:t xml:space="preserve">order of magnitude, which is what Section </w:t>
+      </w:r>
+      <w:hyperlink w:anchor="sec:design">
+        <w:r>
+          <w:rPr>
+            <w:rStyle w:val="Hyperlink"/>
+          </w:rPr>
+          <w:t xml:space="preserve">3</w:t>
+        </w:r>
+      </w:hyperlink>
+      <w:r>
+        <w:t xml:space="preserve"> </w:t>
+      </w:r>
+      <w:r>
+        <w:t xml:space="preserve">predicts and what makes</w:t>
+      </w:r>
+      <w:r>
+        <w:t xml:space="preserve"> </w:t>
+      </w:r>
+      <w:r>
+        <w:t xml:space="preserve">this a property of the method rather than of our data. One of that family’s</w:t>
+      </w:r>
+      <w:r>
+        <w:t xml:space="preserve"> </w:t>
+      </w:r>
+      <w:r>
+        <w:t xml:space="preserve">categories is excluded because its rate is zero at two of three checkpoints; an</w:t>
+      </w:r>
+      <w:r>
+        <w:t xml:space="preserve"> </w:t>
+      </w:r>
+      <w:r>
+        <w:t xml:space="preserve">exponent fitted there would be an artefact of the floor, and DP5 makes the</w:t>
+      </w:r>
+      <w:r>
+        <w:t xml:space="preserve"> </w:t>
+      </w:r>
+      <w:r>
+        <w:t xml:space="preserve">implementation refuse it rather than produce one.</w:t>
+      </w:r>
+    </w:p>
+    <w:bookmarkEnd w:id="41"/>
+    <w:bookmarkStart w:id="42" w:name="do-the-two-admissible-forms-differ"/>
+    <w:p>
+      <w:pPr>
+        <w:pStyle w:val="Heading4"/>
+      </w:pPr>
+      <w:r>
+        <w:t xml:space="preserve">Do the two admissible forms differ?</w:t>
+      </w:r>
+    </w:p>
+    <w:p>
+      <w:pPr>
+        <w:pStyle w:val="FirstParagraph"/>
+      </w:pPr>
+      <w:r>
+        <w:t xml:space="preserve">Barely, which is the useful answer. The derived-total model and the compositional</w:t>
+      </w:r>
+      <w:r>
+        <w:t xml:space="preserve"> </w:t>
+      </w:r>
+      <w:r>
+        <w:t xml:space="preserve">fit are the same model estimated under different losses, so the only question is</w:t>
+      </w:r>
+      <w:r>
+        <w:t xml:space="preserve"> </w:t>
+      </w:r>
+      <w:r>
+        <w:t xml:space="preserve">whether the loss matters. Scored in share space the compositional fit attains</w:t>
+      </w:r>
+      <w:r>
+        <w:t xml:space="preserve"> </w:t>
+      </w:r>
+      <w:r>
+        <w:t xml:space="preserve">0.01251 against 0.01274 for the derived total; scored</w:t>
+      </w:r>
+      <w:r>
+        <w:t xml:space="preserve"> </w:t>
+      </w:r>
+      <w:r>
+        <w:t xml:space="preserve">in rate space, 0.00234 against 0.00244. The compositional</w:t>
+      </w:r>
+      <w:r>
+        <w:t xml:space="preserve"> </w:t>
+      </w:r>
+      <w:r>
+        <w:t xml:space="preserve">fit is marginally ahead in both, which is expected since neither is being scored in</w:t>
+      </w:r>
+      <w:r>
+        <w:t xml:space="preserve"> </w:t>
+      </w:r>
+      <w:r>
+        <w:t xml:space="preserve">a space that favours it over the other by construction, and the two disagree by at</w:t>
+      </w:r>
+      <w:r>
+        <w:t xml:space="preserve"> </w:t>
+      </w:r>
+      <w:r>
+        <w:t xml:space="preserve">most 0.0060 in share across six orders of magnitude. We draw no</w:t>
+      </w:r>
+      <w:r>
+        <w:t xml:space="preserve"> </w:t>
+      </w:r>
+      <w:r>
+        <w:t xml:space="preserve">conclusion from the ordering. An earlier version of this analysis reported the</w:t>
+      </w:r>
+      <w:r>
+        <w:t xml:space="preserve"> </w:t>
+      </w:r>
+      <w:r>
+        <w:t xml:space="preserve">compositional fit as several percent more accurate than the uncoupled baseline; that</w:t>
+      </w:r>
+      <w:r>
+        <w:t xml:space="preserve"> </w:t>
+      </w:r>
+      <w:r>
+        <w:t xml:space="preserve">comparison was not like for like, because the baseline had been estimated in</w:t>
+      </w:r>
+      <w:r>
+        <w:t xml:space="preserve"> </w:t>
+      </w:r>
+      <w:r>
+        <w:t xml:space="preserve">log-rate space and scored in share space, and we withdraw it.</w:t>
+      </w:r>
+    </w:p>
+    <w:p>
+      <w:pPr>
+        <w:pStyle w:val="BodyText"/>
+      </w:pPr>
+      <w:r>
+        <w:t xml:space="preserve">The honest summary is that the repair is free in fit quality rather than beneficial.</w:t>
+      </w:r>
+      <w:r>
+        <w:t xml:space="preserve"> </w:t>
+      </w:r>
+      <w:r>
+        <w:t xml:space="preserve">The case for it is not accuracy but consistency, and the case against the fitted</w:t>
+      </w:r>
+      <w:r>
+        <w:t xml:space="preserve"> </w:t>
+      </w:r>
+      <w:r>
+        <w:t xml:space="preserve">aggregate is not that it fits badly, which it does not, but that it asserts</w:t>
+      </w:r>
+      <w:r>
+        <w:t xml:space="preserve"> </w:t>
+      </w:r>
+      <w:r>
+        <w:t xml:space="preserve">something the categories contradict.</w:t>
+      </w:r>
+    </w:p>
+    <w:bookmarkEnd w:id="42"/>
+    <w:bookmarkStart w:id="44" w:name="what-the-repair-costs-measured."/>
+    <w:p>
+      <w:pPr>
+        <w:pStyle w:val="Heading4"/>
+      </w:pPr>
+      <w:r>
+        <w:t xml:space="preserve">What the repair costs, measured.</w:t>
+      </w:r>
+    </w:p>
+    <w:p>
+      <w:pPr>
+        <w:pStyle w:val="FirstParagraph"/>
+      </w:pPr>
+      <w:r>
+        <w:t xml:space="preserve">Table </w:t>
+      </w:r>
+      <w:hyperlink w:anchor="tab:drift">
+        <w:r>
+          <w:rPr>
+            <w:rStyle w:val="Hyperlink"/>
+          </w:rPr>
+          <w:t xml:space="preserve">3</w:t>
+        </w:r>
+      </w:hyperlink>
+      <w:r>
+        <w:t xml:space="preserve"> </w:t>
+      </w:r>
+      <w:r>
+        <w:t xml:space="preserve">gives the effective slope of the derived total. Within the</w:t>
+      </w:r>
+      <w:r>
+        <w:t xml:space="preserve"> </w:t>
+      </w:r>
+      <w:r>
+        <w:t xml:space="preserve">observed range it moves by 0.071, and by one billion parameters it</w:t>
+      </w:r>
+      <w:r>
+        <w:t xml:space="preserve"> </w:t>
+      </w:r>
+      <w:r>
+        <w:t xml:space="preserve">has moved 0.125 from where it started, which is 27%</w:t>
+      </w:r>
+      <w:r>
+        <w:t xml:space="preserve"> </w:t>
+      </w:r>
+      <w:r>
+        <w:t xml:space="preserve">of the 0.461 separating our steepest and shallowest category exponents.</w:t>
+      </w:r>
+      <w:r>
+        <w:t xml:space="preserve"> </w:t>
+      </w:r>
+      <w:r>
+        <w:t xml:space="preserve">An analyst who quoted</w:t>
+      </w:r>
       <w:r>
         <w:t xml:space="preserve"> </w:t>
       </w:r>
@@ -3318,13 +4723,39 @@
         </m:r>
       </m:oMath>
       <w:r>
-        <w:t xml:space="preserve">1.044 against</w:t>
-      </w:r>
-      <w:r>
-        <w:t xml:space="preserve"> </w:t>
-      </w:r>
-      <w:r>
-        <w:t xml:space="preserve">a total of</w:t>
+        <w:t xml:space="preserve">0.267 as the aggregate exponent was quoting a</w:t>
+      </w:r>
+      <w:r>
+        <w:t xml:space="preserve"> </w:t>
+      </w:r>
+      <w:r>
+        <w:t xml:space="preserve">local slope, and the forecast error from treating it as global is the quantity in</w:t>
+      </w:r>
+      <w:r>
+        <w:t xml:space="preserve"> </w:t>
+      </w:r>
+      <w:r>
+        <w:t xml:space="preserve">Table </w:t>
+      </w:r>
+      <w:hyperlink w:anchor="tab:overspend">
+        <w:r>
+          <w:rPr>
+            <w:rStyle w:val="Hyperlink"/>
+          </w:rPr>
+          <w:t xml:space="preserve">2</w:t>
+        </w:r>
+      </w:hyperlink>
+      <w:r>
+        <w:t xml:space="preserve">.</w:t>
+      </w:r>
+    </w:p>
+    <w:bookmarkStart w:id="43" w:name="tab:drift"/>
+    <w:p>
+      <w:pPr>
+        <w:pStyle w:val="TableCaption"/>
+      </w:pPr>
+      <w:r>
+        <w:t xml:space="preserve">Effective slope of the derived total,</w:t>
       </w:r>
       <w:r>
         <w:t xml:space="preserve"> </w:t>
@@ -3334,523 +4765,858 @@
           <m:rPr>
             <m:sty m:val="p"/>
           </m:rPr>
-          <m:t>−</m:t>
+          <m:t>d</m:t>
+        </m:r>
+        <m:r>
+          <m:rPr>
+            <m:sty m:val="p"/>
+          </m:rPr>
+          <m:t>log</m:t>
+        </m:r>
+        <m:r>
+          <m:t>T</m:t>
+        </m:r>
+        <m:r>
+          <m:rPr>
+            <m:sty m:val="p"/>
+          </m:rPr>
+          <m:t>/</m:t>
+        </m:r>
+        <m:r>
+          <m:rPr>
+            <m:sty m:val="p"/>
+          </m:rPr>
+          <m:t>d</m:t>
+        </m:r>
+        <m:r>
+          <m:rPr>
+            <m:sty m:val="p"/>
+          </m:rPr>
+          <m:t>log</m:t>
+        </m:r>
+        <m:r>
+          <m:t>N</m:t>
         </m:r>
       </m:oMath>
       <w:r>
-        <w:t xml:space="preserve">1.278, a divergence rate of +0.234, an</w:t>
-      </w:r>
-      <w:r>
-        <w:t xml:space="preserve"> </w:t>
-      </w:r>
-      <w:r>
-        <w:t xml:space="preserve">overspend of 1.28 at one billion parameters, and a breakdown scale</w:t>
-      </w:r>
-      <w:r>
-        <w:t xml:space="preserve"> </w:t>
-      </w:r>
-      <w:r>
-        <w:t xml:space="preserve">of 243M. A different tokenisation, a different taxonomy, a</w:t>
-      </w:r>
-      <w:r>
-        <w:t xml:space="preserve"> </w:t>
-      </w:r>
-      <w:r>
-        <w:t xml:space="preserve">different corpus and a different laboratory reproduce the defect within the same</w:t>
-      </w:r>
-      <w:r>
-        <w:t xml:space="preserve"> </w:t>
-      </w:r>
-      <w:r>
-        <w:t xml:space="preserve">order of magnitude, which is what Section </w:t>
-      </w:r>
-      <w:hyperlink w:anchor="sec:design">
+        <w:t xml:space="preserve">.</w:t>
+      </w:r>
+      <w:r>
+        <w:t xml:space="preserve"> </w:t>
+      </w:r>
+      <w:r>
+        <w:t xml:space="preserve">Constant only if all category exponents are equal; here it drifts across a</w:t>
+      </w:r>
+      <w:r>
+        <w:t xml:space="preserve"> </w:t>
+      </w:r>
+      <w:r>
+        <w:t xml:space="preserve">substantial fraction of the span it is meant to summarise.</w:t>
+      </w:r>
+    </w:p>
+    <w:tbl>
+      <w:tblPr>
+        <w:tblStyle w:val="Table"/>
+        <w:tblW w:type="auto" w:w="0"/>
+        <w:tblLook w:firstRow="1" w:lastRow="0" w:firstColumn="0" w:lastColumn="0" w:noHBand="0" w:noVBand="0" w:val="0020"/>
+        <w:tblCaption w:val="Effective slope of the derived total, \mathrm{d}\log T/\mathrm{d}\log N. Constant only if all category exponents are equal; here it drifts across a substantial fraction of the span it is meant to summarise."/>
+      </w:tblPr>
+      <w:tblGrid>
+        <w:gridCol w:w="3960"/>
+        <w:gridCol w:w="3960"/>
+      </w:tblGrid>
+      <w:tr>
+        <w:trPr>
+          <w:tblHeader w:val="on"/>
+        </w:trPr>
+        <w:tc>
+          <w:tcPr/>
+          <w:p>
+            <w:pPr>
+              <w:pStyle w:val="Compact"/>
+              <w:jc w:val="left"/>
+            </w:pPr>
+            <w:r>
+              <w:rPr>
+                <w:b/>
+                <w:bCs/>
+              </w:rPr>
+              <w:t xml:space="preserve">Scale</w:t>
+            </w:r>
+          </w:p>
+        </w:tc>
+        <w:tc>
+          <w:tcPr/>
+          <w:p>
+            <w:pPr>
+              <w:pStyle w:val="Compact"/>
+              <w:jc w:val="right"/>
+            </w:pPr>
+            <w:r>
+              <w:rPr>
+                <w:b/>
+                <w:bCs/>
+              </w:rPr>
+              <w:t xml:space="preserve">Effective slope</w:t>
+            </w:r>
+          </w:p>
+        </w:tc>
+      </w:tr>
+      <w:tr>
+        <w:tc>
+          <w:tcPr/>
+          <w:p>
+            <w:pPr>
+              <w:pStyle w:val="Compact"/>
+              <w:jc w:val="left"/>
+            </w:pPr>
+            <w:r>
+              <w:t xml:space="preserve">Bottom of observed range (3.4M)</w:t>
+            </w:r>
+          </w:p>
+        </w:tc>
+        <w:tc>
+          <w:tcPr/>
+          <w:p>
+            <w:pPr>
+              <w:pStyle w:val="Compact"/>
+              <w:jc w:val="right"/>
+            </w:pPr>
+            <m:oMath>
+              <m:r>
+                <m:rPr>
+                  <m:sty m:val="p"/>
+                </m:rPr>
+                <m:t>−</m:t>
+              </m:r>
+            </m:oMath>
+            <w:r>
+              <w:t xml:space="preserve">0.299</w:t>
+            </w:r>
+          </w:p>
+        </w:tc>
+      </w:tr>
+      <w:tr>
+        <w:tc>
+          <w:tcPr/>
+          <w:p>
+            <w:pPr>
+              <w:pStyle w:val="Compact"/>
+              <w:jc w:val="left"/>
+            </w:pPr>
+            <w:r>
+              <w:t xml:space="preserve">Top of observed range (39.9M)</w:t>
+            </w:r>
+          </w:p>
+        </w:tc>
+        <w:tc>
+          <w:tcPr/>
+          <w:p>
+            <w:pPr>
+              <w:pStyle w:val="Compact"/>
+              <w:jc w:val="right"/>
+            </w:pPr>
+            <m:oMath>
+              <m:r>
+                <m:rPr>
+                  <m:sty m:val="p"/>
+                </m:rPr>
+                <m:t>−</m:t>
+              </m:r>
+            </m:oMath>
+            <w:r>
+              <w:t xml:space="preserve">0.228</w:t>
+            </w:r>
+          </w:p>
+        </w:tc>
+      </w:tr>
+      <w:tr>
+        <w:tc>
+          <w:tcPr/>
+          <w:p>
+            <w:pPr>
+              <w:pStyle w:val="Compact"/>
+              <w:jc w:val="left"/>
+            </w:pPr>
+            <w:r>
+              <w:t xml:space="preserve">One billion parameters</w:t>
+            </w:r>
+          </w:p>
+        </w:tc>
+        <w:tc>
+          <w:tcPr/>
+          <w:p>
+            <w:pPr>
+              <w:pStyle w:val="Compact"/>
+              <w:jc w:val="right"/>
+            </w:pPr>
+            <m:oMath>
+              <m:r>
+                <m:rPr>
+                  <m:sty m:val="p"/>
+                </m:rPr>
+                <m:t>−</m:t>
+              </m:r>
+            </m:oMath>
+            <w:r>
+              <w:t xml:space="preserve">0.174</w:t>
+            </w:r>
+          </w:p>
+        </w:tc>
+      </w:tr>
+      <w:tr>
+        <w:tc>
+          <w:tcPr/>
+          <w:p>
+            <w:pPr>
+              <w:pStyle w:val="Compact"/>
+              <w:jc w:val="left"/>
+            </w:pPr>
+            <w:r>
+              <w:t xml:space="preserve">One trillion parameters</w:t>
+            </w:r>
+          </w:p>
+        </w:tc>
+        <w:tc>
+          <w:tcPr/>
+          <w:p>
+            <w:pPr>
+              <w:pStyle w:val="Compact"/>
+              <w:jc w:val="right"/>
+            </w:pPr>
+            <m:oMath>
+              <m:r>
+                <m:rPr>
+                  <m:sty m:val="p"/>
+                </m:rPr>
+                <m:t>−</m:t>
+              </m:r>
+            </m:oMath>
+            <w:r>
+              <w:t xml:space="preserve">0.137</w:t>
+            </w:r>
+          </w:p>
+        </w:tc>
+      </w:tr>
+      <w:tr>
+        <w:tc>
+          <w:tcPr/>
+          <w:p>
+            <w:pPr>
+              <w:pStyle w:val="Compact"/>
+              <w:jc w:val="left"/>
+            </w:pPr>
+            <w:r>
+              <w:t xml:space="preserve">Separately fitted aggregate exponent</w:t>
+            </w:r>
+          </w:p>
+        </w:tc>
+        <w:tc>
+          <w:tcPr/>
+          <w:p>
+            <w:pPr>
+              <w:pStyle w:val="Compact"/>
+              <w:jc w:val="right"/>
+            </w:pPr>
+            <m:oMath>
+              <m:r>
+                <m:rPr>
+                  <m:sty m:val="p"/>
+                </m:rPr>
+                <m:t>−</m:t>
+              </m:r>
+            </m:oMath>
+            <w:r>
+              <w:t xml:space="preserve">0.267</w:t>
+            </w:r>
+          </w:p>
+        </w:tc>
+      </w:tr>
+    </w:tbl>
+    <w:bookmarkEnd w:id="43"/>
+    <w:bookmarkEnd w:id="44"/>
+    <w:bookmarkStart w:id="45" w:name="Xeecbf0e7e2225b167db1e631ef0f525022b874d"/>
+    <w:p>
+      <w:pPr>
+        <w:pStyle w:val="Heading4"/>
+      </w:pPr>
+      <w:r>
+        <w:t xml:space="preserve">Published decompositions: who already does this right.</w:t>
+      </w:r>
+    </w:p>
+    <w:p>
+      <w:pPr>
+        <w:pStyle w:val="FirstParagraph"/>
+      </w:pPr>
+      <w:r>
+        <w:t xml:space="preserve">We applied the check to published error decompositions, which</w:t>
+      </w:r>
+      <w:r>
+        <w:t xml:space="preserve"> </w:t>
+      </w:r>
+      <w:r>
+        <w:t xml:space="preserve">Section </w:t>
+      </w:r>
+      <w:hyperlink w:anchor="sec:limits">
         <w:r>
           <w:rPr>
             <w:rStyle w:val="Hyperlink"/>
           </w:rPr>
-          <w:t xml:space="preserve">3</w:t>
+          <w:t xml:space="preserve">10</w:t>
         </w:r>
       </w:hyperlink>
       <w:r>
         <w:t xml:space="preserve"> </w:t>
       </w:r>
       <w:r>
-        <w:t xml:space="preserve">predicts and what makes</w:t>
-      </w:r>
-      <w:r>
-        <w:t xml:space="preserve"> </w:t>
-      </w:r>
-      <w:r>
-        <w:t xml:space="preserve">this a property of the method rather than of our data. One of that family’s</w:t>
-      </w:r>
-      <w:r>
-        <w:t xml:space="preserve"> </w:t>
-      </w:r>
-      <w:r>
-        <w:t xml:space="preserve">categories is excluded because its rate is zero at two of three checkpoints; an</w:t>
-      </w:r>
-      <w:r>
-        <w:t xml:space="preserve"> </w:t>
-      </w:r>
-      <w:r>
-        <w:t xml:space="preserve">exponent fitted there would be an artefact of the floor, and DP5 makes the</w:t>
-      </w:r>
-      <w:r>
-        <w:t xml:space="preserve"> </w:t>
-      </w:r>
-      <w:r>
-        <w:t xml:space="preserve">implementation refuse it rather than produce one.</w:t>
-      </w:r>
-    </w:p>
-    <w:bookmarkEnd w:id="37"/>
-    <w:bookmarkStart w:id="38" w:name="does-the-remedy-cost-accuracy"/>
-    <w:p>
-      <w:pPr>
-        <w:pStyle w:val="Heading4"/>
-      </w:pPr>
-      <w:r>
-        <w:t xml:space="preserve">Does the remedy cost accuracy?</w:t>
-      </w:r>
-    </w:p>
-    <w:p>
-      <w:pPr>
-        <w:pStyle w:val="FirstParagraph"/>
-      </w:pPr>
-      <w:r>
-        <w:t xml:space="preserve">No, it improves it. Fitted in range across the 18 runs, the closed model</w:t>
-      </w:r>
-      <w:r>
-        <w:t xml:space="preserve"> </w:t>
-      </w:r>
-      <w:r>
-        <w:t xml:space="preserve">attains a root-mean-square error of 0.01251 in share space against</w:t>
-      </w:r>
-      <w:r>
-        <w:t xml:space="preserve"> </w:t>
-      </w:r>
-      <w:r>
-        <w:t xml:space="preserve">0.01322 for the uncoupled fits, an improvement of</w:t>
-      </w:r>
-      <w:r>
-        <w:t xml:space="preserve"> </w:t>
-      </w:r>
-      <w:r>
-        <w:t xml:space="preserve">5.4%. This matters for adoption rather than for truth: an</w:t>
-      </w:r>
-      <w:r>
-        <w:t xml:space="preserve"> </w:t>
-      </w:r>
-      <w:r>
-        <w:t xml:space="preserve">admissible model that fitted worse would face a trade-off argument, and this one</w:t>
-      </w:r>
-      <w:r>
-        <w:t xml:space="preserve"> </w:t>
-      </w:r>
-      <w:r>
-        <w:t xml:space="preserve">does not. Under the closed model the least local category’s share rises from</w:t>
-      </w:r>
-      <w:r>
-        <w:t xml:space="preserve"> </w:t>
-      </w:r>
-      <w:r>
-        <w:t xml:space="preserve">0.444 at the top of our range to 0.588 at one billion</w:t>
-      </w:r>
-      <w:r>
-        <w:t xml:space="preserve"> </w:t>
-      </w:r>
-      <w:r>
-        <w:t xml:space="preserve">and 0.769 at one trillion, approaching but never exceeding</w:t>
-      </w:r>
-      <w:r>
-        <w:t xml:space="preserve"> </w:t>
-      </w:r>
-      <w:r>
-        <w:t xml:space="preserve">0.871, while the most local category falls to 0.001.</w:t>
-      </w:r>
-      <w:r>
-        <w:t xml:space="preserve"> </w:t>
-      </w:r>
-      <w:r>
-        <w:t xml:space="preserve">The substantive ordering the decomposition was meant to establish survives. What</w:t>
-      </w:r>
-      <w:r>
-        <w:t xml:space="preserve"> </w:t>
-      </w:r>
-      <w:r>
-        <w:t xml:space="preserve">changes is that the numbers are now ones the categories can jointly satisfy.</w:t>
-      </w:r>
-    </w:p>
-    <w:bookmarkEnd w:id="38"/>
-    <w:bookmarkStart w:id="39" w:name="Xba27ad4ce1b0cd00323fe1a12ed6e855595e700"/>
-    <w:p>
-      <w:pPr>
-        <w:pStyle w:val="Heading4"/>
-      </w:pPr>
-      <w:r>
-        <w:t xml:space="preserve">The same discipline outside the partition.</w:t>
-      </w:r>
-    </w:p>
-    <w:p>
-      <w:pPr>
-        <w:pStyle w:val="FirstParagraph"/>
-      </w:pPr>
-      <w:r>
-        <w:t xml:space="preserve">A quantity confined to the unit interval needs a link that respects the confinement</w:t>
-      </w:r>
-      <w:r>
-        <w:t xml:space="preserve"> </w:t>
-      </w:r>
-      <w:r>
-        <w:t xml:space="preserve">even when it is not a member of a partition. The share of errors occurring despite</w:t>
-      </w:r>
-      <w:r>
-        <w:t xml:space="preserve"> </w:t>
-      </w:r>
-      <w:r>
-        <w:t xml:space="preserve">a correctly decoded local state, which cuts across the categories rather than</w:t>
-      </w:r>
-      <w:r>
-        <w:t xml:space="preserve"> </w:t>
-      </w:r>
-      <w:r>
-        <w:t xml:space="preserve">belonging to them, was observed between 0.148 and</w:t>
-      </w:r>
-      <w:r>
-        <w:t xml:space="preserve"> </w:t>
-      </w:r>
-      <w:r>
-        <w:t xml:space="preserve">0.321. Fitted on the logit it reaches 0.596 at one</w:t>
-      </w:r>
-      <w:r>
-        <w:t xml:space="preserve"> </w:t>
-      </w:r>
-      <w:r>
-        <w:t xml:space="preserve">billion and 0.951 at one trillion, remaining a proportion throughout.</w:t>
-      </w:r>
-      <w:r>
-        <w:t xml:space="preserve"> </w:t>
-      </w:r>
-      <w:r>
-        <w:t xml:space="preserve">Fitted linearly in the log, as the categories originally were, it would not.</w:t>
-      </w:r>
-    </w:p>
-    <w:bookmarkEnd w:id="39"/>
-    <w:bookmarkStart w:id="40" w:name="what-an-inadmissible-fit-invalidates."/>
-    <w:p>
-      <w:pPr>
-        <w:pStyle w:val="Heading4"/>
-      </w:pPr>
-      <w:r>
-        <w:t xml:space="preserve">What an inadmissible fit invalidates.</w:t>
-      </w:r>
-    </w:p>
-    <w:p>
-      <w:pPr>
-        <w:pStyle w:val="FirstParagraph"/>
-      </w:pPr>
-      <w:r>
-        <w:t xml:space="preserve">This is the evaluation we did not expect to run. While preparing this manuscript we</w:t>
-      </w:r>
-      <w:r>
-        <w:t xml:space="preserve"> </w:t>
-      </w:r>
-      <w:r>
-        <w:t xml:space="preserve">tested a hypothesis that failure composition is governed by a model’s achieved</w:t>
-      </w:r>
-      <w:r>
-        <w:t xml:space="preserve"> </w:t>
-      </w:r>
-      <w:r>
-        <w:t xml:space="preserve">competence rather than by its size, rejected it on the grounds that the fitted</w:t>
-      </w:r>
-      <w:r>
-        <w:t xml:space="preserve"> </w:t>
-      </w:r>
-      <w:r>
-        <w:t xml:space="preserve">shares exceeded one, and recorded the rejection. That rejection was worthless.</w:t>
-      </w:r>
-      <w:r>
-        <w:t xml:space="preserve"> </w:t>
-      </w:r>
-      <w:r>
-        <w:t xml:space="preserve">Predicting an impossibility is what the uncoupled form does everywhere, so its</w:t>
-      </w:r>
-      <w:r>
-        <w:t xml:space="preserve"> </w:t>
-      </w:r>
-      <w:r>
-        <w:t xml:space="preserve">disagreement with the data carried no evidence about the hypothesis under test. We</w:t>
-      </w:r>
-      <w:r>
-        <w:t xml:space="preserve"> </w:t>
-      </w:r>
-      <w:r>
-        <w:t xml:space="preserve">repeated the comparison admissibly, fitting the composition on the simplex in</w:t>
-      </w:r>
-      <w:r>
-        <w:t xml:space="preserve"> </w:t>
-      </w:r>
-      <w:r>
-        <w:t xml:space="preserve">competence coordinates, matching the two families down to the three categories both</w:t>
-      </w:r>
-      <w:r>
-        <w:t xml:space="preserve"> </w:t>
-      </w:r>
-      <w:r>
-        <w:t xml:space="preserve">taxonomies share, and predicting the independent family’s checkpoints entirely out</w:t>
-      </w:r>
-      <w:r>
-        <w:t xml:space="preserve"> </w:t>
-      </w:r>
-      <w:r>
-        <w:t xml:space="preserve">of sample. The hypothesis is genuinely refuted: mean total variation distance</w:t>
-      </w:r>
-      <w:r>
-        <w:t xml:space="preserve"> </w:t>
-      </w:r>
-      <w:r>
-        <w:t xml:space="preserve">0.490, against 0.100 for size coordinates and</w:t>
-      </w:r>
-      <w:r>
-        <w:t xml:space="preserve"> </w:t>
-      </w:r>
-      <w:r>
-        <w:t xml:space="preserve">0.115 for the baseline of predicting our own mean composition</w:t>
-      </w:r>
-      <w:r>
-        <w:t xml:space="preserve"> </w:t>
-      </w:r>
-      <w:r>
-        <w:t xml:space="preserve">regardless of input. The conclusion survived. The original argument for it did not.</w:t>
-      </w:r>
-      <w:r>
-        <w:t xml:space="preserve"> </w:t>
-      </w:r>
-      <w:r>
-        <w:t xml:space="preserve">An inadmissible fit cannot be used to reject a hypothesis, because a model that</w:t>
-      </w:r>
-      <w:r>
-        <w:t xml:space="preserve"> </w:t>
-      </w:r>
-      <w:r>
-        <w:t xml:space="preserve">predicts impossibilities everywhere cannot be embarrassed by data anywhere. We have</w:t>
-      </w:r>
-      <w:r>
-        <w:t xml:space="preserve"> </w:t>
-      </w:r>
-      <w:r>
-        <w:t xml:space="preserve">not seen this stated, and we had it wrong ourselves until we checked.</w:t>
-      </w:r>
-    </w:p>
-    <w:bookmarkEnd w:id="40"/>
-    <w:bookmarkStart w:id="41" w:name="honest-negative-results."/>
-    <w:p>
-      <w:pPr>
-        <w:pStyle w:val="Heading4"/>
-      </w:pPr>
-      <w:r>
-        <w:t xml:space="preserve">Honest negative results.</w:t>
-      </w:r>
-    </w:p>
-    <w:p>
-      <w:pPr>
-        <w:pStyle w:val="FirstParagraph"/>
-      </w:pPr>
-      <w:r>
-        <w:t xml:space="preserve">Two further ideas were tested and are reported because they failed. We predicted</w:t>
-      </w:r>
-      <w:r>
-        <w:t xml:space="preserve"> </w:t>
-      </w:r>
-      <w:r>
-        <w:t xml:space="preserve">from the closed model that error diversity should collapse with scale, since a</w:t>
-      </w:r>
-      <w:r>
-        <w:t xml:space="preserve"> </w:t>
-      </w:r>
-      <w:r>
-        <w:t xml:space="preserve">softmax converges to its steepest component, and measured the normalised entropy of</w:t>
-      </w:r>
-      <w:r>
-        <w:t xml:space="preserve"> </w:t>
-      </w:r>
-      <w:r>
-        <w:t xml:space="preserve">the composition. It declines on our ladder, with a slope whose bootstrap interval</w:t>
-      </w:r>
-      <w:r>
-        <w:t xml:space="preserve"> </w:t>
-      </w:r>
-      <w:r>
-        <w:t xml:space="preserve">excludes zero, and it rises on the independent ladder. One ladder is not a result,</w:t>
-      </w:r>
-      <w:r>
-        <w:t xml:space="preserve"> </w:t>
-      </w:r>
-      <w:r>
-        <w:t xml:space="preserve">and we do not report entropy as a scaling signature. We also computed the scale at</w:t>
-      </w:r>
-      <w:r>
-        <w:t xml:space="preserve"> </w:t>
-      </w:r>
-      <w:r>
-        <w:t xml:space="preserve">which the least local category overtakes the most local one, intending it as a</w:t>
-      </w:r>
-      <w:r>
-        <w:t xml:space="preserve"> </w:t>
-      </w:r>
-      <w:r>
-        <w:t xml:space="preserve">headline, and found it lies below our smallest model, so it describes the past</w:t>
-      </w:r>
-      <w:r>
-        <w:t xml:space="preserve"> </w:t>
-      </w:r>
-      <w:r>
-        <w:t xml:space="preserve">rather than the future. Neither appears in our conclusions.</w:t>
-      </w:r>
-    </w:p>
-    <w:bookmarkEnd w:id="41"/>
-    <w:bookmarkEnd w:id="42"/>
-    <w:bookmarkStart w:id="47" w:name="sec:discussion"/>
-    <w:p>
-      <w:pPr>
-        <w:pStyle w:val="Heading1"/>
-      </w:pPr>
-      <w:r>
-        <w:t xml:space="preserve">Discussion</w:t>
-      </w:r>
-    </w:p>
-    <w:bookmarkStart w:id="43" w:name="what-the-integration-buys."/>
-    <w:p>
-      <w:pPr>
-        <w:pStyle w:val="Heading4"/>
-      </w:pPr>
-      <w:r>
-        <w:t xml:space="preserve">What the integration buys.</w:t>
-      </w:r>
-    </w:p>
-    <w:p>
-      <w:pPr>
-        <w:pStyle w:val="FirstParagraph"/>
-      </w:pPr>
-      <w:r>
-        <w:t xml:space="preserve">Each part of the artifact is individually unremarkable. A ratio of two fitted curves</w:t>
-      </w:r>
-      <w:r>
-        <w:t xml:space="preserve"> </w:t>
-      </w:r>
-      <w:r>
-        <w:t xml:space="preserve">is arithmetic; a softmax is standard; refusing to fit a zero is hygiene. What the</w:t>
-      </w:r>
-      <w:r>
-        <w:t xml:space="preserve"> </w:t>
-      </w:r>
-      <w:r>
-        <w:t xml:space="preserve">combination buys is that a practitioner can act on the finding without first</w:t>
-      </w:r>
-      <w:r>
-        <w:t xml:space="preserve"> </w:t>
-      </w:r>
-      <w:r>
-        <w:t xml:space="preserve">believing it. The checker tells an analyst that a forecast is inadmissible using</w:t>
-      </w:r>
-      <w:r>
-        <w:t xml:space="preserve"> </w:t>
-      </w:r>
-      <w:r>
-        <w:t xml:space="preserve">only what the analyst already has, and the closed model gives somewhere to go that</w:t>
-      </w:r>
-      <w:r>
-        <w:t xml:space="preserve"> </w:t>
-      </w:r>
-      <w:r>
-        <w:t xml:space="preserve">costs nothing in accuracy. A criticism that arrives with a remedy priced at zero is</w:t>
-      </w:r>
-      <w:r>
-        <w:t xml:space="preserve"> </w:t>
-      </w:r>
-      <w:r>
-        <w:t xml:space="preserve">adopted; one that arrives as a warning is filed.</w:t>
-      </w:r>
-    </w:p>
-    <w:bookmarkEnd w:id="43"/>
-    <w:bookmarkStart w:id="44" w:name="a-design-choice-defence."/>
-    <w:p>
-      <w:pPr>
-        <w:pStyle w:val="Heading4"/>
-      </w:pPr>
-      <w:r>
-        <w:t xml:space="preserve">A design-choice defence.</w:t>
-      </w:r>
-    </w:p>
-    <w:p>
-      <w:pPr>
-        <w:pStyle w:val="FirstParagraph"/>
-      </w:pPr>
-      <w:r>
-        <w:t xml:space="preserve">The softmax is one admissible parameterisation among many, and we do not claim it is</w:t>
-      </w:r>
-      <w:r>
-        <w:t xml:space="preserve"> </w:t>
-      </w:r>
-      <w:r>
-        <w:t xml:space="preserve">the right one. Any link that maps the real line onto the simplex would enforce</w:t>
-      </w:r>
-      <w:r>
-        <w:t xml:space="preserve"> </w:t>
-      </w:r>
-      <w:r>
-        <w:t xml:space="preserve">Equation </w:t>
-      </w:r>
-      <w:hyperlink w:anchor="eq:closure">
+        <w:t xml:space="preserve">of an earlier draft had listed as undone. The binding</w:t>
+      </w:r>
+      <w:r>
+        <w:t xml:space="preserve"> </w:t>
+      </w:r>
+      <w:r>
+        <w:t xml:space="preserve">constraint turned out to be finding a published table that has the failing</w:t>
+      </w:r>
+      <w:r>
+        <w:t xml:space="preserve"> </w:t>
+      </w:r>
+      <w:r>
+        <w:t xml:space="preserve">configuration at all, and that is itself the finding.</w:t>
+      </w:r>
+    </w:p>
+    <w:p>
+      <w:pPr>
+        <w:pStyle w:val="BodyText"/>
+      </w:pPr>
+      <w:r>
+        <w:t xml:space="preserve">Speech recognition is the mature case. Word error rate is defined as the sum of</w:t>
+      </w:r>
+      <w:r>
+        <w:t xml:space="preserve"> </w:t>
+      </w:r>
+      <w:r>
+        <w:t xml:space="preserve">substitutions, deletions and insertions, so the aggregate is derived rather than</w:t>
+      </w:r>
+      <w:r>
+        <w:t xml:space="preserve"> </w:t>
+      </w:r>
+      <w:r>
+        <w:t xml:space="preserve">fitted, exactly as Equation </w:t>
+      </w:r>
+      <w:hyperlink w:anchor="eq:derived">
         <w:r>
           <w:rPr>
             <w:rStyle w:val="Hyperlink"/>
           </w:rPr>
-          <w:t xml:space="preserve">[eq:closure]</w:t>
+          <w:t xml:space="preserve">[eq:derived]</w:t>
         </w:r>
       </w:hyperlink>
       <w:r>
-        <w:t xml:space="preserve">, and different links would give different numbers beyond</w:t>
-      </w:r>
-      <w:r>
-        <w:t xml:space="preserve"> </w:t>
-      </w:r>
-      <w:r>
-        <w:t xml:space="preserve">the observed range while agreeing that the uncoupled numbers are inadmissible. We</w:t>
-      </w:r>
-      <w:r>
-        <w:t xml:space="preserve"> </w:t>
-      </w:r>
-      <w:r>
-        <w:t xml:space="preserve">chose the softmax because it is the minimal change from a log-linear fit, reducing</w:t>
-      </w:r>
-      <w:r>
-        <w:t xml:space="preserve"> </w:t>
-      </w:r>
-      <w:r>
-        <w:t xml:space="preserve">to one when there are two categories, so an analyst can adopt it without adopting a</w:t>
-      </w:r>
-      <w:r>
-        <w:t xml:space="preserve"> </w:t>
-      </w:r>
-      <w:r>
-        <w:t xml:space="preserve">new modelling philosophy. The transferable knowledge is the admissibility condition,</w:t>
-      </w:r>
-      <w:r>
-        <w:t xml:space="preserve"> </w:t>
-      </w:r>
-      <w:r>
-        <w:t xml:space="preserve">not the link.</w:t>
-      </w:r>
-    </w:p>
-    <w:bookmarkEnd w:id="44"/>
-    <w:bookmarkStart w:id="45" w:name="Xdf1553734ce39ef9bf1b387fc58892a23b4daec"/>
+        <w:t xml:space="preserve"> </w:t>
+      </w:r>
+      <w:r>
+        <w:t xml:space="preserve">recommends, and no inconsistency is</w:t>
+      </w:r>
+      <w:r>
+        <w:t xml:space="preserve"> </w:t>
+      </w:r>
+      <w:r>
+        <w:t xml:space="preserve">possible. Checking the identity row by row against a recent published table</w:t>
+      </w:r>
+      <w:r>
+        <w:t xml:space="preserve"> </w:t>
+      </w:r>
+      <w:r>
+        <w:t xml:space="preserve">(Loquacious Set contributors 2025)</w:t>
+      </w:r>
+      <w:r>
+        <w:t xml:space="preserve"> </w:t>
+      </w:r>
+      <w:r>
+        <w:t xml:space="preserve">confirms it holds in 11 of</w:t>
+      </w:r>
+      <w:r>
+        <w:t xml:space="preserve"> </w:t>
+      </w:r>
+      <w:r>
+        <w:t xml:space="preserve">11 rows, with a worst discrepancy of 0.10 points, which is</w:t>
+      </w:r>
+      <w:r>
+        <w:t xml:space="preserve"> </w:t>
+      </w:r>
+      <w:r>
+        <w:t xml:space="preserve">what independent rounding of three components and a total to one decimal produces.</w:t>
+      </w:r>
+      <w:r>
+        <w:t xml:space="preserve"> </w:t>
+      </w:r>
+      <w:r>
+        <w:t xml:space="preserve">That field settled on the derived total decades ago and does not discuss it, because</w:t>
+      </w:r>
+      <w:r>
+        <w:t xml:space="preserve"> </w:t>
+      </w:r>
+      <w:r>
+        <w:t xml:space="preserve">within it the alternative never seemed available.</w:t>
+      </w:r>
+    </w:p>
+    <w:p>
+      <w:pPr>
+        <w:pStyle w:val="BodyText"/>
+      </w:pPr>
+      <w:r>
+        <w:t xml:space="preserve">The configuration that fails is the one where the aggregate is the headline and the</w:t>
+      </w:r>
+      <w:r>
+        <w:t xml:space="preserve"> </w:t>
+      </w:r>
+      <w:r>
+        <w:t xml:space="preserve">categories are secondary, which is the habit of scaling analysis rather than of</w:t>
+      </w:r>
+      <w:r>
+        <w:t xml:space="preserve"> </w:t>
+      </w:r>
+      <w:r>
+        <w:t xml:space="preserve">error analysis. Of the 2 sources we examined in detail,</w:t>
+      </w:r>
+      <w:r>
+        <w:t xml:space="preserve"> </w:t>
+      </w:r>
+      <w:r>
+        <w:t xml:space="preserve">1 fits the aggregate independently, and it is ours. We report this</w:t>
+      </w:r>
+      <w:r>
+        <w:t xml:space="preserve"> </w:t>
+      </w:r>
+      <w:r>
+        <w:t xml:space="preserve">as a limitation converted into a finding rather than as a survey: it establishes</w:t>
+      </w:r>
+      <w:r>
+        <w:t xml:space="preserve"> </w:t>
+      </w:r>
+      <w:r>
+        <w:t xml:space="preserve">that the repair is already standard practice in a field that decomposes errors</w:t>
+      </w:r>
+      <w:r>
+        <w:t xml:space="preserve"> </w:t>
+      </w:r>
+      <w:r>
+        <w:t xml:space="preserve">carefully, and it does not establish how common the failing configuration is in the</w:t>
+      </w:r>
+      <w:r>
+        <w:t xml:space="preserve"> </w:t>
+      </w:r>
+      <w:r>
+        <w:t xml:space="preserve">scaling literature, which would need the survey described in FR6.</w:t>
+      </w:r>
+    </w:p>
+    <w:bookmarkEnd w:id="45"/>
+    <w:bookmarkStart w:id="46" w:name="Xba27ad4ce1b0cd00323fe1a12ed6e855595e700"/>
     <w:p>
       <w:pPr>
         <w:pStyle w:val="Heading4"/>
       </w:pPr>
       <w:r>
+        <w:t xml:space="preserve">The same discipline outside the partition.</w:t>
+      </w:r>
+    </w:p>
+    <w:p>
+      <w:pPr>
+        <w:pStyle w:val="FirstParagraph"/>
+      </w:pPr>
+      <w:r>
+        <w:t xml:space="preserve">A quantity confined to the unit interval needs a link that respects the confinement</w:t>
+      </w:r>
+      <w:r>
+        <w:t xml:space="preserve"> </w:t>
+      </w:r>
+      <w:r>
+        <w:t xml:space="preserve">even when it is not a member of a partition. The share of errors occurring despite</w:t>
+      </w:r>
+      <w:r>
+        <w:t xml:space="preserve"> </w:t>
+      </w:r>
+      <w:r>
+        <w:t xml:space="preserve">a correctly decoded local state, which cuts across the categories rather than</w:t>
+      </w:r>
+      <w:r>
+        <w:t xml:space="preserve"> </w:t>
+      </w:r>
+      <w:r>
+        <w:t xml:space="preserve">belonging to them, was observed between 0.148 and</w:t>
+      </w:r>
+      <w:r>
+        <w:t xml:space="preserve"> </w:t>
+      </w:r>
+      <w:r>
+        <w:t xml:space="preserve">0.321. Fitted on the logit it reaches 0.596 at one</w:t>
+      </w:r>
+      <w:r>
+        <w:t xml:space="preserve"> </w:t>
+      </w:r>
+      <w:r>
+        <w:t xml:space="preserve">billion and 0.951 at one trillion, remaining a proportion throughout.</w:t>
+      </w:r>
+      <w:r>
+        <w:t xml:space="preserve"> </w:t>
+      </w:r>
+      <w:r>
+        <w:t xml:space="preserve">Fitted linearly in the log, as the categories originally were, it would not.</w:t>
+      </w:r>
+    </w:p>
+    <w:bookmarkEnd w:id="46"/>
+    <w:bookmarkStart w:id="47" w:name="what-an-inconsistent-pair-invalidates."/>
+    <w:p>
+      <w:pPr>
+        <w:pStyle w:val="Heading4"/>
+      </w:pPr>
+      <w:r>
+        <w:t xml:space="preserve">What an inconsistent pair invalidates.</w:t>
+      </w:r>
+    </w:p>
+    <w:p>
+      <w:pPr>
+        <w:pStyle w:val="FirstParagraph"/>
+      </w:pPr>
+      <w:r>
+        <w:t xml:space="preserve">This is the evaluation we did not expect to run. While preparing this manuscript we</w:t>
+      </w:r>
+      <w:r>
+        <w:t xml:space="preserve"> </w:t>
+      </w:r>
+      <w:r>
+        <w:t xml:space="preserve">tested a hypothesis that failure composition is governed by a model’s achieved</w:t>
+      </w:r>
+      <w:r>
+        <w:t xml:space="preserve"> </w:t>
+      </w:r>
+      <w:r>
+        <w:t xml:space="preserve">competence rather than by its size, rejected it on the grounds that the fitted shares</w:t>
+      </w:r>
+      <w:r>
+        <w:t xml:space="preserve"> </w:t>
+      </w:r>
+      <w:r>
+        <w:t xml:space="preserve">exceeded one, and recorded the rejection. That rejection was worthless. Shares</w:t>
+      </w:r>
+      <w:r>
+        <w:t xml:space="preserve"> </w:t>
+      </w:r>
+      <w:r>
+        <w:t xml:space="preserve">exceeding one is what the inconsistent form produces everywhere, at every scale, for</w:t>
+      </w:r>
+      <w:r>
+        <w:t xml:space="preserve"> </w:t>
+      </w:r>
+      <w:r>
+        <w:t xml:space="preserve">any data whatever, so the observation carried no information about the hypothesis</w:t>
+      </w:r>
+      <w:r>
+        <w:t xml:space="preserve"> </w:t>
+      </w:r>
+      <w:r>
+        <w:t xml:space="preserve">under test.</w:t>
+      </w:r>
+    </w:p>
+    <w:p>
+      <w:pPr>
+        <w:pStyle w:val="BodyText"/>
+      </w:pPr>
+      <w:r>
+        <w:t xml:space="preserve">We repeated the comparison admissibly, fitting the composition on the simplex in</w:t>
+      </w:r>
+      <w:r>
+        <w:t xml:space="preserve"> </w:t>
+      </w:r>
+      <w:r>
+        <w:t xml:space="preserve">competence coordinates, matching the two families down to the three categories both</w:t>
+      </w:r>
+      <w:r>
+        <w:t xml:space="preserve"> </w:t>
+      </w:r>
+      <w:r>
+        <w:t xml:space="preserve">taxonomies share, and predicting the independent family’s checkpoints entirely out of</w:t>
+      </w:r>
+      <w:r>
+        <w:t xml:space="preserve"> </w:t>
+      </w:r>
+      <w:r>
+        <w:t xml:space="preserve">sample. The hypothesis is genuinely refuted: mean total variation distance</w:t>
+      </w:r>
+      <w:r>
+        <w:t xml:space="preserve"> </w:t>
+      </w:r>
+      <w:r>
+        <w:t xml:space="preserve">0.490, against 0.100 for size coordinates and</w:t>
+      </w:r>
+      <w:r>
+        <w:t xml:space="preserve"> </w:t>
+      </w:r>
+      <w:r>
+        <w:t xml:space="preserve">0.115 for the baseline of predicting our own mean composition</w:t>
+      </w:r>
+      <w:r>
+        <w:t xml:space="preserve"> </w:t>
+      </w:r>
+      <w:r>
+        <w:t xml:space="preserve">regardless of input. The conclusion survived; the original argument for it did not.</w:t>
+      </w:r>
+    </w:p>
+    <w:p>
+      <w:pPr>
+        <w:pStyle w:val="BodyText"/>
+      </w:pPr>
+      <w:r>
+        <w:t xml:space="preserve">Two cautions on this result, both of which cut against us. The claim to take away is</w:t>
+      </w:r>
+      <w:r>
+        <w:t xml:space="preserve"> </w:t>
+      </w:r>
+      <w:r>
+        <w:t xml:space="preserve">narrow: a conclusion that depends on an inconsistent pair’s out-of-range or</w:t>
+      </w:r>
+      <w:r>
+        <w:t xml:space="preserve"> </w:t>
+      </w:r>
+      <w:r>
+        <w:t xml:space="preserve">share-space behaviour is void, because that behaviour is determined by the</w:t>
+      </w:r>
+      <w:r>
+        <w:t xml:space="preserve"> </w:t>
+      </w:r>
+      <w:r>
+        <w:t xml:space="preserve">misspecification rather than by the data. A conclusion resting on in-range residuals</w:t>
+      </w:r>
+      <w:r>
+        <w:t xml:space="preserve"> </w:t>
+      </w:r>
+      <w:r>
+        <w:t xml:space="preserve">would have been unaffected, and we do not claim otherwise. Second, size coordinates</w:t>
+      </w:r>
+      <w:r>
+        <w:t xml:space="preserve"> </w:t>
+      </w:r>
+      <w:r>
+        <w:t xml:space="preserve">beat the constant baseline only by 0.015 in total variation, which</w:t>
+      </w:r>
+      <w:r>
+        <w:t xml:space="preserve"> </w:t>
+      </w:r>
+      <w:r>
+        <w:t xml:space="preserve">is close enough to nothing that the right reading is that neither covariate transfers</w:t>
+      </w:r>
+      <w:r>
+        <w:t xml:space="preserve"> </w:t>
+      </w:r>
+      <w:r>
+        <w:t xml:space="preserve">across model families, rather than that size transfers and competence does not.</w:t>
+      </w:r>
+    </w:p>
+    <w:bookmarkEnd w:id="47"/>
+    <w:bookmarkStart w:id="48" w:name="honest-negative-results."/>
+    <w:p>
+      <w:pPr>
+        <w:pStyle w:val="Heading4"/>
+      </w:pPr>
+      <w:r>
+        <w:t xml:space="preserve">Honest negative results.</w:t>
+      </w:r>
+    </w:p>
+    <w:p>
+      <w:pPr>
+        <w:pStyle w:val="FirstParagraph"/>
+      </w:pPr>
+      <w:r>
+        <w:t xml:space="preserve">Two further ideas were tested and are reported because they failed. We predicted</w:t>
+      </w:r>
+      <w:r>
+        <w:t xml:space="preserve"> </w:t>
+      </w:r>
+      <w:r>
+        <w:t xml:space="preserve">from the closed model that error diversity should collapse with scale, since a</w:t>
+      </w:r>
+      <w:r>
+        <w:t xml:space="preserve"> </w:t>
+      </w:r>
+      <w:r>
+        <w:t xml:space="preserve">softmax converges to its steepest component, and measured the normalised entropy of</w:t>
+      </w:r>
+      <w:r>
+        <w:t xml:space="preserve"> </w:t>
+      </w:r>
+      <w:r>
+        <w:t xml:space="preserve">the composition. It declines on our ladder, with a slope whose bootstrap interval</w:t>
+      </w:r>
+      <w:r>
+        <w:t xml:space="preserve"> </w:t>
+      </w:r>
+      <w:r>
+        <w:t xml:space="preserve">excludes zero, and it rises on the independent ladder. One ladder is not a result,</w:t>
+      </w:r>
+      <w:r>
+        <w:t xml:space="preserve"> </w:t>
+      </w:r>
+      <w:r>
+        <w:t xml:space="preserve">and we do not report entropy as a scaling signature. We also computed the scale at</w:t>
+      </w:r>
+      <w:r>
+        <w:t xml:space="preserve"> </w:t>
+      </w:r>
+      <w:r>
+        <w:t xml:space="preserve">which the least local category overtakes the most local one, intending it as a</w:t>
+      </w:r>
+      <w:r>
+        <w:t xml:space="preserve"> </w:t>
+      </w:r>
+      <w:r>
+        <w:t xml:space="preserve">headline, and found it lies below our smallest model, so it describes the past</w:t>
+      </w:r>
+      <w:r>
+        <w:t xml:space="preserve"> </w:t>
+      </w:r>
+      <w:r>
+        <w:t xml:space="preserve">rather than the future. Neither appears in our conclusions.</w:t>
+      </w:r>
+    </w:p>
+    <w:bookmarkEnd w:id="48"/>
+    <w:bookmarkEnd w:id="49"/>
+    <w:bookmarkStart w:id="54" w:name="sec:discussion"/>
+    <w:p>
+      <w:pPr>
+        <w:pStyle w:val="Heading1"/>
+      </w:pPr>
+      <w:r>
+        <w:t xml:space="preserve">Discussion</w:t>
+      </w:r>
+    </w:p>
+    <w:bookmarkStart w:id="50" w:name="what-the-integration-buys."/>
+    <w:p>
+      <w:pPr>
+        <w:pStyle w:val="Heading4"/>
+      </w:pPr>
+      <w:r>
+        <w:t xml:space="preserve">What the integration buys.</w:t>
+      </w:r>
+    </w:p>
+    <w:p>
+      <w:pPr>
+        <w:pStyle w:val="FirstParagraph"/>
+      </w:pPr>
+      <w:r>
+        <w:t xml:space="preserve">Each part of the artifact is individually unremarkable. A ratio of two fitted curves</w:t>
+      </w:r>
+      <w:r>
+        <w:t xml:space="preserve"> </w:t>
+      </w:r>
+      <w:r>
+        <w:t xml:space="preserve">is arithmetic; a softmax is standard; refusing to fit a zero is hygiene. What the</w:t>
+      </w:r>
+      <w:r>
+        <w:t xml:space="preserve"> </w:t>
+      </w:r>
+      <w:r>
+        <w:t xml:space="preserve">combination buys is that a practitioner can act on the finding without first</w:t>
+      </w:r>
+      <w:r>
+        <w:t xml:space="preserve"> </w:t>
+      </w:r>
+      <w:r>
+        <w:t xml:space="preserve">believing it. The checker tells an analyst that a forecast is internally</w:t>
+      </w:r>
+      <w:r>
+        <w:t xml:space="preserve"> </w:t>
+      </w:r>
+      <w:r>
+        <w:t xml:space="preserve">inconsistent using only what the analyst already has, and the closed model gives somewhere to go that</w:t>
+      </w:r>
+      <w:r>
+        <w:t xml:space="preserve"> </w:t>
+      </w:r>
+      <w:r>
+        <w:t xml:space="preserve">costs nothing in accuracy. A criticism that arrives with a remedy priced at zero is</w:t>
+      </w:r>
+      <w:r>
+        <w:t xml:space="preserve"> </w:t>
+      </w:r>
+      <w:r>
+        <w:t xml:space="preserve">adopted; one that arrives as a warning is filed.</w:t>
+      </w:r>
+    </w:p>
+    <w:bookmarkEnd w:id="50"/>
+    <w:bookmarkStart w:id="51" w:name="a-design-choice-defence."/>
+    <w:p>
+      <w:pPr>
+        <w:pStyle w:val="Heading4"/>
+      </w:pPr>
+      <w:r>
+        <w:t xml:space="preserve">A design-choice defence.</w:t>
+      </w:r>
+    </w:p>
+    <w:p>
+      <w:pPr>
+        <w:pStyle w:val="FirstParagraph"/>
+      </w:pPr>
+      <w:r>
+        <w:t xml:space="preserve">We are not arguing for a link function. The repair that matters is dropping the</w:t>
+      </w:r>
+      <w:r>
+        <w:t xml:space="preserve"> </w:t>
+      </w:r>
+      <w:r>
+        <w:t xml:space="preserve">fitted aggregate, which requires no link at all, and the compositional form is what</w:t>
+      </w:r>
+      <w:r>
+        <w:t xml:space="preserve"> </w:t>
+      </w:r>
+      <w:r>
+        <w:t xml:space="preserve">that repair turns out to be equivalent to rather than an additional commitment. This</w:t>
+      </w:r>
+      <w:r>
+        <w:t xml:space="preserve"> </w:t>
+      </w:r>
+      <w:r>
+        <w:t xml:space="preserve">matters for adoption: an analyst who distrusts the softmax can decline it and still</w:t>
+      </w:r>
+      <w:r>
+        <w:t xml:space="preserve"> </w:t>
+      </w:r>
+      <w:r>
+        <w:t xml:space="preserve">take the entire correction, because Equation </w:t>
+      </w:r>
+      <w:hyperlink w:anchor="eq:derived">
+        <w:r>
+          <w:rPr>
+            <w:rStyle w:val="Hyperlink"/>
+          </w:rPr>
+          <w:t xml:space="preserve">[eq:derived]</w:t>
+        </w:r>
+      </w:hyperlink>
+      <w:r>
+        <w:t xml:space="preserve"> </w:t>
+      </w:r>
+      <w:r>
+        <w:t xml:space="preserve">is arithmetic. The</w:t>
+      </w:r>
+      <w:r>
+        <w:t xml:space="preserve"> </w:t>
+      </w:r>
+      <w:r>
+        <w:t xml:space="preserve">transferable knowledge is the consistency condition and the identification of the</w:t>
+      </w:r>
+      <w:r>
+        <w:t xml:space="preserve"> </w:t>
+      </w:r>
+      <w:r>
+        <w:t xml:space="preserve">aggregate as the term that must give way, not any particular parameterisation.</w:t>
+      </w:r>
+    </w:p>
+    <w:bookmarkEnd w:id="51"/>
+    <w:bookmarkStart w:id="52" w:name="Xdf1553734ce39ef9bf1b387fc58892a23b4daec"/>
+    <w:p>
+      <w:pPr>
+        <w:pStyle w:val="Heading4"/>
+      </w:pPr>
+      <w:r>
         <w:t xml:space="preserve">Why the defect survives ordinary quality control.</w:t>
       </w:r>
     </w:p>
@@ -3898,8 +5664,8 @@
         <w:t xml:space="preserve">lives across them.</w:t>
       </w:r>
     </w:p>
-    <w:bookmarkEnd w:id="45"/>
-    <w:bookmarkStart w:id="46" w:name="design-knowledge-contribution."/>
+    <w:bookmarkEnd w:id="52"/>
+    <w:bookmarkStart w:id="53" w:name="design-knowledge-contribution."/>
     <w:p>
       <w:pPr>
         <w:pStyle w:val="Heading4"/>
@@ -3964,9 +5730,9 @@
         <w:t xml:space="preserve">one function call.</w:t>
       </w:r>
     </w:p>
-    <w:bookmarkEnd w:id="46"/>
-    <w:bookmarkEnd w:id="47"/>
-    <w:bookmarkStart w:id="52" w:name="sec:implications"/>
+    <w:bookmarkEnd w:id="53"/>
+    <w:bookmarkEnd w:id="54"/>
+    <w:bookmarkStart w:id="59" w:name="sec:implications"/>
     <w:p>
       <w:pPr>
         <w:pStyle w:val="Heading1"/>
@@ -3975,7 +5741,7 @@
         <w:t xml:space="preserve">Implications for Individuals, Organisations, and Society</w:t>
       </w:r>
     </w:p>
-    <w:bookmarkStart w:id="48" w:name="X5607ec1ed445a25589bfe2325c0480f28f41d38"/>
+    <w:bookmarkStart w:id="55" w:name="X5607ec1ed445a25589bfe2325c0480f28f41d38"/>
     <w:p>
       <w:pPr>
         <w:pStyle w:val="Heading4"/>
@@ -4025,7 +5791,7 @@
         <w:t xml:space="preserve"> </w:t>
       </w:r>
       <w:r>
-        <w:t xml:space="preserve">inadmissible forecast systematically favours deferral, because the categories it</w:t>
+        <w:t xml:space="preserve">inconsistent forecast systematically favours deferral, because the categories it</w:t>
       </w:r>
       <w:r>
         <w:t xml:space="preserve"> </w:t>
@@ -4058,8 +5824,8 @@
         <w:t xml:space="preserve">ombudsman something concrete to ask for.</w:t>
       </w:r>
     </w:p>
-    <w:bookmarkEnd w:id="48"/>
-    <w:bookmarkStart w:id="49" w:name="for-managers-and-organisations."/>
+    <w:bookmarkEnd w:id="55"/>
+    <w:bookmarkStart w:id="56" w:name="for-managers-and-organisations."/>
     <w:p>
       <w:pPr>
         <w:pStyle w:val="Heading4"/>
@@ -4136,8 +5902,8 @@
         <w:t xml:space="preserve">a cost, and it should not rest on arithmetic nobody checked.</w:t>
       </w:r>
     </w:p>
-    <w:bookmarkEnd w:id="49"/>
-    <w:bookmarkStart w:id="50" w:name="strategic-implications."/>
+    <w:bookmarkEnd w:id="56"/>
+    <w:bookmarkStart w:id="57" w:name="strategic-implications."/>
     <w:p>
       <w:pPr>
         <w:pStyle w:val="Heading4"/>
@@ -4208,8 +5974,8 @@
         <w:t xml:space="preserve">the record is created as a by-product of doing the analysis properly.</w:t>
       </w:r>
     </w:p>
-    <w:bookmarkEnd w:id="50"/>
-    <w:bookmarkStart w:id="51" w:name="for-society-and-digital-equity."/>
+    <w:bookmarkEnd w:id="57"/>
+    <w:bookmarkStart w:id="58" w:name="for-society-and-digital-equity."/>
     <w:p>
       <w:pPr>
         <w:pStyle w:val="Heading4"/>
@@ -4223,84 +5989,42 @@
         <w:pStyle w:val="FirstParagraph"/>
       </w:pPr>
       <w:r>
-        <w:t xml:space="preserve">The ability to check a scaling claim should not be a function of having a research</w:t>
-      </w:r>
-      <w:r>
-        <w:t xml:space="preserve"> </w:t>
-      </w:r>
-      <w:r>
-        <w:t xml:space="preserve">team. At present, evaluating whether a capability forecast is sound requires either</w:t>
-      </w:r>
-      <w:r>
-        <w:t xml:space="preserve"> </w:t>
-      </w:r>
-      <w:r>
-        <w:t xml:space="preserve">the underlying data, which is usually unavailable, or the standing to be believed</w:t>
-      </w:r>
-      <w:r>
-        <w:t xml:space="preserve"> </w:t>
-      </w:r>
-      <w:r>
-        <w:t xml:space="preserve">when disagreeing, which is distributed very unevenly. A diagnostic that consumes</w:t>
-      </w:r>
-      <w:r>
-        <w:t xml:space="preserve"> </w:t>
-      </w:r>
-      <w:r>
-        <w:t xml:space="preserve">only published coefficients moves this from the second category to the first: it is</w:t>
-      </w:r>
-      <w:r>
-        <w:t xml:space="preserve"> </w:t>
-      </w:r>
-      <w:r>
-        <w:t xml:space="preserve">checkable by a civil-society organisation, a journalist, a procurement officer in a</w:t>
-      </w:r>
-      <w:r>
-        <w:t xml:space="preserve"> </w:t>
-      </w:r>
-      <w:r>
-        <w:t xml:space="preserve">small public body, or a graduate student, on ordinary hardware. We note that all</w:t>
-      </w:r>
-      <w:r>
-        <w:t xml:space="preserve"> </w:t>
-      </w:r>
-      <w:r>
-        <w:t xml:space="preserve">measurements reported here were produced on a single consumer laptop graphics card,</w:t>
-      </w:r>
-      <w:r>
-        <w:t xml:space="preserve"> </w:t>
-      </w:r>
-      <w:r>
-        <w:t xml:space="preserve">which is not incidental to that claim. We also record what the artifact</w:t>
-      </w:r>
-      <w:r>
-        <w:t xml:space="preserve"> </w:t>
-      </w:r>
-      <w:r>
-        <w:t xml:space="preserve">deliberately does not do. It does not rank models, score vendors, or certify</w:t>
-      </w:r>
-      <w:r>
-        <w:t xml:space="preserve"> </w:t>
-      </w:r>
-      <w:r>
-        <w:t xml:space="preserve">anything. It answers one narrow question, whether a forecast is entitled to the</w:t>
-      </w:r>
-      <w:r>
-        <w:t xml:space="preserve"> </w:t>
-      </w:r>
-      <w:r>
-        <w:t xml:space="preserve">numbers it reports, and it leaves the judgement of what to do about that with the</w:t>
-      </w:r>
-      <w:r>
-        <w:t xml:space="preserve"> </w:t>
-      </w:r>
-      <w:r>
-        <w:t xml:space="preserve">people accountable for the decision.</w:t>
-      </w:r>
-    </w:p>
-    <w:bookmarkEnd w:id="51"/>
-    <w:bookmarkEnd w:id="52"/>
-    <w:bookmarkStart w:id="53" w:name="sec:limits"/>
+        <w:t xml:space="preserve">The ability to check a scaling claim should not depend on having a research team. A</w:t>
+      </w:r>
+      <w:r>
+        <w:t xml:space="preserve"> </w:t>
+      </w:r>
+      <w:r>
+        <w:t xml:space="preserve">diagnostic that consumes only published coefficients is runnable by a civil-society</w:t>
+      </w:r>
+      <w:r>
+        <w:t xml:space="preserve"> </w:t>
+      </w:r>
+      <w:r>
+        <w:t xml:space="preserve">organisation, a journalist, or a procurement officer in a small public body, on</w:t>
+      </w:r>
+      <w:r>
+        <w:t xml:space="preserve"> </w:t>
+      </w:r>
+      <w:r>
+        <w:t xml:space="preserve">ordinary hardware. We also record what the artifact deliberately does not do: it</w:t>
+      </w:r>
+      <w:r>
+        <w:t xml:space="preserve"> </w:t>
+      </w:r>
+      <w:r>
+        <w:t xml:space="preserve">does not rank models, score vendors, or certify anything, but answers the single</w:t>
+      </w:r>
+      <w:r>
+        <w:t xml:space="preserve"> </w:t>
+      </w:r>
+      <w:r>
+        <w:t xml:space="preserve">question of whether a forecast is entitled to the numbers it reports.</w:t>
+      </w:r>
+    </w:p>
+    <w:bookmarkEnd w:id="58"/>
+    <w:bookmarkEnd w:id="59"/>
+    <w:bookmarkStart w:id="60" w:name="sec:limits"/>
     <w:p>
       <w:pPr>
         <w:pStyle w:val="Heading1"/>
@@ -4340,25 +6064,25 @@
         <w:pStyle w:val="BodyText"/>
       </w:pPr>
       <w:r>
-        <w:t xml:space="preserve">The softmax guarantees the</w:t>
-      </w:r>
-      <w:r>
-        <w:t xml:space="preserve"> </w:t>
-      </w:r>
-      <w:r>
-        <w:t xml:space="preserve">forecast is arithmetically possible, which the uncoupled fits are not. It does not</w:t>
-      </w:r>
-      <w:r>
-        <w:t xml:space="preserve"> </w:t>
-      </w:r>
-      <w:r>
-        <w:t xml:space="preserve">make it observed. Every scale beyond 39.9M is extrapolation, and a</w:t>
-      </w:r>
-      <w:r>
-        <w:t xml:space="preserve"> </w:t>
-      </w:r>
-      <w:r>
-        <w:t xml:space="preserve">different admissible link would give different numbers.</w:t>
+        <w:t xml:space="preserve">The derived total is arithmetically</w:t>
+      </w:r>
+      <w:r>
+        <w:t xml:space="preserve"> </w:t>
+      </w:r>
+      <w:r>
+        <w:t xml:space="preserve">possible, which the fitted aggregate is not. That does not make it observed. Every</w:t>
+      </w:r>
+      <w:r>
+        <w:t xml:space="preserve"> </w:t>
+      </w:r>
+      <w:r>
+        <w:t xml:space="preserve">scale beyond 39.9M is extrapolation, and consistency constrains the</w:t>
+      </w:r>
+      <w:r>
+        <w:t xml:space="preserve"> </w:t>
+      </w:r>
+      <w:r>
+        <w:t xml:space="preserve">form of a forecast without supplying evidence for it.</w:t>
       </w:r>
     </w:p>
     <w:p>
@@ -4366,19 +6090,19 @@
         <w:pStyle w:val="BodyText"/>
       </w:pPr>
       <w:r>
-        <w:t xml:space="preserve">The replication supports</w:t>
-      </w:r>
-      <w:r>
-        <w:t xml:space="preserve"> </w:t>
-      </w:r>
-      <w:r>
-        <w:t xml:space="preserve">directional agreement on admissibility rather than a precise second estimate of any</w:t>
-      </w:r>
-      <w:r>
-        <w:t xml:space="preserve"> </w:t>
-      </w:r>
-      <w:r>
-        <w:t xml:space="preserve">exponent, and its coefficients carry correspondingly little precision.</w:t>
+        <w:t xml:space="preserve">Its coefficients are</w:t>
+      </w:r>
+      <w:r>
+        <w:t xml:space="preserve"> </w:t>
+      </w:r>
+      <w:r>
+        <w:t xml:space="preserve">two-parameter fits to three points with one category dropped, so the replication is</w:t>
+      </w:r>
+      <w:r>
+        <w:t xml:space="preserve"> </w:t>
+      </w:r>
+      <w:r>
+        <w:t xml:space="preserve">reported as directional and no figure from it should be read as an estimate.</w:t>
       </w:r>
     </w:p>
     <w:p>
@@ -4386,6 +6110,32 @@
         <w:pStyle w:val="BodyText"/>
       </w:pPr>
       <w:r>
+        <w:t xml:space="preserve">What an inconsistent pair voids are</w:t>
+      </w:r>
+      <w:r>
+        <w:t xml:space="preserve"> </w:t>
+      </w:r>
+      <w:r>
+        <w:t xml:space="preserve">conclusions depending on its out-of-range or share-space behaviour, since that</w:t>
+      </w:r>
+      <w:r>
+        <w:t xml:space="preserve"> </w:t>
+      </w:r>
+      <w:r>
+        <w:t xml:space="preserve">behaviour is fixed by the misspecification rather than by data. Conclusions resting</w:t>
+      </w:r>
+      <w:r>
+        <w:t xml:space="preserve"> </w:t>
+      </w:r>
+      <w:r>
+        <w:t xml:space="preserve">on in-range residuals are unaffected, and we make no broader claim.</w:t>
+      </w:r>
+    </w:p>
+    <w:p>
+      <w:pPr>
+        <w:pStyle w:val="BodyText"/>
+      </w:pPr>
+      <w:r>
         <w:t xml:space="preserve">Both ladders grow depth and width</w:t>
       </w:r>
       <w:r>
@@ -4420,25 +6170,31 @@
         <w:pStyle w:val="BodyText"/>
       </w:pPr>
       <w:r>
-        <w:t xml:space="preserve">We show the defect is forced and</w:t>
-      </w:r>
-      <w:r>
-        <w:t xml:space="preserve"> </w:t>
-      </w:r>
-      <w:r>
-        <w:t xml:space="preserve">demonstrate it on two families. We have not surveyed published decompositions to</w:t>
-      </w:r>
-      <w:r>
-        <w:t xml:space="preserve"> </w:t>
-      </w:r>
-      <w:r>
-        <w:t xml:space="preserve">establish how often forecasts are read beyond their breakdown scale, which is the</w:t>
-      </w:r>
-      <w:r>
-        <w:t xml:space="preserve"> </w:t>
-      </w:r>
-      <w:r>
-        <w:t xml:space="preserve">question a practitioner would most like answered.</w:t>
+        <w:t xml:space="preserve">We establish that speech</w:t>
+      </w:r>
+      <w:r>
+        <w:t xml:space="preserve"> </w:t>
+      </w:r>
+      <w:r>
+        <w:t xml:space="preserve">recognition already derives its total and that our own companion study did not. We</w:t>
+      </w:r>
+      <w:r>
+        <w:t xml:space="preserve"> </w:t>
+      </w:r>
+      <w:r>
+        <w:t xml:space="preserve">have not estimated how often the failing configuration occurs in the scaling</w:t>
+      </w:r>
+      <w:r>
+        <w:t xml:space="preserve"> </w:t>
+      </w:r>
+      <w:r>
+        <w:t xml:space="preserve">literature, which is the question a practitioner would most like answered and which</w:t>
+      </w:r>
+      <w:r>
+        <w:t xml:space="preserve"> </w:t>
+      </w:r>
+      <w:r>
+        <w:t xml:space="preserve">needs the survey of FR6.</w:t>
       </w:r>
     </w:p>
     <w:p>
@@ -4461,8 +6217,8 @@
         <w:t xml:space="preserve">though not the verdict.</w:t>
       </w:r>
     </w:p>
-    <w:bookmarkEnd w:id="53"/>
-    <w:bookmarkStart w:id="54" w:name="sec:future"/>
+    <w:bookmarkEnd w:id="60"/>
+    <w:bookmarkStart w:id="61" w:name="sec:future"/>
     <w:p>
       <w:pPr>
         <w:pStyle w:val="Heading1"/>
@@ -4542,6 +6298,32 @@
         <w:pStyle w:val="BodyText"/>
       </w:pPr>
       <w:r>
+        <w:t xml:space="preserve">Characterise precisely which inferences an inconsistent pair voids, by</w:t>
+      </w:r>
+      <w:r>
+        <w:t xml:space="preserve"> </w:t>
+      </w:r>
+      <w:r>
+        <w:t xml:space="preserve">constructing cases where a conclusion depends on in-range residuals alone and</w:t>
+      </w:r>
+      <w:r>
+        <w:t xml:space="preserve"> </w:t>
+      </w:r>
+      <w:r>
+        <w:t xml:space="preserve">confirming it survives, so that the narrow claim of L4 can be stated as a criterion</w:t>
+      </w:r>
+      <w:r>
+        <w:t xml:space="preserve"> </w:t>
+      </w:r>
+      <w:r>
+        <w:t xml:space="preserve">rather than as a caution.</w:t>
+      </w:r>
+    </w:p>
+    <w:p>
+      <w:pPr>
+        <w:pStyle w:val="BodyText"/>
+      </w:pPr>
+      <w:r>
         <w:t xml:space="preserve">Separate depth from width along a ladder that varies them independently,</w:t>
       </w:r>
       <w:r>
@@ -4617,8 +6399,8 @@
         <w:t xml:space="preserve">principled rather than a conventional threshold.</w:t>
       </w:r>
     </w:p>
-    <w:bookmarkEnd w:id="54"/>
-    <w:bookmarkStart w:id="55" w:name="sec:conclusion"/>
+    <w:bookmarkEnd w:id="61"/>
+    <w:bookmarkStart w:id="62" w:name="sec:conclusion"/>
     <w:p>
       <w:pPr>
         <w:pStyle w:val="Heading1"/>
@@ -4638,55 +6420,67 @@
         <w:t xml:space="preserve"> </w:t>
       </w:r>
       <w:r>
-        <w:t xml:space="preserve">reasonable thing to want to do, and the resulting forecast is used to decide where</w:t>
-      </w:r>
-      <w:r>
-        <w:t xml:space="preserve"> </w:t>
-      </w:r>
-      <w:r>
-        <w:t xml:space="preserve">money and attention go. We have shown that the forecast is inadmissible whenever the</w:t>
-      </w:r>
-      <w:r>
-        <w:t xml:space="preserve"> </w:t>
-      </w:r>
-      <w:r>
-        <w:t xml:space="preserve">fitted exponents differ, which is whenever the exercise is worth performing, and</w:t>
-      </w:r>
-      <w:r>
-        <w:t xml:space="preserve"> </w:t>
-      </w:r>
-      <w:r>
-        <w:t xml:space="preserve">that the scale at which it becomes so can be computed from the coefficients a study</w:t>
-      </w:r>
-      <w:r>
-        <w:t xml:space="preserve"> </w:t>
-      </w:r>
-      <w:r>
-        <w:t xml:space="preserve">already publishes. On our own measurements that scale was 174M</w:t>
-      </w:r>
-      <w:r>
-        <w:t xml:space="preserve"> </w:t>
-      </w:r>
-      <w:r>
-        <w:t xml:space="preserve">parameters and we had read a forecast at one billion; an independently trained</w:t>
-      </w:r>
-      <w:r>
-        <w:t xml:space="preserve"> </w:t>
-      </w:r>
-      <w:r>
-        <w:t xml:space="preserve">family breaks down at 243M. The remedy costs nothing, improving</w:t>
-      </w:r>
-      <w:r>
-        <w:t xml:space="preserve"> </w:t>
-      </w:r>
-      <w:r>
-        <w:t xml:space="preserve">in-range accuracy by 5.4%, and the diagnostic costs a function</w:t>
-      </w:r>
-      <w:r>
-        <w:t xml:space="preserve"> </w:t>
-      </w:r>
-      <w:r>
-        <w:t xml:space="preserve">call.</w:t>
+        <w:t xml:space="preserve">reasonable thing to want to do, and the resulting forecast decides where money and</w:t>
+      </w:r>
+      <w:r>
+        <w:t xml:space="preserve"> </w:t>
+      </w:r>
+      <w:r>
+        <w:t xml:space="preserve">attention go. What cannot also be done is to fit the aggregate error rate as a curve</w:t>
+      </w:r>
+      <w:r>
+        <w:t xml:space="preserve"> </w:t>
+      </w:r>
+      <w:r>
+        <w:t xml:space="preserve">of its own, because a sum of power laws with differing exponents is not a power law,</w:t>
+      </w:r>
+      <w:r>
+        <w:t xml:space="preserve"> </w:t>
+      </w:r>
+      <w:r>
+        <w:t xml:space="preserve">and the two reports then contradict each other by a margin that grows without bound.</w:t>
+      </w:r>
+      <w:r>
+        <w:t xml:space="preserve"> </w:t>
+      </w:r>
+      <w:r>
+        <w:t xml:space="preserve">On our measurements the contradiction passed ten percent beyond</w:t>
+      </w:r>
+      <w:r>
+        <w:t xml:space="preserve"> </w:t>
+      </w:r>
+      <w:r>
+        <w:t xml:space="preserve">174M parameters [57M, 635M],</w:t>
+      </w:r>
+      <w:r>
+        <w:t xml:space="preserve"> </w:t>
+      </w:r>
+      <w:r>
+        <w:t xml:space="preserve">and we had read a forecast at one billion. The repair is to derive the total from</w:t>
+      </w:r>
+      <w:r>
+        <w:t xml:space="preserve"> </w:t>
+      </w:r>
+      <w:r>
+        <w:t xml:space="preserve">the parts, which is arithmetic rather than methodology and which speech recognition</w:t>
+      </w:r>
+      <w:r>
+        <w:t xml:space="preserve"> </w:t>
+      </w:r>
+      <w:r>
+        <w:t xml:space="preserve">adopted long ago. Its price is the aggregate exponent, a number that does not</w:t>
+      </w:r>
+      <w:r>
+        <w:t xml:space="preserve"> </w:t>
+      </w:r>
+      <w:r>
+        <w:t xml:space="preserve">survive contact with the constraint: on our data its effective slope moves</w:t>
+      </w:r>
+      <w:r>
+        <w:t xml:space="preserve"> </w:t>
+      </w:r>
+      <w:r>
+        <w:t xml:space="preserve">0.125 between the bottom of our range and one billion parameters.</w:t>
       </w:r>
     </w:p>
     <w:p>
@@ -4700,31 +6494,31 @@
         <w:t xml:space="preserve"> </w:t>
       </w:r>
       <w:r>
-        <w:t xml:space="preserve">wrong. An inadmissible fit does not merely produce forecasts that are too confident;</w:t>
-      </w:r>
-      <w:r>
-        <w:t xml:space="preserve"> </w:t>
-      </w:r>
-      <w:r>
-        <w:t xml:space="preserve">it produces a model that cannot be contradicted by evidence, and so it silently</w:t>
-      </w:r>
-      <w:r>
-        <w:t xml:space="preserve"> </w:t>
-      </w:r>
-      <w:r>
-        <w:t xml:space="preserve">voids the negative conclusions drawn against it as well as the positive ones drawn</w:t>
-      </w:r>
-      <w:r>
-        <w:t xml:space="preserve"> </w:t>
-      </w:r>
-      <w:r>
-        <w:t xml:space="preserve">from it. We found this because a hypothesis we had rejected turned out to have been</w:t>
-      </w:r>
-      <w:r>
-        <w:t xml:space="preserve"> </w:t>
-      </w:r>
-      <w:r>
-        <w:t xml:space="preserve">rejected by nothing. The people this ultimately matters for are not the analysts.</w:t>
+        <w:t xml:space="preserve">wrong. An inconsistent pair does not merely produce forecasts that are too</w:t>
+      </w:r>
+      <w:r>
+        <w:t xml:space="preserve"> </w:t>
+      </w:r>
+      <w:r>
+        <w:t xml:space="preserve">confident. Where its out-of-range behaviour is fixed by the misspecification rather</w:t>
+      </w:r>
+      <w:r>
+        <w:t xml:space="preserve"> </w:t>
+      </w:r>
+      <w:r>
+        <w:t xml:space="preserve">than by data, that behaviour cannot be evidence for or against anything, so</w:t>
+      </w:r>
+      <w:r>
+        <w:t xml:space="preserve"> </w:t>
+      </w:r>
+      <w:r>
+        <w:t xml:space="preserve">conclusions drawn from it in either direction are void. We found this because a</w:t>
+      </w:r>
+      <w:r>
+        <w:t xml:space="preserve"> </w:t>
+      </w:r>
+      <w:r>
+        <w:t xml:space="preserve">hypothesis we had rejected turned out to have been rejected by nothing. The people this ultimately matters for are not the analysts.</w:t>
       </w:r>
       <w:r>
         <w:t xml:space="preserve"> </w:t>
@@ -4745,8 +6539,8 @@
         <w:t xml:space="preserve">arithmetic held.</w:t>
       </w:r>
     </w:p>
-    <w:bookmarkEnd w:id="55"/>
-    <w:bookmarkStart w:id="71" w:name="declarations"/>
+    <w:bookmarkEnd w:id="62"/>
+    <w:bookmarkStart w:id="81" w:name="declarations"/>
     <w:p>
       <w:pPr>
         <w:pStyle w:val="Heading1"/>
@@ -4755,7 +6549,7 @@
         <w:t xml:space="preserve">Declarations</w:t>
       </w:r>
     </w:p>
-    <w:bookmarkStart w:id="56" w:name="disclosure-statement."/>
+    <w:bookmarkStart w:id="63" w:name="disclosure-statement."/>
     <w:p>
       <w:pPr>
         <w:pStyle w:val="Heading4"/>
@@ -4772,8 +6566,8 @@
         <w:t xml:space="preserve">Removed for double-anonymous peer review.</w:t>
       </w:r>
     </w:p>
-    <w:bookmarkEnd w:id="56"/>
-    <w:bookmarkStart w:id="57" w:name="funding."/>
+    <w:bookmarkEnd w:id="63"/>
+    <w:bookmarkStart w:id="64" w:name="funding."/>
     <w:p>
       <w:pPr>
         <w:pStyle w:val="Heading4"/>
@@ -4790,8 +6584,8 @@
         <w:t xml:space="preserve">Removed for double-anonymous peer review.</w:t>
       </w:r>
     </w:p>
-    <w:bookmarkEnd w:id="57"/>
-    <w:bookmarkStart w:id="58" w:name="data-availability-statement."/>
+    <w:bookmarkEnd w:id="64"/>
+    <w:bookmarkStart w:id="65" w:name="data-availability-statement."/>
     <w:p>
       <w:pPr>
         <w:pStyle w:val="Heading4"/>
@@ -4814,8 +6608,8 @@
         <w:t xml:space="preserve">made available upon acceptance.</w:t>
       </w:r>
     </w:p>
-    <w:bookmarkEnd w:id="58"/>
-    <w:bookmarkStart w:id="70" w:name="ai-usage-declaration."/>
+    <w:bookmarkEnd w:id="65"/>
+    <w:bookmarkStart w:id="80" w:name="ai-usage-declaration."/>
     <w:p>
       <w:pPr>
         <w:pStyle w:val="Heading4"/>
@@ -4856,8 +6650,60 @@
         <w:t xml:space="preserve">produced entirely by the evaluation pipeline described in the paper.</w:t>
       </w:r>
     </w:p>
-    <w:bookmarkStart w:id="69" w:name="refs"/>
-    <w:bookmarkStart w:id="60" w:name="ref-gregor2013positioning"/>
+    <w:bookmarkStart w:id="79" w:name="refs"/>
+    <w:bookmarkStart w:id="66" w:name="ref-aitchison1986statistical"/>
+    <w:p>
+      <w:pPr>
+        <w:pStyle w:val="Bibliography"/>
+      </w:pPr>
+      <w:r>
+        <w:t xml:space="preserve">Aitchison, John. 1986.</w:t>
+      </w:r>
+      <w:r>
+        <w:t xml:space="preserve"> </w:t>
+      </w:r>
+      <w:r>
+        <w:rPr>
+          <w:i/>
+          <w:iCs/>
+        </w:rPr>
+        <w:t xml:space="preserve">The Statistical Analysis of Compositional Data</w:t>
+      </w:r>
+      <w:r>
+        <w:t xml:space="preserve">. Monographs on Statistics and Applied Probability. Chapman; Hall.</w:t>
+      </w:r>
+    </w:p>
+    <w:bookmarkEnd w:id="66"/>
+    <w:bookmarkStart w:id="67" w:name="ref-caballero2023broken"/>
+    <w:p>
+      <w:pPr>
+        <w:pStyle w:val="Bibliography"/>
+      </w:pPr>
+      <w:r>
+        <w:t xml:space="preserve">Caballero, Ethan, Kshitij Gupta, Irina Rish, and David Krueger. 2023.</w:t>
+      </w:r>
+      <w:r>
+        <w:t xml:space="preserve"> </w:t>
+      </w:r>
+      <w:r>
+        <w:t xml:space="preserve">“Broken Neural Scaling Laws.”</w:t>
+      </w:r>
+      <w:r>
+        <w:t xml:space="preserve"> </w:t>
+      </w:r>
+      <w:r>
+        <w:rPr>
+          <w:i/>
+          <w:iCs/>
+        </w:rPr>
+        <w:t xml:space="preserve">International Conference on Learning Representations (ICLR)</w:t>
+      </w:r>
+      <w:r>
+        <w:t xml:space="preserve">.</w:t>
+      </w:r>
+    </w:p>
+    <w:bookmarkEnd w:id="67"/>
+    <w:bookmarkStart w:id="69" w:name="ref-gregor2013positioning"/>
     <w:p>
       <w:pPr>
         <w:pStyle w:val="Bibliography"/>
@@ -4890,7 +6736,7 @@
       <w:r>
         <w:t xml:space="preserve"> </w:t>
       </w:r>
-      <w:hyperlink r:id="rId59">
+      <w:hyperlink r:id="rId68">
         <w:r>
           <w:rPr>
             <w:rStyle w:val="Hyperlink"/>
@@ -4902,8 +6748,8 @@
         <w:t xml:space="preserve">.</w:t>
       </w:r>
     </w:p>
-    <w:bookmarkEnd w:id="60"/>
-    <w:bookmarkStart w:id="62" w:name="ref-hevner2004design"/>
+    <w:bookmarkEnd w:id="69"/>
+    <w:bookmarkStart w:id="71" w:name="ref-hevner2004design"/>
     <w:p>
       <w:pPr>
         <w:pStyle w:val="Bibliography"/>
@@ -4936,7 +6782,7 @@
       <w:r>
         <w:t xml:space="preserve"> </w:t>
       </w:r>
-      <w:hyperlink r:id="rId61">
+      <w:hyperlink r:id="rId70">
         <w:r>
           <w:rPr>
             <w:rStyle w:val="Hyperlink"/>
@@ -4948,8 +6794,8 @@
         <w:t xml:space="preserve">.</w:t>
       </w:r>
     </w:p>
-    <w:bookmarkEnd w:id="62"/>
-    <w:bookmarkStart w:id="63" w:name="ref-hoffmann2022training"/>
+    <w:bookmarkEnd w:id="71"/>
+    <w:bookmarkStart w:id="72" w:name="ref-hoffmann2022training"/>
     <w:p>
       <w:pPr>
         <w:pStyle w:val="Bibliography"/>
@@ -4980,8 +6826,8 @@
         <w:t xml:space="preserve">.</w:t>
       </w:r>
     </w:p>
-    <w:bookmarkEnd w:id="63"/>
-    <w:bookmarkStart w:id="64" w:name="ref-kaplan2020scaling"/>
+    <w:bookmarkEnd w:id="72"/>
+    <w:bookmarkStart w:id="73" w:name="ref-kaplan2020scaling"/>
     <w:p>
       <w:pPr>
         <w:pStyle w:val="Bibliography"/>
@@ -5009,8 +6855,8 @@
         <w:t xml:space="preserve">.</w:t>
       </w:r>
     </w:p>
-    <w:bookmarkEnd w:id="64"/>
-    <w:bookmarkStart w:id="65" w:name="ref-karvonen2024emergent"/>
+    <w:bookmarkEnd w:id="73"/>
+    <w:bookmarkStart w:id="74" w:name="ref-karvonen2024emergent"/>
     <w:p>
       <w:pPr>
         <w:pStyle w:val="Bibliography"/>
@@ -5038,8 +6884,37 @@
         <w:t xml:space="preserve">.</w:t>
       </w:r>
     </w:p>
-    <w:bookmarkEnd w:id="65"/>
-    <w:bookmarkStart w:id="67" w:name="ref-peffers2007design"/>
+    <w:bookmarkEnd w:id="74"/>
+    <w:bookmarkStart w:id="75" w:name="ref-loquacious2025supplementary"/>
+    <w:p>
+      <w:pPr>
+        <w:pStyle w:val="Bibliography"/>
+      </w:pPr>
+      <w:r>
+        <w:t xml:space="preserve">Loquacious Set contributors. 2025.</w:t>
+      </w:r>
+      <w:r>
+        <w:t xml:space="preserve"> </w:t>
+      </w:r>
+      <w:r>
+        <w:t xml:space="preserve">“Supplementary Resources and Analysis for Automatic Speech Recognition Systems Trained on the Loquacious Dataset.”</w:t>
+      </w:r>
+      <w:r>
+        <w:t xml:space="preserve"> </w:t>
+      </w:r>
+      <w:r>
+        <w:rPr>
+          <w:i/>
+          <w:iCs/>
+        </w:rPr>
+        <w:t xml:space="preserve">arXiv Preprint arXiv:2512.17915</w:t>
+      </w:r>
+      <w:r>
+        <w:t xml:space="preserve">.</w:t>
+      </w:r>
+    </w:p>
+    <w:bookmarkEnd w:id="75"/>
+    <w:bookmarkStart w:id="77" w:name="ref-peffers2007design"/>
     <w:p>
       <w:pPr>
         <w:pStyle w:val="Bibliography"/>
@@ -5072,7 +6947,7 @@
       <w:r>
         <w:t xml:space="preserve"> </w:t>
       </w:r>
-      <w:hyperlink r:id="rId66">
+      <w:hyperlink r:id="rId76">
         <w:r>
           <w:rPr>
             <w:rStyle w:val="Hyperlink"/>
@@ -5084,8 +6959,8 @@
         <w:t xml:space="preserve">.</w:t>
       </w:r>
     </w:p>
-    <w:bookmarkEnd w:id="67"/>
-    <w:bookmarkStart w:id="68" w:name="ref-schaeffer2023emergent"/>
+    <w:bookmarkEnd w:id="77"/>
+    <w:bookmarkStart w:id="78" w:name="ref-schaeffer2023emergent"/>
     <w:p>
       <w:pPr>
         <w:pStyle w:val="Bibliography"/>
@@ -5113,12 +6988,11 @@
         <w:t xml:space="preserve">.</w:t>
       </w:r>
     </w:p>
-    <w:bookmarkEnd w:id="68"/>
-    <w:bookmarkEnd w:id="69"/>
-    <w:bookmarkEnd w:id="70"/>
-    <w:bookmarkEnd w:id="71"/>
+    <w:bookmarkEnd w:id="78"/>
+    <w:bookmarkEnd w:id="79"/>
+    <w:bookmarkEnd w:id="80"/>
+    <w:bookmarkEnd w:id="81"/>
     <w:sectPr>
-      <w:footerReference w:type="default" r:id="rIdFooterAuto"/>
       <w:footnotePr>
         <w:numRestart w:val="eachSect"/>
       </w:footnotePr>
@@ -5129,21 +7003,6 @@
 
 <file path=word/comments.xml><?xml version="1.0" encoding="utf-8"?>
 <w:comments xmlns:w="http://schemas.openxmlformats.org/wordprocessingml/2006/main" xmlns:m="http://schemas.openxmlformats.org/officeDocument/2006/math" xmlns:r="http://schemas.openxmlformats.org/officeDocument/2006/relationships" xmlns:o="urn:schemas-microsoft-com:office:office" xmlns:v="urn:schemas-microsoft-com:vml" xmlns:w10="urn:schemas-microsoft-com:office:word" xmlns:a="http://schemas.openxmlformats.org/drawingml/2006/main" xmlns:pic="http://schemas.openxmlformats.org/drawingml/2006/picture" xmlns:wp="http://schemas.openxmlformats.org/drawingml/2006/wordprocessingDrawing"/>
-</file>
-
-<file path=word/footer-auto.xml><?xml version="1.0" encoding="utf-8"?>
-<w:ftr xmlns:w="http://schemas.openxmlformats.org/wordprocessingml/2006/main">
-  <w:p>
-    <w:pPr>
-      <w:jc w:val="center"/>
-    </w:pPr>
-    <w:fldSimple w:instr=" PAGE ">
-      <w:r>
-        <w:t>1</w:t>
-      </w:r>
-    </w:fldSimple>
-  </w:p>
-</w:ftr>
 </file>
 
 <file path=word/footnotes.xml><?xml version="1.0" encoding="utf-8"?>

--- a/build_dsr/InadmissibleScalingForecasts_anon.docx
+++ b/build_dsr/InadmissibleScalingForecasts_anon.docx
@@ -917,43 +917,137 @@
         <w:t xml:space="preserve"> </w:t>
       </w:r>
       <w:r>
-        <w:t xml:space="preserve">practice of extrapolating fitted curves to scales not yet trained. Those studies fit</w:t>
-      </w:r>
-      <w:r>
-        <w:t xml:space="preserve"> </w:t>
-      </w:r>
-      <w:r>
-        <w:t xml:space="preserve">a single aggregate quantity, for which no partition identity exists and the</w:t>
-      </w:r>
-      <w:r>
-        <w:t xml:space="preserve"> </w:t>
-      </w:r>
-      <w:r>
-        <w:t xml:space="preserve">criticism here does not apply. The difficulty arrives when the same machinery is</w:t>
-      </w:r>
-      <w:r>
-        <w:t xml:space="preserve"> </w:t>
-      </w:r>
-      <w:r>
-        <w:t xml:space="preserve">applied category by category to a decomposed error, which is what practitioners</w:t>
-      </w:r>
-      <w:r>
-        <w:t xml:space="preserve"> </w:t>
-      </w:r>
-      <w:r>
-        <w:t xml:space="preserve">want because it is category-level behaviour that determines where to spend. We</w:t>
-      </w:r>
-      <w:r>
-        <w:t xml:space="preserve"> </w:t>
-      </w:r>
-      <w:r>
-        <w:t xml:space="preserve">differ from this literature by asking not how accurate such fits are but whether</w:t>
-      </w:r>
-      <w:r>
-        <w:t xml:space="preserve"> </w:t>
-      </w:r>
-      <w:r>
-        <w:t xml:space="preserve">they are admissible at all.</w:t>
+        <w:t xml:space="preserve">practice of extrapolating fitted curves to scales not yet trained. Our argument is</w:t>
+      </w:r>
+      <w:r>
+        <w:t xml:space="preserve"> </w:t>
+      </w:r>
+      <w:r>
+        <w:t xml:space="preserve">in tension with how those results are often read, and it is worth being exact about</w:t>
+      </w:r>
+      <w:r>
+        <w:t xml:space="preserve"> </w:t>
+      </w:r>
+      <w:r>
+        <w:t xml:space="preserve">where the tension does and does not lie, because we are not disputing them.</w:t>
+      </w:r>
+    </w:p>
+    <w:p>
+      <w:pPr>
+        <w:pStyle w:val="BodyText"/>
+      </w:pPr>
+      <w:r>
+        <w:t xml:space="preserve">Both studies fit a single aggregate quantity that is not presented as a sum of</w:t>
+      </w:r>
+      <w:r>
+        <w:t xml:space="preserve"> </w:t>
+      </w:r>
+      <w:r>
+        <w:t xml:space="preserve">separately modelled parts. For such a quantity no partition identity exists, nothing</w:t>
+      </w:r>
+      <w:r>
+        <w:t xml:space="preserve"> </w:t>
+      </w:r>
+      <w:r>
+        <w:t xml:space="preserve">in this paper applies, and their exponents are not in question. The tension is with</w:t>
+      </w:r>
+      <w:r>
+        <w:t xml:space="preserve"> </w:t>
+      </w:r>
+      <w:r>
+        <w:t xml:space="preserve">a reading rather than a result: that an aggregate exponent is a stable property of a</w:t>
+      </w:r>
+      <w:r>
+        <w:t xml:space="preserve"> </w:t>
+      </w:r>
+      <w:r>
+        <w:t xml:space="preserve">model family, so that decomposing the aggregate afterwards and fitting the pieces is</w:t>
+      </w:r>
+      <w:r>
+        <w:t xml:space="preserve"> </w:t>
+      </w:r>
+      <w:r>
+        <w:t xml:space="preserve">a refinement of the same picture. It is not. The moment the pieces are given</w:t>
+      </w:r>
+      <w:r>
+        <w:t xml:space="preserve"> </w:t>
+      </w:r>
+      <w:r>
+        <w:t xml:space="preserve">exponents of their own and those exponents differ, the aggregate they compose has a</w:t>
+      </w:r>
+      <w:r>
+        <w:t xml:space="preserve"> </w:t>
+      </w:r>
+      <w:r>
+        <w:t xml:space="preserve">slope that moves, and the original exponent is revealed as a local summary over the</w:t>
+      </w:r>
+      <w:r>
+        <w:t xml:space="preserve"> </w:t>
+      </w:r>
+      <w:r>
+        <w:t xml:space="preserve">range it was fitted on. A practitioner may keep the aggregate exponent, or the</w:t>
+      </w:r>
+      <w:r>
+        <w:t xml:space="preserve"> </w:t>
+      </w:r>
+      <w:r>
+        <w:t xml:space="preserve">decomposition, and the choice is substantive rather than presentational: the first</w:t>
+      </w:r>
+      <w:r>
+        <w:t xml:space="preserve"> </w:t>
+      </w:r>
+      <w:r>
+        <w:t xml:space="preserve">answers how fast total error falls near the observed range, the second answers which</w:t>
+      </w:r>
+      <w:r>
+        <w:t xml:space="preserve"> </w:t>
+      </w:r>
+      <w:r>
+        <w:t xml:space="preserve">errors are disappearing, and only the second survives extrapolation. This also means</w:t>
+      </w:r>
+      <w:r>
+        <w:t xml:space="preserve"> </w:t>
+      </w:r>
+      <w:r>
+        <w:t xml:space="preserve">the criticism cannot be escaped by fitting the aggregate more carefully. There is no</w:t>
+      </w:r>
+      <w:r>
+        <w:t xml:space="preserve"> </w:t>
+      </w:r>
+      <w:r>
+        <w:t xml:space="preserve">power law for it to be a careful estimate of.</w:t>
+      </w:r>
+    </w:p>
+    <w:p>
+      <w:pPr>
+        <w:pStyle w:val="BodyText"/>
+      </w:pPr>
+      <w:r>
+        <w:t xml:space="preserve">The difficulty therefore arrives exactly when the machinery is applied category by</w:t>
+      </w:r>
+      <w:r>
+        <w:t xml:space="preserve"> </w:t>
+      </w:r>
+      <w:r>
+        <w:t xml:space="preserve">category, which is what practitioners want because category-level behaviour is what</w:t>
+      </w:r>
+      <w:r>
+        <w:t xml:space="preserve"> </w:t>
+      </w:r>
+      <w:r>
+        <w:t xml:space="preserve">determines where to spend. We differ from this literature by asking not how accurate</w:t>
+      </w:r>
+      <w:r>
+        <w:t xml:space="preserve"> </w:t>
+      </w:r>
+      <w:r>
+        <w:t xml:space="preserve">such fits are but whether a decomposition and an aggregate can be reported together</w:t>
+      </w:r>
+      <w:r>
+        <w:t xml:space="preserve"> </w:t>
+      </w:r>
+      <w:r>
+        <w:t xml:space="preserve">at all.</w:t>
       </w:r>
     </w:p>
     <w:bookmarkEnd w:id="13"/>
@@ -4164,7 +4258,7 @@
       </w:r>
     </w:p>
     <w:bookmarkEnd w:id="38"/>
-    <w:bookmarkStart w:id="49" w:name="sec:eval"/>
+    <w:bookmarkStart w:id="53" w:name="sec:eval"/>
     <w:p>
       <w:pPr>
         <w:pStyle w:val="Heading1"/>
@@ -4657,7 +4751,7 @@
       </w:r>
     </w:p>
     <w:bookmarkEnd w:id="42"/>
-    <w:bookmarkStart w:id="44" w:name="what-the-repair-costs-measured."/>
+    <w:bookmarkStart w:id="48" w:name="what-the-repair-costs-measured."/>
     <w:p>
       <w:pPr>
         <w:pStyle w:val="Heading4"/>
@@ -4685,13 +4779,33 @@
         <w:t xml:space="preserve"> </w:t>
       </w:r>
       <w:r>
-        <w:t xml:space="preserve">gives the effective slope of the derived total. Within the</w:t>
-      </w:r>
-      <w:r>
-        <w:t xml:space="preserve"> </w:t>
-      </w:r>
-      <w:r>
-        <w:t xml:space="preserve">observed range it moves by 0.071, and by one billion parameters it</w:t>
+        <w:t xml:space="preserve">gives the effective slope of the derived total, and</w:t>
+      </w:r>
+      <w:r>
+        <w:t xml:space="preserve"> </w:t>
+      </w:r>
+      <w:r>
+        <w:t xml:space="preserve">Figure </w:t>
+      </w:r>
+      <w:hyperlink w:anchor="fig:derived">
+        <w:r>
+          <w:rPr>
+            <w:rStyle w:val="Hyperlink"/>
+          </w:rPr>
+          <w:t xml:space="preserve">1</w:t>
+        </w:r>
+      </w:hyperlink>
+      <w:r>
+        <w:t xml:space="preserve"> </w:t>
+      </w:r>
+      <w:r>
+        <w:t xml:space="preserve">shows why no single number replaces it. Within the observed</w:t>
+      </w:r>
+      <w:r>
+        <w:t xml:space="preserve"> </w:t>
+      </w:r>
+      <w:r>
+        <w:t xml:space="preserve">range it moves by 0.071, and by one billion parameters it</w:t>
       </w:r>
       <w:r>
         <w:t xml:space="preserve"> </w:t>
@@ -5034,8 +5148,119 @@
       </w:tr>
     </w:tbl>
     <w:bookmarkEnd w:id="43"/>
-    <w:bookmarkEnd w:id="44"/>
-    <w:bookmarkStart w:id="45" w:name="Xeecbf0e7e2225b167db1e631ef0f525022b874d"/>
+    <w:bookmarkStart w:id="47" w:name="fig:derived"/>
+    <w:p>
+      <w:pPr>
+        <w:pStyle w:val="CaptionedFigure"/>
+      </w:pPr>
+      <w:r>
+        <w:drawing>
+          <wp:inline>
+            <wp:extent cx="5334000" cy="1993102"/>
+            <wp:effectExtent b="0" l="0" r="0" t="0"/>
+            <wp:docPr descr="" title="" id="45" name="Picture"/>
+            <a:graphic>
+              <a:graphicData uri="http://schemas.openxmlformats.org/drawingml/2006/picture">
+                <pic:pic>
+                  <pic:nvPicPr>
+                    <pic:cNvPr descr="derived_vs_fitted.pdf" id="46" name="Picture"/>
+                    <pic:cNvPicPr>
+                      <a:picLocks noChangeArrowheads="1" noChangeAspect="1"/>
+                    </pic:cNvPicPr>
+                  </pic:nvPicPr>
+                  <pic:blipFill>
+                    <a:blip r:embed="rId44"/>
+                    <a:stretch>
+                      <a:fillRect/>
+                    </a:stretch>
+                  </pic:blipFill>
+                  <pic:spPr bwMode="auto">
+                    <a:xfrm>
+                      <a:off x="0" y="0"/>
+                      <a:ext cx="5334000" cy="1993102"/>
+                    </a:xfrm>
+                    <a:prstGeom prst="rect">
+                      <a:avLst/>
+                    </a:prstGeom>
+                    <a:noFill/>
+                    <a:ln w="9525">
+                      <a:noFill/>
+                      <a:headEnd/>
+                      <a:tailEnd/>
+                    </a:ln>
+                  </pic:spPr>
+                </pic:pic>
+              </a:graphicData>
+            </a:graphic>
+          </wp:inline>
+        </w:drawing>
+      </w:r>
+    </w:p>
+    <w:p>
+      <w:pPr>
+        <w:pStyle w:val="ImageCaption"/>
+      </w:pPr>
+      <w:r>
+        <w:t xml:space="preserve">The two objects the paper says cannot both be reported. Panel A: on</w:t>
+      </w:r>
+      <w:r>
+        <w:t xml:space="preserve"> </w:t>
+      </w:r>
+      <w:r>
+        <w:t xml:space="preserve">log-log axes a power law is a straight line, so the fitted aggregate is straight by</w:t>
+      </w:r>
+      <w:r>
+        <w:t xml:space="preserve"> </w:t>
+      </w:r>
+      <w:r>
+        <w:t xml:space="preserve">construction while the derived total, the sum of the same category curves, bends.</w:t>
+      </w:r>
+      <w:r>
+        <w:t xml:space="preserve"> </w:t>
+      </w:r>
+      <w:r>
+        <w:t xml:space="preserve">Both agree with the observed runs, which is why nothing in range distinguishes them;</w:t>
+      </w:r>
+      <w:r>
+        <w:t xml:space="preserve"> </w:t>
+      </w:r>
+      <w:r>
+        <w:t xml:space="preserve">the gap opens only in the shaded extrapolation region where the forecast was</w:t>
+      </w:r>
+      <w:r>
+        <w:t xml:space="preserve"> </w:t>
+      </w:r>
+      <w:r>
+        <w:t xml:space="preserve">actually read. Panel B: the same fact as a slope. A power law contributes one</w:t>
+      </w:r>
+      <w:r>
+        <w:t xml:space="preserve"> </w:t>
+      </w:r>
+      <w:r>
+        <w:t xml:space="preserve">exponent everywhere, shown flat, while the derived total’s slope drifts across a</w:t>
+      </w:r>
+      <w:r>
+        <w:t xml:space="preserve"> </w:t>
+      </w:r>
+      <w:r>
+        <w:t xml:space="preserve">substantial part of the band spanned by the category exponents, drawn as rules at</w:t>
+      </w:r>
+      <w:r>
+        <w:t xml:space="preserve"> </w:t>
+      </w:r>
+      <w:r>
+        <w:t xml:space="preserve">the left. The aggregate exponent is the height of the dashed line; it is a local</w:t>
+      </w:r>
+      <w:r>
+        <w:t xml:space="preserve"> </w:t>
+      </w:r>
+      <w:r>
+        <w:t xml:space="preserve">property of the fitted range, not of the system.</w:t>
+      </w:r>
+    </w:p>
+    <w:bookmarkEnd w:id="47"/>
+    <w:bookmarkEnd w:id="48"/>
+    <w:bookmarkStart w:id="49" w:name="Xeecbf0e7e2225b167db1e631ef0f525022b874d"/>
     <w:p>
       <w:pPr>
         <w:pStyle w:val="Heading4"/>
@@ -5210,8 +5435,8 @@
         <w:t xml:space="preserve">scaling literature, which would need the survey described in FR6.</w:t>
       </w:r>
     </w:p>
-    <w:bookmarkEnd w:id="45"/>
-    <w:bookmarkStart w:id="46" w:name="Xba27ad4ce1b0cd00323fe1a12ed6e855595e700"/>
+    <w:bookmarkEnd w:id="49"/>
+    <w:bookmarkStart w:id="50" w:name="Xba27ad4ce1b0cd00323fe1a12ed6e855595e700"/>
     <w:p>
       <w:pPr>
         <w:pStyle w:val="Heading4"/>
@@ -5264,8 +5489,8 @@
         <w:t xml:space="preserve">Fitted linearly in the log, as the categories originally were, it would not.</w:t>
       </w:r>
     </w:p>
-    <w:bookmarkEnd w:id="46"/>
-    <w:bookmarkStart w:id="47" w:name="what-an-inconsistent-pair-invalidates."/>
+    <w:bookmarkEnd w:id="50"/>
+    <w:bookmarkStart w:id="51" w:name="what-an-inconsistent-pair-invalidates."/>
     <w:p>
       <w:pPr>
         <w:pStyle w:val="Heading4"/>
@@ -5412,8 +5637,8 @@
         <w:t xml:space="preserve">across model families, rather than that size transfers and competence does not.</w:t>
       </w:r>
     </w:p>
-    <w:bookmarkEnd w:id="47"/>
-    <w:bookmarkStart w:id="48" w:name="honest-negative-results."/>
+    <w:bookmarkEnd w:id="51"/>
+    <w:bookmarkStart w:id="52" w:name="honest-negative-results."/>
     <w:p>
       <w:pPr>
         <w:pStyle w:val="Heading4"/>
@@ -5478,9 +5703,9 @@
         <w:t xml:space="preserve">rather than the future. Neither appears in our conclusions.</w:t>
       </w:r>
     </w:p>
-    <w:bookmarkEnd w:id="48"/>
-    <w:bookmarkEnd w:id="49"/>
-    <w:bookmarkStart w:id="54" w:name="sec:discussion"/>
+    <w:bookmarkEnd w:id="52"/>
+    <w:bookmarkEnd w:id="53"/>
+    <w:bookmarkStart w:id="58" w:name="sec:discussion"/>
     <w:p>
       <w:pPr>
         <w:pStyle w:val="Heading1"/>
@@ -5489,7 +5714,7 @@
         <w:t xml:space="preserve">Discussion</w:t>
       </w:r>
     </w:p>
-    <w:bookmarkStart w:id="50" w:name="what-the-integration-buys."/>
+    <w:bookmarkStart w:id="54" w:name="what-the-integration-buys."/>
     <w:p>
       <w:pPr>
         <w:pStyle w:val="Heading4"/>
@@ -5542,8 +5767,8 @@
         <w:t xml:space="preserve">adopted; one that arrives as a warning is filed.</w:t>
       </w:r>
     </w:p>
-    <w:bookmarkEnd w:id="50"/>
-    <w:bookmarkStart w:id="51" w:name="a-design-choice-defence."/>
+    <w:bookmarkEnd w:id="54"/>
+    <w:bookmarkStart w:id="55" w:name="a-design-choice-defence."/>
     <w:p>
       <w:pPr>
         <w:pStyle w:val="Heading4"/>
@@ -5610,8 +5835,8 @@
         <w:t xml:space="preserve">aggregate as the term that must give way, not any particular parameterisation.</w:t>
       </w:r>
     </w:p>
-    <w:bookmarkEnd w:id="51"/>
-    <w:bookmarkStart w:id="52" w:name="Xdf1553734ce39ef9bf1b387fc58892a23b4daec"/>
+    <w:bookmarkEnd w:id="55"/>
+    <w:bookmarkStart w:id="56" w:name="Xdf1553734ce39ef9bf1b387fc58892a23b4daec"/>
     <w:p>
       <w:pPr>
         <w:pStyle w:val="Heading4"/>
@@ -5664,8 +5889,8 @@
         <w:t xml:space="preserve">lives across them.</w:t>
       </w:r>
     </w:p>
-    <w:bookmarkEnd w:id="52"/>
-    <w:bookmarkStart w:id="53" w:name="design-knowledge-contribution."/>
+    <w:bookmarkEnd w:id="56"/>
+    <w:bookmarkStart w:id="57" w:name="design-knowledge-contribution."/>
     <w:p>
       <w:pPr>
         <w:pStyle w:val="Heading4"/>
@@ -5730,9 +5955,9 @@
         <w:t xml:space="preserve">one function call.</w:t>
       </w:r>
     </w:p>
-    <w:bookmarkEnd w:id="53"/>
-    <w:bookmarkEnd w:id="54"/>
-    <w:bookmarkStart w:id="59" w:name="sec:implications"/>
+    <w:bookmarkEnd w:id="57"/>
+    <w:bookmarkEnd w:id="58"/>
+    <w:bookmarkStart w:id="63" w:name="sec:implications"/>
     <w:p>
       <w:pPr>
         <w:pStyle w:val="Heading1"/>
@@ -5741,7 +5966,7 @@
         <w:t xml:space="preserve">Implications for Individuals, Organisations, and Society</w:t>
       </w:r>
     </w:p>
-    <w:bookmarkStart w:id="55" w:name="X5607ec1ed445a25589bfe2325c0480f28f41d38"/>
+    <w:bookmarkStart w:id="59" w:name="X5607ec1ed445a25589bfe2325c0480f28f41d38"/>
     <w:p>
       <w:pPr>
         <w:pStyle w:val="Heading4"/>
@@ -5824,8 +6049,8 @@
         <w:t xml:space="preserve">ombudsman something concrete to ask for.</w:t>
       </w:r>
     </w:p>
-    <w:bookmarkEnd w:id="55"/>
-    <w:bookmarkStart w:id="56" w:name="for-managers-and-organisations."/>
+    <w:bookmarkEnd w:id="59"/>
+    <w:bookmarkStart w:id="60" w:name="for-managers-and-organisations."/>
     <w:p>
       <w:pPr>
         <w:pStyle w:val="Heading4"/>
@@ -5902,8 +6127,8 @@
         <w:t xml:space="preserve">a cost, and it should not rest on arithmetic nobody checked.</w:t>
       </w:r>
     </w:p>
-    <w:bookmarkEnd w:id="56"/>
-    <w:bookmarkStart w:id="57" w:name="strategic-implications."/>
+    <w:bookmarkEnd w:id="60"/>
+    <w:bookmarkStart w:id="61" w:name="strategic-implications."/>
     <w:p>
       <w:pPr>
         <w:pStyle w:val="Heading4"/>
@@ -5974,8 +6199,8 @@
         <w:t xml:space="preserve">the record is created as a by-product of doing the analysis properly.</w:t>
       </w:r>
     </w:p>
-    <w:bookmarkEnd w:id="57"/>
-    <w:bookmarkStart w:id="58" w:name="for-society-and-digital-equity."/>
+    <w:bookmarkEnd w:id="61"/>
+    <w:bookmarkStart w:id="62" w:name="for-society-and-digital-equity."/>
     <w:p>
       <w:pPr>
         <w:pStyle w:val="Heading4"/>
@@ -6022,9 +6247,9 @@
         <w:t xml:space="preserve">question of whether a forecast is entitled to the numbers it reports.</w:t>
       </w:r>
     </w:p>
-    <w:bookmarkEnd w:id="58"/>
-    <w:bookmarkEnd w:id="59"/>
-    <w:bookmarkStart w:id="60" w:name="sec:limits"/>
+    <w:bookmarkEnd w:id="62"/>
+    <w:bookmarkEnd w:id="63"/>
+    <w:bookmarkStart w:id="64" w:name="sec:limits"/>
     <w:p>
       <w:pPr>
         <w:pStyle w:val="Heading1"/>
@@ -6217,8 +6442,8 @@
         <w:t xml:space="preserve">though not the verdict.</w:t>
       </w:r>
     </w:p>
-    <w:bookmarkEnd w:id="60"/>
-    <w:bookmarkStart w:id="61" w:name="sec:future"/>
+    <w:bookmarkEnd w:id="64"/>
+    <w:bookmarkStart w:id="65" w:name="sec:future"/>
     <w:p>
       <w:pPr>
         <w:pStyle w:val="Heading1"/>
@@ -6399,8 +6624,8 @@
         <w:t xml:space="preserve">principled rather than a conventional threshold.</w:t>
       </w:r>
     </w:p>
-    <w:bookmarkEnd w:id="61"/>
-    <w:bookmarkStart w:id="62" w:name="sec:conclusion"/>
+    <w:bookmarkEnd w:id="65"/>
+    <w:bookmarkStart w:id="66" w:name="sec:conclusion"/>
     <w:p>
       <w:pPr>
         <w:pStyle w:val="Heading1"/>
@@ -6539,8 +6764,8 @@
         <w:t xml:space="preserve">arithmetic held.</w:t>
       </w:r>
     </w:p>
-    <w:bookmarkEnd w:id="62"/>
-    <w:bookmarkStart w:id="81" w:name="declarations"/>
+    <w:bookmarkEnd w:id="66"/>
+    <w:bookmarkStart w:id="85" w:name="declarations"/>
     <w:p>
       <w:pPr>
         <w:pStyle w:val="Heading1"/>
@@ -6549,7 +6774,7 @@
         <w:t xml:space="preserve">Declarations</w:t>
       </w:r>
     </w:p>
-    <w:bookmarkStart w:id="63" w:name="disclosure-statement."/>
+    <w:bookmarkStart w:id="67" w:name="disclosure-statement."/>
     <w:p>
       <w:pPr>
         <w:pStyle w:val="Heading4"/>
@@ -6566,8 +6791,8 @@
         <w:t xml:space="preserve">Removed for double-anonymous peer review.</w:t>
       </w:r>
     </w:p>
-    <w:bookmarkEnd w:id="63"/>
-    <w:bookmarkStart w:id="64" w:name="funding."/>
+    <w:bookmarkEnd w:id="67"/>
+    <w:bookmarkStart w:id="68" w:name="funding."/>
     <w:p>
       <w:pPr>
         <w:pStyle w:val="Heading4"/>
@@ -6584,8 +6809,8 @@
         <w:t xml:space="preserve">Removed for double-anonymous peer review.</w:t>
       </w:r>
     </w:p>
-    <w:bookmarkEnd w:id="64"/>
-    <w:bookmarkStart w:id="65" w:name="data-availability-statement."/>
+    <w:bookmarkEnd w:id="68"/>
+    <w:bookmarkStart w:id="69" w:name="data-availability-statement."/>
     <w:p>
       <w:pPr>
         <w:pStyle w:val="Heading4"/>
@@ -6608,8 +6833,8 @@
         <w:t xml:space="preserve">made available upon acceptance.</w:t>
       </w:r>
     </w:p>
-    <w:bookmarkEnd w:id="65"/>
-    <w:bookmarkStart w:id="80" w:name="ai-usage-declaration."/>
+    <w:bookmarkEnd w:id="69"/>
+    <w:bookmarkStart w:id="84" w:name="ai-usage-declaration."/>
     <w:p>
       <w:pPr>
         <w:pStyle w:val="Heading4"/>
@@ -6650,8 +6875,8 @@
         <w:t xml:space="preserve">produced entirely by the evaluation pipeline described in the paper.</w:t>
       </w:r>
     </w:p>
-    <w:bookmarkStart w:id="79" w:name="refs"/>
-    <w:bookmarkStart w:id="66" w:name="ref-aitchison1986statistical"/>
+    <w:bookmarkStart w:id="83" w:name="refs"/>
+    <w:bookmarkStart w:id="70" w:name="ref-aitchison1986statistical"/>
     <w:p>
       <w:pPr>
         <w:pStyle w:val="Bibliography"/>
@@ -6673,8 +6898,8 @@
         <w:t xml:space="preserve">. Monographs on Statistics and Applied Probability. Chapman; Hall.</w:t>
       </w:r>
     </w:p>
-    <w:bookmarkEnd w:id="66"/>
-    <w:bookmarkStart w:id="67" w:name="ref-caballero2023broken"/>
+    <w:bookmarkEnd w:id="70"/>
+    <w:bookmarkStart w:id="71" w:name="ref-caballero2023broken"/>
     <w:p>
       <w:pPr>
         <w:pStyle w:val="Bibliography"/>
@@ -6702,8 +6927,8 @@
         <w:t xml:space="preserve">.</w:t>
       </w:r>
     </w:p>
-    <w:bookmarkEnd w:id="67"/>
-    <w:bookmarkStart w:id="69" w:name="ref-gregor2013positioning"/>
+    <w:bookmarkEnd w:id="71"/>
+    <w:bookmarkStart w:id="73" w:name="ref-gregor2013positioning"/>
     <w:p>
       <w:pPr>
         <w:pStyle w:val="Bibliography"/>
@@ -6736,7 +6961,7 @@
       <w:r>
         <w:t xml:space="preserve"> </w:t>
       </w:r>
-      <w:hyperlink r:id="rId68">
+      <w:hyperlink r:id="rId72">
         <w:r>
           <w:rPr>
             <w:rStyle w:val="Hyperlink"/>
@@ -6748,8 +6973,8 @@
         <w:t xml:space="preserve">.</w:t>
       </w:r>
     </w:p>
-    <w:bookmarkEnd w:id="69"/>
-    <w:bookmarkStart w:id="71" w:name="ref-hevner2004design"/>
+    <w:bookmarkEnd w:id="73"/>
+    <w:bookmarkStart w:id="75" w:name="ref-hevner2004design"/>
     <w:p>
       <w:pPr>
         <w:pStyle w:val="Bibliography"/>
@@ -6782,7 +7007,7 @@
       <w:r>
         <w:t xml:space="preserve"> </w:t>
       </w:r>
-      <w:hyperlink r:id="rId70">
+      <w:hyperlink r:id="rId74">
         <w:r>
           <w:rPr>
             <w:rStyle w:val="Hyperlink"/>
@@ -6794,8 +7019,8 @@
         <w:t xml:space="preserve">.</w:t>
       </w:r>
     </w:p>
-    <w:bookmarkEnd w:id="71"/>
-    <w:bookmarkStart w:id="72" w:name="ref-hoffmann2022training"/>
+    <w:bookmarkEnd w:id="75"/>
+    <w:bookmarkStart w:id="76" w:name="ref-hoffmann2022training"/>
     <w:p>
       <w:pPr>
         <w:pStyle w:val="Bibliography"/>
@@ -6826,8 +7051,8 @@
         <w:t xml:space="preserve">.</w:t>
       </w:r>
     </w:p>
-    <w:bookmarkEnd w:id="72"/>
-    <w:bookmarkStart w:id="73" w:name="ref-kaplan2020scaling"/>
+    <w:bookmarkEnd w:id="76"/>
+    <w:bookmarkStart w:id="77" w:name="ref-kaplan2020scaling"/>
     <w:p>
       <w:pPr>
         <w:pStyle w:val="Bibliography"/>
@@ -6855,8 +7080,8 @@
         <w:t xml:space="preserve">.</w:t>
       </w:r>
     </w:p>
-    <w:bookmarkEnd w:id="73"/>
-    <w:bookmarkStart w:id="74" w:name="ref-karvonen2024emergent"/>
+    <w:bookmarkEnd w:id="77"/>
+    <w:bookmarkStart w:id="78" w:name="ref-karvonen2024emergent"/>
     <w:p>
       <w:pPr>
         <w:pStyle w:val="Bibliography"/>
@@ -6884,8 +7109,8 @@
         <w:t xml:space="preserve">.</w:t>
       </w:r>
     </w:p>
-    <w:bookmarkEnd w:id="74"/>
-    <w:bookmarkStart w:id="75" w:name="ref-loquacious2025supplementary"/>
+    <w:bookmarkEnd w:id="78"/>
+    <w:bookmarkStart w:id="79" w:name="ref-loquacious2025supplementary"/>
     <w:p>
       <w:pPr>
         <w:pStyle w:val="Bibliography"/>
@@ -6913,8 +7138,8 @@
         <w:t xml:space="preserve">.</w:t>
       </w:r>
     </w:p>
-    <w:bookmarkEnd w:id="75"/>
-    <w:bookmarkStart w:id="77" w:name="ref-peffers2007design"/>
+    <w:bookmarkEnd w:id="79"/>
+    <w:bookmarkStart w:id="81" w:name="ref-peffers2007design"/>
     <w:p>
       <w:pPr>
         <w:pStyle w:val="Bibliography"/>
@@ -6947,7 +7172,7 @@
       <w:r>
         <w:t xml:space="preserve"> </w:t>
       </w:r>
-      <w:hyperlink r:id="rId76">
+      <w:hyperlink r:id="rId80">
         <w:r>
           <w:rPr>
             <w:rStyle w:val="Hyperlink"/>
@@ -6959,8 +7184,8 @@
         <w:t xml:space="preserve">.</w:t>
       </w:r>
     </w:p>
-    <w:bookmarkEnd w:id="77"/>
-    <w:bookmarkStart w:id="78" w:name="ref-schaeffer2023emergent"/>
+    <w:bookmarkEnd w:id="81"/>
+    <w:bookmarkStart w:id="82" w:name="ref-schaeffer2023emergent"/>
     <w:p>
       <w:pPr>
         <w:pStyle w:val="Bibliography"/>
@@ -6988,10 +7213,10 @@
         <w:t xml:space="preserve">.</w:t>
       </w:r>
     </w:p>
-    <w:bookmarkEnd w:id="78"/>
-    <w:bookmarkEnd w:id="79"/>
-    <w:bookmarkEnd w:id="80"/>
-    <w:bookmarkEnd w:id="81"/>
+    <w:bookmarkEnd w:id="82"/>
+    <w:bookmarkEnd w:id="83"/>
+    <w:bookmarkEnd w:id="84"/>
+    <w:bookmarkEnd w:id="85"/>
     <w:sectPr>
       <w:footnotePr>
         <w:numRestart w:val="eachSect"/>

--- a/build_dsr/InadmissibleScalingForecasts_anon.docx
+++ b/build_dsr/InadmissibleScalingForecasts_anon.docx
@@ -53,85 +53,91 @@
         <w:pStyle w:val="Abstract"/>
       </w:pPr>
       <w:r>
-        <w:t xml:space="preserve">Organisations increasingly decide where to spend an artificial intelligence budget</w:t>
-      </w:r>
-      <w:r>
-        <w:t xml:space="preserve"> </w:t>
-      </w:r>
-      <w:r>
-        <w:t xml:space="preserve">by asking which of a system’s failures the next model generation will remove on its</w:t>
-      </w:r>
-      <w:r>
-        <w:t xml:space="preserve"> </w:t>
-      </w:r>
-      <w:r>
-        <w:t xml:space="preserve">own. The usual evidence is a decomposition: sort the errors into categories, fit a</w:t>
-      </w:r>
-      <w:r>
-        <w:t xml:space="preserve"> </w:t>
-      </w:r>
-      <w:r>
-        <w:t xml:space="preserve">scaling curve to each, and read off which shrink fastest. Studies that do this</w:t>
-      </w:r>
-      <w:r>
-        <w:t xml:space="preserve"> </w:t>
-      </w:r>
-      <w:r>
-        <w:t xml:space="preserve">commonly also fit the aggregate error rate as a curve of its own. We show the two</w:t>
-      </w:r>
-      <w:r>
-        <w:t xml:space="preserve"> </w:t>
-      </w:r>
-      <w:r>
-        <w:t xml:space="preserve">cannot both be right. If the categories follow power laws with different exponents,</w:t>
-      </w:r>
-      <w:r>
-        <w:t xml:space="preserve"> </w:t>
-      </w:r>
-      <w:r>
-        <w:t xml:space="preserve">their sum is provably not a power law, so an independently fitted aggregate</w:t>
-      </w:r>
-      <w:r>
-        <w:t xml:space="preserve"> </w:t>
-      </w:r>
-      <w:r>
-        <w:t xml:space="preserve">contradicts the categories it summarises, and the contradiction grows without</w:t>
-      </w:r>
-      <w:r>
-        <w:t xml:space="preserve"> </w:t>
-      </w:r>
-      <w:r>
-        <w:t xml:space="preserve">bound. On our measurements the parts reach 1.27 times the fitted</w:t>
-      </w:r>
-      <w:r>
-        <w:t xml:space="preserve"> </w:t>
-      </w:r>
-      <w:r>
-        <w:t xml:space="preserve">whole at one billion parameters and 2.82 times at one trillion,</w:t>
-      </w:r>
-      <w:r>
-        <w:t xml:space="preserve"> </w:t>
-      </w:r>
-      <w:r>
-        <w:t xml:space="preserve">exceeding ten percent beyond 174M parameters</w:t>
-      </w:r>
-      <w:r>
-        <w:t xml:space="preserve"> </w:t>
-      </w:r>
-      <w:r>
-        <w:t xml:space="preserve">[57M, 635M]. The repair is to derive the</w:t>
-      </w:r>
-      <w:r>
-        <w:t xml:space="preserve"> </w:t>
-      </w:r>
-      <w:r>
-        <w:t xml:space="preserve">total from the parts rather than fit it separately. What that costs is the</w:t>
-      </w:r>
-      <w:r>
-        <w:t xml:space="preserve"> </w:t>
-      </w:r>
-      <w:r>
-        <w:t xml:space="preserve">aggregate exponent itself, which does not exist: its effective slope drifts from</w:t>
+        <w:t xml:space="preserve">Organisations decide where to spend an artificial intelligence budget by asking</w:t>
+      </w:r>
+      <w:r>
+        <w:t xml:space="preserve"> </w:t>
+      </w:r>
+      <w:r>
+        <w:t xml:space="preserve">which of a system’s failures the next model generation will remove on its own. The</w:t>
+      </w:r>
+      <w:r>
+        <w:t xml:space="preserve"> </w:t>
+      </w:r>
+      <w:r>
+        <w:t xml:space="preserve">usual evidence is a decomposition: sort the errors into categories and fit a scaling</w:t>
+      </w:r>
+      <w:r>
+        <w:t xml:space="preserve"> </w:t>
+      </w:r>
+      <w:r>
+        <w:t xml:space="preserve">curve to each. Studies that do this commonly also fit the aggregate error rate as a</w:t>
+      </w:r>
+      <w:r>
+        <w:t xml:space="preserve"> </w:t>
+      </w:r>
+      <w:r>
+        <w:t xml:space="preserve">curve of its own. We show the two cannot both be right. If the categories follow</w:t>
+      </w:r>
+      <w:r>
+        <w:t xml:space="preserve"> </w:t>
+      </w:r>
+      <w:r>
+        <w:t xml:space="preserve">power laws with different exponents, their sum is provably not a power law, so an</w:t>
+      </w:r>
+      <w:r>
+        <w:t xml:space="preserve"> </w:t>
+      </w:r>
+      <w:r>
+        <w:t xml:space="preserve">independently fitted aggregate contradicts the categories it summarises. The</w:t>
+      </w:r>
+      <w:r>
+        <w:t xml:space="preserve"> </w:t>
+      </w:r>
+      <w:r>
+        <w:t xml:space="preserve">conflict is not only asymptotic. On our data the aggregate’s curvature is</w:t>
+      </w:r>
+      <w:r>
+        <w:t xml:space="preserve"> </w:t>
+      </w:r>
+      <w:r>
+        <w:t xml:space="preserve">detectable inside the observed range, a quadratic term of +0.0403</w:t>
+      </w:r>
+      <w:r>
+        <w:t xml:space="preserve"> </w:t>
+      </w:r>
+      <w:r>
+        <w:t xml:space="preserve">[+0.0194, +0.0599] that excludes zero and halves the residual, so a</w:t>
+      </w:r>
+      <w:r>
+        <w:t xml:space="preserve"> </w:t>
+      </w:r>
+      <w:r>
+        <w:t xml:space="preserve">single power law is a demonstrably wrong model of the total where the data actually</w:t>
+      </w:r>
+      <w:r>
+        <w:t xml:space="preserve"> </w:t>
+      </w:r>
+      <w:r>
+        <w:t xml:space="preserve">are. Extrapolated, the fitted parts reach 1.27 times the fitted whole</w:t>
+      </w:r>
+      <w:r>
+        <w:t xml:space="preserve"> </w:t>
+      </w:r>
+      <w:r>
+        <w:t xml:space="preserve">at one billion parameters. The repair is to derive the total from the parts rather</w:t>
+      </w:r>
+      <w:r>
+        <w:t xml:space="preserve"> </w:t>
+      </w:r>
+      <w:r>
+        <w:t xml:space="preserve">than fit it separately, which needs no new machinery; what it costs is the aggregate</w:t>
+      </w:r>
+      <w:r>
+        <w:t xml:space="preserve"> </w:t>
+      </w:r>
+      <w:r>
+        <w:t xml:space="preserve">exponent itself, whose effective slope drifts from</w:t>
       </w:r>
       <w:r>
         <w:t xml:space="preserve"> </w:t>
@@ -159,37 +165,31 @@
         </m:r>
       </m:oMath>
       <w:r>
-        <w:t xml:space="preserve">0.174, covering 27% of the</w:t>
-      </w:r>
-      <w:r>
-        <w:t xml:space="preserve"> </w:t>
-      </w:r>
-      <w:r>
-        <w:t xml:space="preserve">span of the category exponents it is meant to summarise. We contribute a diagnostic</w:t>
-      </w:r>
-      <w:r>
-        <w:t xml:space="preserve"> </w:t>
-      </w:r>
-      <w:r>
-        <w:t xml:space="preserve">needing only the coefficients a study already prints, an audit finding that speech</w:t>
-      </w:r>
-      <w:r>
-        <w:t xml:space="preserve"> </w:t>
-      </w:r>
-      <w:r>
-        <w:t xml:space="preserve">recognition already follows the derived-total convention while scaling analyses do</w:t>
-      </w:r>
-      <w:r>
-        <w:t xml:space="preserve"> </w:t>
-      </w:r>
-      <w:r>
-        <w:t xml:space="preserve">not, and the observation that conclusions resting on such a pair’s out-of-range</w:t>
-      </w:r>
-      <w:r>
-        <w:t xml:space="preserve"> </w:t>
-      </w:r>
-      <w:r>
-        <w:t xml:space="preserve">behaviour are void, which we show by withdrawing one of our own.</w:t>
+        <w:t xml:space="preserve">0.174, covering 27% of the span of the category</w:t>
+      </w:r>
+      <w:r>
+        <w:t xml:space="preserve"> </w:t>
+      </w:r>
+      <w:r>
+        <w:t xml:space="preserve">exponents it is meant to summarise. We contribute the consistency condition, a</w:t>
+      </w:r>
+      <w:r>
+        <w:t xml:space="preserve"> </w:t>
+      </w:r>
+      <w:r>
+        <w:t xml:space="preserve">diagnostic needing only the coefficients a study already prints, and the observation</w:t>
+      </w:r>
+      <w:r>
+        <w:t xml:space="preserve"> </w:t>
+      </w:r>
+      <w:r>
+        <w:t xml:space="preserve">that conclusions resting on such a pair’s out-of-range behaviour are void, which we</w:t>
+      </w:r>
+      <w:r>
+        <w:t xml:space="preserve"> </w:t>
+      </w:r>
+      <w:r>
+        <w:t xml:space="preserve">show by withdrawing one of our own.</w:t>
       </w:r>
     </w:p>
     <w:p>
@@ -213,7 +213,7 @@
         <w:t xml:space="preserve"> </w:t>
       </w:r>
       <w:r>
-        <w:t xml:space="preserve">model evaluation; artificial intelligence governance; forecast admissibility</w:t>
+        <w:t xml:space="preserve">model evaluation; artificial intelligence governance; forecast consistency</w:t>
       </w:r>
     </w:p>
     <w:bookmarkStart w:id="12" w:name="sec:intro"/>
@@ -634,7 +634,7 @@
         <w:t xml:space="preserve"> </w:t>
       </w:r>
       <w:r>
-        <w:t xml:space="preserve">admissible ways of writing the composition under a common loss</w:t>
+        <w:t xml:space="preserve">consistent ways of writing the composition under a common loss</w:t>
       </w:r>
       <w:r>
         <w:t xml:space="preserve"> </w:t>
@@ -740,7 +740,7 @@
         <w:t xml:space="preserve"> </w:t>
       </w:r>
       <w:r>
-        <w:t xml:space="preserve">redrawn admissibly (Section </w:t>
+        <w:t xml:space="preserve">redrawn consistently (Section </w:t>
       </w:r>
       <w:hyperlink w:anchor="sec:eval">
         <w:r>
@@ -805,28 +805,13 @@
         <w:t xml:space="preserve"> </w:t>
       </w:r>
       <w:r>
-        <w:t xml:space="preserve">with the finding that the two admissible ways of writing the composition agree to</w:t>
-      </w:r>
-      <w:r>
-        <w:t xml:space="preserve"> </w:t>
-      </w:r>
-      <w:r>
-        <w:t xml:space="preserve">within</w:t>
-      </w:r>
-      <w:r>
-        <w:t xml:space="preserve"> </w:t>
-      </w:r>
-      <w:r>
-        <w:t xml:space="preserve">esult</w:t>
-      </w:r>
-      <w:r>
-        <w:t xml:space="preserve">admMaxShareGap</w:t>
-      </w:r>
-      <w:r>
-        <w:t xml:space="preserve"> </w:t>
-      </w:r>
-      <w:r>
-        <w:t xml:space="preserve">in share and so present no further choice worth</w:t>
+        <w:t xml:space="preserve">with the finding that the two consistent ways of writing the composition agree to</w:t>
+      </w:r>
+      <w:r>
+        <w:t xml:space="preserve"> </w:t>
+      </w:r>
+      <w:r>
+        <w:t xml:space="preserve">within 0.0060 in share and so present no further choice worth</w:t>
       </w:r>
       <w:r>
         <w:t xml:space="preserve"> </w:t>
@@ -1318,7 +1303,7 @@
         <w:t xml:space="preserve"> </w:t>
       </w:r>
       <w:r>
-        <w:t xml:space="preserve">addressed by a new solution whose transferable content is the admissibility</w:t>
+        <w:t xml:space="preserve">addressed by a new solution whose transferable content is the consistency</w:t>
       </w:r>
       <w:r>
         <w:t xml:space="preserve"> </w:t>
@@ -3223,7 +3208,7 @@
               <w:jc w:val="left"/>
             </w:pPr>
             <w:r>
-              <w:t xml:space="preserve">The diagnostic reports admissibility</w:t>
+              <w:t xml:space="preserve">The diagnostic reports consistency</w:t>
             </w:r>
             <w:r>
               <w:t xml:space="preserve"> </w:t>
@@ -3281,7 +3266,7 @@
               <w:jc w:val="left"/>
             </w:pPr>
             <w:r>
-              <w:t xml:space="preserve">DP4. Make the admissible alternative cost nothing</w:t>
+              <w:t xml:space="preserve">DP4. Make the consistent alternative cost nothing to adopt</w:t>
             </w:r>
           </w:p>
         </w:tc>
@@ -3293,19 +3278,19 @@
               <w:jc w:val="left"/>
             </w:pPr>
             <w:r>
-              <w:t xml:space="preserve">The closed reformulation is</w:t>
+              <w:t xml:space="preserve">The total is derived</w:t>
             </w:r>
             <w:r>
               <w:t xml:space="preserve"> </w:t>
             </w:r>
             <w:r>
-              <w:t xml:space="preserve">chosen so that in-range accuracy does not decline, removing the incentive to skip</w:t>
+              <w:t xml:space="preserve">by summation, which needs no estimation, no link function and no new modelling</w:t>
             </w:r>
             <w:r>
               <w:t xml:space="preserve"> </w:t>
             </w:r>
             <w:r>
-              <w:t xml:space="preserve">it.</w:t>
+              <w:t xml:space="preserve">commitment, so there is no methodological price to weigh against consistency.</w:t>
             </w:r>
           </w:p>
         </w:tc>
@@ -3519,7 +3504,7 @@
         </m:r>
       </m:oMath>
       <w:r>
-        <w:t xml:space="preserve">, an admissibility verdict, the breakdown scale at</w:t>
+        <w:t xml:space="preserve">, a consistency verdict, the breakdown scale at</w:t>
       </w:r>
       <w:r>
         <w:t xml:space="preserve"> </w:t>
@@ -3702,7 +3687,7 @@
         <w:pStyle w:val="FirstParagraph"/>
       </w:pPr>
       <w:r>
-        <w:t xml:space="preserve">Admissibility is asymptotic, but in-range fit noise makes a strict threshold</w:t>
+        <w:t xml:space="preserve">The conflict is asymptotic, but in-range fit noise makes a strict threshold</w:t>
       </w:r>
       <w:r>
         <w:t xml:space="preserve"> </w:t>
@@ -3865,7 +3850,7 @@
         <w:t xml:space="preserve"> </w:t>
       </w:r>
       <w:r>
-        <w:t xml:space="preserve">not attempt to match the taxonomies when testing admissibility, because the</w:t>
+        <w:t xml:space="preserve">not attempt to match the taxonomies when testing consistency, because the</w:t>
       </w:r>
       <w:r>
         <w:t xml:space="preserve"> </w:t>
@@ -4094,13 +4079,13 @@
         <w:pStyle w:val="BodyText"/>
       </w:pPr>
       <w:r>
-        <w:t xml:space="preserve">Running the check takes the eleven fitted coefficients, five categories and the</w:t>
-      </w:r>
-      <w:r>
-        <w:t xml:space="preserve"> </w:t>
-      </w:r>
-      <w:r>
-        <w:t xml:space="preserve">aggregate, and returns: the largest category exponent</w:t>
+        <w:t xml:space="preserve">Running the check takes the twelve fitted coefficients, an exponent and an</w:t>
+      </w:r>
+      <w:r>
+        <w:t xml:space="preserve"> </w:t>
+      </w:r>
+      <w:r>
+        <w:t xml:space="preserve">intercept for each of the five categories and for the aggregate, and returns: the largest category exponent</w:t>
       </w:r>
       <w:r>
         <w:t xml:space="preserve"> </w:t>
@@ -4172,25 +4157,37 @@
         <w:t xml:space="preserve"> </w:t>
       </w:r>
       <w:r>
-        <w:t xml:space="preserve">The intended forecast scale is one billion, several times past that threshold, and</w:t>
-      </w:r>
-      <w:r>
-        <w:t xml:space="preserve"> </w:t>
-      </w:r>
-      <w:r>
-        <w:t xml:space="preserve">the parts there stand at 1.27 times the whole</w:t>
-      </w:r>
-      <w:r>
-        <w:t xml:space="preserve"> </w:t>
-      </w:r>
-      <w:r>
-        <w:t xml:space="preserve">[1.13, 1.57], above one in</w:t>
-      </w:r>
-      <w:r>
-        <w:t xml:space="preserve"> </w:t>
-      </w:r>
-      <w:r>
-        <w:t xml:space="preserve">100% of resamples of the ladder.</w:t>
+        <w:t xml:space="preserve">That interval spans an order of magnitude and its upper end is within a factor of two</w:t>
+      </w:r>
+      <w:r>
+        <w:t xml:space="preserve"> </w:t>
+      </w:r>
+      <w:r>
+        <w:t xml:space="preserve">of the intended forecast scale, so the threshold itself is poorly determined. The</w:t>
+      </w:r>
+      <w:r>
+        <w:t xml:space="preserve"> </w:t>
+      </w:r>
+      <w:r>
+        <w:t xml:space="preserve">verdict is not. At one billion parameters the parts stand at 1.27 times</w:t>
+      </w:r>
+      <w:r>
+        <w:t xml:space="preserve"> </w:t>
+      </w:r>
+      <w:r>
+        <w:t xml:space="preserve">the whole [1.13, 1.57], above one in</w:t>
+      </w:r>
+      <w:r>
+        <w:t xml:space="preserve"> </w:t>
+      </w:r>
+      <w:r>
+        <w:t xml:space="preserve">100% of resamples of the ladder: where the threshold falls is</w:t>
+      </w:r>
+      <w:r>
+        <w:t xml:space="preserve"> </w:t>
+      </w:r>
+      <w:r>
+        <w:t xml:space="preserve">uncertain, that the forecast scale is past it is not.</w:t>
       </w:r>
     </w:p>
     <w:p>
@@ -4258,7 +4255,7 @@
       </w:r>
     </w:p>
     <w:bookmarkEnd w:id="38"/>
-    <w:bookmarkStart w:id="53" w:name="sec:eval"/>
+    <w:bookmarkStart w:id="54" w:name="sec:eval"/>
     <w:p>
       <w:pPr>
         <w:pStyle w:val="Heading1"/>
@@ -4328,19 +4325,25 @@
         <w:pStyle w:val="TableCaption"/>
       </w:pPr>
       <w:r>
-        <w:t xml:space="preserve">Parts-to-whole ratio under independently fitted category curves. A value</w:t>
-      </w:r>
-      <w:r>
-        <w:t xml:space="preserve"> </w:t>
-      </w:r>
-      <w:r>
-        <w:t xml:space="preserve">above one is not a wide estimate but an impossibility. Interval from resampling the</w:t>
-      </w:r>
-      <w:r>
-        <w:t xml:space="preserve"> </w:t>
-      </w:r>
-      <w:r>
-        <w:t xml:space="preserve">ladder’s size rungs.</w:t>
+        <w:t xml:space="preserve">Size of the contradiction between the two fits: independently extrapolated</w:t>
+      </w:r>
+      <w:r>
+        <w:t xml:space="preserve"> </w:t>
+      </w:r>
+      <w:r>
+        <w:t xml:space="preserve">parts over the independently extrapolated whole. The quantity is a disagreement</w:t>
+      </w:r>
+      <w:r>
+        <w:t xml:space="preserve"> </w:t>
+      </w:r>
+      <w:r>
+        <w:t xml:space="preserve">between two models, not a measurement, and a value above one means they cannot both</w:t>
+      </w:r>
+      <w:r>
+        <w:t xml:space="preserve"> </w:t>
+      </w:r>
+      <w:r>
+        <w:t xml:space="preserve">describe the same system. Interval from resampling the ladder’s size rungs.</w:t>
       </w:r>
     </w:p>
     <w:tbl>
@@ -4348,7 +4351,7 @@
         <w:tblStyle w:val="Table"/>
         <w:tblW w:type="auto" w:w="0"/>
         <w:tblLook w:firstRow="1" w:lastRow="0" w:firstColumn="0" w:lastColumn="0" w:noHBand="0" w:noVBand="0" w:val="0020"/>
-        <w:tblCaption w:val="Parts-to-whole ratio under independently fitted category curves. A value above one is not a wide estimate but an impossibility. Interval from resampling the ladder’s size rungs."/>
+        <w:tblCaption w:val="Size of the contradiction between the two fits: independently extrapolated parts over the independently extrapolated whole. The quantity is a disagreement between two models, not a measurement, and a value above one means they cannot both describe the same system. Interval from resampling the ladder’s size rungs."/>
       </w:tblPr>
       <w:tblGrid>
         <w:gridCol w:w="2640"/>
@@ -4641,13 +4644,13 @@
       </w:r>
     </w:p>
     <w:bookmarkEnd w:id="41"/>
-    <w:bookmarkStart w:id="42" w:name="do-the-two-admissible-forms-differ"/>
+    <w:bookmarkStart w:id="42" w:name="Xee3ab538d75f4d7a792da820d4f792ff34a7678"/>
     <w:p>
       <w:pPr>
         <w:pStyle w:val="Heading4"/>
       </w:pPr>
       <w:r>
-        <w:t xml:space="preserve">Do the two admissible forms differ?</w:t>
+        <w:t xml:space="preserve">Is the aggregate detectably not a power law, in range?</w:t>
       </w:r>
     </w:p>
     <w:p>
@@ -4655,6 +4658,237 @@
         <w:pStyle w:val="FirstParagraph"/>
       </w:pPr>
       <w:r>
+        <w:t xml:space="preserve">The argument so far is asymptotic, and a reader is entitled to ask whether it bites</w:t>
+      </w:r>
+      <w:r>
+        <w:t xml:space="preserve"> </w:t>
+      </w:r>
+      <w:r>
+        <w:t xml:space="preserve">on real data or only in the limit. It bites. Fitting</w:t>
+      </w:r>
+      <w:r>
+        <w:t xml:space="preserve"> </w:t>
+      </w:r>
+      <m:oMath>
+        <m:r>
+          <m:rPr>
+            <m:sty m:val="p"/>
+          </m:rPr>
+          <m:t>log</m:t>
+        </m:r>
+        <m:r>
+          <m:t>T</m:t>
+        </m:r>
+        <m:r>
+          <m:rPr>
+            <m:sty m:val="p"/>
+          </m:rPr>
+          <m:t>=</m:t>
+        </m:r>
+        <m:r>
+          <m:t>c</m:t>
+        </m:r>
+        <m:r>
+          <m:rPr>
+            <m:sty m:val="p"/>
+          </m:rPr>
+          <m:t>+</m:t>
+        </m:r>
+        <m:r>
+          <m:t>b</m:t>
+        </m:r>
+        <m:r>
+          <m:rPr>
+            <m:sty m:val="p"/>
+          </m:rPr>
+          <m:t>log</m:t>
+        </m:r>
+        <m:r>
+          <m:t>N</m:t>
+        </m:r>
+        <m:r>
+          <m:rPr>
+            <m:sty m:val="p"/>
+          </m:rPr>
+          <m:t>+</m:t>
+        </m:r>
+        <m:r>
+          <m:t>q</m:t>
+        </m:r>
+        <m:r>
+          <m:rPr>
+            <m:sty m:val="p"/>
+          </m:rPr>
+          <m:t>(</m:t>
+        </m:r>
+        <m:r>
+          <m:rPr>
+            <m:sty m:val="p"/>
+          </m:rPr>
+          <m:t>log</m:t>
+        </m:r>
+        <m:r>
+          <m:t>N</m:t>
+        </m:r>
+        <m:sSup>
+          <m:e>
+            <m:r>
+              <m:rPr>
+                <m:sty m:val="p"/>
+              </m:rPr>
+              <m:t>)</m:t>
+            </m:r>
+          </m:e>
+          <m:sup>
+            <m:r>
+              <m:t>2</m:t>
+            </m:r>
+          </m:sup>
+        </m:sSup>
+      </m:oMath>
+      <w:r>
+        <w:t xml:space="preserve"> </w:t>
+      </w:r>
+      <w:r>
+        <w:t xml:space="preserve">to the measured aggregate across the</w:t>
+      </w:r>
+      <w:r>
+        <w:t xml:space="preserve"> </w:t>
+      </w:r>
+      <w:r>
+        <w:t xml:space="preserve">18 runs gives a quadratic term of +0.0403, with a rung bootstrap</w:t>
+      </w:r>
+      <w:r>
+        <w:t xml:space="preserve"> </w:t>
+      </w:r>
+      <w:r>
+        <w:t xml:space="preserve">interval of [+0.0194, +0.0599] that excludes zero, and only</w:t>
+      </w:r>
+      <w:r>
+        <w:t xml:space="preserve"> </w:t>
+      </w:r>
+      <w:r>
+        <w:t xml:space="preserve">1.0% of resamples on the other side. Treating runs as independent,</w:t>
+      </w:r>
+      <w:r>
+        <w:t xml:space="preserve"> </w:t>
+      </w:r>
+      <w:r>
+        <w:t xml:space="preserve">which is optimistic and which we report only because it is the conventional test,</w:t>
+      </w:r>
+      <w:r>
+        <w:t xml:space="preserve"> </w:t>
+      </w:r>
+      <w:r>
+        <w:t xml:space="preserve">gives</w:t>
+      </w:r>
+      <w:r>
+        <w:t xml:space="preserve"> </w:t>
+      </w:r>
+      <m:oMath>
+        <m:r>
+          <m:t>t</m:t>
+        </m:r>
+        <m:r>
+          <m:rPr>
+            <m:sty m:val="p"/>
+          </m:rPr>
+          <m:t>=</m:t>
+        </m:r>
+        <m:r>
+          <m:t>8.61</m:t>
+        </m:r>
+      </m:oMath>
+      <w:r>
+        <w:t xml:space="preserve"> </w:t>
+      </w:r>
+      <w:r>
+        <w:t xml:space="preserve">on 15 degrees of freedom. Adding the</w:t>
+      </w:r>
+      <w:r>
+        <w:t xml:space="preserve"> </w:t>
+      </w:r>
+      <w:r>
+        <w:t xml:space="preserve">quadratic term halves the residual, from 0.0280 to</w:t>
+      </w:r>
+      <w:r>
+        <w:t xml:space="preserve"> </w:t>
+      </w:r>
+      <w:r>
+        <w:t xml:space="preserve">0.0115, and is preferred by AIC.</w:t>
+      </w:r>
+    </w:p>
+    <w:p>
+      <w:pPr>
+        <w:pStyle w:val="BodyText"/>
+      </w:pPr>
+      <w:r>
+        <w:t xml:space="preserve">So a single power law is not merely inadequate beyond our range; it is a</w:t>
+      </w:r>
+      <w:r>
+        <w:t xml:space="preserve"> </w:t>
+      </w:r>
+      <w:r>
+        <w:t xml:space="preserve">demonstrably wrong model of the aggregate inside it, on eighteen runs across a</w:t>
+      </w:r>
+      <w:r>
+        <w:t xml:space="preserve"> </w:t>
+      </w:r>
+      <w:r>
+        <w:t xml:space="preserve">12-fold span. This is the direct evidence for the paper’s thesis</w:t>
+      </w:r>
+      <w:r>
+        <w:t xml:space="preserve"> </w:t>
+      </w:r>
+      <w:r>
+        <w:t xml:space="preserve">and it does not depend on any extrapolation. One honest asymmetry is worth recording:</w:t>
+      </w:r>
+      <w:r>
+        <w:t xml:space="preserve"> </w:t>
+      </w:r>
+      <w:r>
+        <w:t xml:space="preserve">the curvature the category curves imply is +0.0146, smaller than the</w:t>
+      </w:r>
+      <w:r>
+        <w:t xml:space="preserve"> </w:t>
+      </w:r>
+      <w:r>
+        <w:t xml:space="preserve">+0.0403 actually measured, so the aggregate bends more than the decomposition</w:t>
+      </w:r>
+      <w:r>
+        <w:t xml:space="preserve"> </w:t>
+      </w:r>
+      <w:r>
+        <w:t xml:space="preserve">predicts. The direction agrees and the magnitude does not, which means the</w:t>
+      </w:r>
+      <w:r>
+        <w:t xml:space="preserve"> </w:t>
+      </w:r>
+      <w:r>
+        <w:t xml:space="preserve">decomposition understates how badly a single exponent describes the total rather than</w:t>
+      </w:r>
+      <w:r>
+        <w:t xml:space="preserve"> </w:t>
+      </w:r>
+      <w:r>
+        <w:t xml:space="preserve">manufacturing the effect.</w:t>
+      </w:r>
+    </w:p>
+    <w:bookmarkEnd w:id="42"/>
+    <w:bookmarkStart w:id="43" w:name="do-the-two-consistent-forms-differ"/>
+    <w:p>
+      <w:pPr>
+        <w:pStyle w:val="Heading4"/>
+      </w:pPr>
+      <w:r>
+        <w:t xml:space="preserve">Do the two consistent forms differ?</w:t>
+      </w:r>
+    </w:p>
+    <w:p>
+      <w:pPr>
+        <w:pStyle w:val="FirstParagraph"/>
+      </w:pPr>
+      <w:r>
         <w:t xml:space="preserve">Barely, which is the useful answer. The derived-total model and the compositional</w:t>
       </w:r>
       <w:r>
@@ -4750,8 +4984,8 @@
         <w:t xml:space="preserve">something the categories contradict.</w:t>
       </w:r>
     </w:p>
-    <w:bookmarkEnd w:id="42"/>
-    <w:bookmarkStart w:id="48" w:name="what-the-repair-costs-measured."/>
+    <w:bookmarkEnd w:id="43"/>
+    <w:bookmarkStart w:id="49" w:name="what-the-repair-costs-measured."/>
     <w:p>
       <w:pPr>
         <w:pStyle w:val="Heading4"/>
@@ -4863,7 +5097,7 @@
         <w:t xml:space="preserve">.</w:t>
       </w:r>
     </w:p>
-    <w:bookmarkStart w:id="43" w:name="tab:drift"/>
+    <w:bookmarkStart w:id="44" w:name="tab:drift"/>
     <w:p>
       <w:pPr>
         <w:pStyle w:val="TableCaption"/>
@@ -5147,8 +5381,8 @@
         </w:tc>
       </w:tr>
     </w:tbl>
-    <w:bookmarkEnd w:id="43"/>
-    <w:bookmarkStart w:id="47" w:name="fig:derived"/>
+    <w:bookmarkEnd w:id="44"/>
+    <w:bookmarkStart w:id="48" w:name="fig:derived"/>
     <w:p>
       <w:pPr>
         <w:pStyle w:val="CaptionedFigure"/>
@@ -5158,18 +5392,18 @@
           <wp:inline>
             <wp:extent cx="5334000" cy="1993102"/>
             <wp:effectExtent b="0" l="0" r="0" t="0"/>
-            <wp:docPr descr="" title="" id="45" name="Picture"/>
+            <wp:docPr descr="" title="" id="46" name="Picture"/>
             <a:graphic>
               <a:graphicData uri="http://schemas.openxmlformats.org/drawingml/2006/picture">
                 <pic:pic>
                   <pic:nvPicPr>
-                    <pic:cNvPr descr="derived_vs_fitted.pdf" id="46" name="Picture"/>
+                    <pic:cNvPr descr="derived_vs_fitted.pdf" id="47" name="Picture"/>
                     <pic:cNvPicPr>
                       <a:picLocks noChangeArrowheads="1" noChangeAspect="1"/>
                     </pic:cNvPicPr>
                   </pic:nvPicPr>
                   <pic:blipFill>
-                    <a:blip r:embed="rId44"/>
+                    <a:blip r:embed="rId45"/>
                     <a:stretch>
                       <a:fillRect/>
                     </a:stretch>
@@ -5258,15 +5492,15 @@
         <w:t xml:space="preserve">property of the fitted range, not of the system.</w:t>
       </w:r>
     </w:p>
-    <w:bookmarkEnd w:id="47"/>
     <w:bookmarkEnd w:id="48"/>
-    <w:bookmarkStart w:id="49" w:name="Xeecbf0e7e2225b167db1e631ef0f525022b874d"/>
+    <w:bookmarkEnd w:id="49"/>
+    <w:bookmarkStart w:id="50" w:name="X082de61a0a1180b942df614558d45d2a0b6cac2"/>
     <w:p>
       <w:pPr>
         <w:pStyle w:val="Heading4"/>
       </w:pPr>
       <w:r>
-        <w:t xml:space="preserve">Published decompositions: who already does this right.</w:t>
+        <w:t xml:space="preserve">An illustration from a field that derives its total.</w:t>
       </w:r>
     </w:p>
     <w:p>
@@ -5274,13 +5508,69 @@
         <w:pStyle w:val="FirstParagraph"/>
       </w:pPr>
       <w:r>
-        <w:t xml:space="preserve">We applied the check to published error decompositions, which</w:t>
-      </w:r>
-      <w:r>
-        <w:t xml:space="preserve"> </w:t>
-      </w:r>
-      <w:r>
-        <w:t xml:space="preserve">Section </w:t>
+        <w:t xml:space="preserve">Word error rate is defined as the sum of substitutions, deletions and insertions, so</w:t>
+      </w:r>
+      <w:r>
+        <w:t xml:space="preserve"> </w:t>
+      </w:r>
+      <w:r>
+        <w:t xml:space="preserve">speech recognition derives its aggregate exactly as Equation </w:t>
+      </w:r>
+      <w:hyperlink w:anchor="eq:derived">
+        <w:r>
+          <w:rPr>
+            <w:rStyle w:val="Hyperlink"/>
+          </w:rPr>
+          <w:t xml:space="preserve">[eq:derived]</w:t>
+        </w:r>
+      </w:hyperlink>
+      <w:r>
+        <w:t xml:space="preserve"> </w:t>
+      </w:r>
+      <w:r>
+        <w:t xml:space="preserve">recommends and the conflict cannot arise there. Checking a recent published table</w:t>
+      </w:r>
+      <w:r>
+        <w:t xml:space="preserve"> </w:t>
+      </w:r>
+      <w:r>
+        <w:t xml:space="preserve">(Rossenbach et al. 2025)</w:t>
+      </w:r>
+      <w:r>
+        <w:t xml:space="preserve"> </w:t>
+      </w:r>
+      <w:r>
+        <w:t xml:space="preserve">confirms the identity holds in 11 of</w:t>
+      </w:r>
+      <w:r>
+        <w:t xml:space="preserve"> </w:t>
+      </w:r>
+      <w:r>
+        <w:t xml:space="preserve">11 rows, to within what rounding four printed quantities to one decimal</w:t>
+      </w:r>
+      <w:r>
+        <w:t xml:space="preserve"> </w:t>
+      </w:r>
+      <w:r>
+        <w:t xml:space="preserve">permits. We offer this as an illustration of the convention rather than as evidence</w:t>
+      </w:r>
+      <w:r>
+        <w:t xml:space="preserve"> </w:t>
+      </w:r>
+      <w:r>
+        <w:t xml:space="preserve">about the literature: where the total is defined as a sum, verifying it adds up is</w:t>
+      </w:r>
+      <w:r>
+        <w:t xml:space="preserve"> </w:t>
+      </w:r>
+      <w:r>
+        <w:t xml:space="preserve">arithmetic, not a methodological finding. We have not established how often the</w:t>
+      </w:r>
+      <w:r>
+        <w:t xml:space="preserve"> </w:t>
+      </w:r>
+      <w:r>
+        <w:t xml:space="preserve">failing configuration occurs in scaling analyses, and Section </w:t>
       </w:r>
       <w:hyperlink w:anchor="sec:limits">
         <w:r>
@@ -5294,19 +5584,121 @@
         <w:t xml:space="preserve"> </w:t>
       </w:r>
       <w:r>
-        <w:t xml:space="preserve">of an earlier draft had listed as undone. The binding</w:t>
-      </w:r>
-      <w:r>
-        <w:t xml:space="preserve"> </w:t>
-      </w:r>
-      <w:r>
-        <w:t xml:space="preserve">constraint turned out to be finding a published table that has the failing</w:t>
-      </w:r>
-      <w:r>
-        <w:t xml:space="preserve"> </w:t>
-      </w:r>
-      <w:r>
-        <w:t xml:space="preserve">configuration at all, and that is itself the finding.</w:t>
+        <w:t xml:space="preserve">says</w:t>
+      </w:r>
+      <w:r>
+        <w:t xml:space="preserve"> </w:t>
+      </w:r>
+      <w:r>
+        <w:t xml:space="preserve">so.</w:t>
+      </w:r>
+    </w:p>
+    <w:bookmarkEnd w:id="50"/>
+    <w:bookmarkStart w:id="51" w:name="Xba27ad4ce1b0cd00323fe1a12ed6e855595e700"/>
+    <w:p>
+      <w:pPr>
+        <w:pStyle w:val="Heading4"/>
+      </w:pPr>
+      <w:r>
+        <w:t xml:space="preserve">The same discipline outside the partition.</w:t>
+      </w:r>
+    </w:p>
+    <w:p>
+      <w:pPr>
+        <w:pStyle w:val="FirstParagraph"/>
+      </w:pPr>
+      <w:r>
+        <w:t xml:space="preserve">A quantity confined to the unit interval needs a link that respects the confinement</w:t>
+      </w:r>
+      <w:r>
+        <w:t xml:space="preserve"> </w:t>
+      </w:r>
+      <w:r>
+        <w:t xml:space="preserve">even when it is not a member of a partition. The share of errors occurring despite</w:t>
+      </w:r>
+      <w:r>
+        <w:t xml:space="preserve"> </w:t>
+      </w:r>
+      <w:r>
+        <w:t xml:space="preserve">a correctly decoded local state, which cuts across the categories rather than</w:t>
+      </w:r>
+      <w:r>
+        <w:t xml:space="preserve"> </w:t>
+      </w:r>
+      <w:r>
+        <w:t xml:space="preserve">belonging to them, was observed between 0.148 and</w:t>
+      </w:r>
+      <w:r>
+        <w:t xml:space="preserve"> </w:t>
+      </w:r>
+      <w:r>
+        <w:t xml:space="preserve">0.321. Fitted on the logit it reaches 0.596 at one</w:t>
+      </w:r>
+      <w:r>
+        <w:t xml:space="preserve"> </w:t>
+      </w:r>
+      <w:r>
+        <w:t xml:space="preserve">billion and 0.951 at one trillion, remaining a proportion throughout.</w:t>
+      </w:r>
+      <w:r>
+        <w:t xml:space="preserve"> </w:t>
+      </w:r>
+      <w:r>
+        <w:t xml:space="preserve">Fitted linearly in the log, as the categories originally were, it would not.</w:t>
+      </w:r>
+    </w:p>
+    <w:bookmarkEnd w:id="51"/>
+    <w:bookmarkStart w:id="52" w:name="what-an-inconsistent-pair-invalidates."/>
+    <w:p>
+      <w:pPr>
+        <w:pStyle w:val="Heading4"/>
+      </w:pPr>
+      <w:r>
+        <w:t xml:space="preserve">What an inconsistent pair invalidates.</w:t>
+      </w:r>
+    </w:p>
+    <w:p>
+      <w:pPr>
+        <w:pStyle w:val="FirstParagraph"/>
+      </w:pPr>
+      <w:r>
+        <w:t xml:space="preserve">This is the evaluation we did not expect to run. While preparing this manuscript we</w:t>
+      </w:r>
+      <w:r>
+        <w:t xml:space="preserve"> </w:t>
+      </w:r>
+      <w:r>
+        <w:t xml:space="preserve">tested a hypothesis that failure composition is governed by a model’s achieved</w:t>
+      </w:r>
+      <w:r>
+        <w:t xml:space="preserve"> </w:t>
+      </w:r>
+      <w:r>
+        <w:t xml:space="preserve">competence rather than by its size, rejected it on the grounds that the fitted shares</w:t>
+      </w:r>
+      <w:r>
+        <w:t xml:space="preserve"> </w:t>
+      </w:r>
+      <w:r>
+        <w:t xml:space="preserve">exceeded one, and recorded the rejection. That rejection was worthless. Shares</w:t>
+      </w:r>
+      <w:r>
+        <w:t xml:space="preserve"> </w:t>
+      </w:r>
+      <w:r>
+        <w:t xml:space="preserve">exceeding one is what the inconsistent form produces everywhere, at every scale, for</w:t>
+      </w:r>
+      <w:r>
+        <w:t xml:space="preserve"> </w:t>
+      </w:r>
+      <w:r>
+        <w:t xml:space="preserve">any data whatever, so the observation carried no information about the hypothesis</w:t>
+      </w:r>
+      <w:r>
+        <w:t xml:space="preserve"> </w:t>
+      </w:r>
+      <w:r>
+        <w:t xml:space="preserve">under test.</w:t>
       </w:r>
     </w:p>
     <w:p>
@@ -5314,19 +5706,265 @@
         <w:pStyle w:val="BodyText"/>
       </w:pPr>
       <w:r>
-        <w:t xml:space="preserve">Speech recognition is the mature case. Word error rate is defined as the sum of</w:t>
-      </w:r>
-      <w:r>
-        <w:t xml:space="preserve"> </w:t>
-      </w:r>
-      <w:r>
-        <w:t xml:space="preserve">substitutions, deletions and insertions, so the aggregate is derived rather than</w:t>
-      </w:r>
-      <w:r>
-        <w:t xml:space="preserve"> </w:t>
-      </w:r>
-      <w:r>
-        <w:t xml:space="preserve">fitted, exactly as Equation </w:t>
+        <w:t xml:space="preserve">We repeated the comparison consistently, fitting the composition on the simplex in</w:t>
+      </w:r>
+      <w:r>
+        <w:t xml:space="preserve"> </w:t>
+      </w:r>
+      <w:r>
+        <w:t xml:space="preserve">competence coordinates, matching the two families down to the three categories both</w:t>
+      </w:r>
+      <w:r>
+        <w:t xml:space="preserve"> </w:t>
+      </w:r>
+      <w:r>
+        <w:t xml:space="preserve">taxonomies share, and predicting the independent family’s checkpoints entirely out of</w:t>
+      </w:r>
+      <w:r>
+        <w:t xml:space="preserve"> </w:t>
+      </w:r>
+      <w:r>
+        <w:t xml:space="preserve">sample. The hypothesis is genuinely refuted: mean total variation distance</w:t>
+      </w:r>
+      <w:r>
+        <w:t xml:space="preserve"> </w:t>
+      </w:r>
+      <w:r>
+        <w:t xml:space="preserve">0.490, against 0.100 for size coordinates and</w:t>
+      </w:r>
+      <w:r>
+        <w:t xml:space="preserve"> </w:t>
+      </w:r>
+      <w:r>
+        <w:t xml:space="preserve">0.115 for the baseline of predicting our own mean composition</w:t>
+      </w:r>
+      <w:r>
+        <w:t xml:space="preserve"> </w:t>
+      </w:r>
+      <w:r>
+        <w:t xml:space="preserve">regardless of input. The conclusion survived; the original argument for it did not.</w:t>
+      </w:r>
+    </w:p>
+    <w:p>
+      <w:pPr>
+        <w:pStyle w:val="BodyText"/>
+      </w:pPr>
+      <w:r>
+        <w:t xml:space="preserve">Two cautions on this result, both of which cut against us. The claim to take away is</w:t>
+      </w:r>
+      <w:r>
+        <w:t xml:space="preserve"> </w:t>
+      </w:r>
+      <w:r>
+        <w:t xml:space="preserve">narrow: a conclusion that depends on an inconsistent pair’s out-of-range or</w:t>
+      </w:r>
+      <w:r>
+        <w:t xml:space="preserve"> </w:t>
+      </w:r>
+      <w:r>
+        <w:t xml:space="preserve">share-space behaviour is void, because that behaviour is determined by the</w:t>
+      </w:r>
+      <w:r>
+        <w:t xml:space="preserve"> </w:t>
+      </w:r>
+      <w:r>
+        <w:t xml:space="preserve">misspecification rather than by the data. A conclusion resting on in-range residuals</w:t>
+      </w:r>
+      <w:r>
+        <w:t xml:space="preserve"> </w:t>
+      </w:r>
+      <w:r>
+        <w:t xml:space="preserve">would have been unaffected, and we do not claim otherwise. Second, size coordinates</w:t>
+      </w:r>
+      <w:r>
+        <w:t xml:space="preserve"> </w:t>
+      </w:r>
+      <w:r>
+        <w:t xml:space="preserve">beat the constant baseline only by 0.015 in total variation, which</w:t>
+      </w:r>
+      <w:r>
+        <w:t xml:space="preserve"> </w:t>
+      </w:r>
+      <w:r>
+        <w:t xml:space="preserve">is close enough to nothing that the right reading is that neither covariate transfers</w:t>
+      </w:r>
+      <w:r>
+        <w:t xml:space="preserve"> </w:t>
+      </w:r>
+      <w:r>
+        <w:t xml:space="preserve">across model families, rather than that size transfers and competence does not.</w:t>
+      </w:r>
+    </w:p>
+    <w:bookmarkEnd w:id="52"/>
+    <w:bookmarkStart w:id="53" w:name="honest-negative-results."/>
+    <w:p>
+      <w:pPr>
+        <w:pStyle w:val="Heading4"/>
+      </w:pPr>
+      <w:r>
+        <w:t xml:space="preserve">Honest negative results.</w:t>
+      </w:r>
+    </w:p>
+    <w:p>
+      <w:pPr>
+        <w:pStyle w:val="FirstParagraph"/>
+      </w:pPr>
+      <w:r>
+        <w:t xml:space="preserve">Two further ideas were tested and are reported because they failed. We predicted</w:t>
+      </w:r>
+      <w:r>
+        <w:t xml:space="preserve"> </w:t>
+      </w:r>
+      <w:r>
+        <w:t xml:space="preserve">from the derived total that error diversity should collapse with scale, since the</w:t>
+      </w:r>
+      <w:r>
+        <w:t xml:space="preserve"> </w:t>
+      </w:r>
+      <w:r>
+        <w:t xml:space="preserve">shallowest category must eventually dominate it, and measured the normalised entropy of</w:t>
+      </w:r>
+      <w:r>
+        <w:t xml:space="preserve"> </w:t>
+      </w:r>
+      <w:r>
+        <w:t xml:space="preserve">the composition. It declines on our ladder, with a slope whose bootstrap interval</w:t>
+      </w:r>
+      <w:r>
+        <w:t xml:space="preserve"> </w:t>
+      </w:r>
+      <w:r>
+        <w:t xml:space="preserve">excludes zero, and it rises on the independent ladder. One ladder is not a result,</w:t>
+      </w:r>
+      <w:r>
+        <w:t xml:space="preserve"> </w:t>
+      </w:r>
+      <w:r>
+        <w:t xml:space="preserve">and we do not report entropy as a scaling signature. We also computed the scale at</w:t>
+      </w:r>
+      <w:r>
+        <w:t xml:space="preserve"> </w:t>
+      </w:r>
+      <w:r>
+        <w:t xml:space="preserve">which the least local category overtakes the most local one, intending it as a</w:t>
+      </w:r>
+      <w:r>
+        <w:t xml:space="preserve"> </w:t>
+      </w:r>
+      <w:r>
+        <w:t xml:space="preserve">headline, and found it lies below our smallest model, so it describes the past</w:t>
+      </w:r>
+      <w:r>
+        <w:t xml:space="preserve"> </w:t>
+      </w:r>
+      <w:r>
+        <w:t xml:space="preserve">rather than the future. Neither appears in our conclusions.</w:t>
+      </w:r>
+    </w:p>
+    <w:bookmarkEnd w:id="53"/>
+    <w:bookmarkEnd w:id="54"/>
+    <w:bookmarkStart w:id="59" w:name="sec:discussion"/>
+    <w:p>
+      <w:pPr>
+        <w:pStyle w:val="Heading1"/>
+      </w:pPr>
+      <w:r>
+        <w:t xml:space="preserve">Discussion</w:t>
+      </w:r>
+    </w:p>
+    <w:bookmarkStart w:id="55" w:name="what-the-integration-buys."/>
+    <w:p>
+      <w:pPr>
+        <w:pStyle w:val="Heading4"/>
+      </w:pPr>
+      <w:r>
+        <w:t xml:space="preserve">What the integration buys.</w:t>
+      </w:r>
+    </w:p>
+    <w:p>
+      <w:pPr>
+        <w:pStyle w:val="FirstParagraph"/>
+      </w:pPr>
+      <w:r>
+        <w:t xml:space="preserve">Each part of the artifact is individually unremarkable. A ratio of two fitted curves</w:t>
+      </w:r>
+      <w:r>
+        <w:t xml:space="preserve"> </w:t>
+      </w:r>
+      <w:r>
+        <w:t xml:space="preserve">is arithmetic; summing the parts is arithmetic; refusing to fit a zero is hygiene. What the</w:t>
+      </w:r>
+      <w:r>
+        <w:t xml:space="preserve"> </w:t>
+      </w:r>
+      <w:r>
+        <w:t xml:space="preserve">combination buys is that a practitioner can act on the finding without first</w:t>
+      </w:r>
+      <w:r>
+        <w:t xml:space="preserve"> </w:t>
+      </w:r>
+      <w:r>
+        <w:t xml:space="preserve">believing it. The checker tells an analyst that a forecast is internally</w:t>
+      </w:r>
+      <w:r>
+        <w:t xml:space="preserve"> </w:t>
+      </w:r>
+      <w:r>
+        <w:t xml:space="preserve">inconsistent using only what the analyst already has, and the derived total gives</w:t>
+      </w:r>
+      <w:r>
+        <w:t xml:space="preserve"> </w:t>
+      </w:r>
+      <w:r>
+        <w:t xml:space="preserve">somewhere to go that needs no estimation at all. A criticism that arrives with a</w:t>
+      </w:r>
+      <w:r>
+        <w:t xml:space="preserve"> </w:t>
+      </w:r>
+      <w:r>
+        <w:t xml:space="preserve">remedy priced at zero is adopted; one that arrives as a warning is filed.</w:t>
+      </w:r>
+    </w:p>
+    <w:bookmarkEnd w:id="55"/>
+    <w:bookmarkStart w:id="56" w:name="a-design-choice-defence."/>
+    <w:p>
+      <w:pPr>
+        <w:pStyle w:val="Heading4"/>
+      </w:pPr>
+      <w:r>
+        <w:t xml:space="preserve">A design-choice defence.</w:t>
+      </w:r>
+    </w:p>
+    <w:p>
+      <w:pPr>
+        <w:pStyle w:val="FirstParagraph"/>
+      </w:pPr>
+      <w:r>
+        <w:t xml:space="preserve">We are not arguing for a link function. The repair that matters is dropping the</w:t>
+      </w:r>
+      <w:r>
+        <w:t xml:space="preserve"> </w:t>
+      </w:r>
+      <w:r>
+        <w:t xml:space="preserve">fitted aggregate, which requires no link at all, and the compositional form is what</w:t>
+      </w:r>
+      <w:r>
+        <w:t xml:space="preserve"> </w:t>
+      </w:r>
+      <w:r>
+        <w:t xml:space="preserve">that repair turns out to be equivalent to rather than an additional commitment. This</w:t>
+      </w:r>
+      <w:r>
+        <w:t xml:space="preserve"> </w:t>
+      </w:r>
+      <w:r>
+        <w:t xml:space="preserve">matters for adoption: an analyst who distrusts the softmax can decline it and still</w:t>
+      </w:r>
+      <w:r>
+        <w:t xml:space="preserve"> </w:t>
+      </w:r>
+      <w:r>
+        <w:t xml:space="preserve">take the entire correction, because Equation </w:t>
       </w:r>
       <w:hyperlink w:anchor="eq:derived">
         <w:r>
@@ -5340,49 +5978,420 @@
         <w:t xml:space="preserve"> </w:t>
       </w:r>
       <w:r>
-        <w:t xml:space="preserve">recommends, and no inconsistency is</w:t>
-      </w:r>
-      <w:r>
-        <w:t xml:space="preserve"> </w:t>
-      </w:r>
-      <w:r>
-        <w:t xml:space="preserve">possible. Checking the identity row by row against a recent published table</w:t>
-      </w:r>
-      <w:r>
-        <w:t xml:space="preserve"> </w:t>
-      </w:r>
-      <w:r>
-        <w:t xml:space="preserve">(Loquacious Set contributors 2025)</w:t>
-      </w:r>
-      <w:r>
-        <w:t xml:space="preserve"> </w:t>
-      </w:r>
-      <w:r>
-        <w:t xml:space="preserve">confirms it holds in 11 of</w:t>
-      </w:r>
-      <w:r>
-        <w:t xml:space="preserve"> </w:t>
-      </w:r>
-      <w:r>
-        <w:t xml:space="preserve">11 rows, with a worst discrepancy of 0.10 points, which is</w:t>
-      </w:r>
-      <w:r>
-        <w:t xml:space="preserve"> </w:t>
-      </w:r>
-      <w:r>
-        <w:t xml:space="preserve">what independent rounding of three components and a total to one decimal produces.</w:t>
-      </w:r>
-      <w:r>
-        <w:t xml:space="preserve"> </w:t>
-      </w:r>
-      <w:r>
-        <w:t xml:space="preserve">That field settled on the derived total decades ago and does not discuss it, because</w:t>
-      </w:r>
-      <w:r>
-        <w:t xml:space="preserve"> </w:t>
-      </w:r>
-      <w:r>
-        <w:t xml:space="preserve">within it the alternative never seemed available.</w:t>
+        <w:t xml:space="preserve">is arithmetic. The</w:t>
+      </w:r>
+      <w:r>
+        <w:t xml:space="preserve"> </w:t>
+      </w:r>
+      <w:r>
+        <w:t xml:space="preserve">transferable knowledge is the consistency condition and the identification of the</w:t>
+      </w:r>
+      <w:r>
+        <w:t xml:space="preserve"> </w:t>
+      </w:r>
+      <w:r>
+        <w:t xml:space="preserve">aggregate as the term that must give way, not any particular parameterisation.</w:t>
+      </w:r>
+    </w:p>
+    <w:bookmarkEnd w:id="56"/>
+    <w:bookmarkStart w:id="57" w:name="Xdf1553734ce39ef9bf1b387fc58892a23b4daec"/>
+    <w:p>
+      <w:pPr>
+        <w:pStyle w:val="Heading4"/>
+      </w:pPr>
+      <w:r>
+        <w:t xml:space="preserve">Why the defect survives ordinary quality control.</w:t>
+      </w:r>
+    </w:p>
+    <w:p>
+      <w:pPr>
+        <w:pStyle w:val="FirstParagraph"/>
+      </w:pPr>
+      <w:r>
+        <w:t xml:space="preserve">Our uncoupled fits passed every gate we had. The residuals were small, the exponents</w:t>
+      </w:r>
+      <w:r>
+        <w:t xml:space="preserve"> </w:t>
+      </w:r>
+      <w:r>
+        <w:t xml:space="preserve">were well separated, the intervals were narrow, and the category rates declined</w:t>
+      </w:r>
+      <w:r>
+        <w:t xml:space="preserve"> </w:t>
+      </w:r>
+      <w:r>
+        <w:t xml:space="preserve">monotonically. None of those checks is sensitive to the violated identity, because</w:t>
+      </w:r>
+      <w:r>
+        <w:t xml:space="preserve"> </w:t>
+      </w:r>
+      <w:r>
+        <w:t xml:space="preserve">each examines one category at a time and the identity is a statement about the</w:t>
+      </w:r>
+      <w:r>
+        <w:t xml:space="preserve"> </w:t>
+      </w:r>
+      <w:r>
+        <w:t xml:space="preserve">categories jointly. This is the practical lesson for anyone maintaining an</w:t>
+      </w:r>
+      <w:r>
+        <w:t xml:space="preserve"> </w:t>
+      </w:r>
+      <w:r>
+        <w:t xml:space="preserve">evaluation pipeline: goodness-of-fit is computed within a series, and the constraint</w:t>
+      </w:r>
+      <w:r>
+        <w:t xml:space="preserve"> </w:t>
+      </w:r>
+      <w:r>
+        <w:t xml:space="preserve">lives across them.</w:t>
+      </w:r>
+    </w:p>
+    <w:bookmarkEnd w:id="57"/>
+    <w:bookmarkStart w:id="58" w:name="design-knowledge-contribution."/>
+    <w:p>
+      <w:pPr>
+        <w:pStyle w:val="Heading4"/>
+      </w:pPr>
+      <w:r>
+        <w:t xml:space="preserve">Design-knowledge contribution.</w:t>
+      </w:r>
+    </w:p>
+    <w:p>
+      <w:pPr>
+        <w:pStyle w:val="FirstParagraph"/>
+      </w:pPr>
+      <w:r>
+        <w:t xml:space="preserve">Stated at the level at which it transfers: when a quantity is decomposed and the</w:t>
+      </w:r>
+      <w:r>
+        <w:t xml:space="preserve"> </w:t>
+      </w:r>
+      <w:r>
+        <w:t xml:space="preserve">components are modelled separately, the identity that made the decomposition</w:t>
+      </w:r>
+      <w:r>
+        <w:t xml:space="preserve"> </w:t>
+      </w:r>
+      <w:r>
+        <w:t xml:space="preserve">meaningful becomes an unenforced constraint, and extrapolation is where the absence</w:t>
+      </w:r>
+      <w:r>
+        <w:t xml:space="preserve"> </w:t>
+      </w:r>
+      <w:r>
+        <w:t xml:space="preserve">of enforcement becomes visible. The remedy is to move the constraint into the</w:t>
+      </w:r>
+      <w:r>
+        <w:t xml:space="preserve"> </w:t>
+      </w:r>
+      <w:r>
+        <w:t xml:space="preserve">parameterisation rather than to check it after the fact, and the diagnostic value of</w:t>
+      </w:r>
+      <w:r>
+        <w:t xml:space="preserve"> </w:t>
+      </w:r>
+      <w:r>
+        <w:t xml:space="preserve">checking it after the fact is that it tells you how far the unconstrained model</w:t>
+      </w:r>
+      <w:r>
+        <w:t xml:space="preserve"> </w:t>
+      </w:r>
+      <w:r>
+        <w:t xml:space="preserve">could be trusted. This applies wherever errors are decomposed by capability,</w:t>
+      </w:r>
+      <w:r>
+        <w:t xml:space="preserve"> </w:t>
+      </w:r>
+      <w:r>
+        <w:t xml:space="preserve">benchmark subset, severity, customer segment, or failure type, and the test costs</w:t>
+      </w:r>
+      <w:r>
+        <w:t xml:space="preserve"> </w:t>
+      </w:r>
+      <w:r>
+        <w:t xml:space="preserve">one function call.</w:t>
+      </w:r>
+    </w:p>
+    <w:bookmarkEnd w:id="58"/>
+    <w:bookmarkEnd w:id="59"/>
+    <w:bookmarkStart w:id="64" w:name="sec:implications"/>
+    <w:p>
+      <w:pPr>
+        <w:pStyle w:val="Heading1"/>
+      </w:pPr>
+      <w:r>
+        <w:t xml:space="preserve">Implications for Individuals, Organisations, and Society</w:t>
+      </w:r>
+    </w:p>
+    <w:bookmarkStart w:id="60" w:name="X5607ec1ed445a25589bfe2325c0480f28f41d38"/>
+    <w:p>
+      <w:pPr>
+        <w:pStyle w:val="Heading4"/>
+      </w:pPr>
+      <w:r>
+        <w:t xml:space="preserve">For the people affected by the systems these forecasts govern.</w:t>
+      </w:r>
+    </w:p>
+    <w:p>
+      <w:pPr>
+        <w:pStyle w:val="FirstParagraph"/>
+      </w:pPr>
+      <w:r>
+        <w:t xml:space="preserve">These forecasts decide which defects get fixed and which are left for the next model</w:t>
+      </w:r>
+      <w:r>
+        <w:t xml:space="preserve"> </w:t>
+      </w:r>
+      <w:r>
+        <w:t xml:space="preserve">to cure, and the deferral is felt by whoever receives the defect that was left. An</w:t>
+      </w:r>
+      <w:r>
+        <w:t xml:space="preserve"> </w:t>
+      </w:r>
+      <w:r>
+        <w:t xml:space="preserve">inconsistent forecast systematically favours deferral, because the categories it</w:t>
+      </w:r>
+      <w:r>
+        <w:t xml:space="preserve"> </w:t>
+      </w:r>
+      <w:r>
+        <w:t xml:space="preserve">inflates are the shallow ones, which are exactly the ones described as persistent.</w:t>
+      </w:r>
+      <w:r>
+        <w:t xml:space="preserve"> </w:t>
+      </w:r>
+      <w:r>
+        <w:t xml:space="preserve">Those who carry the cost of an over-optimistic roadmap rarely wrote it and cannot</w:t>
+      </w:r>
+      <w:r>
+        <w:t xml:space="preserve"> </w:t>
+      </w:r>
+      <w:r>
+        <w:t xml:space="preserve">contest an analysis they never see; a test that runs on published coefficients gives</w:t>
+      </w:r>
+      <w:r>
+        <w:t xml:space="preserve"> </w:t>
+      </w:r>
+      <w:r>
+        <w:t xml:space="preserve">an advocate or a regulator something concrete to ask for.</w:t>
+      </w:r>
+    </w:p>
+    <w:bookmarkEnd w:id="60"/>
+    <w:bookmarkStart w:id="61" w:name="for-managers-and-organisations."/>
+    <w:p>
+      <w:pPr>
+        <w:pStyle w:val="Heading4"/>
+      </w:pPr>
+      <w:r>
+        <w:t xml:space="preserve">For managers and organisations.</w:t>
+      </w:r>
+    </w:p>
+    <w:p>
+      <w:pPr>
+        <w:pStyle w:val="FirstParagraph"/>
+      </w:pPr>
+      <w:r>
+        <w:t xml:space="preserve">The practical reframing is from a number to be received into a claim to be governed.</w:t>
+      </w:r>
+      <w:r>
+        <w:t xml:space="preserve"> </w:t>
+      </w:r>
+      <w:r>
+        <w:t xml:space="preserve">A supplier asserting that a failure class is on a steep curve is making a forecast</w:t>
+      </w:r>
+      <w:r>
+        <w:t xml:space="preserve"> </w:t>
+      </w:r>
+      <w:r>
+        <w:t xml:space="preserve">with a consistency property, and that property can be checked before the contract</w:t>
+      </w:r>
+      <w:r>
+        <w:t xml:space="preserve"> </w:t>
+      </w:r>
+      <w:r>
+        <w:t xml:space="preserve">is signed rather than after the upgrade disappoints. We would put the question</w:t>
+      </w:r>
+      <w:r>
+        <w:t xml:space="preserve"> </w:t>
+      </w:r>
+      <w:r>
+        <w:t xml:space="preserve">directly into evaluation practice: ask for the fitted coefficients, run the check,</w:t>
+      </w:r>
+      <w:r>
+        <w:t xml:space="preserve"> </w:t>
+      </w:r>
+      <w:r>
+        <w:t xml:space="preserve">and require that the forecast scale lie below the breakdown scale. This is cheap</w:t>
+      </w:r>
+      <w:r>
+        <w:t xml:space="preserve"> </w:t>
+      </w:r>
+      <w:r>
+        <w:t xml:space="preserve">enough to be routine, it needs no access to the supplier’s data or weights, and it</w:t>
+      </w:r>
+      <w:r>
+        <w:t xml:space="preserve"> </w:t>
+      </w:r>
+      <w:r>
+        <w:t xml:space="preserve">is auditable, so the reasoning survives the departure of whoever did it. It also</w:t>
+      </w:r>
+      <w:r>
+        <w:t xml:space="preserve"> </w:t>
+      </w:r>
+      <w:r>
+        <w:t xml:space="preserve">disciplines internal planning, where the same pattern is used to decide whether to</w:t>
+      </w:r>
+      <w:r>
+        <w:t xml:space="preserve"> </w:t>
+      </w:r>
+      <w:r>
+        <w:t xml:space="preserve">staff a mitigation team or wait for the next generation. Waiting is a decision with</w:t>
+      </w:r>
+      <w:r>
+        <w:t xml:space="preserve"> </w:t>
+      </w:r>
+      <w:r>
+        <w:t xml:space="preserve">a cost, and it should not rest on arithmetic nobody checked.</w:t>
+      </w:r>
+    </w:p>
+    <w:bookmarkEnd w:id="61"/>
+    <w:bookmarkStart w:id="62" w:name="strategic-implications."/>
+    <w:p>
+      <w:pPr>
+        <w:pStyle w:val="Heading4"/>
+      </w:pPr>
+      <w:r>
+        <w:t xml:space="preserve">Strategic implications.</w:t>
+      </w:r>
+    </w:p>
+    <w:p>
+      <w:pPr>
+        <w:pStyle w:val="FirstParagraph"/>
+      </w:pPr>
+      <w:r>
+        <w:t xml:space="preserve">Treat forecast consistency as an ownership question. An organisation that can audit</w:t>
+      </w:r>
+      <w:r>
+        <w:t xml:space="preserve"> </w:t>
+      </w:r>
+      <w:r>
+        <w:t xml:space="preserve">capability claims in-house does not depend on its suppliers’ analysts for the most</w:t>
+      </w:r>
+      <w:r>
+        <w:t xml:space="preserve"> </w:t>
+      </w:r>
+      <w:r>
+        <w:t xml:space="preserve">consequential input to its own roadmap, and the check needs no proprietary data, so</w:t>
+      </w:r>
+      <w:r>
+        <w:t xml:space="preserve"> </w:t>
+      </w:r>
+      <w:r>
+        <w:t xml:space="preserve">it is available to firms that could not staff an evaluation science function. It is</w:t>
+      </w:r>
+      <w:r>
+        <w:t xml:space="preserve"> </w:t>
+      </w:r>
+      <w:r>
+        <w:t xml:space="preserve">also an accountability asset rather than an overhead: a record that the forecasts</w:t>
+      </w:r>
+      <w:r>
+        <w:t xml:space="preserve"> </w:t>
+      </w:r>
+      <w:r>
+        <w:t xml:space="preserve">behind a deployment decision were tested is created as a by-product of doing the</w:t>
+      </w:r>
+      <w:r>
+        <w:t xml:space="preserve"> </w:t>
+      </w:r>
+      <w:r>
+        <w:t xml:space="preserve">analysis properly.</w:t>
+      </w:r>
+    </w:p>
+    <w:bookmarkEnd w:id="62"/>
+    <w:bookmarkStart w:id="63" w:name="for-society-and-digital-equity."/>
+    <w:p>
+      <w:pPr>
+        <w:pStyle w:val="Heading4"/>
+      </w:pPr>
+      <w:r>
+        <w:t xml:space="preserve">For society and digital equity.</w:t>
+      </w:r>
+    </w:p>
+    <w:p>
+      <w:pPr>
+        <w:pStyle w:val="FirstParagraph"/>
+      </w:pPr>
+      <w:r>
+        <w:t xml:space="preserve">The ability to check a scaling claim should not depend on having a research team. A</w:t>
+      </w:r>
+      <w:r>
+        <w:t xml:space="preserve"> </w:t>
+      </w:r>
+      <w:r>
+        <w:t xml:space="preserve">diagnostic that consumes only published coefficients is runnable by a civil-society</w:t>
+      </w:r>
+      <w:r>
+        <w:t xml:space="preserve"> </w:t>
+      </w:r>
+      <w:r>
+        <w:t xml:space="preserve">organisation, a journalist, or a procurement officer in a small public body, on</w:t>
+      </w:r>
+      <w:r>
+        <w:t xml:space="preserve"> </w:t>
+      </w:r>
+      <w:r>
+        <w:t xml:space="preserve">ordinary hardware. We also record what the artifact deliberately does not do: it</w:t>
+      </w:r>
+      <w:r>
+        <w:t xml:space="preserve"> </w:t>
+      </w:r>
+      <w:r>
+        <w:t xml:space="preserve">does not rank models, score vendors, or certify anything, but answers the single</w:t>
+      </w:r>
+      <w:r>
+        <w:t xml:space="preserve"> </w:t>
+      </w:r>
+      <w:r>
+        <w:t xml:space="preserve">question of whether a forecast is entitled to the numbers it reports.</w:t>
+      </w:r>
+    </w:p>
+    <w:bookmarkEnd w:id="63"/>
+    <w:bookmarkEnd w:id="64"/>
+    <w:bookmarkStart w:id="65" w:name="sec:limits"/>
+    <w:p>
+      <w:pPr>
+        <w:pStyle w:val="Heading1"/>
+      </w:pPr>
+      <w:r>
+        <w:t xml:space="preserve">Limitations</w:t>
+      </w:r>
+    </w:p>
+    <w:p>
+      <w:pPr>
+        <w:pStyle w:val="FirstParagraph"/>
+      </w:pPr>
+      <w:r>
+        <w:t xml:space="preserve">Both families are chess transformers, chosen</w:t>
+      </w:r>
+      <w:r>
+        <w:t xml:space="preserve"> </w:t>
+      </w:r>
+      <w:r>
+        <w:t xml:space="preserve">because a rules engine gives an exact and unambiguous error partition. The</w:t>
+      </w:r>
+      <w:r>
+        <w:t xml:space="preserve"> </w:t>
+      </w:r>
+      <w:r>
+        <w:t xml:space="preserve">consistency argument is arithmetic and does not depend on the domain, but the</w:t>
+      </w:r>
+      <w:r>
+        <w:t xml:space="preserve"> </w:t>
+      </w:r>
+      <w:r>
+        <w:t xml:space="preserve">empirical demonstration does.</w:t>
       </w:r>
     </w:p>
     <w:p>
@@ -5390,59 +6399,504 @@
         <w:pStyle w:val="BodyText"/>
       </w:pPr>
       <w:r>
-        <w:t xml:space="preserve">The configuration that fails is the one where the aggregate is the headline and the</w:t>
-      </w:r>
-      <w:r>
-        <w:t xml:space="preserve"> </w:t>
-      </w:r>
-      <w:r>
-        <w:t xml:space="preserve">categories are secondary, which is the habit of scaling analysis rather than of</w:t>
-      </w:r>
-      <w:r>
-        <w:t xml:space="preserve"> </w:t>
-      </w:r>
-      <w:r>
-        <w:t xml:space="preserve">error analysis. Of the 2 sources we examined in detail,</w:t>
-      </w:r>
-      <w:r>
-        <w:t xml:space="preserve"> </w:t>
-      </w:r>
-      <w:r>
-        <w:t xml:space="preserve">1 fits the aggregate independently, and it is ours. We report this</w:t>
-      </w:r>
-      <w:r>
-        <w:t xml:space="preserve"> </w:t>
-      </w:r>
-      <w:r>
-        <w:t xml:space="preserve">as a limitation converted into a finding rather than as a survey: it establishes</w:t>
-      </w:r>
-      <w:r>
-        <w:t xml:space="preserve"> </w:t>
-      </w:r>
-      <w:r>
-        <w:t xml:space="preserve">that the repair is already standard practice in a field that decomposes errors</w:t>
-      </w:r>
-      <w:r>
-        <w:t xml:space="preserve"> </w:t>
-      </w:r>
-      <w:r>
-        <w:t xml:space="preserve">carefully, and it does not establish how common the failing configuration is in the</w:t>
-      </w:r>
-      <w:r>
-        <w:t xml:space="preserve"> </w:t>
-      </w:r>
-      <w:r>
-        <w:t xml:space="preserve">scaling literature, which would need the survey described in FR6.</w:t>
-      </w:r>
-    </w:p>
-    <w:bookmarkEnd w:id="49"/>
-    <w:bookmarkStart w:id="50" w:name="Xba27ad4ce1b0cd00323fe1a12ed6e855595e700"/>
+        <w:t xml:space="preserve">The derived total is arithmetically</w:t>
+      </w:r>
+      <w:r>
+        <w:t xml:space="preserve"> </w:t>
+      </w:r>
+      <w:r>
+        <w:t xml:space="preserve">possible, which the fitted aggregate is not. That does not make it observed. Every</w:t>
+      </w:r>
+      <w:r>
+        <w:t xml:space="preserve"> </w:t>
+      </w:r>
+      <w:r>
+        <w:t xml:space="preserve">scale beyond 39.9M is extrapolation, and consistency constrains the</w:t>
+      </w:r>
+      <w:r>
+        <w:t xml:space="preserve"> </w:t>
+      </w:r>
+      <w:r>
+        <w:t xml:space="preserve">form of a forecast without supplying evidence for it.</w:t>
+      </w:r>
+    </w:p>
+    <w:p>
+      <w:pPr>
+        <w:pStyle w:val="BodyText"/>
+      </w:pPr>
+      <w:r>
+        <w:t xml:space="preserve">Its coefficients are</w:t>
+      </w:r>
+      <w:r>
+        <w:t xml:space="preserve"> </w:t>
+      </w:r>
+      <w:r>
+        <w:t xml:space="preserve">two-parameter fits to three points with one category dropped, so the replication is</w:t>
+      </w:r>
+      <w:r>
+        <w:t xml:space="preserve"> </w:t>
+      </w:r>
+      <w:r>
+        <w:t xml:space="preserve">reported as directional and no figure from it should be read as an estimate.</w:t>
+      </w:r>
+    </w:p>
+    <w:p>
+      <w:pPr>
+        <w:pStyle w:val="BodyText"/>
+      </w:pPr>
+      <w:r>
+        <w:t xml:space="preserve">What an inconsistent pair voids are</w:t>
+      </w:r>
+      <w:r>
+        <w:t xml:space="preserve"> </w:t>
+      </w:r>
+      <w:r>
+        <w:t xml:space="preserve">conclusions depending on its out-of-range or share-space behaviour, since that</w:t>
+      </w:r>
+      <w:r>
+        <w:t xml:space="preserve"> </w:t>
+      </w:r>
+      <w:r>
+        <w:t xml:space="preserve">behaviour is fixed by the misspecification rather than by data. Conclusions resting</w:t>
+      </w:r>
+      <w:r>
+        <w:t xml:space="preserve"> </w:t>
+      </w:r>
+      <w:r>
+        <w:t xml:space="preserve">on in-range residuals are unaffected, and we make no broader claim.</w:t>
+      </w:r>
+    </w:p>
+    <w:p>
+      <w:pPr>
+        <w:pStyle w:val="BodyText"/>
+      </w:pPr>
+      <w:r>
+        <w:t xml:space="preserve">Both ladders grow depth and width</w:t>
+      </w:r>
+      <w:r>
+        <w:t xml:space="preserve"> </w:t>
+      </w:r>
+      <w:r>
+        <w:t xml:space="preserve">together, so an exponent in parameters isolates neither.</w:t>
+      </w:r>
+    </w:p>
+    <w:p>
+      <w:pPr>
+        <w:pStyle w:val="BodyText"/>
+      </w:pPr>
+      <w:r>
+        <w:t xml:space="preserve">The condition is derived for categories that partition a</w:t>
+      </w:r>
+      <w:r>
+        <w:t xml:space="preserve"> </w:t>
+      </w:r>
+      <w:r>
+        <w:t xml:space="preserve">total. Overlapping categories are common in practice and need a different bound,</w:t>
+      </w:r>
+      <w:r>
+        <w:t xml:space="preserve"> </w:t>
+      </w:r>
+      <w:r>
+        <w:t xml:space="preserve">which we have not derived.</w:t>
+      </w:r>
+    </w:p>
+    <w:p>
+      <w:pPr>
+        <w:pStyle w:val="BodyText"/>
+      </w:pPr>
+      <w:r>
+        <w:t xml:space="preserve">We establish that speech</w:t>
+      </w:r>
+      <w:r>
+        <w:t xml:space="preserve"> </w:t>
+      </w:r>
+      <w:r>
+        <w:t xml:space="preserve">recognition already derives its total and that our own companion study did not. We</w:t>
+      </w:r>
+      <w:r>
+        <w:t xml:space="preserve"> </w:t>
+      </w:r>
+      <w:r>
+        <w:t xml:space="preserve">have not estimated how often the failing configuration occurs in the scaling</w:t>
+      </w:r>
+      <w:r>
+        <w:t xml:space="preserve"> </w:t>
+      </w:r>
+      <w:r>
+        <w:t xml:space="preserve">literature, which is the question a practitioner would most like answered and which</w:t>
+      </w:r>
+      <w:r>
+        <w:t xml:space="preserve"> </w:t>
+      </w:r>
+      <w:r>
+        <w:t xml:space="preserve">needs the survey of FR6.</w:t>
+      </w:r>
+    </w:p>
+    <w:p>
+      <w:pPr>
+        <w:pStyle w:val="BodyText"/>
+      </w:pPr>
+      <w:r>
+        <w:t xml:space="preserve">Ten percent is a defensible default and</w:t>
+      </w:r>
+      <w:r>
+        <w:t xml:space="preserve"> </w:t>
+      </w:r>
+      <w:r>
+        <w:t xml:space="preserve">not a derived quantity; a different tolerance moves the reported breakdown scale</w:t>
+      </w:r>
+      <w:r>
+        <w:t xml:space="preserve"> </w:t>
+      </w:r>
+      <w:r>
+        <w:t xml:space="preserve">though not the verdict.</w:t>
+      </w:r>
+    </w:p>
+    <w:bookmarkEnd w:id="65"/>
+    <w:bookmarkStart w:id="66" w:name="sec:future"/>
+    <w:p>
+      <w:pPr>
+        <w:pStyle w:val="Heading1"/>
+      </w:pPr>
+      <w:r>
+        <w:t xml:space="preserve">Avenues of Future Research</w:t>
+      </w:r>
+    </w:p>
+    <w:p>
+      <w:pPr>
+        <w:pStyle w:val="FirstParagraph"/>
+      </w:pPr>
+      <w:r>
+        <w:t xml:space="preserve">Apply the diagnostic in a domain whose error partition comes from a</w:t>
+      </w:r>
+      <w:r>
+        <w:t xml:space="preserve"> </w:t>
+      </w:r>
+      <w:r>
+        <w:t xml:space="preserve">non-game oracle, such as program execution traces or spreadsheet recalculation,</w:t>
+      </w:r>
+      <w:r>
+        <w:t xml:space="preserve"> </w:t>
+      </w:r>
+      <w:r>
+        <w:t xml:space="preserve">where a checker can say not only that a step is wrong but which constraint it</w:t>
+      </w:r>
+      <w:r>
+        <w:t xml:space="preserve"> </w:t>
+      </w:r>
+      <w:r>
+        <w:t xml:space="preserve">violated, to establish that the empirical demonstration is not an artefact of chess.</w:t>
+      </w:r>
+    </w:p>
+    <w:p>
+      <w:pPr>
+        <w:pStyle w:val="BodyText"/>
+      </w:pPr>
+      <w:r>
+        <w:t xml:space="preserve">Compare the estimation losses rather than the links, since the derived</w:t>
+      </w:r>
+      <w:r>
+        <w:t xml:space="preserve"> </w:t>
+      </w:r>
+      <w:r>
+        <w:t xml:space="preserve">total and the compositional fit are the same model: establish whether fitting in</w:t>
+      </w:r>
+      <w:r>
+        <w:t xml:space="preserve"> </w:t>
+      </w:r>
+      <w:r>
+        <w:t xml:space="preserve">log-rate space or in share space is preferable when category rates are small and</w:t>
+      </w:r>
+      <w:r>
+        <w:t xml:space="preserve"> </w:t>
+      </w:r>
+      <w:r>
+        <w:t xml:space="preserve">sampling error is asymmetric, which is the only remaining choice an analyst faces.</w:t>
+      </w:r>
+    </w:p>
+    <w:p>
+      <w:pPr>
+        <w:pStyle w:val="BodyText"/>
+      </w:pPr>
+      <w:r>
+        <w:t xml:space="preserve">Extend the independent replication to a family with more checkpoints, so</w:t>
+      </w:r>
+      <w:r>
+        <w:t xml:space="preserve"> </w:t>
+      </w:r>
+      <w:r>
+        <w:t xml:space="preserve">that consistency can be tested against exponents estimated with usable precision</w:t>
+      </w:r>
+      <w:r>
+        <w:t xml:space="preserve"> </w:t>
+      </w:r>
+      <w:r>
+        <w:t xml:space="preserve">rather than only in direction.</w:t>
+      </w:r>
+    </w:p>
+    <w:p>
+      <w:pPr>
+        <w:pStyle w:val="BodyText"/>
+      </w:pPr>
+      <w:r>
+        <w:t xml:space="preserve">Characterise precisely which inferences an inconsistent pair voids, by</w:t>
+      </w:r>
+      <w:r>
+        <w:t xml:space="preserve"> </w:t>
+      </w:r>
+      <w:r>
+        <w:t xml:space="preserve">constructing cases where a conclusion depends on in-range residuals alone and</w:t>
+      </w:r>
+      <w:r>
+        <w:t xml:space="preserve"> </w:t>
+      </w:r>
+      <w:r>
+        <w:t xml:space="preserve">confirming it survives, so that the narrow claim of L4 can be stated as a criterion</w:t>
+      </w:r>
+      <w:r>
+        <w:t xml:space="preserve"> </w:t>
+      </w:r>
+      <w:r>
+        <w:t xml:space="preserve">rather than as a caution.</w:t>
+      </w:r>
+    </w:p>
+    <w:p>
+      <w:pPr>
+        <w:pStyle w:val="BodyText"/>
+      </w:pPr>
+      <w:r>
+        <w:t xml:space="preserve">Separate depth from width along a ladder that varies them independently,</w:t>
+      </w:r>
+      <w:r>
+        <w:t xml:space="preserve"> </w:t>
+      </w:r>
+      <w:r>
+        <w:t xml:space="preserve">and determine whether the divergence rate is a property of parameter count or of</w:t>
+      </w:r>
+      <w:r>
+        <w:t xml:space="preserve"> </w:t>
+      </w:r>
+      <w:r>
+        <w:t xml:space="preserve">one of its components.</w:t>
+      </w:r>
+    </w:p>
+    <w:p>
+      <w:pPr>
+        <w:pStyle w:val="BodyText"/>
+      </w:pPr>
+      <w:r>
+        <w:t xml:space="preserve">Derive the corresponding bound for overlapping categories, which would</w:t>
+      </w:r>
+      <w:r>
+        <w:t xml:space="preserve"> </w:t>
+      </w:r>
+      <w:r>
+        <w:t xml:space="preserve">extend the check to severity scales and multi-label failure taxonomies as used in</w:t>
+      </w:r>
+      <w:r>
+        <w:t xml:space="preserve"> </w:t>
+      </w:r>
+      <w:r>
+        <w:t xml:space="preserve">industrial evaluation.</w:t>
+      </w:r>
+    </w:p>
+    <w:p>
+      <w:pPr>
+        <w:pStyle w:val="BodyText"/>
+      </w:pPr>
+      <w:r>
+        <w:t xml:space="preserve">Conduct a survey of published per-category scaling forecasts, applying</w:t>
+      </w:r>
+      <w:r>
+        <w:t xml:space="preserve"> </w:t>
+      </w:r>
+      <w:r>
+        <w:t xml:space="preserve">the diagnostic to their reported coefficients, to estimate how frequently forecasts</w:t>
+      </w:r>
+      <w:r>
+        <w:t xml:space="preserve"> </w:t>
+      </w:r>
+      <w:r>
+        <w:t xml:space="preserve">are read beyond their own breakdown scale.</w:t>
+      </w:r>
+    </w:p>
+    <w:p>
+      <w:pPr>
+        <w:pStyle w:val="BodyText"/>
+      </w:pPr>
+      <w:r>
+        <w:t xml:space="preserve">Study the tolerance itself, relating it to the sampling error of the</w:t>
+      </w:r>
+      <w:r>
+        <w:t xml:space="preserve"> </w:t>
+      </w:r>
+      <w:r>
+        <w:t xml:space="preserve">underlying rate estimates so that the breakdown scale can be reported with a</w:t>
+      </w:r>
+      <w:r>
+        <w:t xml:space="preserve"> </w:t>
+      </w:r>
+      <w:r>
+        <w:t xml:space="preserve">principled rather than a conventional threshold.</w:t>
+      </w:r>
+    </w:p>
+    <w:bookmarkEnd w:id="66"/>
+    <w:bookmarkStart w:id="67" w:name="sec:conclusion"/>
+    <w:p>
+      <w:pPr>
+        <w:pStyle w:val="Heading1"/>
+      </w:pPr>
+      <w:r>
+        <w:t xml:space="preserve">Conclusion</w:t>
+      </w:r>
+    </w:p>
+    <w:p>
+      <w:pPr>
+        <w:pStyle w:val="FirstParagraph"/>
+      </w:pPr>
+      <w:r>
+        <w:t xml:space="preserve">Decomposing a system’s errors and fitting a scaling curve to each category is a</w:t>
+      </w:r>
+      <w:r>
+        <w:t xml:space="preserve"> </w:t>
+      </w:r>
+      <w:r>
+        <w:t xml:space="preserve">reasonable thing to want to do, and the resulting forecast decides where money and</w:t>
+      </w:r>
+      <w:r>
+        <w:t xml:space="preserve"> </w:t>
+      </w:r>
+      <w:r>
+        <w:t xml:space="preserve">attention go. What cannot also be done is to fit the aggregate error rate as a curve</w:t>
+      </w:r>
+      <w:r>
+        <w:t xml:space="preserve"> </w:t>
+      </w:r>
+      <w:r>
+        <w:t xml:space="preserve">of its own, because a sum of power laws with differing exponents is not a power law,</w:t>
+      </w:r>
+      <w:r>
+        <w:t xml:space="preserve"> </w:t>
+      </w:r>
+      <w:r>
+        <w:t xml:space="preserve">and the two reports then contradict each other by a margin that grows without bound.</w:t>
+      </w:r>
+      <w:r>
+        <w:t xml:space="preserve"> </w:t>
+      </w:r>
+      <w:r>
+        <w:t xml:space="preserve">On our measurements the contradiction passed ten percent beyond</w:t>
+      </w:r>
+      <w:r>
+        <w:t xml:space="preserve"> </w:t>
+      </w:r>
+      <w:r>
+        <w:t xml:space="preserve">174M parameters [57M, 635M],</w:t>
+      </w:r>
+      <w:r>
+        <w:t xml:space="preserve"> </w:t>
+      </w:r>
+      <w:r>
+        <w:t xml:space="preserve">and we had read a forecast at one billion. The repair is to derive the total from</w:t>
+      </w:r>
+      <w:r>
+        <w:t xml:space="preserve"> </w:t>
+      </w:r>
+      <w:r>
+        <w:t xml:space="preserve">the parts, which is arithmetic rather than methodology and which speech recognition</w:t>
+      </w:r>
+      <w:r>
+        <w:t xml:space="preserve"> </w:t>
+      </w:r>
+      <w:r>
+        <w:t xml:space="preserve">adopted long ago. Its price is the aggregate exponent, a number that does not</w:t>
+      </w:r>
+      <w:r>
+        <w:t xml:space="preserve"> </w:t>
+      </w:r>
+      <w:r>
+        <w:t xml:space="preserve">survive contact with the constraint: on our data its effective slope moves</w:t>
+      </w:r>
+      <w:r>
+        <w:t xml:space="preserve"> </w:t>
+      </w:r>
+      <w:r>
+        <w:t xml:space="preserve">0.125 between the bottom of our range and one billion parameters.</w:t>
+      </w:r>
+    </w:p>
+    <w:p>
+      <w:pPr>
+        <w:pStyle w:val="BodyText"/>
+      </w:pPr>
+      <w:r>
+        <w:t xml:space="preserve">The finding we would most want carried forward is the one we obtained by being</w:t>
+      </w:r>
+      <w:r>
+        <w:t xml:space="preserve"> </w:t>
+      </w:r>
+      <w:r>
+        <w:t xml:space="preserve">wrong. An inconsistent pair does not merely produce forecasts that are too</w:t>
+      </w:r>
+      <w:r>
+        <w:t xml:space="preserve"> </w:t>
+      </w:r>
+      <w:r>
+        <w:t xml:space="preserve">confident. Where its out-of-range behaviour is fixed by the misspecification rather</w:t>
+      </w:r>
+      <w:r>
+        <w:t xml:space="preserve"> </w:t>
+      </w:r>
+      <w:r>
+        <w:t xml:space="preserve">than by data, that behaviour cannot be evidence for or against anything, so</w:t>
+      </w:r>
+      <w:r>
+        <w:t xml:space="preserve"> </w:t>
+      </w:r>
+      <w:r>
+        <w:t xml:space="preserve">conclusions drawn from it in either direction are void. We found this because a</w:t>
+      </w:r>
+      <w:r>
+        <w:t xml:space="preserve"> </w:t>
+      </w:r>
+      <w:r>
+        <w:t xml:space="preserve">hypothesis we had rejected turned out to have been rejected by nothing. The people this ultimately matters for are not the analysts.</w:t>
+      </w:r>
+      <w:r>
+        <w:t xml:space="preserve"> </w:t>
+      </w:r>
+      <w:r>
+        <w:t xml:space="preserve">They are the users of systems whose known defects were left unrepaired because a</w:t>
+      </w:r>
+      <w:r>
+        <w:t xml:space="preserve"> </w:t>
+      </w:r>
+      <w:r>
+        <w:t xml:space="preserve">forecast said scale would take care of them, and who had no way to ask whether the</w:t>
+      </w:r>
+      <w:r>
+        <w:t xml:space="preserve"> </w:t>
+      </w:r>
+      <w:r>
+        <w:t xml:space="preserve">arithmetic held.</w:t>
+      </w:r>
+    </w:p>
+    <w:bookmarkEnd w:id="67"/>
+    <w:bookmarkStart w:id="86" w:name="declarations"/>
+    <w:p>
+      <w:pPr>
+        <w:pStyle w:val="Heading1"/>
+      </w:pPr>
+      <w:r>
+        <w:t xml:space="preserve">Declarations</w:t>
+      </w:r>
+    </w:p>
+    <w:bookmarkStart w:id="68" w:name="disclosure-statement."/>
     <w:p>
       <w:pPr>
         <w:pStyle w:val="Heading4"/>
       </w:pPr>
       <w:r>
-        <w:t xml:space="preserve">The same discipline outside the partition.</w:t>
+        <w:t xml:space="preserve">Disclosure statement.</w:t>
       </w:r>
     </w:p>
     <w:p>
@@ -5450,53 +6904,17 @@
         <w:pStyle w:val="FirstParagraph"/>
       </w:pPr>
       <w:r>
-        <w:t xml:space="preserve">A quantity confined to the unit interval needs a link that respects the confinement</w:t>
-      </w:r>
-      <w:r>
-        <w:t xml:space="preserve"> </w:t>
-      </w:r>
-      <w:r>
-        <w:t xml:space="preserve">even when it is not a member of a partition. The share of errors occurring despite</w:t>
-      </w:r>
-      <w:r>
-        <w:t xml:space="preserve"> </w:t>
-      </w:r>
-      <w:r>
-        <w:t xml:space="preserve">a correctly decoded local state, which cuts across the categories rather than</w:t>
-      </w:r>
-      <w:r>
-        <w:t xml:space="preserve"> </w:t>
-      </w:r>
-      <w:r>
-        <w:t xml:space="preserve">belonging to them, was observed between 0.148 and</w:t>
-      </w:r>
-      <w:r>
-        <w:t xml:space="preserve"> </w:t>
-      </w:r>
-      <w:r>
-        <w:t xml:space="preserve">0.321. Fitted on the logit it reaches 0.596 at one</w:t>
-      </w:r>
-      <w:r>
-        <w:t xml:space="preserve"> </w:t>
-      </w:r>
-      <w:r>
-        <w:t xml:space="preserve">billion and 0.951 at one trillion, remaining a proportion throughout.</w:t>
-      </w:r>
-      <w:r>
-        <w:t xml:space="preserve"> </w:t>
-      </w:r>
-      <w:r>
-        <w:t xml:space="preserve">Fitted linearly in the log, as the categories originally were, it would not.</w:t>
-      </w:r>
-    </w:p>
-    <w:bookmarkEnd w:id="50"/>
-    <w:bookmarkStart w:id="51" w:name="what-an-inconsistent-pair-invalidates."/>
+        <w:t xml:space="preserve">Removed for double-anonymous peer review.</w:t>
+      </w:r>
+    </w:p>
+    <w:bookmarkEnd w:id="68"/>
+    <w:bookmarkStart w:id="69" w:name="funding."/>
     <w:p>
       <w:pPr>
         <w:pStyle w:val="Heading4"/>
       </w:pPr>
       <w:r>
-        <w:t xml:space="preserve">What an inconsistent pair invalidates.</w:t>
+        <w:t xml:space="preserve">Funding.</w:t>
       </w:r>
     </w:p>
     <w:p>
@@ -5504,147 +6922,17 @@
         <w:pStyle w:val="FirstParagraph"/>
       </w:pPr>
       <w:r>
-        <w:t xml:space="preserve">This is the evaluation we did not expect to run. While preparing this manuscript we</w:t>
-      </w:r>
-      <w:r>
-        <w:t xml:space="preserve"> </w:t>
-      </w:r>
-      <w:r>
-        <w:t xml:space="preserve">tested a hypothesis that failure composition is governed by a model’s achieved</w:t>
-      </w:r>
-      <w:r>
-        <w:t xml:space="preserve"> </w:t>
-      </w:r>
-      <w:r>
-        <w:t xml:space="preserve">competence rather than by its size, rejected it on the grounds that the fitted shares</w:t>
-      </w:r>
-      <w:r>
-        <w:t xml:space="preserve"> </w:t>
-      </w:r>
-      <w:r>
-        <w:t xml:space="preserve">exceeded one, and recorded the rejection. That rejection was worthless. Shares</w:t>
-      </w:r>
-      <w:r>
-        <w:t xml:space="preserve"> </w:t>
-      </w:r>
-      <w:r>
-        <w:t xml:space="preserve">exceeding one is what the inconsistent form produces everywhere, at every scale, for</w:t>
-      </w:r>
-      <w:r>
-        <w:t xml:space="preserve"> </w:t>
-      </w:r>
-      <w:r>
-        <w:t xml:space="preserve">any data whatever, so the observation carried no information about the hypothesis</w:t>
-      </w:r>
-      <w:r>
-        <w:t xml:space="preserve"> </w:t>
-      </w:r>
-      <w:r>
-        <w:t xml:space="preserve">under test.</w:t>
-      </w:r>
-    </w:p>
-    <w:p>
-      <w:pPr>
-        <w:pStyle w:val="BodyText"/>
-      </w:pPr>
-      <w:r>
-        <w:t xml:space="preserve">We repeated the comparison admissibly, fitting the composition on the simplex in</w:t>
-      </w:r>
-      <w:r>
-        <w:t xml:space="preserve"> </w:t>
-      </w:r>
-      <w:r>
-        <w:t xml:space="preserve">competence coordinates, matching the two families down to the three categories both</w:t>
-      </w:r>
-      <w:r>
-        <w:t xml:space="preserve"> </w:t>
-      </w:r>
-      <w:r>
-        <w:t xml:space="preserve">taxonomies share, and predicting the independent family’s checkpoints entirely out of</w:t>
-      </w:r>
-      <w:r>
-        <w:t xml:space="preserve"> </w:t>
-      </w:r>
-      <w:r>
-        <w:t xml:space="preserve">sample. The hypothesis is genuinely refuted: mean total variation distance</w:t>
-      </w:r>
-      <w:r>
-        <w:t xml:space="preserve"> </w:t>
-      </w:r>
-      <w:r>
-        <w:t xml:space="preserve">0.490, against 0.100 for size coordinates and</w:t>
-      </w:r>
-      <w:r>
-        <w:t xml:space="preserve"> </w:t>
-      </w:r>
-      <w:r>
-        <w:t xml:space="preserve">0.115 for the baseline of predicting our own mean composition</w:t>
-      </w:r>
-      <w:r>
-        <w:t xml:space="preserve"> </w:t>
-      </w:r>
-      <w:r>
-        <w:t xml:space="preserve">regardless of input. The conclusion survived; the original argument for it did not.</w:t>
-      </w:r>
-    </w:p>
-    <w:p>
-      <w:pPr>
-        <w:pStyle w:val="BodyText"/>
-      </w:pPr>
-      <w:r>
-        <w:t xml:space="preserve">Two cautions on this result, both of which cut against us. The claim to take away is</w:t>
-      </w:r>
-      <w:r>
-        <w:t xml:space="preserve"> </w:t>
-      </w:r>
-      <w:r>
-        <w:t xml:space="preserve">narrow: a conclusion that depends on an inconsistent pair’s out-of-range or</w:t>
-      </w:r>
-      <w:r>
-        <w:t xml:space="preserve"> </w:t>
-      </w:r>
-      <w:r>
-        <w:t xml:space="preserve">share-space behaviour is void, because that behaviour is determined by the</w:t>
-      </w:r>
-      <w:r>
-        <w:t xml:space="preserve"> </w:t>
-      </w:r>
-      <w:r>
-        <w:t xml:space="preserve">misspecification rather than by the data. A conclusion resting on in-range residuals</w:t>
-      </w:r>
-      <w:r>
-        <w:t xml:space="preserve"> </w:t>
-      </w:r>
-      <w:r>
-        <w:t xml:space="preserve">would have been unaffected, and we do not claim otherwise. Second, size coordinates</w:t>
-      </w:r>
-      <w:r>
-        <w:t xml:space="preserve"> </w:t>
-      </w:r>
-      <w:r>
-        <w:t xml:space="preserve">beat the constant baseline only by 0.015 in total variation, which</w:t>
-      </w:r>
-      <w:r>
-        <w:t xml:space="preserve"> </w:t>
-      </w:r>
-      <w:r>
-        <w:t xml:space="preserve">is close enough to nothing that the right reading is that neither covariate transfers</w:t>
-      </w:r>
-      <w:r>
-        <w:t xml:space="preserve"> </w:t>
-      </w:r>
-      <w:r>
-        <w:t xml:space="preserve">across model families, rather than that size transfers and competence does not.</w:t>
-      </w:r>
-    </w:p>
-    <w:bookmarkEnd w:id="51"/>
-    <w:bookmarkStart w:id="52" w:name="honest-negative-results."/>
+        <w:t xml:space="preserve">Removed for double-anonymous peer review.</w:t>
+      </w:r>
+    </w:p>
+    <w:bookmarkEnd w:id="69"/>
+    <w:bookmarkStart w:id="70" w:name="data-availability-statement."/>
     <w:p>
       <w:pPr>
         <w:pStyle w:val="Heading4"/>
       </w:pPr>
       <w:r>
-        <w:t xml:space="preserve">Honest negative results.</w:t>
+        <w:t xml:space="preserve">Data availability statement.</w:t>
       </w:r>
     </w:p>
     <w:p>
@@ -5652,75 +6940,23 @@
         <w:pStyle w:val="FirstParagraph"/>
       </w:pPr>
       <w:r>
-        <w:t xml:space="preserve">Two further ideas were tested and are reported because they failed. We predicted</w:t>
-      </w:r>
-      <w:r>
-        <w:t xml:space="preserve"> </w:t>
-      </w:r>
-      <w:r>
-        <w:t xml:space="preserve">from the closed model that error diversity should collapse with scale, since a</w:t>
-      </w:r>
-      <w:r>
-        <w:t xml:space="preserve"> </w:t>
-      </w:r>
-      <w:r>
-        <w:t xml:space="preserve">softmax converges to its steepest component, and measured the normalised entropy of</w:t>
-      </w:r>
-      <w:r>
-        <w:t xml:space="preserve"> </w:t>
-      </w:r>
-      <w:r>
-        <w:t xml:space="preserve">the composition. It declines on our ladder, with a slope whose bootstrap interval</w:t>
-      </w:r>
-      <w:r>
-        <w:t xml:space="preserve"> </w:t>
-      </w:r>
-      <w:r>
-        <w:t xml:space="preserve">excludes zero, and it rises on the independent ladder. One ladder is not a result,</w:t>
-      </w:r>
-      <w:r>
-        <w:t xml:space="preserve"> </w:t>
-      </w:r>
-      <w:r>
-        <w:t xml:space="preserve">and we do not report entropy as a scaling signature. We also computed the scale at</w:t>
-      </w:r>
-      <w:r>
-        <w:t xml:space="preserve"> </w:t>
-      </w:r>
-      <w:r>
-        <w:t xml:space="preserve">which the least local category overtakes the most local one, intending it as a</w:t>
-      </w:r>
-      <w:r>
-        <w:t xml:space="preserve"> </w:t>
-      </w:r>
-      <w:r>
-        <w:t xml:space="preserve">headline, and found it lies below our smallest model, so it describes the past</w:t>
-      </w:r>
-      <w:r>
-        <w:t xml:space="preserve"> </w:t>
-      </w:r>
-      <w:r>
-        <w:t xml:space="preserve">rather than the future. Neither appears in our conclusions.</w:t>
-      </w:r>
-    </w:p>
-    <w:bookmarkEnd w:id="52"/>
-    <w:bookmarkEnd w:id="53"/>
-    <w:bookmarkStart w:id="58" w:name="sec:discussion"/>
-    <w:p>
-      <w:pPr>
-        <w:pStyle w:val="Heading1"/>
-      </w:pPr>
-      <w:r>
-        <w:t xml:space="preserve">Discussion</w:t>
-      </w:r>
-    </w:p>
-    <w:bookmarkStart w:id="54" w:name="what-the-integration-buys."/>
+        <w:t xml:space="preserve">The code, the measurement artefacts, and the generated manuscript sources will be</w:t>
+      </w:r>
+      <w:r>
+        <w:t xml:space="preserve"> </w:t>
+      </w:r>
+      <w:r>
+        <w:t xml:space="preserve">made available upon acceptance.</w:t>
+      </w:r>
+    </w:p>
+    <w:bookmarkEnd w:id="70"/>
+    <w:bookmarkStart w:id="85" w:name="ai-usage-declaration."/>
     <w:p>
       <w:pPr>
         <w:pStyle w:val="Heading4"/>
       </w:pPr>
       <w:r>
-        <w:t xml:space="preserve">What the integration buys.</w:t>
+        <w:t xml:space="preserve">AI usage declaration.</w:t>
       </w:r>
     </w:p>
     <w:p>
@@ -5728,1126 +6964,6 @@
         <w:pStyle w:val="FirstParagraph"/>
       </w:pPr>
       <w:r>
-        <w:t xml:space="preserve">Each part of the artifact is individually unremarkable. A ratio of two fitted curves</w:t>
-      </w:r>
-      <w:r>
-        <w:t xml:space="preserve"> </w:t>
-      </w:r>
-      <w:r>
-        <w:t xml:space="preserve">is arithmetic; a softmax is standard; refusing to fit a zero is hygiene. What the</w:t>
-      </w:r>
-      <w:r>
-        <w:t xml:space="preserve"> </w:t>
-      </w:r>
-      <w:r>
-        <w:t xml:space="preserve">combination buys is that a practitioner can act on the finding without first</w:t>
-      </w:r>
-      <w:r>
-        <w:t xml:space="preserve"> </w:t>
-      </w:r>
-      <w:r>
-        <w:t xml:space="preserve">believing it. The checker tells an analyst that a forecast is internally</w:t>
-      </w:r>
-      <w:r>
-        <w:t xml:space="preserve"> </w:t>
-      </w:r>
-      <w:r>
-        <w:t xml:space="preserve">inconsistent using only what the analyst already has, and the closed model gives somewhere to go that</w:t>
-      </w:r>
-      <w:r>
-        <w:t xml:space="preserve"> </w:t>
-      </w:r>
-      <w:r>
-        <w:t xml:space="preserve">costs nothing in accuracy. A criticism that arrives with a remedy priced at zero is</w:t>
-      </w:r>
-      <w:r>
-        <w:t xml:space="preserve"> </w:t>
-      </w:r>
-      <w:r>
-        <w:t xml:space="preserve">adopted; one that arrives as a warning is filed.</w:t>
-      </w:r>
-    </w:p>
-    <w:bookmarkEnd w:id="54"/>
-    <w:bookmarkStart w:id="55" w:name="a-design-choice-defence."/>
-    <w:p>
-      <w:pPr>
-        <w:pStyle w:val="Heading4"/>
-      </w:pPr>
-      <w:r>
-        <w:t xml:space="preserve">A design-choice defence.</w:t>
-      </w:r>
-    </w:p>
-    <w:p>
-      <w:pPr>
-        <w:pStyle w:val="FirstParagraph"/>
-      </w:pPr>
-      <w:r>
-        <w:t xml:space="preserve">We are not arguing for a link function. The repair that matters is dropping the</w:t>
-      </w:r>
-      <w:r>
-        <w:t xml:space="preserve"> </w:t>
-      </w:r>
-      <w:r>
-        <w:t xml:space="preserve">fitted aggregate, which requires no link at all, and the compositional form is what</w:t>
-      </w:r>
-      <w:r>
-        <w:t xml:space="preserve"> </w:t>
-      </w:r>
-      <w:r>
-        <w:t xml:space="preserve">that repair turns out to be equivalent to rather than an additional commitment. This</w:t>
-      </w:r>
-      <w:r>
-        <w:t xml:space="preserve"> </w:t>
-      </w:r>
-      <w:r>
-        <w:t xml:space="preserve">matters for adoption: an analyst who distrusts the softmax can decline it and still</w:t>
-      </w:r>
-      <w:r>
-        <w:t xml:space="preserve"> </w:t>
-      </w:r>
-      <w:r>
-        <w:t xml:space="preserve">take the entire correction, because Equation </w:t>
-      </w:r>
-      <w:hyperlink w:anchor="eq:derived">
-        <w:r>
-          <w:rPr>
-            <w:rStyle w:val="Hyperlink"/>
-          </w:rPr>
-          <w:t xml:space="preserve">[eq:derived]</w:t>
-        </w:r>
-      </w:hyperlink>
-      <w:r>
-        <w:t xml:space="preserve"> </w:t>
-      </w:r>
-      <w:r>
-        <w:t xml:space="preserve">is arithmetic. The</w:t>
-      </w:r>
-      <w:r>
-        <w:t xml:space="preserve"> </w:t>
-      </w:r>
-      <w:r>
-        <w:t xml:space="preserve">transferable knowledge is the consistency condition and the identification of the</w:t>
-      </w:r>
-      <w:r>
-        <w:t xml:space="preserve"> </w:t>
-      </w:r>
-      <w:r>
-        <w:t xml:space="preserve">aggregate as the term that must give way, not any particular parameterisation.</w:t>
-      </w:r>
-    </w:p>
-    <w:bookmarkEnd w:id="55"/>
-    <w:bookmarkStart w:id="56" w:name="Xdf1553734ce39ef9bf1b387fc58892a23b4daec"/>
-    <w:p>
-      <w:pPr>
-        <w:pStyle w:val="Heading4"/>
-      </w:pPr>
-      <w:r>
-        <w:t xml:space="preserve">Why the defect survives ordinary quality control.</w:t>
-      </w:r>
-    </w:p>
-    <w:p>
-      <w:pPr>
-        <w:pStyle w:val="FirstParagraph"/>
-      </w:pPr>
-      <w:r>
-        <w:t xml:space="preserve">Our uncoupled fits passed every gate we had. The residuals were small, the exponents</w:t>
-      </w:r>
-      <w:r>
-        <w:t xml:space="preserve"> </w:t>
-      </w:r>
-      <w:r>
-        <w:t xml:space="preserve">were well separated, the intervals were narrow, and the category rates declined</w:t>
-      </w:r>
-      <w:r>
-        <w:t xml:space="preserve"> </w:t>
-      </w:r>
-      <w:r>
-        <w:t xml:space="preserve">monotonically. None of those checks is sensitive to the violated identity, because</w:t>
-      </w:r>
-      <w:r>
-        <w:t xml:space="preserve"> </w:t>
-      </w:r>
-      <w:r>
-        <w:t xml:space="preserve">each examines one category at a time and the identity is a statement about the</w:t>
-      </w:r>
-      <w:r>
-        <w:t xml:space="preserve"> </w:t>
-      </w:r>
-      <w:r>
-        <w:t xml:space="preserve">categories jointly. This is the practical lesson for anyone maintaining an</w:t>
-      </w:r>
-      <w:r>
-        <w:t xml:space="preserve"> </w:t>
-      </w:r>
-      <w:r>
-        <w:t xml:space="preserve">evaluation pipeline: goodness-of-fit is computed within a series, and the constraint</w:t>
-      </w:r>
-      <w:r>
-        <w:t xml:space="preserve"> </w:t>
-      </w:r>
-      <w:r>
-        <w:t xml:space="preserve">lives across them.</w:t>
-      </w:r>
-    </w:p>
-    <w:bookmarkEnd w:id="56"/>
-    <w:bookmarkStart w:id="57" w:name="design-knowledge-contribution."/>
-    <w:p>
-      <w:pPr>
-        <w:pStyle w:val="Heading4"/>
-      </w:pPr>
-      <w:r>
-        <w:t xml:space="preserve">Design-knowledge contribution.</w:t>
-      </w:r>
-    </w:p>
-    <w:p>
-      <w:pPr>
-        <w:pStyle w:val="FirstParagraph"/>
-      </w:pPr>
-      <w:r>
-        <w:t xml:space="preserve">Stated at the level at which it transfers: when a quantity is decomposed and the</w:t>
-      </w:r>
-      <w:r>
-        <w:t xml:space="preserve"> </w:t>
-      </w:r>
-      <w:r>
-        <w:t xml:space="preserve">components are modelled separately, the identity that made the decomposition</w:t>
-      </w:r>
-      <w:r>
-        <w:t xml:space="preserve"> </w:t>
-      </w:r>
-      <w:r>
-        <w:t xml:space="preserve">meaningful becomes an unenforced constraint, and extrapolation is where the absence</w:t>
-      </w:r>
-      <w:r>
-        <w:t xml:space="preserve"> </w:t>
-      </w:r>
-      <w:r>
-        <w:t xml:space="preserve">of enforcement becomes visible. The remedy is to move the constraint into the</w:t>
-      </w:r>
-      <w:r>
-        <w:t xml:space="preserve"> </w:t>
-      </w:r>
-      <w:r>
-        <w:t xml:space="preserve">parameterisation rather than to check it after the fact, and the diagnostic value of</w:t>
-      </w:r>
-      <w:r>
-        <w:t xml:space="preserve"> </w:t>
-      </w:r>
-      <w:r>
-        <w:t xml:space="preserve">checking it after the fact is that it tells you how far the unconstrained model</w:t>
-      </w:r>
-      <w:r>
-        <w:t xml:space="preserve"> </w:t>
-      </w:r>
-      <w:r>
-        <w:t xml:space="preserve">could be trusted. This applies wherever errors are decomposed by capability,</w:t>
-      </w:r>
-      <w:r>
-        <w:t xml:space="preserve"> </w:t>
-      </w:r>
-      <w:r>
-        <w:t xml:space="preserve">benchmark subset, severity, customer segment, or failure type, and the test costs</w:t>
-      </w:r>
-      <w:r>
-        <w:t xml:space="preserve"> </w:t>
-      </w:r>
-      <w:r>
-        <w:t xml:space="preserve">one function call.</w:t>
-      </w:r>
-    </w:p>
-    <w:bookmarkEnd w:id="57"/>
-    <w:bookmarkEnd w:id="58"/>
-    <w:bookmarkStart w:id="63" w:name="sec:implications"/>
-    <w:p>
-      <w:pPr>
-        <w:pStyle w:val="Heading1"/>
-      </w:pPr>
-      <w:r>
-        <w:t xml:space="preserve">Implications for Individuals, Organisations, and Society</w:t>
-      </w:r>
-    </w:p>
-    <w:bookmarkStart w:id="59" w:name="X5607ec1ed445a25589bfe2325c0480f28f41d38"/>
-    <w:p>
-      <w:pPr>
-        <w:pStyle w:val="Heading4"/>
-      </w:pPr>
-      <w:r>
-        <w:t xml:space="preserve">For the people affected by the systems these forecasts govern.</w:t>
-      </w:r>
-    </w:p>
-    <w:p>
-      <w:pPr>
-        <w:pStyle w:val="FirstParagraph"/>
-      </w:pPr>
-      <w:r>
-        <w:t xml:space="preserve">The forecasts in question decide which defects get fixed and which are left to be</w:t>
-      </w:r>
-      <w:r>
-        <w:t xml:space="preserve"> </w:t>
-      </w:r>
-      <w:r>
-        <w:t xml:space="preserve">cured by the next model. That decision is felt by whoever is on the receiving end of</w:t>
-      </w:r>
-      <w:r>
-        <w:t xml:space="preserve"> </w:t>
-      </w:r>
-      <w:r>
-        <w:t xml:space="preserve">the defect that was left: the applicant whose document is misread, the patient whose</w:t>
-      </w:r>
-      <w:r>
-        <w:t xml:space="preserve"> </w:t>
-      </w:r>
-      <w:r>
-        <w:t xml:space="preserve">triage note is misfiled, the small trader whose claim is misclassified. When a</w:t>
-      </w:r>
-      <w:r>
-        <w:t xml:space="preserve"> </w:t>
-      </w:r>
-      <w:r>
-        <w:t xml:space="preserve">category of failure is forecast to disappear with scale, mitigation for it is</w:t>
-      </w:r>
-      <w:r>
-        <w:t xml:space="preserve"> </w:t>
-      </w:r>
-      <w:r>
-        <w:t xml:space="preserve">deferred, and the deferral lasts as long as the forecast is believed. An</w:t>
-      </w:r>
-      <w:r>
-        <w:t xml:space="preserve"> </w:t>
-      </w:r>
-      <w:r>
-        <w:t xml:space="preserve">inconsistent forecast systematically favours deferral, because the categories it</w:t>
-      </w:r>
-      <w:r>
-        <w:t xml:space="preserve"> </w:t>
-      </w:r>
-      <w:r>
-        <w:t xml:space="preserve">inflates are the shallow ones, which are exactly the ones described as persistent.</w:t>
-      </w:r>
-      <w:r>
-        <w:t xml:space="preserve"> </w:t>
-      </w:r>
-      <w:r>
-        <w:t xml:space="preserve">The people who carry the cost of an over-optimistic roadmap are rarely the people</w:t>
-      </w:r>
-      <w:r>
-        <w:t xml:space="preserve"> </w:t>
-      </w:r>
-      <w:r>
-        <w:t xml:space="preserve">who wrote it, and they have no way to contest an analysis they cannot see. A test</w:t>
-      </w:r>
-      <w:r>
-        <w:t xml:space="preserve"> </w:t>
-      </w:r>
-      <w:r>
-        <w:t xml:space="preserve">that runs on published coefficients gives an advocate, a regulator, or an</w:t>
-      </w:r>
-      <w:r>
-        <w:t xml:space="preserve"> </w:t>
-      </w:r>
-      <w:r>
-        <w:t xml:space="preserve">ombudsman something concrete to ask for.</w:t>
-      </w:r>
-    </w:p>
-    <w:bookmarkEnd w:id="59"/>
-    <w:bookmarkStart w:id="60" w:name="for-managers-and-organisations."/>
-    <w:p>
-      <w:pPr>
-        <w:pStyle w:val="Heading4"/>
-      </w:pPr>
-      <w:r>
-        <w:t xml:space="preserve">For managers and organisations.</w:t>
-      </w:r>
-    </w:p>
-    <w:p>
-      <w:pPr>
-        <w:pStyle w:val="FirstParagraph"/>
-      </w:pPr>
-      <w:r>
-        <w:t xml:space="preserve">The practical reframing is from a number to be received into a claim to be governed.</w:t>
-      </w:r>
-      <w:r>
-        <w:t xml:space="preserve"> </w:t>
-      </w:r>
-      <w:r>
-        <w:t xml:space="preserve">A supplier asserting that a failure class is on a steep curve is making a forecast</w:t>
-      </w:r>
-      <w:r>
-        <w:t xml:space="preserve"> </w:t>
-      </w:r>
-      <w:r>
-        <w:t xml:space="preserve">with an admissibility property, and that property can be checked before the contract</w:t>
-      </w:r>
-      <w:r>
-        <w:t xml:space="preserve"> </w:t>
-      </w:r>
-      <w:r>
-        <w:t xml:space="preserve">is signed rather than after the upgrade disappoints. We would put the question</w:t>
-      </w:r>
-      <w:r>
-        <w:t xml:space="preserve"> </w:t>
-      </w:r>
-      <w:r>
-        <w:t xml:space="preserve">directly into evaluation practice: ask for the fitted coefficients, run the check,</w:t>
-      </w:r>
-      <w:r>
-        <w:t xml:space="preserve"> </w:t>
-      </w:r>
-      <w:r>
-        <w:t xml:space="preserve">and require that the forecast scale lie below the breakdown scale. This is cheap</w:t>
-      </w:r>
-      <w:r>
-        <w:t xml:space="preserve"> </w:t>
-      </w:r>
-      <w:r>
-        <w:t xml:space="preserve">enough to be routine, it needs no access to the supplier’s data or weights, and it</w:t>
-      </w:r>
-      <w:r>
-        <w:t xml:space="preserve"> </w:t>
-      </w:r>
-      <w:r>
-        <w:t xml:space="preserve">is auditable, so the reasoning survives the departure of whoever did it. It also</w:t>
-      </w:r>
-      <w:r>
-        <w:t xml:space="preserve"> </w:t>
-      </w:r>
-      <w:r>
-        <w:t xml:space="preserve">disciplines internal planning, where the same pattern is used to decide whether to</w:t>
-      </w:r>
-      <w:r>
-        <w:t xml:space="preserve"> </w:t>
-      </w:r>
-      <w:r>
-        <w:t xml:space="preserve">staff a mitigation team or wait for the next generation. Waiting is a decision with</w:t>
-      </w:r>
-      <w:r>
-        <w:t xml:space="preserve"> </w:t>
-      </w:r>
-      <w:r>
-        <w:t xml:space="preserve">a cost, and it should not rest on arithmetic nobody checked.</w:t>
-      </w:r>
-    </w:p>
-    <w:bookmarkEnd w:id="60"/>
-    <w:bookmarkStart w:id="61" w:name="strategic-implications."/>
-    <w:p>
-      <w:pPr>
-        <w:pStyle w:val="Heading4"/>
-      </w:pPr>
-      <w:r>
-        <w:t xml:space="preserve">Strategic implications.</w:t>
-      </w:r>
-    </w:p>
-    <w:p>
-      <w:pPr>
-        <w:pStyle w:val="FirstParagraph"/>
-      </w:pPr>
-      <w:r>
-        <w:t xml:space="preserve">Treat forecast admissibility as an ownership question. An organisation that can</w:t>
-      </w:r>
-      <w:r>
-        <w:t xml:space="preserve"> </w:t>
-      </w:r>
-      <w:r>
-        <w:t xml:space="preserve">audit capability claims in-house is not dependent on its suppliers’ analysts for the</w:t>
-      </w:r>
-      <w:r>
-        <w:t xml:space="preserve"> </w:t>
-      </w:r>
-      <w:r>
-        <w:t xml:space="preserve">most consequential input into its own roadmap, and it is not exposed when a vendor</w:t>
-      </w:r>
-      <w:r>
-        <w:t xml:space="preserve"> </w:t>
-      </w:r>
-      <w:r>
-        <w:t xml:space="preserve">relationship ends. The artifact is small, has one dependency, and requires no</w:t>
-      </w:r>
-      <w:r>
-        <w:t xml:space="preserve"> </w:t>
-      </w:r>
-      <w:r>
-        <w:t xml:space="preserve">proprietary data, so this is genuinely available to organisations that could not</w:t>
-      </w:r>
-      <w:r>
-        <w:t xml:space="preserve"> </w:t>
-      </w:r>
-      <w:r>
-        <w:t xml:space="preserve">build an evaluation science function. We also read it as an accountability asset</w:t>
-      </w:r>
-      <w:r>
-        <w:t xml:space="preserve"> </w:t>
-      </w:r>
-      <w:r>
-        <w:t xml:space="preserve">rather than an overhead. A firm that can show it tested the admissibility of the</w:t>
-      </w:r>
-      <w:r>
-        <w:t xml:space="preserve"> </w:t>
-      </w:r>
-      <w:r>
-        <w:t xml:space="preserve">forecasts underlying a deployment decision is in a materially stronger position with</w:t>
-      </w:r>
-      <w:r>
-        <w:t xml:space="preserve"> </w:t>
-      </w:r>
-      <w:r>
-        <w:t xml:space="preserve">auditors and regulators than one that can show only that it believed a vendor, and</w:t>
-      </w:r>
-      <w:r>
-        <w:t xml:space="preserve"> </w:t>
-      </w:r>
-      <w:r>
-        <w:t xml:space="preserve">the record is created as a by-product of doing the analysis properly.</w:t>
-      </w:r>
-    </w:p>
-    <w:bookmarkEnd w:id="61"/>
-    <w:bookmarkStart w:id="62" w:name="for-society-and-digital-equity."/>
-    <w:p>
-      <w:pPr>
-        <w:pStyle w:val="Heading4"/>
-      </w:pPr>
-      <w:r>
-        <w:t xml:space="preserve">For society and digital equity.</w:t>
-      </w:r>
-    </w:p>
-    <w:p>
-      <w:pPr>
-        <w:pStyle w:val="FirstParagraph"/>
-      </w:pPr>
-      <w:r>
-        <w:t xml:space="preserve">The ability to check a scaling claim should not depend on having a research team. A</w:t>
-      </w:r>
-      <w:r>
-        <w:t xml:space="preserve"> </w:t>
-      </w:r>
-      <w:r>
-        <w:t xml:space="preserve">diagnostic that consumes only published coefficients is runnable by a civil-society</w:t>
-      </w:r>
-      <w:r>
-        <w:t xml:space="preserve"> </w:t>
-      </w:r>
-      <w:r>
-        <w:t xml:space="preserve">organisation, a journalist, or a procurement officer in a small public body, on</w:t>
-      </w:r>
-      <w:r>
-        <w:t xml:space="preserve"> </w:t>
-      </w:r>
-      <w:r>
-        <w:t xml:space="preserve">ordinary hardware. We also record what the artifact deliberately does not do: it</w:t>
-      </w:r>
-      <w:r>
-        <w:t xml:space="preserve"> </w:t>
-      </w:r>
-      <w:r>
-        <w:t xml:space="preserve">does not rank models, score vendors, or certify anything, but answers the single</w:t>
-      </w:r>
-      <w:r>
-        <w:t xml:space="preserve"> </w:t>
-      </w:r>
-      <w:r>
-        <w:t xml:space="preserve">question of whether a forecast is entitled to the numbers it reports.</w:t>
-      </w:r>
-    </w:p>
-    <w:bookmarkEnd w:id="62"/>
-    <w:bookmarkEnd w:id="63"/>
-    <w:bookmarkStart w:id="64" w:name="sec:limits"/>
-    <w:p>
-      <w:pPr>
-        <w:pStyle w:val="Heading1"/>
-      </w:pPr>
-      <w:r>
-        <w:t xml:space="preserve">Limitations</w:t>
-      </w:r>
-    </w:p>
-    <w:p>
-      <w:pPr>
-        <w:pStyle w:val="FirstParagraph"/>
-      </w:pPr>
-      <w:r>
-        <w:t xml:space="preserve">Both families are chess transformers, chosen</w:t>
-      </w:r>
-      <w:r>
-        <w:t xml:space="preserve"> </w:t>
-      </w:r>
-      <w:r>
-        <w:t xml:space="preserve">because a rules engine gives an exact and unambiguous error partition. The</w:t>
-      </w:r>
-      <w:r>
-        <w:t xml:space="preserve"> </w:t>
-      </w:r>
-      <w:r>
-        <w:t xml:space="preserve">admissibility argument is arithmetic and does not depend on the domain, but the</w:t>
-      </w:r>
-      <w:r>
-        <w:t xml:space="preserve"> </w:t>
-      </w:r>
-      <w:r>
-        <w:t xml:space="preserve">empirical demonstration does.</w:t>
-      </w:r>
-    </w:p>
-    <w:p>
-      <w:pPr>
-        <w:pStyle w:val="BodyText"/>
-      </w:pPr>
-      <w:r>
-        <w:t xml:space="preserve">The derived total is arithmetically</w:t>
-      </w:r>
-      <w:r>
-        <w:t xml:space="preserve"> </w:t>
-      </w:r>
-      <w:r>
-        <w:t xml:space="preserve">possible, which the fitted aggregate is not. That does not make it observed. Every</w:t>
-      </w:r>
-      <w:r>
-        <w:t xml:space="preserve"> </w:t>
-      </w:r>
-      <w:r>
-        <w:t xml:space="preserve">scale beyond 39.9M is extrapolation, and consistency constrains the</w:t>
-      </w:r>
-      <w:r>
-        <w:t xml:space="preserve"> </w:t>
-      </w:r>
-      <w:r>
-        <w:t xml:space="preserve">form of a forecast without supplying evidence for it.</w:t>
-      </w:r>
-    </w:p>
-    <w:p>
-      <w:pPr>
-        <w:pStyle w:val="BodyText"/>
-      </w:pPr>
-      <w:r>
-        <w:t xml:space="preserve">Its coefficients are</w:t>
-      </w:r>
-      <w:r>
-        <w:t xml:space="preserve"> </w:t>
-      </w:r>
-      <w:r>
-        <w:t xml:space="preserve">two-parameter fits to three points with one category dropped, so the replication is</w:t>
-      </w:r>
-      <w:r>
-        <w:t xml:space="preserve"> </w:t>
-      </w:r>
-      <w:r>
-        <w:t xml:space="preserve">reported as directional and no figure from it should be read as an estimate.</w:t>
-      </w:r>
-    </w:p>
-    <w:p>
-      <w:pPr>
-        <w:pStyle w:val="BodyText"/>
-      </w:pPr>
-      <w:r>
-        <w:t xml:space="preserve">What an inconsistent pair voids are</w:t>
-      </w:r>
-      <w:r>
-        <w:t xml:space="preserve"> </w:t>
-      </w:r>
-      <w:r>
-        <w:t xml:space="preserve">conclusions depending on its out-of-range or share-space behaviour, since that</w:t>
-      </w:r>
-      <w:r>
-        <w:t xml:space="preserve"> </w:t>
-      </w:r>
-      <w:r>
-        <w:t xml:space="preserve">behaviour is fixed by the misspecification rather than by data. Conclusions resting</w:t>
-      </w:r>
-      <w:r>
-        <w:t xml:space="preserve"> </w:t>
-      </w:r>
-      <w:r>
-        <w:t xml:space="preserve">on in-range residuals are unaffected, and we make no broader claim.</w:t>
-      </w:r>
-    </w:p>
-    <w:p>
-      <w:pPr>
-        <w:pStyle w:val="BodyText"/>
-      </w:pPr>
-      <w:r>
-        <w:t xml:space="preserve">Both ladders grow depth and width</w:t>
-      </w:r>
-      <w:r>
-        <w:t xml:space="preserve"> </w:t>
-      </w:r>
-      <w:r>
-        <w:t xml:space="preserve">together, so an exponent in parameters isolates neither.</w:t>
-      </w:r>
-    </w:p>
-    <w:p>
-      <w:pPr>
-        <w:pStyle w:val="BodyText"/>
-      </w:pPr>
-      <w:r>
-        <w:t xml:space="preserve">The condition is derived for categories that partition a</w:t>
-      </w:r>
-      <w:r>
-        <w:t xml:space="preserve"> </w:t>
-      </w:r>
-      <w:r>
-        <w:t xml:space="preserve">total. Overlapping categories are common in practice and need a different bound,</w:t>
-      </w:r>
-      <w:r>
-        <w:t xml:space="preserve"> </w:t>
-      </w:r>
-      <w:r>
-        <w:t xml:space="preserve">which we have not derived.</w:t>
-      </w:r>
-    </w:p>
-    <w:p>
-      <w:pPr>
-        <w:pStyle w:val="BodyText"/>
-      </w:pPr>
-      <w:r>
-        <w:t xml:space="preserve">We establish that speech</w:t>
-      </w:r>
-      <w:r>
-        <w:t xml:space="preserve"> </w:t>
-      </w:r>
-      <w:r>
-        <w:t xml:space="preserve">recognition already derives its total and that our own companion study did not. We</w:t>
-      </w:r>
-      <w:r>
-        <w:t xml:space="preserve"> </w:t>
-      </w:r>
-      <w:r>
-        <w:t xml:space="preserve">have not estimated how often the failing configuration occurs in the scaling</w:t>
-      </w:r>
-      <w:r>
-        <w:t xml:space="preserve"> </w:t>
-      </w:r>
-      <w:r>
-        <w:t xml:space="preserve">literature, which is the question a practitioner would most like answered and which</w:t>
-      </w:r>
-      <w:r>
-        <w:t xml:space="preserve"> </w:t>
-      </w:r>
-      <w:r>
-        <w:t xml:space="preserve">needs the survey of FR6.</w:t>
-      </w:r>
-    </w:p>
-    <w:p>
-      <w:pPr>
-        <w:pStyle w:val="BodyText"/>
-      </w:pPr>
-      <w:r>
-        <w:t xml:space="preserve">Ten percent is a defensible default and</w:t>
-      </w:r>
-      <w:r>
-        <w:t xml:space="preserve"> </w:t>
-      </w:r>
-      <w:r>
-        <w:t xml:space="preserve">not a derived quantity; a different tolerance moves the reported breakdown scale</w:t>
-      </w:r>
-      <w:r>
-        <w:t xml:space="preserve"> </w:t>
-      </w:r>
-      <w:r>
-        <w:t xml:space="preserve">though not the verdict.</w:t>
-      </w:r>
-    </w:p>
-    <w:bookmarkEnd w:id="64"/>
-    <w:bookmarkStart w:id="65" w:name="sec:future"/>
-    <w:p>
-      <w:pPr>
-        <w:pStyle w:val="Heading1"/>
-      </w:pPr>
-      <w:r>
-        <w:t xml:space="preserve">Avenues of Future Research</w:t>
-      </w:r>
-    </w:p>
-    <w:p>
-      <w:pPr>
-        <w:pStyle w:val="FirstParagraph"/>
-      </w:pPr>
-      <w:r>
-        <w:t xml:space="preserve">Apply the diagnostic in a domain whose error partition comes from a</w:t>
-      </w:r>
-      <w:r>
-        <w:t xml:space="preserve"> </w:t>
-      </w:r>
-      <w:r>
-        <w:t xml:space="preserve">non-game oracle, such as program execution traces or spreadsheet recalculation,</w:t>
-      </w:r>
-      <w:r>
-        <w:t xml:space="preserve"> </w:t>
-      </w:r>
-      <w:r>
-        <w:t xml:space="preserve">where a checker can say not only that a step is wrong but which constraint it</w:t>
-      </w:r>
-      <w:r>
-        <w:t xml:space="preserve"> </w:t>
-      </w:r>
-      <w:r>
-        <w:t xml:space="preserve">violated, to establish that the empirical demonstration is not an artefact of chess.</w:t>
-      </w:r>
-    </w:p>
-    <w:p>
-      <w:pPr>
-        <w:pStyle w:val="BodyText"/>
-      </w:pPr>
-      <w:r>
-        <w:t xml:space="preserve">Compare admissible links, including the additive-logratio and</w:t>
-      </w:r>
-      <w:r>
-        <w:t xml:space="preserve"> </w:t>
-      </w:r>
-      <w:r>
-        <w:t xml:space="preserve">multinomial-logit families, on their out-of-range behaviour, so that an analyst</w:t>
-      </w:r>
-      <w:r>
-        <w:t xml:space="preserve"> </w:t>
-      </w:r>
-      <w:r>
-        <w:t xml:space="preserve">choosing among them has evidence rather than only the guarantee they share.</w:t>
-      </w:r>
-    </w:p>
-    <w:p>
-      <w:pPr>
-        <w:pStyle w:val="BodyText"/>
-      </w:pPr>
-      <w:r>
-        <w:t xml:space="preserve">Extend the independent replication to a family with more checkpoints, so</w:t>
-      </w:r>
-      <w:r>
-        <w:t xml:space="preserve"> </w:t>
-      </w:r>
-      <w:r>
-        <w:t xml:space="preserve">that admissibility can be tested against exponents estimated with usable precision</w:t>
-      </w:r>
-      <w:r>
-        <w:t xml:space="preserve"> </w:t>
-      </w:r>
-      <w:r>
-        <w:t xml:space="preserve">rather than only in direction.</w:t>
-      </w:r>
-    </w:p>
-    <w:p>
-      <w:pPr>
-        <w:pStyle w:val="BodyText"/>
-      </w:pPr>
-      <w:r>
-        <w:t xml:space="preserve">Characterise precisely which inferences an inconsistent pair voids, by</w:t>
-      </w:r>
-      <w:r>
-        <w:t xml:space="preserve"> </w:t>
-      </w:r>
-      <w:r>
-        <w:t xml:space="preserve">constructing cases where a conclusion depends on in-range residuals alone and</w:t>
-      </w:r>
-      <w:r>
-        <w:t xml:space="preserve"> </w:t>
-      </w:r>
-      <w:r>
-        <w:t xml:space="preserve">confirming it survives, so that the narrow claim of L4 can be stated as a criterion</w:t>
-      </w:r>
-      <w:r>
-        <w:t xml:space="preserve"> </w:t>
-      </w:r>
-      <w:r>
-        <w:t xml:space="preserve">rather than as a caution.</w:t>
-      </w:r>
-    </w:p>
-    <w:p>
-      <w:pPr>
-        <w:pStyle w:val="BodyText"/>
-      </w:pPr>
-      <w:r>
-        <w:t xml:space="preserve">Separate depth from width along a ladder that varies them independently,</w:t>
-      </w:r>
-      <w:r>
-        <w:t xml:space="preserve"> </w:t>
-      </w:r>
-      <w:r>
-        <w:t xml:space="preserve">and determine whether the divergence rate is a property of parameter count or of</w:t>
-      </w:r>
-      <w:r>
-        <w:t xml:space="preserve"> </w:t>
-      </w:r>
-      <w:r>
-        <w:t xml:space="preserve">one of its components.</w:t>
-      </w:r>
-    </w:p>
-    <w:p>
-      <w:pPr>
-        <w:pStyle w:val="BodyText"/>
-      </w:pPr>
-      <w:r>
-        <w:t xml:space="preserve">Derive the corresponding bound for overlapping categories, which would</w:t>
-      </w:r>
-      <w:r>
-        <w:t xml:space="preserve"> </w:t>
-      </w:r>
-      <w:r>
-        <w:t xml:space="preserve">extend the check to severity scales and multi-label failure taxonomies as used in</w:t>
-      </w:r>
-      <w:r>
-        <w:t xml:space="preserve"> </w:t>
-      </w:r>
-      <w:r>
-        <w:t xml:space="preserve">industrial evaluation.</w:t>
-      </w:r>
-    </w:p>
-    <w:p>
-      <w:pPr>
-        <w:pStyle w:val="BodyText"/>
-      </w:pPr>
-      <w:r>
-        <w:t xml:space="preserve">Conduct a survey of published per-category scaling forecasts, applying</w:t>
-      </w:r>
-      <w:r>
-        <w:t xml:space="preserve"> </w:t>
-      </w:r>
-      <w:r>
-        <w:t xml:space="preserve">the diagnostic to their reported coefficients, to estimate how frequently forecasts</w:t>
-      </w:r>
-      <w:r>
-        <w:t xml:space="preserve"> </w:t>
-      </w:r>
-      <w:r>
-        <w:t xml:space="preserve">are read beyond their own breakdown scale.</w:t>
-      </w:r>
-    </w:p>
-    <w:p>
-      <w:pPr>
-        <w:pStyle w:val="BodyText"/>
-      </w:pPr>
-      <w:r>
-        <w:t xml:space="preserve">Study the tolerance itself, relating it to the sampling error of the</w:t>
-      </w:r>
-      <w:r>
-        <w:t xml:space="preserve"> </w:t>
-      </w:r>
-      <w:r>
-        <w:t xml:space="preserve">underlying rate estimates so that the breakdown scale can be reported with a</w:t>
-      </w:r>
-      <w:r>
-        <w:t xml:space="preserve"> </w:t>
-      </w:r>
-      <w:r>
-        <w:t xml:space="preserve">principled rather than a conventional threshold.</w:t>
-      </w:r>
-    </w:p>
-    <w:bookmarkEnd w:id="65"/>
-    <w:bookmarkStart w:id="66" w:name="sec:conclusion"/>
-    <w:p>
-      <w:pPr>
-        <w:pStyle w:val="Heading1"/>
-      </w:pPr>
-      <w:r>
-        <w:t xml:space="preserve">Conclusion</w:t>
-      </w:r>
-    </w:p>
-    <w:p>
-      <w:pPr>
-        <w:pStyle w:val="FirstParagraph"/>
-      </w:pPr>
-      <w:r>
-        <w:t xml:space="preserve">Decomposing a system’s errors and fitting a scaling curve to each category is a</w:t>
-      </w:r>
-      <w:r>
-        <w:t xml:space="preserve"> </w:t>
-      </w:r>
-      <w:r>
-        <w:t xml:space="preserve">reasonable thing to want to do, and the resulting forecast decides where money and</w:t>
-      </w:r>
-      <w:r>
-        <w:t xml:space="preserve"> </w:t>
-      </w:r>
-      <w:r>
-        <w:t xml:space="preserve">attention go. What cannot also be done is to fit the aggregate error rate as a curve</w:t>
-      </w:r>
-      <w:r>
-        <w:t xml:space="preserve"> </w:t>
-      </w:r>
-      <w:r>
-        <w:t xml:space="preserve">of its own, because a sum of power laws with differing exponents is not a power law,</w:t>
-      </w:r>
-      <w:r>
-        <w:t xml:space="preserve"> </w:t>
-      </w:r>
-      <w:r>
-        <w:t xml:space="preserve">and the two reports then contradict each other by a margin that grows without bound.</w:t>
-      </w:r>
-      <w:r>
-        <w:t xml:space="preserve"> </w:t>
-      </w:r>
-      <w:r>
-        <w:t xml:space="preserve">On our measurements the contradiction passed ten percent beyond</w:t>
-      </w:r>
-      <w:r>
-        <w:t xml:space="preserve"> </w:t>
-      </w:r>
-      <w:r>
-        <w:t xml:space="preserve">174M parameters [57M, 635M],</w:t>
-      </w:r>
-      <w:r>
-        <w:t xml:space="preserve"> </w:t>
-      </w:r>
-      <w:r>
-        <w:t xml:space="preserve">and we had read a forecast at one billion. The repair is to derive the total from</w:t>
-      </w:r>
-      <w:r>
-        <w:t xml:space="preserve"> </w:t>
-      </w:r>
-      <w:r>
-        <w:t xml:space="preserve">the parts, which is arithmetic rather than methodology and which speech recognition</w:t>
-      </w:r>
-      <w:r>
-        <w:t xml:space="preserve"> </w:t>
-      </w:r>
-      <w:r>
-        <w:t xml:space="preserve">adopted long ago. Its price is the aggregate exponent, a number that does not</w:t>
-      </w:r>
-      <w:r>
-        <w:t xml:space="preserve"> </w:t>
-      </w:r>
-      <w:r>
-        <w:t xml:space="preserve">survive contact with the constraint: on our data its effective slope moves</w:t>
-      </w:r>
-      <w:r>
-        <w:t xml:space="preserve"> </w:t>
-      </w:r>
-      <w:r>
-        <w:t xml:space="preserve">0.125 between the bottom of our range and one billion parameters.</w:t>
-      </w:r>
-    </w:p>
-    <w:p>
-      <w:pPr>
-        <w:pStyle w:val="BodyText"/>
-      </w:pPr>
-      <w:r>
-        <w:t xml:space="preserve">The finding we would most want carried forward is the one we obtained by being</w:t>
-      </w:r>
-      <w:r>
-        <w:t xml:space="preserve"> </w:t>
-      </w:r>
-      <w:r>
-        <w:t xml:space="preserve">wrong. An inconsistent pair does not merely produce forecasts that are too</w:t>
-      </w:r>
-      <w:r>
-        <w:t xml:space="preserve"> </w:t>
-      </w:r>
-      <w:r>
-        <w:t xml:space="preserve">confident. Where its out-of-range behaviour is fixed by the misspecification rather</w:t>
-      </w:r>
-      <w:r>
-        <w:t xml:space="preserve"> </w:t>
-      </w:r>
-      <w:r>
-        <w:t xml:space="preserve">than by data, that behaviour cannot be evidence for or against anything, so</w:t>
-      </w:r>
-      <w:r>
-        <w:t xml:space="preserve"> </w:t>
-      </w:r>
-      <w:r>
-        <w:t xml:space="preserve">conclusions drawn from it in either direction are void. We found this because a</w:t>
-      </w:r>
-      <w:r>
-        <w:t xml:space="preserve"> </w:t>
-      </w:r>
-      <w:r>
-        <w:t xml:space="preserve">hypothesis we had rejected turned out to have been rejected by nothing. The people this ultimately matters for are not the analysts.</w:t>
-      </w:r>
-      <w:r>
-        <w:t xml:space="preserve"> </w:t>
-      </w:r>
-      <w:r>
-        <w:t xml:space="preserve">They are the users of systems whose known defects were left unrepaired because a</w:t>
-      </w:r>
-      <w:r>
-        <w:t xml:space="preserve"> </w:t>
-      </w:r>
-      <w:r>
-        <w:t xml:space="preserve">forecast said scale would take care of them, and who had no way to ask whether the</w:t>
-      </w:r>
-      <w:r>
-        <w:t xml:space="preserve"> </w:t>
-      </w:r>
-      <w:r>
-        <w:t xml:space="preserve">arithmetic held.</w:t>
-      </w:r>
-    </w:p>
-    <w:bookmarkEnd w:id="66"/>
-    <w:bookmarkStart w:id="85" w:name="declarations"/>
-    <w:p>
-      <w:pPr>
-        <w:pStyle w:val="Heading1"/>
-      </w:pPr>
-      <w:r>
-        <w:t xml:space="preserve">Declarations</w:t>
-      </w:r>
-    </w:p>
-    <w:bookmarkStart w:id="67" w:name="disclosure-statement."/>
-    <w:p>
-      <w:pPr>
-        <w:pStyle w:val="Heading4"/>
-      </w:pPr>
-      <w:r>
-        <w:t xml:space="preserve">Disclosure statement.</w:t>
-      </w:r>
-    </w:p>
-    <w:p>
-      <w:pPr>
-        <w:pStyle w:val="FirstParagraph"/>
-      </w:pPr>
-      <w:r>
-        <w:t xml:space="preserve">Removed for double-anonymous peer review.</w:t>
-      </w:r>
-    </w:p>
-    <w:bookmarkEnd w:id="67"/>
-    <w:bookmarkStart w:id="68" w:name="funding."/>
-    <w:p>
-      <w:pPr>
-        <w:pStyle w:val="Heading4"/>
-      </w:pPr>
-      <w:r>
-        <w:t xml:space="preserve">Funding.</w:t>
-      </w:r>
-    </w:p>
-    <w:p>
-      <w:pPr>
-        <w:pStyle w:val="FirstParagraph"/>
-      </w:pPr>
-      <w:r>
-        <w:t xml:space="preserve">Removed for double-anonymous peer review.</w:t>
-      </w:r>
-    </w:p>
-    <w:bookmarkEnd w:id="68"/>
-    <w:bookmarkStart w:id="69" w:name="data-availability-statement."/>
-    <w:p>
-      <w:pPr>
-        <w:pStyle w:val="Heading4"/>
-      </w:pPr>
-      <w:r>
-        <w:t xml:space="preserve">Data availability statement.</w:t>
-      </w:r>
-    </w:p>
-    <w:p>
-      <w:pPr>
-        <w:pStyle w:val="FirstParagraph"/>
-      </w:pPr>
-      <w:r>
-        <w:t xml:space="preserve">The code, the measurement artefacts, and the generated manuscript sources will be</w:t>
-      </w:r>
-      <w:r>
-        <w:t xml:space="preserve"> </w:t>
-      </w:r>
-      <w:r>
-        <w:t xml:space="preserve">made available upon acceptance.</w:t>
-      </w:r>
-    </w:p>
-    <w:bookmarkEnd w:id="69"/>
-    <w:bookmarkStart w:id="84" w:name="ai-usage-declaration."/>
-    <w:p>
-      <w:pPr>
-        <w:pStyle w:val="Heading4"/>
-      </w:pPr>
-      <w:r>
-        <w:t xml:space="preserve">AI usage declaration.</w:t>
-      </w:r>
-    </w:p>
-    <w:p>
-      <w:pPr>
-        <w:pStyle w:val="FirstParagraph"/>
-      </w:pPr>
-      <w:r>
         <w:t xml:space="preserve">During the preparation of this manuscript the authors used a generative AI tool to</w:t>
       </w:r>
       <w:r>
@@ -6875,8 +6991,8 @@
         <w:t xml:space="preserve">produced entirely by the evaluation pipeline described in the paper.</w:t>
       </w:r>
     </w:p>
-    <w:bookmarkStart w:id="83" w:name="refs"/>
-    <w:bookmarkStart w:id="70" w:name="ref-aitchison1986statistical"/>
+    <w:bookmarkStart w:id="84" w:name="refs"/>
+    <w:bookmarkStart w:id="71" w:name="ref-aitchison1986statistical"/>
     <w:p>
       <w:pPr>
         <w:pStyle w:val="Bibliography"/>
@@ -6898,8 +7014,8 @@
         <w:t xml:space="preserve">. Monographs on Statistics and Applied Probability. Chapman; Hall.</w:t>
       </w:r>
     </w:p>
-    <w:bookmarkEnd w:id="70"/>
-    <w:bookmarkStart w:id="71" w:name="ref-caballero2023broken"/>
+    <w:bookmarkEnd w:id="71"/>
+    <w:bookmarkStart w:id="72" w:name="ref-caballero2023broken"/>
     <w:p>
       <w:pPr>
         <w:pStyle w:val="Bibliography"/>
@@ -6927,8 +7043,8 @@
         <w:t xml:space="preserve">.</w:t>
       </w:r>
     </w:p>
-    <w:bookmarkEnd w:id="71"/>
-    <w:bookmarkStart w:id="73" w:name="ref-gregor2013positioning"/>
+    <w:bookmarkEnd w:id="72"/>
+    <w:bookmarkStart w:id="74" w:name="ref-gregor2013positioning"/>
     <w:p>
       <w:pPr>
         <w:pStyle w:val="Bibliography"/>
@@ -6961,7 +7077,7 @@
       <w:r>
         <w:t xml:space="preserve"> </w:t>
       </w:r>
-      <w:hyperlink r:id="rId72">
+      <w:hyperlink r:id="rId73">
         <w:r>
           <w:rPr>
             <w:rStyle w:val="Hyperlink"/>
@@ -6973,8 +7089,8 @@
         <w:t xml:space="preserve">.</w:t>
       </w:r>
     </w:p>
-    <w:bookmarkEnd w:id="73"/>
-    <w:bookmarkStart w:id="75" w:name="ref-hevner2004design"/>
+    <w:bookmarkEnd w:id="74"/>
+    <w:bookmarkStart w:id="76" w:name="ref-hevner2004design"/>
     <w:p>
       <w:pPr>
         <w:pStyle w:val="Bibliography"/>
@@ -7007,7 +7123,7 @@
       <w:r>
         <w:t xml:space="preserve"> </w:t>
       </w:r>
-      <w:hyperlink r:id="rId74">
+      <w:hyperlink r:id="rId75">
         <w:r>
           <w:rPr>
             <w:rStyle w:val="Hyperlink"/>
@@ -7019,8 +7135,8 @@
         <w:t xml:space="preserve">.</w:t>
       </w:r>
     </w:p>
-    <w:bookmarkEnd w:id="75"/>
-    <w:bookmarkStart w:id="76" w:name="ref-hoffmann2022training"/>
+    <w:bookmarkEnd w:id="76"/>
+    <w:bookmarkStart w:id="77" w:name="ref-hoffmann2022training"/>
     <w:p>
       <w:pPr>
         <w:pStyle w:val="Bibliography"/>
@@ -7051,8 +7167,8 @@
         <w:t xml:space="preserve">.</w:t>
       </w:r>
     </w:p>
-    <w:bookmarkEnd w:id="76"/>
-    <w:bookmarkStart w:id="77" w:name="ref-kaplan2020scaling"/>
+    <w:bookmarkEnd w:id="77"/>
+    <w:bookmarkStart w:id="78" w:name="ref-kaplan2020scaling"/>
     <w:p>
       <w:pPr>
         <w:pStyle w:val="Bibliography"/>
@@ -7080,8 +7196,8 @@
         <w:t xml:space="preserve">.</w:t>
       </w:r>
     </w:p>
-    <w:bookmarkEnd w:id="77"/>
-    <w:bookmarkStart w:id="78" w:name="ref-karvonen2024emergent"/>
+    <w:bookmarkEnd w:id="78"/>
+    <w:bookmarkStart w:id="79" w:name="ref-karvonen2024emergent"/>
     <w:p>
       <w:pPr>
         <w:pStyle w:val="Bibliography"/>
@@ -7104,35 +7220,6 @@
           <w:iCs/>
         </w:rPr>
         <w:t xml:space="preserve">First Conference on Language Modeling (COLM)</w:t>
-      </w:r>
-      <w:r>
-        <w:t xml:space="preserve">.</w:t>
-      </w:r>
-    </w:p>
-    <w:bookmarkEnd w:id="78"/>
-    <w:bookmarkStart w:id="79" w:name="ref-loquacious2025supplementary"/>
-    <w:p>
-      <w:pPr>
-        <w:pStyle w:val="Bibliography"/>
-      </w:pPr>
-      <w:r>
-        <w:t xml:space="preserve">Loquacious Set contributors. 2025.</w:t>
-      </w:r>
-      <w:r>
-        <w:t xml:space="preserve"> </w:t>
-      </w:r>
-      <w:r>
-        <w:t xml:space="preserve">“Supplementary Resources and Analysis for Automatic Speech Recognition Systems Trained on the Loquacious Dataset.”</w:t>
-      </w:r>
-      <w:r>
-        <w:t xml:space="preserve"> </w:t>
-      </w:r>
-      <w:r>
-        <w:rPr>
-          <w:i/>
-          <w:iCs/>
-        </w:rPr>
-        <w:t xml:space="preserve">arXiv Preprint arXiv:2512.17915</w:t>
       </w:r>
       <w:r>
         <w:t xml:space="preserve">.</w:t>
@@ -7185,7 +7272,36 @@
       </w:r>
     </w:p>
     <w:bookmarkEnd w:id="81"/>
-    <w:bookmarkStart w:id="82" w:name="ref-schaeffer2023emergent"/>
+    <w:bookmarkStart w:id="82" w:name="ref-amit2025loquacious"/>
+    <w:p>
+      <w:pPr>
+        <w:pStyle w:val="Bibliography"/>
+      </w:pPr>
+      <w:r>
+        <w:t xml:space="preserve">Rossenbach, Nick, Robin Schmitt, Tina Raissi, Simon Berger, Larissa Kleppel, and Ralf Schlüter. 2025.</w:t>
+      </w:r>
+      <w:r>
+        <w:t xml:space="preserve"> </w:t>
+      </w:r>
+      <w:r>
+        <w:t xml:space="preserve">“Supplementary Resources and Analysis for Automatic Speech Recognition Systems Trained on the Loquacious Dataset.”</w:t>
+      </w:r>
+      <w:r>
+        <w:t xml:space="preserve"> </w:t>
+      </w:r>
+      <w:r>
+        <w:rPr>
+          <w:i/>
+          <w:iCs/>
+        </w:rPr>
+        <w:t xml:space="preserve">arXiv Preprint arXiv:2512.17915</w:t>
+      </w:r>
+      <w:r>
+        <w:t xml:space="preserve">.</w:t>
+      </w:r>
+    </w:p>
+    <w:bookmarkEnd w:id="82"/>
+    <w:bookmarkStart w:id="83" w:name="ref-schaeffer2023emergent"/>
     <w:p>
       <w:pPr>
         <w:pStyle w:val="Bibliography"/>
@@ -7213,10 +7329,10 @@
         <w:t xml:space="preserve">.</w:t>
       </w:r>
     </w:p>
-    <w:bookmarkEnd w:id="82"/>
     <w:bookmarkEnd w:id="83"/>
     <w:bookmarkEnd w:id="84"/>
     <w:bookmarkEnd w:id="85"/>
+    <w:bookmarkEnd w:id="86"/>
     <w:sectPr>
       <w:footnotePr>
         <w:numRestart w:val="eachSect"/>

--- a/build_dsr/InadmissibleScalingForecasts_anon.docx
+++ b/build_dsr/InadmissibleScalingForecasts_anon.docx
@@ -2172,31 +2172,89 @@
         <w:pStyle w:val="FirstParagraph"/>
       </w:pPr>
       <w:r>
-        <w:t xml:space="preserve">It is worth being precise about where the error lies, because the natural first</w:t>
-      </w:r>
-      <w:r>
-        <w:t xml:space="preserve"> </w:t>
-      </w:r>
-      <w:r>
-        <w:t xml:space="preserve">reading is that the category fits are at fault and they are not. A sum of power laws</w:t>
-      </w:r>
-      <w:r>
-        <w:t xml:space="preserve"> </w:t>
-      </w:r>
-      <w:r>
-        <w:t xml:space="preserve">with distinct exponents is not a power law. The categories may each be perfectly</w:t>
-      </w:r>
-      <w:r>
-        <w:t xml:space="preserve"> </w:t>
-      </w:r>
-      <w:r>
-        <w:t xml:space="preserve">well specified; what cannot be sustained is the additional claim that their total is</w:t>
-      </w:r>
-      <w:r>
-        <w:t xml:space="preserve"> </w:t>
-      </w:r>
-      <w:r>
-        <w:t xml:space="preserve">also a power law. The misspecified object is the aggregate.</w:t>
+        <w:t xml:space="preserve">It is worth being precise about where the error lies. A sum of power laws with</w:t>
+      </w:r>
+      <w:r>
+        <w:t xml:space="preserve"> </w:t>
+      </w:r>
+      <w:r>
+        <w:t xml:space="preserve">distinct exponents is not a power law, so a decomposition and a separately fitted</w:t>
+      </w:r>
+      <w:r>
+        <w:t xml:space="preserve"> </w:t>
+      </w:r>
+      <w:r>
+        <w:t xml:space="preserve">aggregate cannot both be correct specifications, and the aggregate is the term that</w:t>
+      </w:r>
+      <w:r>
+        <w:t xml:space="preserve"> </w:t>
+      </w:r>
+      <w:r>
+        <w:t xml:space="preserve">has to give way. This holds as a matter of arithmetic whatever the categories are</w:t>
+      </w:r>
+      <w:r>
+        <w:t xml:space="preserve"> </w:t>
+      </w:r>
+      <w:r>
+        <w:t xml:space="preserve">doing, which is what makes it a condition rather than an empirical claim.</w:t>
+      </w:r>
+    </w:p>
+    <w:p>
+      <w:pPr>
+        <w:pStyle w:val="BodyText"/>
+      </w:pPr>
+      <w:r>
+        <w:t xml:space="preserve">We resist the stronger statement that the categories are each well specified and</w:t>
+      </w:r>
+      <w:r>
+        <w:t xml:space="preserve"> </w:t>
+      </w:r>
+      <w:r>
+        <w:t xml:space="preserve">only their total is not. On our data that is false, and Section </w:t>
+      </w:r>
+      <w:hyperlink w:anchor="sec:eval">
+        <w:r>
+          <w:rPr>
+            <w:rStyle w:val="Hyperlink"/>
+          </w:rPr>
+          <w:t xml:space="preserve">7</w:t>
+        </w:r>
+      </w:hyperlink>
+      <w:r>
+        <w:t xml:space="preserve"> </w:t>
+      </w:r>
+      <w:r>
+        <w:t xml:space="preserve">reports it: one of the 5 categories is itself detectably curved</w:t>
+      </w:r>
+      <w:r>
+        <w:t xml:space="preserve"> </w:t>
+      </w:r>
+      <w:r>
+        <w:t xml:space="preserve">in log-log, and it is the shallowest one, the category that dominates the total at</w:t>
+      </w:r>
+      <w:r>
+        <w:t xml:space="preserve"> </w:t>
+      </w:r>
+      <w:r>
+        <w:t xml:space="preserve">scale. The defensible claim is therefore the weaker one, in two parts. Even if every</w:t>
+      </w:r>
+      <w:r>
+        <w:t xml:space="preserve"> </w:t>
+      </w:r>
+      <w:r>
+        <w:t xml:space="preserve">category were an exact power law, the aggregate could not be. And in practice the</w:t>
+      </w:r>
+      <w:r>
+        <w:t xml:space="preserve"> </w:t>
+      </w:r>
+      <w:r>
+        <w:t xml:space="preserve">categories are not exact power laws either, which makes a single fitted aggregate</w:t>
+      </w:r>
+      <w:r>
+        <w:t xml:space="preserve"> </w:t>
+      </w:r>
+      <w:r>
+        <w:t xml:space="preserve">exponent worse rather than better than the condition alone implies.</w:t>
       </w:r>
     </w:p>
     <w:p>
@@ -4255,7 +4313,7 @@
       </w:r>
     </w:p>
     <w:bookmarkEnd w:id="38"/>
-    <w:bookmarkStart w:id="54" w:name="sec:eval"/>
+    <w:bookmarkStart w:id="55" w:name="sec:eval"/>
     <w:p>
       <w:pPr>
         <w:pStyle w:val="Heading1"/>
@@ -4835,52 +4893,201 @@
         <w:t xml:space="preserve"> </w:t>
       </w:r>
       <w:r>
-        <w:t xml:space="preserve">12-fold span. This is the direct evidence for the paper’s thesis</w:t>
-      </w:r>
-      <w:r>
-        <w:t xml:space="preserve"> </w:t>
-      </w:r>
-      <w:r>
-        <w:t xml:space="preserve">and it does not depend on any extrapolation. One honest asymmetry is worth recording:</w:t>
-      </w:r>
-      <w:r>
-        <w:t xml:space="preserve"> </w:t>
-      </w:r>
-      <w:r>
-        <w:t xml:space="preserve">the curvature the category curves imply is +0.0146, smaller than the</w:t>
-      </w:r>
-      <w:r>
-        <w:t xml:space="preserve"> </w:t>
-      </w:r>
-      <w:r>
-        <w:t xml:space="preserve">+0.0403 actually measured, so the aggregate bends more than the decomposition</w:t>
-      </w:r>
-      <w:r>
-        <w:t xml:space="preserve"> </w:t>
-      </w:r>
-      <w:r>
-        <w:t xml:space="preserve">predicts. The direction agrees and the magnitude does not, which means the</w:t>
-      </w:r>
-      <w:r>
-        <w:t xml:space="preserve"> </w:t>
-      </w:r>
-      <w:r>
-        <w:t xml:space="preserve">decomposition understates how badly a single exponent describes the total rather than</w:t>
-      </w:r>
-      <w:r>
-        <w:t xml:space="preserve"> </w:t>
-      </w:r>
-      <w:r>
-        <w:t xml:space="preserve">manufacturing the effect.</w:t>
+        <w:t xml:space="preserve">12-fold span, with no extrapolation involved.</w:t>
       </w:r>
     </w:p>
     <w:bookmarkEnd w:id="42"/>
-    <w:bookmarkStart w:id="43" w:name="do-the-two-consistent-forms-differ"/>
+    <w:bookmarkStart w:id="43" w:name="Xd50ca4d47f15543cd01426d84e3788236b50673"/>
     <w:p>
       <w:pPr>
         <w:pStyle w:val="Heading4"/>
       </w:pPr>
       <w:r>
+        <w:t xml:space="preserve">Where that curvature comes from, and what it costs the argument.</w:t>
+      </w:r>
+    </w:p>
+    <w:p>
+      <w:pPr>
+        <w:pStyle w:val="FirstParagraph"/>
+      </w:pPr>
+      <w:r>
+        <w:t xml:space="preserve">If every category were an exact power law, the curvature the aggregate must show</w:t>
+      </w:r>
+      <w:r>
+        <w:t xml:space="preserve"> </w:t>
+      </w:r>
+      <w:r>
+        <w:t xml:space="preserve">would be fixed by the category coefficients alone. That implied value is</w:t>
+      </w:r>
+      <w:r>
+        <w:t xml:space="preserve"> </w:t>
+      </w:r>
+      <w:r>
+        <w:t xml:space="preserve">+0.0146 [+0.0087, +0.0257], against a</w:t>
+      </w:r>
+      <w:r>
+        <w:t xml:space="preserve"> </w:t>
+      </w:r>
+      <w:r>
+        <w:t xml:space="preserve">measured +0.0403. The total bends more than the decomposition can</w:t>
+      </w:r>
+      <w:r>
+        <w:t xml:space="preserve"> </w:t>
+      </w:r>
+      <w:r>
+        <w:t xml:space="preserve">produce, and the measured value lies outside the implied interval.</w:t>
+      </w:r>
+    </w:p>
+    <w:p>
+      <w:pPr>
+        <w:pStyle w:val="BodyText"/>
+      </w:pPr>
+      <w:r>
+        <w:t xml:space="preserve">We report the paired test rather than that comparison, because both quantities come</w:t>
+      </w:r>
+      <w:r>
+        <w:t xml:space="preserve"> </w:t>
+      </w:r>
+      <w:r>
+        <w:t xml:space="preserve">from the same eighteen runs. Refitting both on each rung resample, the gap is</w:t>
+      </w:r>
+      <w:r>
+        <w:t xml:space="preserve"> </w:t>
+      </w:r>
+      <w:r>
+        <w:t xml:space="preserve">+0.0257 [-0.0007, +0.0508], positive in</w:t>
+      </w:r>
+      <w:r>
+        <w:t xml:space="preserve"> </w:t>
+      </w:r>
+      <w:r>
+        <w:t xml:space="preserve">97% of resamples but with an interval that includes zero by a</w:t>
+      </w:r>
+      <w:r>
+        <w:t xml:space="preserve"> </w:t>
+      </w:r>
+      <w:r>
+        <w:t xml:space="preserve">narrow margin. On that test alone we could not claim the excess is established.</w:t>
+      </w:r>
+    </w:p>
+    <w:p>
+      <w:pPr>
+        <w:pStyle w:val="BodyText"/>
+      </w:pPr>
+      <w:r>
+        <w:t xml:space="preserve">The category fits settle it. Fitting each category quadratically,</w:t>
+      </w:r>
+      <w:r>
+        <w:t xml:space="preserve"> </w:t>
+      </w:r>
+      <w:r>
+        <w:t xml:space="preserve">1 of 5 shows curvature whose interval</w:t>
+      </w:r>
+      <w:r>
+        <w:t xml:space="preserve"> </w:t>
+      </w:r>
+      <w:r>
+        <w:t xml:space="preserve">excludes zero: the check category, at +0.0379</w:t>
+      </w:r>
+      <w:r>
+        <w:t xml:space="preserve"> </w:t>
+      </w:r>
+      <w:r>
+        <w:t xml:space="preserve">[+0.0069, +0.0697]. That is the shallowest category and</w:t>
+      </w:r>
+      <w:r>
+        <w:t xml:space="preserve"> </w:t>
+      </w:r>
+      <w:r>
+        <w:t xml:space="preserve">therefore the one that dominates the total at scale, so the aggregate inheriting</w:t>
+      </w:r>
+      <w:r>
+        <w:t xml:space="preserve"> </w:t>
+      </w:r>
+      <w:r>
+        <w:t xml:space="preserve">extra curvature from it is exactly what one would expect.</w:t>
+      </w:r>
+    </w:p>
+    <w:p>
+      <w:pPr>
+        <w:pStyle w:val="BodyText"/>
+      </w:pPr>
+      <w:r>
+        <w:t xml:space="preserve">This costs the paper its stronger reading and we would rather say so than let a</w:t>
+      </w:r>
+      <w:r>
+        <w:t xml:space="preserve"> </w:t>
+      </w:r>
+      <w:r>
+        <w:t xml:space="preserve">reader find it. We cannot claim the categories are well specified and only their</w:t>
+      </w:r>
+      <w:r>
+        <w:t xml:space="preserve"> </w:t>
+      </w:r>
+      <w:r>
+        <w:t xml:space="preserve">total is not. What survives is the two-part claim of Section </w:t>
+      </w:r>
+      <w:hyperlink w:anchor="sec:design">
+        <w:r>
+          <w:rPr>
+            <w:rStyle w:val="Hyperlink"/>
+          </w:rPr>
+          <w:t xml:space="preserve">3</w:t>
+        </w:r>
+      </w:hyperlink>
+      <w:r>
+        <w:t xml:space="preserve">: the</w:t>
+      </w:r>
+      <w:r>
+        <w:t xml:space="preserve"> </w:t>
+      </w:r>
+      <w:r>
+        <w:t xml:space="preserve">arithmetic says that even exact category power laws cannot have a power-law total,</w:t>
+      </w:r>
+      <w:r>
+        <w:t xml:space="preserve"> </w:t>
+      </w:r>
+      <w:r>
+        <w:t xml:space="preserve">and the data say the categories are not exact power laws either. Both point the same</w:t>
+      </w:r>
+      <w:r>
+        <w:t xml:space="preserve"> </w:t>
+      </w:r>
+      <w:r>
+        <w:t xml:space="preserve">way, and the second makes a single fitted aggregate exponent a worse summary rather</w:t>
+      </w:r>
+      <w:r>
+        <w:t xml:space="preserve"> </w:t>
+      </w:r>
+      <w:r>
+        <w:t xml:space="preserve">than a better one. It also means the check category’s own exponent, which our</w:t>
+      </w:r>
+      <w:r>
+        <w:t xml:space="preserve"> </w:t>
+      </w:r>
+      <w:r>
+        <w:t xml:space="preserve">companion study reports as the quantity that does not fall with scale, is itself a</w:t>
+      </w:r>
+      <w:r>
+        <w:t xml:space="preserve"> </w:t>
+      </w:r>
+      <w:r>
+        <w:t xml:space="preserve">local slope; that does not affect its sign or the ordering that study reports, but a</w:t>
+      </w:r>
+      <w:r>
+        <w:t xml:space="preserve"> </w:t>
+      </w:r>
+      <w:r>
+        <w:t xml:space="preserve">reader extrapolating it should know it bends.</w:t>
+      </w:r>
+    </w:p>
+    <w:bookmarkEnd w:id="43"/>
+    <w:bookmarkStart w:id="44" w:name="do-the-two-consistent-forms-differ"/>
+    <w:p>
+      <w:pPr>
+        <w:pStyle w:val="Heading4"/>
+      </w:pPr>
+      <w:r>
         <w:t xml:space="preserve">Do the two consistent forms differ?</w:t>
       </w:r>
     </w:p>
@@ -4984,8 +5191,8 @@
         <w:t xml:space="preserve">something the categories contradict.</w:t>
       </w:r>
     </w:p>
-    <w:bookmarkEnd w:id="43"/>
-    <w:bookmarkStart w:id="49" w:name="what-the-repair-costs-measured."/>
+    <w:bookmarkEnd w:id="44"/>
+    <w:bookmarkStart w:id="50" w:name="what-the-repair-costs-measured."/>
     <w:p>
       <w:pPr>
         <w:pStyle w:val="Heading4"/>
@@ -5097,7 +5304,7 @@
         <w:t xml:space="preserve">.</w:t>
       </w:r>
     </w:p>
-    <w:bookmarkStart w:id="44" w:name="tab:drift"/>
+    <w:bookmarkStart w:id="45" w:name="tab:drift"/>
     <w:p>
       <w:pPr>
         <w:pStyle w:val="TableCaption"/>
@@ -5381,8 +5588,8 @@
         </w:tc>
       </w:tr>
     </w:tbl>
-    <w:bookmarkEnd w:id="44"/>
-    <w:bookmarkStart w:id="48" w:name="fig:derived"/>
+    <w:bookmarkEnd w:id="45"/>
+    <w:bookmarkStart w:id="49" w:name="fig:derived"/>
     <w:p>
       <w:pPr>
         <w:pStyle w:val="CaptionedFigure"/>
@@ -5392,18 +5599,18 @@
           <wp:inline>
             <wp:extent cx="5334000" cy="1993102"/>
             <wp:effectExtent b="0" l="0" r="0" t="0"/>
-            <wp:docPr descr="" title="" id="46" name="Picture"/>
+            <wp:docPr descr="" title="" id="47" name="Picture"/>
             <a:graphic>
               <a:graphicData uri="http://schemas.openxmlformats.org/drawingml/2006/picture">
                 <pic:pic>
                   <pic:nvPicPr>
-                    <pic:cNvPr descr="derived_vs_fitted.pdf" id="47" name="Picture"/>
+                    <pic:cNvPr descr="derived_vs_fitted.pdf" id="48" name="Picture"/>
                     <pic:cNvPicPr>
                       <a:picLocks noChangeArrowheads="1" noChangeAspect="1"/>
                     </pic:cNvPicPr>
                   </pic:nvPicPr>
                   <pic:blipFill>
-                    <a:blip r:embed="rId45"/>
+                    <a:blip r:embed="rId46"/>
                     <a:stretch>
                       <a:fillRect/>
                     </a:stretch>
@@ -5492,9 +5699,9 @@
         <w:t xml:space="preserve">property of the fitted range, not of the system.</w:t>
       </w:r>
     </w:p>
-    <w:bookmarkEnd w:id="48"/>
     <w:bookmarkEnd w:id="49"/>
-    <w:bookmarkStart w:id="50" w:name="X082de61a0a1180b942df614558d45d2a0b6cac2"/>
+    <w:bookmarkEnd w:id="50"/>
+    <w:bookmarkStart w:id="51" w:name="X082de61a0a1180b942df614558d45d2a0b6cac2"/>
     <w:p>
       <w:pPr>
         <w:pStyle w:val="Heading4"/>
@@ -5593,8 +5800,8 @@
         <w:t xml:space="preserve">so.</w:t>
       </w:r>
     </w:p>
-    <w:bookmarkEnd w:id="50"/>
-    <w:bookmarkStart w:id="51" w:name="Xba27ad4ce1b0cd00323fe1a12ed6e855595e700"/>
+    <w:bookmarkEnd w:id="51"/>
+    <w:bookmarkStart w:id="52" w:name="Xba27ad4ce1b0cd00323fe1a12ed6e855595e700"/>
     <w:p>
       <w:pPr>
         <w:pStyle w:val="Heading4"/>
@@ -5647,8 +5854,8 @@
         <w:t xml:space="preserve">Fitted linearly in the log, as the categories originally were, it would not.</w:t>
       </w:r>
     </w:p>
-    <w:bookmarkEnd w:id="51"/>
-    <w:bookmarkStart w:id="52" w:name="what-an-inconsistent-pair-invalidates."/>
+    <w:bookmarkEnd w:id="52"/>
+    <w:bookmarkStart w:id="53" w:name="what-an-inconsistent-pair-invalidates."/>
     <w:p>
       <w:pPr>
         <w:pStyle w:val="Heading4"/>
@@ -5795,8 +6002,8 @@
         <w:t xml:space="preserve">across model families, rather than that size transfers and competence does not.</w:t>
       </w:r>
     </w:p>
-    <w:bookmarkEnd w:id="52"/>
-    <w:bookmarkStart w:id="53" w:name="honest-negative-results."/>
+    <w:bookmarkEnd w:id="53"/>
+    <w:bookmarkStart w:id="54" w:name="honest-negative-results."/>
     <w:p>
       <w:pPr>
         <w:pStyle w:val="Heading4"/>
@@ -5861,9 +6068,9 @@
         <w:t xml:space="preserve">rather than the future. Neither appears in our conclusions.</w:t>
       </w:r>
     </w:p>
-    <w:bookmarkEnd w:id="53"/>
     <w:bookmarkEnd w:id="54"/>
-    <w:bookmarkStart w:id="59" w:name="sec:discussion"/>
+    <w:bookmarkEnd w:id="55"/>
+    <w:bookmarkStart w:id="60" w:name="sec:discussion"/>
     <w:p>
       <w:pPr>
         <w:pStyle w:val="Heading1"/>
@@ -5872,7 +6079,7 @@
         <w:t xml:space="preserve">Discussion</w:t>
       </w:r>
     </w:p>
-    <w:bookmarkStart w:id="55" w:name="what-the-integration-buys."/>
+    <w:bookmarkStart w:id="56" w:name="what-the-integration-buys."/>
     <w:p>
       <w:pPr>
         <w:pStyle w:val="Heading4"/>
@@ -5925,8 +6132,8 @@
         <w:t xml:space="preserve">remedy priced at zero is adopted; one that arrives as a warning is filed.</w:t>
       </w:r>
     </w:p>
-    <w:bookmarkEnd w:id="55"/>
-    <w:bookmarkStart w:id="56" w:name="a-design-choice-defence."/>
+    <w:bookmarkEnd w:id="56"/>
+    <w:bookmarkStart w:id="57" w:name="a-design-choice-defence."/>
     <w:p>
       <w:pPr>
         <w:pStyle w:val="Heading4"/>
@@ -5993,8 +6200,8 @@
         <w:t xml:space="preserve">aggregate as the term that must give way, not any particular parameterisation.</w:t>
       </w:r>
     </w:p>
-    <w:bookmarkEnd w:id="56"/>
-    <w:bookmarkStart w:id="57" w:name="Xdf1553734ce39ef9bf1b387fc58892a23b4daec"/>
+    <w:bookmarkEnd w:id="57"/>
+    <w:bookmarkStart w:id="58" w:name="Xdf1553734ce39ef9bf1b387fc58892a23b4daec"/>
     <w:p>
       <w:pPr>
         <w:pStyle w:val="Heading4"/>
@@ -6047,8 +6254,8 @@
         <w:t xml:space="preserve">lives across them.</w:t>
       </w:r>
     </w:p>
-    <w:bookmarkEnd w:id="57"/>
-    <w:bookmarkStart w:id="58" w:name="design-knowledge-contribution."/>
+    <w:bookmarkEnd w:id="58"/>
+    <w:bookmarkStart w:id="59" w:name="design-knowledge-contribution."/>
     <w:p>
       <w:pPr>
         <w:pStyle w:val="Heading4"/>
@@ -6113,9 +6320,9 @@
         <w:t xml:space="preserve">one function call.</w:t>
       </w:r>
     </w:p>
-    <w:bookmarkEnd w:id="58"/>
     <w:bookmarkEnd w:id="59"/>
-    <w:bookmarkStart w:id="64" w:name="sec:implications"/>
+    <w:bookmarkEnd w:id="60"/>
+    <w:bookmarkStart w:id="66" w:name="sec:implications"/>
     <w:p>
       <w:pPr>
         <w:pStyle w:val="Heading1"/>
@@ -6124,7 +6331,7 @@
         <w:t xml:space="preserve">Implications for Individuals, Organisations, and Society</w:t>
       </w:r>
     </w:p>
-    <w:bookmarkStart w:id="60" w:name="X5607ec1ed445a25589bfe2325c0480f28f41d38"/>
+    <w:bookmarkStart w:id="61" w:name="X5607ec1ed445a25589bfe2325c0480f28f41d38"/>
     <w:p>
       <w:pPr>
         <w:pStyle w:val="Heading4"/>
@@ -6177,13 +6384,207 @@
         <w:t xml:space="preserve">an advocate or a regulator something concrete to ask for.</w:t>
       </w:r>
     </w:p>
-    <w:bookmarkEnd w:id="60"/>
-    <w:bookmarkStart w:id="61" w:name="for-managers-and-organisations."/>
+    <w:bookmarkEnd w:id="61"/>
+    <w:bookmarkStart w:id="62" w:name="a-worked-procurement-check."/>
     <w:p>
       <w:pPr>
         <w:pStyle w:val="Heading4"/>
       </w:pPr>
       <w:r>
+        <w:t xml:space="preserve">A worked procurement check.</w:t>
+      </w:r>
+    </w:p>
+    <w:p>
+      <w:pPr>
+        <w:pStyle w:val="FirstParagraph"/>
+      </w:pPr>
+      <w:r>
+        <w:t xml:space="preserve">The artifact is meant to be used by someone deciding whether to sign, so we set out</w:t>
+      </w:r>
+      <w:r>
+        <w:t xml:space="preserve"> </w:t>
+      </w:r>
+      <w:r>
+        <w:t xml:space="preserve">what that looks like with the numbers a buyer would actually hold. Suppose a</w:t>
+      </w:r>
+      <w:r>
+        <w:t xml:space="preserve"> </w:t>
+      </w:r>
+      <w:r>
+        <w:t xml:space="preserve">supplier of a document-processing service argues against funding a mitigation</w:t>
+      </w:r>
+      <w:r>
+        <w:t xml:space="preserve"> </w:t>
+      </w:r>
+      <w:r>
+        <w:t xml:space="preserve">programme on the grounds that the error class in question is on a steep curve. The</w:t>
+      </w:r>
+      <w:r>
+        <w:t xml:space="preserve"> </w:t>
+      </w:r>
+      <w:r>
+        <w:t xml:space="preserve">buyer asks for one thing: the fitted coefficients behind that claim, an exponent and</w:t>
+      </w:r>
+      <w:r>
+        <w:t xml:space="preserve"> </w:t>
+      </w:r>
+      <w:r>
+        <w:t xml:space="preserve">an intercept for each error class and for the overall error rate, together with the</w:t>
+      </w:r>
+      <w:r>
+        <w:t xml:space="preserve"> </w:t>
+      </w:r>
+      <w:r>
+        <w:t xml:space="preserve">range of model sizes they were fitted on. These are not proprietary; they are what</w:t>
+      </w:r>
+      <w:r>
+        <w:t xml:space="preserve"> </w:t>
+      </w:r>
+      <w:r>
+        <w:t xml:space="preserve">the supplier’s own analyst already computed, and a supplier unwilling to provide</w:t>
+      </w:r>
+      <w:r>
+        <w:t xml:space="preserve"> </w:t>
+      </w:r>
+      <w:r>
+        <w:t xml:space="preserve">them has answered a different question.</w:t>
+      </w:r>
+    </w:p>
+    <w:p>
+      <w:pPr>
+        <w:pStyle w:val="BodyText"/>
+      </w:pPr>
+      <w:r>
+        <w:t xml:space="preserve">Running the check on our own ladder’s coefficients, which stand here for the</w:t>
+      </w:r>
+      <w:r>
+        <w:t xml:space="preserve"> </w:t>
+      </w:r>
+      <w:r>
+        <w:t xml:space="preserve">supplier’s, returns: largest class exponent</w:t>
+      </w:r>
+      <w:r>
+        <w:t xml:space="preserve"> </w:t>
+      </w:r>
+      <m:oMath>
+        <m:r>
+          <m:rPr>
+            <m:sty m:val="p"/>
+          </m:rPr>
+          <m:t>−</m:t>
+        </m:r>
+      </m:oMath>
+      <w:r>
+        <w:t xml:space="preserve">0.112 against an overall</w:t>
+      </w:r>
+      <w:r>
+        <w:t xml:space="preserve"> </w:t>
+      </w:r>
+      <w:r>
+        <w:t xml:space="preserve">exponent of</w:t>
+      </w:r>
+      <w:r>
+        <w:t xml:space="preserve"> </w:t>
+      </w:r>
+      <m:oMath>
+        <m:r>
+          <m:rPr>
+            <m:sty m:val="p"/>
+          </m:rPr>
+          <m:t>−</m:t>
+        </m:r>
+      </m:oMath>
+      <w:r>
+        <w:t xml:space="preserve">0.267, so the classes outgrow the total they belong to,</w:t>
+      </w:r>
+      <w:r>
+        <w:t xml:space="preserve"> </w:t>
+      </w:r>
+      <w:r>
+        <w:t xml:space="preserve">and a threshold of 174M parameters</w:t>
+      </w:r>
+      <w:r>
+        <w:t xml:space="preserve"> </w:t>
+      </w:r>
+      <w:r>
+        <w:t xml:space="preserve">[57M, 635M] past which the two reports</w:t>
+      </w:r>
+      <w:r>
+        <w:t xml:space="preserve"> </w:t>
+      </w:r>
+      <w:r>
+        <w:t xml:space="preserve">contradict each other by more than a tenth. The buyer compares that threshold with</w:t>
+      </w:r>
+      <w:r>
+        <w:t xml:space="preserve"> </w:t>
+      </w:r>
+      <w:r>
+        <w:t xml:space="preserve">the scale the supplier’s roadmap actually invokes. If the roadmap points at a model</w:t>
+      </w:r>
+      <w:r>
+        <w:t xml:space="preserve"> </w:t>
+      </w:r>
+      <w:r>
+        <w:t xml:space="preserve">ten times larger than the threshold, as ours did, the claim being made is not</w:t>
+      </w:r>
+      <w:r>
+        <w:t xml:space="preserve"> </w:t>
+      </w:r>
+      <w:r>
+        <w:t xml:space="preserve">supported by the analysis behind it, and the right response is not to reject the</w:t>
+      </w:r>
+      <w:r>
+        <w:t xml:space="preserve"> </w:t>
+      </w:r>
+      <w:r>
+        <w:t xml:space="preserve">supplier but to ask for the forecast restated up to the threshold, or restated with</w:t>
+      </w:r>
+      <w:r>
+        <w:t xml:space="preserve"> </w:t>
+      </w:r>
+      <w:r>
+        <w:t xml:space="preserve">the total derived rather than fitted. Both are cheap for the supplier to produce,</w:t>
+      </w:r>
+      <w:r>
+        <w:t xml:space="preserve"> </w:t>
+      </w:r>
+      <w:r>
+        <w:t xml:space="preserve">which is what makes the request reasonable to put in a contract schedule.</w:t>
+      </w:r>
+    </w:p>
+    <w:p>
+      <w:pPr>
+        <w:pStyle w:val="BodyText"/>
+      </w:pPr>
+      <w:r>
+        <w:t xml:space="preserve">Two things make this usable rather than aspirational. It needs no access to weights,</w:t>
+      </w:r>
+      <w:r>
+        <w:t xml:space="preserve"> </w:t>
+      </w:r>
+      <w:r>
+        <w:t xml:space="preserve">data, or evaluation harness, so it survives a supplier’s confidentiality position.</w:t>
+      </w:r>
+      <w:r>
+        <w:t xml:space="preserve"> </w:t>
+      </w:r>
+      <w:r>
+        <w:t xml:space="preserve">And it produces a dated artefact, the coefficients and the threshold, that an</w:t>
+      </w:r>
+      <w:r>
+        <w:t xml:space="preserve"> </w:t>
+      </w:r>
+      <w:r>
+        <w:t xml:space="preserve">internal auditor can read later without reconstructing anyone’s reasoning.</w:t>
+      </w:r>
+    </w:p>
+    <w:bookmarkEnd w:id="62"/>
+    <w:bookmarkStart w:id="63" w:name="for-managers-and-organisations."/>
+    <w:p>
+      <w:pPr>
+        <w:pStyle w:val="Heading4"/>
+      </w:pPr>
+      <w:r>
         <w:t xml:space="preserve">For managers and organisations.</w:t>
       </w:r>
     </w:p>
@@ -6255,8 +6656,8 @@
         <w:t xml:space="preserve">a cost, and it should not rest on arithmetic nobody checked.</w:t>
       </w:r>
     </w:p>
-    <w:bookmarkEnd w:id="61"/>
-    <w:bookmarkStart w:id="62" w:name="strategic-implications."/>
+    <w:bookmarkEnd w:id="63"/>
+    <w:bookmarkStart w:id="64" w:name="strategic-implications."/>
     <w:p>
       <w:pPr>
         <w:pStyle w:val="Heading4"/>
@@ -6309,8 +6710,8 @@
         <w:t xml:space="preserve">analysis properly.</w:t>
       </w:r>
     </w:p>
-    <w:bookmarkEnd w:id="62"/>
-    <w:bookmarkStart w:id="63" w:name="for-society-and-digital-equity."/>
+    <w:bookmarkEnd w:id="64"/>
+    <w:bookmarkStart w:id="65" w:name="for-society-and-digital-equity."/>
     <w:p>
       <w:pPr>
         <w:pStyle w:val="Heading4"/>
@@ -6357,9 +6758,9 @@
         <w:t xml:space="preserve">question of whether a forecast is entitled to the numbers it reports.</w:t>
       </w:r>
     </w:p>
-    <w:bookmarkEnd w:id="63"/>
-    <w:bookmarkEnd w:id="64"/>
-    <w:bookmarkStart w:id="65" w:name="sec:limits"/>
+    <w:bookmarkEnd w:id="65"/>
+    <w:bookmarkEnd w:id="66"/>
+    <w:bookmarkStart w:id="67" w:name="sec:limits"/>
     <w:p>
       <w:pPr>
         <w:pStyle w:val="Heading1"/>
@@ -6399,6 +6800,38 @@
         <w:pStyle w:val="BodyText"/>
       </w:pPr>
       <w:r>
+        <w:t xml:space="preserve">One of</w:t>
+      </w:r>
+      <w:r>
+        <w:t xml:space="preserve"> </w:t>
+      </w:r>
+      <w:r>
+        <w:t xml:space="preserve">5 shows detectable log-log curvature, so the paper’s condition</w:t>
+      </w:r>
+      <w:r>
+        <w:t xml:space="preserve"> </w:t>
+      </w:r>
+      <w:r>
+        <w:t xml:space="preserve">is what survives rather than a claim that only the aggregate is misspecified. A</w:t>
+      </w:r>
+      <w:r>
+        <w:t xml:space="preserve"> </w:t>
+      </w:r>
+      <w:r>
+        <w:t xml:space="preserve">fuller treatment would model every level with a form that admits curvature, which</w:t>
+      </w:r>
+      <w:r>
+        <w:t xml:space="preserve"> </w:t>
+      </w:r>
+      <w:r>
+        <w:t xml:space="preserve">would change the coefficients while leaving the condition untouched.</w:t>
+      </w:r>
+    </w:p>
+    <w:p>
+      <w:pPr>
+        <w:pStyle w:val="BodyText"/>
+      </w:pPr>
+      <w:r>
         <w:t xml:space="preserve">The derived total is arithmetically</w:t>
       </w:r>
       <w:r>
@@ -6552,8 +6985,8 @@
         <w:t xml:space="preserve">though not the verdict.</w:t>
       </w:r>
     </w:p>
-    <w:bookmarkEnd w:id="65"/>
-    <w:bookmarkStart w:id="66" w:name="sec:future"/>
+    <w:bookmarkEnd w:id="67"/>
+    <w:bookmarkStart w:id="68" w:name="sec:future"/>
     <w:p>
       <w:pPr>
         <w:pStyle w:val="Heading1"/>
@@ -6593,6 +7026,32 @@
         <w:pStyle w:val="BodyText"/>
       </w:pPr>
       <w:r>
+        <w:t xml:space="preserve">Refit every level of the decomposition with a form that admits</w:t>
+      </w:r>
+      <w:r>
+        <w:t xml:space="preserve"> </w:t>
+      </w:r>
+      <w:r>
+        <w:t xml:space="preserve">curvature, such as a broken or multi-term law, and establish whether the consistency</w:t>
+      </w:r>
+      <w:r>
+        <w:t xml:space="preserve"> </w:t>
+      </w:r>
+      <w:r>
+        <w:t xml:space="preserve">condition has an analogue once neither the parts nor the whole are power laws, which</w:t>
+      </w:r>
+      <w:r>
+        <w:t xml:space="preserve"> </w:t>
+      </w:r>
+      <w:r>
+        <w:t xml:space="preserve">we expect it does but have not derived.</w:t>
+      </w:r>
+    </w:p>
+    <w:p>
+      <w:pPr>
+        <w:pStyle w:val="BodyText"/>
+      </w:pPr>
+      <w:r>
         <w:t xml:space="preserve">Compare the estimation losses rather than the links, since the derived</w:t>
       </w:r>
       <w:r>
@@ -6740,8 +7199,8 @@
         <w:t xml:space="preserve">principled rather than a conventional threshold.</w:t>
       </w:r>
     </w:p>
-    <w:bookmarkEnd w:id="66"/>
-    <w:bookmarkStart w:id="67" w:name="sec:conclusion"/>
+    <w:bookmarkEnd w:id="68"/>
+    <w:bookmarkStart w:id="69" w:name="sec:conclusion"/>
     <w:p>
       <w:pPr>
         <w:pStyle w:val="Heading1"/>
@@ -6880,8 +7339,8 @@
         <w:t xml:space="preserve">arithmetic held.</w:t>
       </w:r>
     </w:p>
-    <w:bookmarkEnd w:id="67"/>
-    <w:bookmarkStart w:id="86" w:name="declarations"/>
+    <w:bookmarkEnd w:id="69"/>
+    <w:bookmarkStart w:id="88" w:name="declarations"/>
     <w:p>
       <w:pPr>
         <w:pStyle w:val="Heading1"/>
@@ -6890,7 +7349,7 @@
         <w:t xml:space="preserve">Declarations</w:t>
       </w:r>
     </w:p>
-    <w:bookmarkStart w:id="68" w:name="disclosure-statement."/>
+    <w:bookmarkStart w:id="70" w:name="disclosure-statement."/>
     <w:p>
       <w:pPr>
         <w:pStyle w:val="Heading4"/>
@@ -6907,8 +7366,8 @@
         <w:t xml:space="preserve">Removed for double-anonymous peer review.</w:t>
       </w:r>
     </w:p>
-    <w:bookmarkEnd w:id="68"/>
-    <w:bookmarkStart w:id="69" w:name="funding."/>
+    <w:bookmarkEnd w:id="70"/>
+    <w:bookmarkStart w:id="71" w:name="funding."/>
     <w:p>
       <w:pPr>
         <w:pStyle w:val="Heading4"/>
@@ -6925,8 +7384,8 @@
         <w:t xml:space="preserve">Removed for double-anonymous peer review.</w:t>
       </w:r>
     </w:p>
-    <w:bookmarkEnd w:id="69"/>
-    <w:bookmarkStart w:id="70" w:name="data-availability-statement."/>
+    <w:bookmarkEnd w:id="71"/>
+    <w:bookmarkStart w:id="72" w:name="data-availability-statement."/>
     <w:p>
       <w:pPr>
         <w:pStyle w:val="Heading4"/>
@@ -6949,8 +7408,8 @@
         <w:t xml:space="preserve">made available upon acceptance.</w:t>
       </w:r>
     </w:p>
-    <w:bookmarkEnd w:id="70"/>
-    <w:bookmarkStart w:id="85" w:name="ai-usage-declaration."/>
+    <w:bookmarkEnd w:id="72"/>
+    <w:bookmarkStart w:id="87" w:name="ai-usage-declaration."/>
     <w:p>
       <w:pPr>
         <w:pStyle w:val="Heading4"/>
@@ -6991,8 +7450,8 @@
         <w:t xml:space="preserve">produced entirely by the evaluation pipeline described in the paper.</w:t>
       </w:r>
     </w:p>
-    <w:bookmarkStart w:id="84" w:name="refs"/>
-    <w:bookmarkStart w:id="71" w:name="ref-aitchison1986statistical"/>
+    <w:bookmarkStart w:id="86" w:name="refs"/>
+    <w:bookmarkStart w:id="73" w:name="ref-aitchison1986statistical"/>
     <w:p>
       <w:pPr>
         <w:pStyle w:val="Bibliography"/>
@@ -7014,8 +7473,8 @@
         <w:t xml:space="preserve">. Monographs on Statistics and Applied Probability. Chapman; Hall.</w:t>
       </w:r>
     </w:p>
-    <w:bookmarkEnd w:id="71"/>
-    <w:bookmarkStart w:id="72" w:name="ref-caballero2023broken"/>
+    <w:bookmarkEnd w:id="73"/>
+    <w:bookmarkStart w:id="74" w:name="ref-caballero2023broken"/>
     <w:p>
       <w:pPr>
         <w:pStyle w:val="Bibliography"/>
@@ -7043,8 +7502,8 @@
         <w:t xml:space="preserve">.</w:t>
       </w:r>
     </w:p>
-    <w:bookmarkEnd w:id="72"/>
-    <w:bookmarkStart w:id="74" w:name="ref-gregor2013positioning"/>
+    <w:bookmarkEnd w:id="74"/>
+    <w:bookmarkStart w:id="76" w:name="ref-gregor2013positioning"/>
     <w:p>
       <w:pPr>
         <w:pStyle w:val="Bibliography"/>
@@ -7077,7 +7536,7 @@
       <w:r>
         <w:t xml:space="preserve"> </w:t>
       </w:r>
-      <w:hyperlink r:id="rId73">
+      <w:hyperlink r:id="rId75">
         <w:r>
           <w:rPr>
             <w:rStyle w:val="Hyperlink"/>
@@ -7089,8 +7548,8 @@
         <w:t xml:space="preserve">.</w:t>
       </w:r>
     </w:p>
-    <w:bookmarkEnd w:id="74"/>
-    <w:bookmarkStart w:id="76" w:name="ref-hevner2004design"/>
+    <w:bookmarkEnd w:id="76"/>
+    <w:bookmarkStart w:id="78" w:name="ref-hevner2004design"/>
     <w:p>
       <w:pPr>
         <w:pStyle w:val="Bibliography"/>
@@ -7123,7 +7582,7 @@
       <w:r>
         <w:t xml:space="preserve"> </w:t>
       </w:r>
-      <w:hyperlink r:id="rId75">
+      <w:hyperlink r:id="rId77">
         <w:r>
           <w:rPr>
             <w:rStyle w:val="Hyperlink"/>
@@ -7135,8 +7594,8 @@
         <w:t xml:space="preserve">.</w:t>
       </w:r>
     </w:p>
-    <w:bookmarkEnd w:id="76"/>
-    <w:bookmarkStart w:id="77" w:name="ref-hoffmann2022training"/>
+    <w:bookmarkEnd w:id="78"/>
+    <w:bookmarkStart w:id="79" w:name="ref-hoffmann2022training"/>
     <w:p>
       <w:pPr>
         <w:pStyle w:val="Bibliography"/>
@@ -7167,8 +7626,8 @@
         <w:t xml:space="preserve">.</w:t>
       </w:r>
     </w:p>
-    <w:bookmarkEnd w:id="77"/>
-    <w:bookmarkStart w:id="78" w:name="ref-kaplan2020scaling"/>
+    <w:bookmarkEnd w:id="79"/>
+    <w:bookmarkStart w:id="80" w:name="ref-kaplan2020scaling"/>
     <w:p>
       <w:pPr>
         <w:pStyle w:val="Bibliography"/>
@@ -7196,8 +7655,8 @@
         <w:t xml:space="preserve">.</w:t>
       </w:r>
     </w:p>
-    <w:bookmarkEnd w:id="78"/>
-    <w:bookmarkStart w:id="79" w:name="ref-karvonen2024emergent"/>
+    <w:bookmarkEnd w:id="80"/>
+    <w:bookmarkStart w:id="81" w:name="ref-karvonen2024emergent"/>
     <w:p>
       <w:pPr>
         <w:pStyle w:val="Bibliography"/>
@@ -7225,8 +7684,8 @@
         <w:t xml:space="preserve">.</w:t>
       </w:r>
     </w:p>
-    <w:bookmarkEnd w:id="79"/>
-    <w:bookmarkStart w:id="81" w:name="ref-peffers2007design"/>
+    <w:bookmarkEnd w:id="81"/>
+    <w:bookmarkStart w:id="83" w:name="ref-peffers2007design"/>
     <w:p>
       <w:pPr>
         <w:pStyle w:val="Bibliography"/>
@@ -7259,7 +7718,7 @@
       <w:r>
         <w:t xml:space="preserve"> </w:t>
       </w:r>
-      <w:hyperlink r:id="rId80">
+      <w:hyperlink r:id="rId82">
         <w:r>
           <w:rPr>
             <w:rStyle w:val="Hyperlink"/>
@@ -7271,8 +7730,8 @@
         <w:t xml:space="preserve">.</w:t>
       </w:r>
     </w:p>
-    <w:bookmarkEnd w:id="81"/>
-    <w:bookmarkStart w:id="82" w:name="ref-amit2025loquacious"/>
+    <w:bookmarkEnd w:id="83"/>
+    <w:bookmarkStart w:id="84" w:name="ref-amit2025loquacious"/>
     <w:p>
       <w:pPr>
         <w:pStyle w:val="Bibliography"/>
@@ -7300,8 +7759,8 @@
         <w:t xml:space="preserve">.</w:t>
       </w:r>
     </w:p>
-    <w:bookmarkEnd w:id="82"/>
-    <w:bookmarkStart w:id="83" w:name="ref-schaeffer2023emergent"/>
+    <w:bookmarkEnd w:id="84"/>
+    <w:bookmarkStart w:id="85" w:name="ref-schaeffer2023emergent"/>
     <w:p>
       <w:pPr>
         <w:pStyle w:val="Bibliography"/>
@@ -7329,10 +7788,10 @@
         <w:t xml:space="preserve">.</w:t>
       </w:r>
     </w:p>
-    <w:bookmarkEnd w:id="83"/>
-    <w:bookmarkEnd w:id="84"/>
     <w:bookmarkEnd w:id="85"/>
     <w:bookmarkEnd w:id="86"/>
+    <w:bookmarkEnd w:id="87"/>
+    <w:bookmarkEnd w:id="88"/>
     <w:sectPr>
       <w:footnotePr>
         <w:numRestart w:val="eachSect"/>
